--- a/Claude_Files/docs/embedded-architect-system-prompt.docx
+++ b/Claude_Files/docs/embedded-architect-system-prompt.docx
@@ -4085,6 +4085,1811 @@
       </w:tr>
     </w:tbl>
     <w:p/>
+    <w:p/>
+    <w:p>
+      <w:pPr>
+        <w:pStyle w:val="Heading2"/>
+        <w:spacing w:after="120" w:before="240"/>
+      </w:pPr>
+      <w:r>
+        <w:rPr>
+          <w:rFonts w:ascii="Microsoft YaHei" w:cs="Microsoft YaHei" w:eastAsia="Microsoft YaHei" w:hAnsi="Microsoft YaHei"/>
+          <w:b/>
+          <w:bCs/>
+          <w:color w:val="2B579A"/>
+          <w:sz w:val="32"/>
+          <w:szCs w:val="32"/>
+        </w:rPr>
+        <w:t xml:space="preserve">4. "更新全部内容"执行教训 (每次更新后追加)</w:t>
+      </w:r>
+    </w:p>
+    <w:p/>
+    <w:p>
+      <w:pPr>
+        <w:pBdr>
+          <w:left w:val="single" w:color="2B579A" w:sz="12" w:space="8"/>
+        </w:pBdr>
+        <w:spacing w:line="360"/>
+        <w:ind w:left="360"/>
+      </w:pPr>
+      <w:r>
+        <w:rPr>
+          <w:rFonts w:ascii="SimSun" w:cs="SimSun" w:eastAsia="SimSun" w:hAnsi="SimSun"/>
+          <w:i/>
+          <w:iCs/>
+          <w:color w:val="555555"/>
+          <w:sz w:val="20"/>
+          <w:szCs w:val="20"/>
+        </w:rPr>
+        <w:t xml:space="preserve">**☠️ 铁律**: 每次执行"更新全部内容"后，必须把本轮遇到的所有问题总结写入本节，防止下次再犯。</w:t>
+      </w:r>
+    </w:p>
+    <w:p/>
+    <w:p>
+      <w:pPr>
+        <w:pStyle w:val="Heading3"/>
+        <w:spacing w:after="80" w:before="160"/>
+      </w:pPr>
+      <w:r>
+        <w:rPr>
+          <w:rFonts w:ascii="Microsoft YaHei" w:cs="Microsoft YaHei" w:eastAsia="Microsoft YaHei" w:hAnsi="Microsoft YaHei"/>
+          <w:b/>
+          <w:bCs/>
+          <w:color w:val="2B579A"/>
+          <w:sz w:val="28"/>
+          <w:szCs w:val="28"/>
+        </w:rPr>
+        <w:t xml:space="preserve">4.1 2026-06-17: V26 更新教训</w:t>
+      </w:r>
+    </w:p>
+    <w:p/>
+    <w:p/>
+    <w:tbl>
+      <w:tblPr>
+        <w:tblW w:type="dxa" w:w="9072"/>
+        <w:tblBorders>
+          <w:top w:val="single" w:color="auto" w:sz="4"/>
+          <w:left w:val="single" w:color="auto" w:sz="4"/>
+          <w:bottom w:val="single" w:color="auto" w:sz="4"/>
+          <w:right w:val="single" w:color="auto" w:sz="4"/>
+          <w:insideH w:val="single" w:color="auto" w:sz="4"/>
+          <w:insideV w:val="single" w:color="auto" w:sz="4"/>
+        </w:tblBorders>
+      </w:tblPr>
+      <w:tblGrid>
+        <w:gridCol w:w="2268"/>
+        <w:gridCol w:w="2268"/>
+        <w:gridCol w:w="2268"/>
+        <w:gridCol w:w="2268"/>
+      </w:tblGrid>
+      <w:tr>
+        <w:tc>
+          <w:tcPr>
+            <w:tcW w:type="dxa" w:w="2268"/>
+            <w:tcBorders>
+              <w:top w:val="single" w:color="CCCCCC" w:sz="1"/>
+              <w:left w:val="single" w:color="CCCCCC" w:sz="1"/>
+              <w:bottom w:val="single" w:color="CCCCCC" w:sz="1"/>
+              <w:right w:val="single" w:color="CCCCCC" w:sz="1"/>
+            </w:tcBorders>
+            <w:shd w:fill="D5E8F0" w:val="clear"/>
+            <w:tcMar>
+              <w:top w:type="dxa" w:w="60"/>
+              <w:left w:type="dxa" w:w="100"/>
+              <w:bottom w:type="dxa" w:w="60"/>
+              <w:right w:type="dxa" w:w="100"/>
+            </w:tcMar>
+          </w:tcPr>
+          <w:p>
+            <w:r>
+              <w:rPr>
+                <w:rFonts w:ascii="SimSun" w:cs="SimSun" w:eastAsia="SimSun" w:hAnsi="SimSun"/>
+                <w:b/>
+                <w:bCs/>
+                <w:color w:val="333333"/>
+                <w:sz w:val="20"/>
+                <w:szCs w:val="20"/>
+              </w:rPr>
+              <w:t xml:space="preserve">#</w:t>
+            </w:r>
+          </w:p>
+        </w:tc>
+        <w:tc>
+          <w:tcPr>
+            <w:tcW w:type="dxa" w:w="2268"/>
+            <w:tcBorders>
+              <w:top w:val="single" w:color="CCCCCC" w:sz="1"/>
+              <w:left w:val="single" w:color="CCCCCC" w:sz="1"/>
+              <w:bottom w:val="single" w:color="CCCCCC" w:sz="1"/>
+              <w:right w:val="single" w:color="CCCCCC" w:sz="1"/>
+            </w:tcBorders>
+            <w:shd w:fill="D5E8F0" w:val="clear"/>
+            <w:tcMar>
+              <w:top w:type="dxa" w:w="60"/>
+              <w:left w:type="dxa" w:w="100"/>
+              <w:bottom w:type="dxa" w:w="60"/>
+              <w:right w:type="dxa" w:w="100"/>
+            </w:tcMar>
+          </w:tcPr>
+          <w:p>
+            <w:r>
+              <w:rPr>
+                <w:rFonts w:ascii="SimSun" w:cs="SimSun" w:eastAsia="SimSun" w:hAnsi="SimSun"/>
+                <w:b/>
+                <w:bCs/>
+                <w:color w:val="333333"/>
+                <w:sz w:val="20"/>
+                <w:szCs w:val="20"/>
+              </w:rPr>
+              <w:t xml:space="preserve">问题</w:t>
+            </w:r>
+          </w:p>
+        </w:tc>
+        <w:tc>
+          <w:tcPr>
+            <w:tcW w:type="dxa" w:w="2268"/>
+            <w:tcBorders>
+              <w:top w:val="single" w:color="CCCCCC" w:sz="1"/>
+              <w:left w:val="single" w:color="CCCCCC" w:sz="1"/>
+              <w:bottom w:val="single" w:color="CCCCCC" w:sz="1"/>
+              <w:right w:val="single" w:color="CCCCCC" w:sz="1"/>
+            </w:tcBorders>
+            <w:shd w:fill="D5E8F0" w:val="clear"/>
+            <w:tcMar>
+              <w:top w:type="dxa" w:w="60"/>
+              <w:left w:type="dxa" w:w="100"/>
+              <w:bottom w:type="dxa" w:w="60"/>
+              <w:right w:type="dxa" w:w="100"/>
+            </w:tcMar>
+          </w:tcPr>
+          <w:p>
+            <w:r>
+              <w:rPr>
+                <w:rFonts w:ascii="SimSun" w:cs="SimSun" w:eastAsia="SimSun" w:hAnsi="SimSun"/>
+                <w:b/>
+                <w:bCs/>
+                <w:color w:val="333333"/>
+                <w:sz w:val="20"/>
+                <w:szCs w:val="20"/>
+              </w:rPr>
+              <w:t xml:space="preserve">根因</w:t>
+            </w:r>
+          </w:p>
+        </w:tc>
+        <w:tc>
+          <w:tcPr>
+            <w:tcW w:type="dxa" w:w="2268"/>
+            <w:tcBorders>
+              <w:top w:val="single" w:color="CCCCCC" w:sz="1"/>
+              <w:left w:val="single" w:color="CCCCCC" w:sz="1"/>
+              <w:bottom w:val="single" w:color="CCCCCC" w:sz="1"/>
+              <w:right w:val="single" w:color="CCCCCC" w:sz="1"/>
+            </w:tcBorders>
+            <w:shd w:fill="D5E8F0" w:val="clear"/>
+            <w:tcMar>
+              <w:top w:type="dxa" w:w="60"/>
+              <w:left w:type="dxa" w:w="100"/>
+              <w:bottom w:type="dxa" w:w="60"/>
+              <w:right w:type="dxa" w:w="100"/>
+            </w:tcMar>
+          </w:tcPr>
+          <w:p>
+            <w:r>
+              <w:rPr>
+                <w:rFonts w:ascii="SimSun" w:cs="SimSun" w:eastAsia="SimSun" w:hAnsi="SimSun"/>
+                <w:b/>
+                <w:bCs/>
+                <w:color w:val="333333"/>
+                <w:sz w:val="20"/>
+                <w:szCs w:val="20"/>
+              </w:rPr>
+              <w:t xml:space="preserve">预防规则</w:t>
+            </w:r>
+          </w:p>
+        </w:tc>
+      </w:tr>
+      <w:tr>
+        <w:tc>
+          <w:tcPr>
+            <w:tcW w:type="dxa" w:w="2268"/>
+            <w:tcBorders>
+              <w:top w:val="single" w:color="CCCCCC" w:sz="1"/>
+              <w:left w:val="single" w:color="CCCCCC" w:sz="1"/>
+              <w:bottom w:val="single" w:color="CCCCCC" w:sz="1"/>
+              <w:right w:val="single" w:color="CCCCCC" w:sz="1"/>
+            </w:tcBorders>
+            <w:tcMar>
+              <w:top w:type="dxa" w:w="60"/>
+              <w:left w:type="dxa" w:w="100"/>
+              <w:bottom w:type="dxa" w:w="60"/>
+              <w:right w:type="dxa" w:w="100"/>
+            </w:tcMar>
+          </w:tcPr>
+          <w:p>
+            <w:pPr>
+              <w:spacing w:line="288"/>
+            </w:pPr>
+            <w:r>
+              <w:rPr>
+                <w:rFonts w:ascii="SimSun" w:cs="SimSun" w:eastAsia="SimSun" w:hAnsi="SimSun"/>
+                <w:color w:val="333333"/>
+                <w:sz w:val="20"/>
+                <w:szCs w:val="20"/>
+              </w:rPr>
+              <w:t xml:space="preserve">1</w:t>
+            </w:r>
+          </w:p>
+        </w:tc>
+        <w:tc>
+          <w:tcPr>
+            <w:tcW w:type="dxa" w:w="2268"/>
+            <w:tcBorders>
+              <w:top w:val="single" w:color="CCCCCC" w:sz="1"/>
+              <w:left w:val="single" w:color="CCCCCC" w:sz="1"/>
+              <w:bottom w:val="single" w:color="CCCCCC" w:sz="1"/>
+              <w:right w:val="single" w:color="CCCCCC" w:sz="1"/>
+            </w:tcBorders>
+            <w:tcMar>
+              <w:top w:type="dxa" w:w="60"/>
+              <w:left w:type="dxa" w:w="100"/>
+              <w:bottom w:type="dxa" w:w="60"/>
+              <w:right w:type="dxa" w:w="100"/>
+            </w:tcMar>
+          </w:tcPr>
+          <w:p>
+            <w:pPr>
+              <w:spacing w:line="288"/>
+            </w:pPr>
+            <w:r>
+              <w:rPr>
+                <w:rFonts w:ascii="SimSun" w:cs="SimSun" w:eastAsia="SimSun" w:hAnsi="SimSun"/>
+                <w:color w:val="333333"/>
+                <w:sz w:val="20"/>
+                <w:szCs w:val="20"/>
+              </w:rPr>
+              <w:t xml:space="preserve">CN_INDEX 与 CN_FONT_16X16 末尾字不对齐</w:t>
+            </w:r>
+          </w:p>
+        </w:tc>
+        <w:tc>
+          <w:tcPr>
+            <w:tcW w:type="dxa" w:w="2268"/>
+            <w:tcBorders>
+              <w:top w:val="single" w:color="CCCCCC" w:sz="1"/>
+              <w:left w:val="single" w:color="CCCCCC" w:sz="1"/>
+              <w:bottom w:val="single" w:color="CCCCCC" w:sz="1"/>
+              <w:right w:val="single" w:color="CCCCCC" w:sz="1"/>
+            </w:tcBorders>
+            <w:tcMar>
+              <w:top w:type="dxa" w:w="60"/>
+              <w:left w:type="dxa" w:w="100"/>
+              <w:bottom w:type="dxa" w:w="60"/>
+              <w:right w:type="dxa" w:w="100"/>
+            </w:tcMar>
+          </w:tcPr>
+          <w:p>
+            <w:pPr>
+              <w:spacing w:line="288"/>
+            </w:pPr>
+            <w:r>
+              <w:rPr>
+                <w:rFonts w:ascii="SimSun" w:cs="SimSun" w:eastAsia="SimSun" w:hAnsi="SimSun"/>
+                <w:color w:val="333333"/>
+                <w:sz w:val="20"/>
+                <w:szCs w:val="20"/>
+              </w:rPr>
+              <w:t xml:space="preserve">之前修复 76 字对齐时只改了 CN_INDEX (综/合)，CN_FONT 末尾没有同步替换</w:t>
+            </w:r>
+          </w:p>
+        </w:tc>
+        <w:tc>
+          <w:tcPr>
+            <w:tcW w:type="dxa" w:w="2268"/>
+            <w:tcBorders>
+              <w:top w:val="single" w:color="CCCCCC" w:sz="1"/>
+              <w:left w:val="single" w:color="CCCCCC" w:sz="1"/>
+              <w:bottom w:val="single" w:color="CCCCCC" w:sz="1"/>
+              <w:right w:val="single" w:color="CCCCCC" w:sz="1"/>
+            </w:tcBorders>
+            <w:tcMar>
+              <w:top w:type="dxa" w:w="60"/>
+              <w:left w:type="dxa" w:w="100"/>
+              <w:bottom w:type="dxa" w:w="60"/>
+              <w:right w:type="dxa" w:w="100"/>
+            </w:tcMar>
+          </w:tcPr>
+          <w:p>
+            <w:pPr>
+              <w:spacing w:line="288"/>
+            </w:pPr>
+            <w:r>
+              <w:rPr>
+                <w:rFonts w:ascii="SimSun" w:cs="SimSun" w:eastAsia="SimSun" w:hAnsi="SimSun"/>
+                <w:color w:val="333333"/>
+                <w:sz w:val="20"/>
+                <w:szCs w:val="20"/>
+              </w:rPr>
+              <w:t xml:space="preserve">**字库修改必须双向验证**: 改 CN_INDEX 后立即 grep 确认 CN_FONT 对应索引的字模也匹配</w:t>
+            </w:r>
+          </w:p>
+        </w:tc>
+      </w:tr>
+      <w:tr>
+        <w:tc>
+          <w:tcPr>
+            <w:tcW w:type="dxa" w:w="2268"/>
+            <w:tcBorders>
+              <w:top w:val="single" w:color="CCCCCC" w:sz="1"/>
+              <w:left w:val="single" w:color="CCCCCC" w:sz="1"/>
+              <w:bottom w:val="single" w:color="CCCCCC" w:sz="1"/>
+              <w:right w:val="single" w:color="CCCCCC" w:sz="1"/>
+            </w:tcBorders>
+            <w:tcMar>
+              <w:top w:type="dxa" w:w="60"/>
+              <w:left w:type="dxa" w:w="100"/>
+              <w:bottom w:type="dxa" w:w="60"/>
+              <w:right w:type="dxa" w:w="100"/>
+            </w:tcMar>
+          </w:tcPr>
+          <w:p>
+            <w:pPr>
+              <w:spacing w:line="288"/>
+            </w:pPr>
+            <w:r>
+              <w:rPr>
+                <w:rFonts w:ascii="SimSun" w:cs="SimSun" w:eastAsia="SimSun" w:hAnsi="SimSun"/>
+                <w:color w:val="333333"/>
+                <w:sz w:val="20"/>
+                <w:szCs w:val="20"/>
+              </w:rPr>
+              <w:t xml:space="preserve">2</w:t>
+            </w:r>
+          </w:p>
+        </w:tc>
+        <w:tc>
+          <w:tcPr>
+            <w:tcW w:type="dxa" w:w="2268"/>
+            <w:tcBorders>
+              <w:top w:val="single" w:color="CCCCCC" w:sz="1"/>
+              <w:left w:val="single" w:color="CCCCCC" w:sz="1"/>
+              <w:bottom w:val="single" w:color="CCCCCC" w:sz="1"/>
+              <w:right w:val="single" w:color="CCCCCC" w:sz="1"/>
+            </w:tcBorders>
+            <w:tcMar>
+              <w:top w:type="dxa" w:w="60"/>
+              <w:left w:type="dxa" w:w="100"/>
+              <w:bottom w:type="dxa" w:w="60"/>
+              <w:right w:type="dxa" w:w="100"/>
+            </w:tcMar>
+          </w:tcPr>
+          <w:p>
+            <w:pPr>
+              <w:spacing w:line="288"/>
+            </w:pPr>
+            <w:r>
+              <w:rPr>
+                <w:rFonts w:ascii="SimSun" w:cs="SimSun" w:eastAsia="SimSun" w:hAnsi="SimSun"/>
+                <w:color w:val="333333"/>
+                <w:sz w:val="20"/>
+                <w:szCs w:val="20"/>
+              </w:rPr>
+              <w:t xml:space="preserve">底部栏 SWEEP/SUMMARY 页面显示 "ON:停止/ON:继续/F+/F-:调频"</w:t>
+            </w:r>
+          </w:p>
+        </w:tc>
+        <w:tc>
+          <w:tcPr>
+            <w:tcW w:type="dxa" w:w="2268"/>
+            <w:tcBorders>
+              <w:top w:val="single" w:color="CCCCCC" w:sz="1"/>
+              <w:left w:val="single" w:color="CCCCCC" w:sz="1"/>
+              <w:bottom w:val="single" w:color="CCCCCC" w:sz="1"/>
+              <w:right w:val="single" w:color="CCCCCC" w:sz="1"/>
+            </w:tcBorders>
+            <w:tcMar>
+              <w:top w:type="dxa" w:w="60"/>
+              <w:left w:type="dxa" w:w="100"/>
+              <w:bottom w:type="dxa" w:w="60"/>
+              <w:right w:type="dxa" w:w="100"/>
+            </w:tcMar>
+          </w:tcPr>
+          <w:p>
+            <w:pPr>
+              <w:spacing w:line="288"/>
+            </w:pPr>
+            <w:r>
+              <w:rPr>
+                <w:rFonts w:ascii="SimSun" w:cs="SimSun" w:eastAsia="SimSun" w:hAnsi="SimSun"/>
+                <w:color w:val="333333"/>
+                <w:sz w:val="20"/>
+                <w:szCs w:val="20"/>
+              </w:rPr>
+              <w:t xml:space="preserve">硬编码在不同 Full/Dynamic 函数中，修改时漏掉 Dynamic Update 路径</w:t>
+            </w:r>
+          </w:p>
+        </w:tc>
+        <w:tc>
+          <w:tcPr>
+            <w:tcW w:type="dxa" w:w="2268"/>
+            <w:tcBorders>
+              <w:top w:val="single" w:color="CCCCCC" w:sz="1"/>
+              <w:left w:val="single" w:color="CCCCCC" w:sz="1"/>
+              <w:bottom w:val="single" w:color="CCCCCC" w:sz="1"/>
+              <w:right w:val="single" w:color="CCCCCC" w:sz="1"/>
+            </w:tcBorders>
+            <w:tcMar>
+              <w:top w:type="dxa" w:w="60"/>
+              <w:left w:type="dxa" w:w="100"/>
+              <w:bottom w:type="dxa" w:w="60"/>
+              <w:right w:type="dxa" w:w="100"/>
+            </w:tcMar>
+          </w:tcPr>
+          <w:p>
+            <w:pPr>
+              <w:spacing w:line="288"/>
+            </w:pPr>
+            <w:r>
+              <w:rPr>
+                <w:rFonts w:ascii="SimSun" w:cs="SimSun" w:eastAsia="SimSun" w:hAnsi="SimSun"/>
+                <w:color w:val="333333"/>
+                <w:sz w:val="20"/>
+                <w:szCs w:val="20"/>
+              </w:rPr>
+              <w:t xml:space="preserve">**改 UI 字符串必须全局 grep 所有引用**，包括 Full 和 Dynamic 两个路径</w:t>
+            </w:r>
+          </w:p>
+        </w:tc>
+      </w:tr>
+      <w:tr>
+        <w:tc>
+          <w:tcPr>
+            <w:tcW w:type="dxa" w:w="2268"/>
+            <w:tcBorders>
+              <w:top w:val="single" w:color="CCCCCC" w:sz="1"/>
+              <w:left w:val="single" w:color="CCCCCC" w:sz="1"/>
+              <w:bottom w:val="single" w:color="CCCCCC" w:sz="1"/>
+              <w:right w:val="single" w:color="CCCCCC" w:sz="1"/>
+            </w:tcBorders>
+            <w:tcMar>
+              <w:top w:type="dxa" w:w="60"/>
+              <w:left w:type="dxa" w:w="100"/>
+              <w:bottom w:type="dxa" w:w="60"/>
+              <w:right w:type="dxa" w:w="100"/>
+            </w:tcMar>
+          </w:tcPr>
+          <w:p>
+            <w:pPr>
+              <w:spacing w:line="288"/>
+            </w:pPr>
+            <w:r>
+              <w:rPr>
+                <w:rFonts w:ascii="SimSun" w:cs="SimSun" w:eastAsia="SimSun" w:hAnsi="SimSun"/>
+                <w:color w:val="333333"/>
+                <w:sz w:val="20"/>
+                <w:szCs w:val="20"/>
+              </w:rPr>
+              <w:t xml:space="preserve">3</w:t>
+            </w:r>
+          </w:p>
+        </w:tc>
+        <w:tc>
+          <w:tcPr>
+            <w:tcW w:type="dxa" w:w="2268"/>
+            <w:tcBorders>
+              <w:top w:val="single" w:color="CCCCCC" w:sz="1"/>
+              <w:left w:val="single" w:color="CCCCCC" w:sz="1"/>
+              <w:bottom w:val="single" w:color="CCCCCC" w:sz="1"/>
+              <w:right w:val="single" w:color="CCCCCC" w:sz="1"/>
+            </w:tcBorders>
+            <w:tcMar>
+              <w:top w:type="dxa" w:w="60"/>
+              <w:left w:type="dxa" w:w="100"/>
+              <w:bottom w:type="dxa" w:w="60"/>
+              <w:right w:type="dxa" w:w="100"/>
+            </w:tcMar>
+          </w:tcPr>
+          <w:p>
+            <w:pPr>
+              <w:spacing w:line="288"/>
+            </w:pPr>
+            <w:r>
+              <w:rPr>
+                <w:rFonts w:ascii="SimSun" w:cs="SimSun" w:eastAsia="SimSun" w:hAnsi="SimSun"/>
+                <w:color w:val="333333"/>
+                <w:sz w:val="20"/>
+                <w:szCs w:val="20"/>
+              </w:rPr>
+              <w:t xml:space="preserve">开发指南 V9→V10 改写时差异过大</w:t>
+            </w:r>
+          </w:p>
+        </w:tc>
+        <w:tc>
+          <w:tcPr>
+            <w:tcW w:type="dxa" w:w="2268"/>
+            <w:tcBorders>
+              <w:top w:val="single" w:color="CCCCCC" w:sz="1"/>
+              <w:left w:val="single" w:color="CCCCCC" w:sz="1"/>
+              <w:bottom w:val="single" w:color="CCCCCC" w:sz="1"/>
+              <w:right w:val="single" w:color="CCCCCC" w:sz="1"/>
+            </w:tcBorders>
+            <w:tcMar>
+              <w:top w:type="dxa" w:w="60"/>
+              <w:left w:type="dxa" w:w="100"/>
+              <w:bottom w:type="dxa" w:w="60"/>
+              <w:right w:type="dxa" w:w="100"/>
+            </w:tcMar>
+          </w:tcPr>
+          <w:p>
+            <w:pPr>
+              <w:spacing w:line="288"/>
+            </w:pPr>
+            <w:r>
+              <w:rPr>
+                <w:rFonts w:ascii="SimSun" w:cs="SimSun" w:eastAsia="SimSun" w:hAnsi="SimSun"/>
+                <w:color w:val="333333"/>
+                <w:sz w:val="20"/>
+                <w:szCs w:val="20"/>
+              </w:rPr>
+              <w:t xml:space="preserve">文档 809 行，OLED→TFT 架构全变，逐段修改比全文重写更费时</w:t>
+            </w:r>
+          </w:p>
+        </w:tc>
+        <w:tc>
+          <w:tcPr>
+            <w:tcW w:type="dxa" w:w="2268"/>
+            <w:tcBorders>
+              <w:top w:val="single" w:color="CCCCCC" w:sz="1"/>
+              <w:left w:val="single" w:color="CCCCCC" w:sz="1"/>
+              <w:bottom w:val="single" w:color="CCCCCC" w:sz="1"/>
+              <w:right w:val="single" w:color="CCCCCC" w:sz="1"/>
+            </w:tcBorders>
+            <w:tcMar>
+              <w:top w:type="dxa" w:w="60"/>
+              <w:left w:type="dxa" w:w="100"/>
+              <w:bottom w:type="dxa" w:w="60"/>
+              <w:right w:type="dxa" w:w="100"/>
+            </w:tcMar>
+          </w:tcPr>
+          <w:p>
+            <w:pPr>
+              <w:spacing w:line="288"/>
+            </w:pPr>
+            <w:r>
+              <w:rPr>
+                <w:rFonts w:ascii="SimSun" w:cs="SimSun" w:eastAsia="SimSun" w:hAnsi="SimSun"/>
+                <w:color w:val="333333"/>
+                <w:sz w:val="20"/>
+                <w:szCs w:val="20"/>
+              </w:rPr>
+              <w:t xml:space="preserve">**架构升级后旧文档直接标注"历史版本"归档，新建 V10 从头写**；不要试图 diff-patch 大版本</w:t>
+            </w:r>
+          </w:p>
+        </w:tc>
+      </w:tr>
+      <w:tr>
+        <w:tc>
+          <w:tcPr>
+            <w:tcW w:type="dxa" w:w="2268"/>
+            <w:tcBorders>
+              <w:top w:val="single" w:color="CCCCCC" w:sz="1"/>
+              <w:left w:val="single" w:color="CCCCCC" w:sz="1"/>
+              <w:bottom w:val="single" w:color="CCCCCC" w:sz="1"/>
+              <w:right w:val="single" w:color="CCCCCC" w:sz="1"/>
+            </w:tcBorders>
+            <w:tcMar>
+              <w:top w:type="dxa" w:w="60"/>
+              <w:left w:type="dxa" w:w="100"/>
+              <w:bottom w:type="dxa" w:w="60"/>
+              <w:right w:type="dxa" w:w="100"/>
+            </w:tcMar>
+          </w:tcPr>
+          <w:p>
+            <w:pPr>
+              <w:spacing w:line="288"/>
+            </w:pPr>
+            <w:r>
+              <w:rPr>
+                <w:rFonts w:ascii="SimSun" w:cs="SimSun" w:eastAsia="SimSun" w:hAnsi="SimSun"/>
+                <w:color w:val="333333"/>
+                <w:sz w:val="20"/>
+                <w:szCs w:val="20"/>
+              </w:rPr>
+              <w:t xml:space="preserve">4</w:t>
+            </w:r>
+          </w:p>
+        </w:tc>
+        <w:tc>
+          <w:tcPr>
+            <w:tcW w:type="dxa" w:w="2268"/>
+            <w:tcBorders>
+              <w:top w:val="single" w:color="CCCCCC" w:sz="1"/>
+              <w:left w:val="single" w:color="CCCCCC" w:sz="1"/>
+              <w:bottom w:val="single" w:color="CCCCCC" w:sz="1"/>
+              <w:right w:val="single" w:color="CCCCCC" w:sz="1"/>
+            </w:tcBorders>
+            <w:tcMar>
+              <w:top w:type="dxa" w:w="60"/>
+              <w:left w:type="dxa" w:w="100"/>
+              <w:bottom w:type="dxa" w:w="60"/>
+              <w:right w:type="dxa" w:w="100"/>
+            </w:tcMar>
+          </w:tcPr>
+          <w:p>
+            <w:pPr>
+              <w:spacing w:line="288"/>
+            </w:pPr>
+            <w:r>
+              <w:rPr>
+                <w:rFonts w:ascii="SimSun" w:cs="SimSun" w:eastAsia="SimSun" w:hAnsi="SimSun"/>
+                <w:color w:val="333333"/>
+                <w:sz w:val="20"/>
+                <w:szCs w:val="20"/>
+              </w:rPr>
+              <w:t xml:space="preserve">小程序 custom-tab-bar 缺少 index.wxss/index.json</w:t>
+            </w:r>
+          </w:p>
+        </w:tc>
+        <w:tc>
+          <w:tcPr>
+            <w:tcW w:type="dxa" w:w="2268"/>
+            <w:tcBorders>
+              <w:top w:val="single" w:color="CCCCCC" w:sz="1"/>
+              <w:left w:val="single" w:color="CCCCCC" w:sz="1"/>
+              <w:bottom w:val="single" w:color="CCCCCC" w:sz="1"/>
+              <w:right w:val="single" w:color="CCCCCC" w:sz="1"/>
+            </w:tcBorders>
+            <w:tcMar>
+              <w:top w:type="dxa" w:w="60"/>
+              <w:left w:type="dxa" w:w="100"/>
+              <w:bottom w:type="dxa" w:w="60"/>
+              <w:right w:type="dxa" w:w="100"/>
+            </w:tcMar>
+          </w:tcPr>
+          <w:p>
+            <w:pPr>
+              <w:spacing w:line="288"/>
+            </w:pPr>
+            <w:r>
+              <w:rPr>
+                <w:rFonts w:ascii="SimSun" w:cs="SimSun" w:eastAsia="SimSun" w:hAnsi="SimSun"/>
+                <w:color w:val="333333"/>
+                <w:sz w:val="20"/>
+                <w:szCs w:val="20"/>
+              </w:rPr>
+              <w:t xml:space="preserve">Component 需要 4 个文件 (js/json/wxml/wxss)，创建时只写了 js 和 wxml</w:t>
+            </w:r>
+          </w:p>
+        </w:tc>
+        <w:tc>
+          <w:tcPr>
+            <w:tcW w:type="dxa" w:w="2268"/>
+            <w:tcBorders>
+              <w:top w:val="single" w:color="CCCCCC" w:sz="1"/>
+              <w:left w:val="single" w:color="CCCCCC" w:sz="1"/>
+              <w:bottom w:val="single" w:color="CCCCCC" w:sz="1"/>
+              <w:right w:val="single" w:color="CCCCCC" w:sz="1"/>
+            </w:tcBorders>
+            <w:tcMar>
+              <w:top w:type="dxa" w:w="60"/>
+              <w:left w:type="dxa" w:w="100"/>
+              <w:bottom w:type="dxa" w:w="60"/>
+              <w:right w:type="dxa" w:w="100"/>
+            </w:tcMar>
+          </w:tcPr>
+          <w:p>
+            <w:pPr>
+              <w:spacing w:line="288"/>
+            </w:pPr>
+            <w:r>
+              <w:rPr>
+                <w:rFonts w:ascii="SimSun" w:cs="SimSun" w:eastAsia="SimSun" w:hAnsi="SimSun"/>
+                <w:color w:val="333333"/>
+                <w:sz w:val="20"/>
+                <w:szCs w:val="20"/>
+              </w:rPr>
+              <w:t xml:space="preserve">**微信小程序 Component 必须 4 文件齐全**：json(component:true) + js + wxml + wxss</w:t>
+            </w:r>
+          </w:p>
+        </w:tc>
+      </w:tr>
+      <w:tr>
+        <w:tc>
+          <w:tcPr>
+            <w:tcW w:type="dxa" w:w="2268"/>
+            <w:tcBorders>
+              <w:top w:val="single" w:color="CCCCCC" w:sz="1"/>
+              <w:left w:val="single" w:color="CCCCCC" w:sz="1"/>
+              <w:bottom w:val="single" w:color="CCCCCC" w:sz="1"/>
+              <w:right w:val="single" w:color="CCCCCC" w:sz="1"/>
+            </w:tcBorders>
+            <w:tcMar>
+              <w:top w:type="dxa" w:w="60"/>
+              <w:left w:type="dxa" w:w="100"/>
+              <w:bottom w:type="dxa" w:w="60"/>
+              <w:right w:type="dxa" w:w="100"/>
+            </w:tcMar>
+          </w:tcPr>
+          <w:p>
+            <w:pPr>
+              <w:spacing w:line="288"/>
+            </w:pPr>
+            <w:r>
+              <w:rPr>
+                <w:rFonts w:ascii="SimSun" w:cs="SimSun" w:eastAsia="SimSun" w:hAnsi="SimSun"/>
+                <w:color w:val="333333"/>
+                <w:sz w:val="20"/>
+                <w:szCs w:val="20"/>
+              </w:rPr>
+              <w:t xml:space="preserve">5</w:t>
+            </w:r>
+          </w:p>
+        </w:tc>
+        <w:tc>
+          <w:tcPr>
+            <w:tcW w:type="dxa" w:w="2268"/>
+            <w:tcBorders>
+              <w:top w:val="single" w:color="CCCCCC" w:sz="1"/>
+              <w:left w:val="single" w:color="CCCCCC" w:sz="1"/>
+              <w:bottom w:val="single" w:color="CCCCCC" w:sz="1"/>
+              <w:right w:val="single" w:color="CCCCCC" w:sz="1"/>
+            </w:tcBorders>
+            <w:tcMar>
+              <w:top w:type="dxa" w:w="60"/>
+              <w:left w:type="dxa" w:w="100"/>
+              <w:bottom w:type="dxa" w:w="60"/>
+              <w:right w:type="dxa" w:w="100"/>
+            </w:tcMar>
+          </w:tcPr>
+          <w:p>
+            <w:pPr>
+              <w:spacing w:line="288"/>
+            </w:pPr>
+            <w:r>
+              <w:rPr>
+                <w:rFonts w:ascii="SimSun" w:cs="SimSun" w:eastAsia="SimSun" w:hAnsi="SimSun"/>
+                <w:color w:val="333333"/>
+                <w:sz w:val="20"/>
+                <w:szCs w:val="20"/>
+              </w:rPr>
+              <w:t xml:space="preserve">方法名 `switchTab` 与 `wx.switchTab` API 冲突</w:t>
+            </w:r>
+          </w:p>
+        </w:tc>
+        <w:tc>
+          <w:tcPr>
+            <w:tcW w:type="dxa" w:w="2268"/>
+            <w:tcBorders>
+              <w:top w:val="single" w:color="CCCCCC" w:sz="1"/>
+              <w:left w:val="single" w:color="CCCCCC" w:sz="1"/>
+              <w:bottom w:val="single" w:color="CCCCCC" w:sz="1"/>
+              <w:right w:val="single" w:color="CCCCCC" w:sz="1"/>
+            </w:tcBorders>
+            <w:tcMar>
+              <w:top w:type="dxa" w:w="60"/>
+              <w:left w:type="dxa" w:w="100"/>
+              <w:bottom w:type="dxa" w:w="60"/>
+              <w:right w:type="dxa" w:w="100"/>
+            </w:tcMar>
+          </w:tcPr>
+          <w:p>
+            <w:pPr>
+              <w:spacing w:line="288"/>
+            </w:pPr>
+            <w:r>
+              <w:rPr>
+                <w:rFonts w:ascii="SimSun" w:cs="SimSun" w:eastAsia="SimSun" w:hAnsi="SimSun"/>
+                <w:color w:val="333333"/>
+                <w:sz w:val="20"/>
+                <w:szCs w:val="20"/>
+              </w:rPr>
+              <w:t xml:space="preserve">Component 方法名与微信全局 API 同名，真机/工具表现不一致</w:t>
+            </w:r>
+          </w:p>
+        </w:tc>
+        <w:tc>
+          <w:tcPr>
+            <w:tcW w:type="dxa" w:w="2268"/>
+            <w:tcBorders>
+              <w:top w:val="single" w:color="CCCCCC" w:sz="1"/>
+              <w:left w:val="single" w:color="CCCCCC" w:sz="1"/>
+              <w:bottom w:val="single" w:color="CCCCCC" w:sz="1"/>
+              <w:right w:val="single" w:color="CCCCCC" w:sz="1"/>
+            </w:tcBorders>
+            <w:tcMar>
+              <w:top w:type="dxa" w:w="60"/>
+              <w:left w:type="dxa" w:w="100"/>
+              <w:bottom w:type="dxa" w:w="60"/>
+              <w:right w:type="dxa" w:w="100"/>
+            </w:tcMar>
+          </w:tcPr>
+          <w:p>
+            <w:pPr>
+              <w:spacing w:line="288"/>
+            </w:pPr>
+            <w:r>
+              <w:rPr>
+                <w:rFonts w:ascii="SimSun" w:cs="SimSun" w:eastAsia="SimSun" w:hAnsi="SimSun"/>
+                <w:color w:val="333333"/>
+                <w:sz w:val="20"/>
+                <w:szCs w:val="20"/>
+              </w:rPr>
+              <w:t xml:space="preserve">**Component 方法名避免与 wx.* API 重名**：用 `onSwitchTab` 而非 `switchTab`</w:t>
+            </w:r>
+          </w:p>
+        </w:tc>
+      </w:tr>
+      <w:tr>
+        <w:tc>
+          <w:tcPr>
+            <w:tcW w:type="dxa" w:w="2268"/>
+            <w:tcBorders>
+              <w:top w:val="single" w:color="CCCCCC" w:sz="1"/>
+              <w:left w:val="single" w:color="CCCCCC" w:sz="1"/>
+              <w:bottom w:val="single" w:color="CCCCCC" w:sz="1"/>
+              <w:right w:val="single" w:color="CCCCCC" w:sz="1"/>
+            </w:tcBorders>
+            <w:tcMar>
+              <w:top w:type="dxa" w:w="60"/>
+              <w:left w:type="dxa" w:w="100"/>
+              <w:bottom w:type="dxa" w:w="60"/>
+              <w:right w:type="dxa" w:w="100"/>
+            </w:tcMar>
+          </w:tcPr>
+          <w:p>
+            <w:pPr>
+              <w:spacing w:line="288"/>
+            </w:pPr>
+            <w:r>
+              <w:rPr>
+                <w:rFonts w:ascii="SimSun" w:cs="SimSun" w:eastAsia="SimSun" w:hAnsi="SimSun"/>
+                <w:color w:val="333333"/>
+                <w:sz w:val="20"/>
+                <w:szCs w:val="20"/>
+              </w:rPr>
+              <w:t xml:space="preserve">6</w:t>
+            </w:r>
+          </w:p>
+        </w:tc>
+        <w:tc>
+          <w:tcPr>
+            <w:tcW w:type="dxa" w:w="2268"/>
+            <w:tcBorders>
+              <w:top w:val="single" w:color="CCCCCC" w:sz="1"/>
+              <w:left w:val="single" w:color="CCCCCC" w:sz="1"/>
+              <w:bottom w:val="single" w:color="CCCCCC" w:sz="1"/>
+              <w:right w:val="single" w:color="CCCCCC" w:sz="1"/>
+            </w:tcBorders>
+            <w:tcMar>
+              <w:top w:type="dxa" w:w="60"/>
+              <w:left w:type="dxa" w:w="100"/>
+              <w:bottom w:type="dxa" w:w="60"/>
+              <w:right w:type="dxa" w:w="100"/>
+            </w:tcMar>
+          </w:tcPr>
+          <w:p>
+            <w:pPr>
+              <w:spacing w:line="288"/>
+            </w:pPr>
+            <w:r>
+              <w:rPr>
+                <w:rFonts w:ascii="SimSun" w:cs="SimSun" w:eastAsia="SimSun" w:hAnsi="SimSun"/>
+                <w:color w:val="333333"/>
+                <w:sz w:val="20"/>
+                <w:szCs w:val="20"/>
+              </w:rPr>
+              <w:t xml:space="preserve">WebFetch/GitHub API 被网络拦截时浪费时间搜字模</w:t>
+            </w:r>
+          </w:p>
+        </w:tc>
+        <w:tc>
+          <w:tcPr>
+            <w:tcW w:type="dxa" w:w="2268"/>
+            <w:tcBorders>
+              <w:top w:val="single" w:color="CCCCCC" w:sz="1"/>
+              <w:left w:val="single" w:color="CCCCCC" w:sz="1"/>
+              <w:bottom w:val="single" w:color="CCCCCC" w:sz="1"/>
+              <w:right w:val="single" w:color="CCCCCC" w:sz="1"/>
+            </w:tcBorders>
+            <w:tcMar>
+              <w:top w:type="dxa" w:w="60"/>
+              <w:left w:type="dxa" w:w="100"/>
+              <w:bottom w:type="dxa" w:w="60"/>
+              <w:right w:type="dxa" w:w="100"/>
+            </w:tcMar>
+          </w:tcPr>
+          <w:p>
+            <w:pPr>
+              <w:spacing w:line="288"/>
+            </w:pPr>
+            <w:r>
+              <w:rPr>
+                <w:rFonts w:ascii="SimSun" w:cs="SimSun" w:eastAsia="SimSun" w:hAnsi="SimSun"/>
+                <w:color w:val="333333"/>
+                <w:sz w:val="20"/>
+                <w:szCs w:val="20"/>
+              </w:rPr>
+              <w:t xml:space="preserve">企业网络拦截外部 URL，无法用在线工具生成 16×16 字模</w:t>
+            </w:r>
+          </w:p>
+        </w:tc>
+        <w:tc>
+          <w:tcPr>
+            <w:tcW w:type="dxa" w:w="2268"/>
+            <w:tcBorders>
+              <w:top w:val="single" w:color="CCCCCC" w:sz="1"/>
+              <w:left w:val="single" w:color="CCCCCC" w:sz="1"/>
+              <w:bottom w:val="single" w:color="CCCCCC" w:sz="1"/>
+              <w:right w:val="single" w:color="CCCCCC" w:sz="1"/>
+            </w:tcBorders>
+            <w:tcMar>
+              <w:top w:type="dxa" w:w="60"/>
+              <w:left w:type="dxa" w:w="100"/>
+              <w:bottom w:type="dxa" w:w="60"/>
+              <w:right w:type="dxa" w:w="100"/>
+            </w:tcMar>
+          </w:tcPr>
+          <w:p>
+            <w:pPr>
+              <w:spacing w:line="288"/>
+            </w:pPr>
+            <w:r>
+              <w:rPr>
+                <w:rFonts w:ascii="SimSun" w:cs="SimSun" w:eastAsia="SimSun" w:hAnsi="SimSun"/>
+                <w:color w:val="333333"/>
+                <w:sz w:val="20"/>
+                <w:szCs w:val="20"/>
+              </w:rPr>
+              <w:t xml:space="preserve">**准备离线字模工具**：Windows 用 PowerShell System.Drawing 渲染，或找用户直接提供 PCtoLCD2002 数据</w:t>
+            </w:r>
+          </w:p>
+        </w:tc>
+      </w:tr>
+      <w:tr>
+        <w:tc>
+          <w:tcPr>
+            <w:tcW w:type="dxa" w:w="2268"/>
+            <w:tcBorders>
+              <w:top w:val="single" w:color="CCCCCC" w:sz="1"/>
+              <w:left w:val="single" w:color="CCCCCC" w:sz="1"/>
+              <w:bottom w:val="single" w:color="CCCCCC" w:sz="1"/>
+              <w:right w:val="single" w:color="CCCCCC" w:sz="1"/>
+            </w:tcBorders>
+            <w:tcMar>
+              <w:top w:type="dxa" w:w="60"/>
+              <w:left w:type="dxa" w:w="100"/>
+              <w:bottom w:type="dxa" w:w="60"/>
+              <w:right w:type="dxa" w:w="100"/>
+            </w:tcMar>
+          </w:tcPr>
+          <w:p>
+            <w:pPr>
+              <w:spacing w:line="288"/>
+            </w:pPr>
+            <w:r>
+              <w:rPr>
+                <w:rFonts w:ascii="SimSun" w:cs="SimSun" w:eastAsia="SimSun" w:hAnsi="SimSun"/>
+                <w:color w:val="333333"/>
+                <w:sz w:val="20"/>
+                <w:szCs w:val="20"/>
+              </w:rPr>
+              <w:t xml:space="preserve">7</w:t>
+            </w:r>
+          </w:p>
+        </w:tc>
+        <w:tc>
+          <w:tcPr>
+            <w:tcW w:type="dxa" w:w="2268"/>
+            <w:tcBorders>
+              <w:top w:val="single" w:color="CCCCCC" w:sz="1"/>
+              <w:left w:val="single" w:color="CCCCCC" w:sz="1"/>
+              <w:bottom w:val="single" w:color="CCCCCC" w:sz="1"/>
+              <w:right w:val="single" w:color="CCCCCC" w:sz="1"/>
+            </w:tcBorders>
+            <w:tcMar>
+              <w:top w:type="dxa" w:w="60"/>
+              <w:left w:type="dxa" w:w="100"/>
+              <w:bottom w:type="dxa" w:w="60"/>
+              <w:right w:type="dxa" w:w="100"/>
+            </w:tcMar>
+          </w:tcPr>
+          <w:p>
+            <w:pPr>
+              <w:spacing w:line="288"/>
+            </w:pPr>
+            <w:r>
+              <w:rPr>
+                <w:rFonts w:ascii="SimSun" w:cs="SimSun" w:eastAsia="SimSun" w:hAnsi="SimSun"/>
+                <w:color w:val="333333"/>
+                <w:sz w:val="20"/>
+                <w:szCs w:val="20"/>
+              </w:rPr>
+              <w:t xml:space="preserve">`generate_docx.js` 路径不在 `claude_code/` 下</w:t>
+            </w:r>
+          </w:p>
+        </w:tc>
+        <w:tc>
+          <w:tcPr>
+            <w:tcW w:type="dxa" w:w="2268"/>
+            <w:tcBorders>
+              <w:top w:val="single" w:color="CCCCCC" w:sz="1"/>
+              <w:left w:val="single" w:color="CCCCCC" w:sz="1"/>
+              <w:bottom w:val="single" w:color="CCCCCC" w:sz="1"/>
+              <w:right w:val="single" w:color="CCCCCC" w:sz="1"/>
+            </w:tcBorders>
+            <w:tcMar>
+              <w:top w:type="dxa" w:w="60"/>
+              <w:left w:type="dxa" w:w="100"/>
+              <w:bottom w:type="dxa" w:w="60"/>
+              <w:right w:type="dxa" w:w="100"/>
+            </w:tcMar>
+          </w:tcPr>
+          <w:p>
+            <w:pPr>
+              <w:spacing w:line="288"/>
+            </w:pPr>
+            <w:r>
+              <w:rPr>
+                <w:rFonts w:ascii="SimSun" w:cs="SimSun" w:eastAsia="SimSun" w:hAnsi="SimSun"/>
+                <w:color w:val="333333"/>
+                <w:sz w:val="20"/>
+                <w:szCs w:val="20"/>
+              </w:rPr>
+              <w:t xml:space="preserve">技能文件旧版写死了 `claude_code/tools/` 路径，实际在 `Claude_Files/tools/`</w:t>
+            </w:r>
+          </w:p>
+        </w:tc>
+        <w:tc>
+          <w:tcPr>
+            <w:tcW w:type="dxa" w:w="2268"/>
+            <w:tcBorders>
+              <w:top w:val="single" w:color="CCCCCC" w:sz="1"/>
+              <w:left w:val="single" w:color="CCCCCC" w:sz="1"/>
+              <w:bottom w:val="single" w:color="CCCCCC" w:sz="1"/>
+              <w:right w:val="single" w:color="CCCCCC" w:sz="1"/>
+            </w:tcBorders>
+            <w:tcMar>
+              <w:top w:type="dxa" w:w="60"/>
+              <w:left w:type="dxa" w:w="100"/>
+              <w:bottom w:type="dxa" w:w="60"/>
+              <w:right w:type="dxa" w:w="100"/>
+            </w:tcMar>
+          </w:tcPr>
+          <w:p>
+            <w:pPr>
+              <w:spacing w:line="288"/>
+            </w:pPr>
+            <w:r>
+              <w:rPr>
+                <w:rFonts w:ascii="SimSun" w:cs="SimSun" w:eastAsia="SimSun" w:hAnsi="SimSun"/>
+                <w:color w:val="333333"/>
+                <w:sz w:val="20"/>
+                <w:szCs w:val="20"/>
+              </w:rPr>
+              <w:t xml:space="preserve">**技能中的路径必须与项目实际目录一致**，更新技能时一并修正路径引用</w:t>
+            </w:r>
+          </w:p>
+        </w:tc>
+      </w:tr>
+      <w:tr>
+        <w:tc>
+          <w:tcPr>
+            <w:tcW w:type="dxa" w:w="2268"/>
+            <w:tcBorders>
+              <w:top w:val="single" w:color="CCCCCC" w:sz="1"/>
+              <w:left w:val="single" w:color="CCCCCC" w:sz="1"/>
+              <w:bottom w:val="single" w:color="CCCCCC" w:sz="1"/>
+              <w:right w:val="single" w:color="CCCCCC" w:sz="1"/>
+            </w:tcBorders>
+            <w:tcMar>
+              <w:top w:type="dxa" w:w="60"/>
+              <w:left w:type="dxa" w:w="100"/>
+              <w:bottom w:type="dxa" w:w="60"/>
+              <w:right w:type="dxa" w:w="100"/>
+            </w:tcMar>
+          </w:tcPr>
+          <w:p>
+            <w:pPr>
+              <w:spacing w:line="288"/>
+            </w:pPr>
+            <w:r>
+              <w:rPr>
+                <w:rFonts w:ascii="SimSun" w:cs="SimSun" w:eastAsia="SimSun" w:hAnsi="SimSun"/>
+                <w:color w:val="333333"/>
+                <w:sz w:val="20"/>
+                <w:szCs w:val="20"/>
+              </w:rPr>
+              <w:t xml:space="preserve">8</w:t>
+            </w:r>
+          </w:p>
+        </w:tc>
+        <w:tc>
+          <w:tcPr>
+            <w:tcW w:type="dxa" w:w="2268"/>
+            <w:tcBorders>
+              <w:top w:val="single" w:color="CCCCCC" w:sz="1"/>
+              <w:left w:val="single" w:color="CCCCCC" w:sz="1"/>
+              <w:bottom w:val="single" w:color="CCCCCC" w:sz="1"/>
+              <w:right w:val="single" w:color="CCCCCC" w:sz="1"/>
+            </w:tcBorders>
+            <w:tcMar>
+              <w:top w:type="dxa" w:w="60"/>
+              <w:left w:type="dxa" w:w="100"/>
+              <w:bottom w:type="dxa" w:w="60"/>
+              <w:right w:type="dxa" w:w="100"/>
+            </w:tcMar>
+          </w:tcPr>
+          <w:p>
+            <w:pPr>
+              <w:spacing w:line="288"/>
+            </w:pPr>
+            <w:r>
+              <w:rPr>
+                <w:rFonts w:ascii="SimSun" w:cs="SimSun" w:eastAsia="SimSun" w:hAnsi="SimSun"/>
+                <w:color w:val="333333"/>
+                <w:sz w:val="20"/>
+                <w:szCs w:val="20"/>
+              </w:rPr>
+              <w:t xml:space="preserve">底部栏无用宏(S_BOTTOM_L_STOP/CONT/TUNE)删除后未清理干净</w:t>
+            </w:r>
+          </w:p>
+        </w:tc>
+        <w:tc>
+          <w:tcPr>
+            <w:tcW w:type="dxa" w:w="2268"/>
+            <w:tcBorders>
+              <w:top w:val="single" w:color="CCCCCC" w:sz="1"/>
+              <w:left w:val="single" w:color="CCCCCC" w:sz="1"/>
+              <w:bottom w:val="single" w:color="CCCCCC" w:sz="1"/>
+              <w:right w:val="single" w:color="CCCCCC" w:sz="1"/>
+            </w:tcBorders>
+            <w:tcMar>
+              <w:top w:type="dxa" w:w="60"/>
+              <w:left w:type="dxa" w:w="100"/>
+              <w:bottom w:type="dxa" w:w="60"/>
+              <w:right w:type="dxa" w:w="100"/>
+            </w:tcMar>
+          </w:tcPr>
+          <w:p>
+            <w:pPr>
+              <w:spacing w:line="288"/>
+            </w:pPr>
+            <w:r>
+              <w:rPr>
+                <w:rFonts w:ascii="SimSun" w:cs="SimSun" w:eastAsia="SimSun" w:hAnsi="SimSun"/>
+                <w:color w:val="333333"/>
+                <w:sz w:val="20"/>
+                <w:szCs w:val="20"/>
+              </w:rPr>
+              <w:t xml:space="preserve">只删了宏定义的 3 行，忘记 grep 确认已无引用</w:t>
+            </w:r>
+          </w:p>
+        </w:tc>
+        <w:tc>
+          <w:tcPr>
+            <w:tcW w:type="dxa" w:w="2268"/>
+            <w:tcBorders>
+              <w:top w:val="single" w:color="CCCCCC" w:sz="1"/>
+              <w:left w:val="single" w:color="CCCCCC" w:sz="1"/>
+              <w:bottom w:val="single" w:color="CCCCCC" w:sz="1"/>
+              <w:right w:val="single" w:color="CCCCCC" w:sz="1"/>
+            </w:tcBorders>
+            <w:tcMar>
+              <w:top w:type="dxa" w:w="60"/>
+              <w:left w:type="dxa" w:w="100"/>
+              <w:bottom w:type="dxa" w:w="60"/>
+              <w:right w:type="dxa" w:w="100"/>
+            </w:tcMar>
+          </w:tcPr>
+          <w:p>
+            <w:pPr>
+              <w:spacing w:line="288"/>
+            </w:pPr>
+            <w:r>
+              <w:rPr>
+                <w:rFonts w:ascii="SimSun" w:cs="SimSun" w:eastAsia="SimSun" w:hAnsi="SimSun"/>
+                <w:color w:val="333333"/>
+                <w:sz w:val="20"/>
+                <w:szCs w:val="20"/>
+              </w:rPr>
+              <w:t xml:space="preserve">**删宏/删函数后必须 grep 全项目确认零引用**</w:t>
+            </w:r>
+          </w:p>
+        </w:tc>
+      </w:tr>
+      <w:tr>
+        <w:tc>
+          <w:tcPr>
+            <w:tcW w:type="dxa" w:w="2268"/>
+            <w:tcBorders>
+              <w:top w:val="single" w:color="CCCCCC" w:sz="1"/>
+              <w:left w:val="single" w:color="CCCCCC" w:sz="1"/>
+              <w:bottom w:val="single" w:color="CCCCCC" w:sz="1"/>
+              <w:right w:val="single" w:color="CCCCCC" w:sz="1"/>
+            </w:tcBorders>
+            <w:tcMar>
+              <w:top w:type="dxa" w:w="60"/>
+              <w:left w:type="dxa" w:w="100"/>
+              <w:bottom w:type="dxa" w:w="60"/>
+              <w:right w:type="dxa" w:w="100"/>
+            </w:tcMar>
+          </w:tcPr>
+          <w:p>
+            <w:pPr>
+              <w:spacing w:line="288"/>
+            </w:pPr>
+            <w:r>
+              <w:rPr>
+                <w:rFonts w:ascii="SimSun" w:cs="SimSun" w:eastAsia="SimSun" w:hAnsi="SimSun"/>
+                <w:color w:val="333333"/>
+                <w:sz w:val="20"/>
+                <w:szCs w:val="20"/>
+              </w:rPr>
+              <w:t xml:space="preserve">9</w:t>
+            </w:r>
+          </w:p>
+        </w:tc>
+        <w:tc>
+          <w:tcPr>
+            <w:tcW w:type="dxa" w:w="2268"/>
+            <w:tcBorders>
+              <w:top w:val="single" w:color="CCCCCC" w:sz="1"/>
+              <w:left w:val="single" w:color="CCCCCC" w:sz="1"/>
+              <w:bottom w:val="single" w:color="CCCCCC" w:sz="1"/>
+              <w:right w:val="single" w:color="CCCCCC" w:sz="1"/>
+            </w:tcBorders>
+            <w:tcMar>
+              <w:top w:type="dxa" w:w="60"/>
+              <w:left w:type="dxa" w:w="100"/>
+              <w:bottom w:type="dxa" w:w="60"/>
+              <w:right w:type="dxa" w:w="100"/>
+            </w:tcMar>
+          </w:tcPr>
+          <w:p>
+            <w:pPr>
+              <w:spacing w:line="288"/>
+            </w:pPr>
+            <w:r>
+              <w:rPr>
+                <w:rFonts w:ascii="SimSun" w:cs="SimSun" w:eastAsia="SimSun" w:hAnsi="SimSun"/>
+                <w:color w:val="333333"/>
+                <w:sz w:val="20"/>
+                <w:szCs w:val="20"/>
+              </w:rPr>
+              <w:t xml:space="preserve">CN_FONT 字模替换时两次都写错（复制绪→综，两个合）</w:t>
+            </w:r>
+          </w:p>
+        </w:tc>
+        <w:tc>
+          <w:tcPr>
+            <w:tcW w:type="dxa" w:w="2268"/>
+            <w:tcBorders>
+              <w:top w:val="single" w:color="CCCCCC" w:sz="1"/>
+              <w:left w:val="single" w:color="CCCCCC" w:sz="1"/>
+              <w:bottom w:val="single" w:color="CCCCCC" w:sz="1"/>
+              <w:right w:val="single" w:color="CCCCCC" w:sz="1"/>
+            </w:tcBorders>
+            <w:tcMar>
+              <w:top w:type="dxa" w:w="60"/>
+              <w:left w:type="dxa" w:w="100"/>
+              <w:bottom w:type="dxa" w:w="60"/>
+              <w:right w:type="dxa" w:w="100"/>
+            </w:tcMar>
+          </w:tcPr>
+          <w:p>
+            <w:pPr>
+              <w:spacing w:line="288"/>
+            </w:pPr>
+            <w:r>
+              <w:rPr>
+                <w:rFonts w:ascii="SimSun" w:cs="SimSun" w:eastAsia="SimSun" w:hAnsi="SimSun"/>
+                <w:color w:val="333333"/>
+                <w:sz w:val="20"/>
+                <w:szCs w:val="20"/>
+              </w:rPr>
+              <w:t xml:space="preserve">人工手写字模数据极易出错，第一次用了"绪"的字模，第二次索引标签写重复</w:t>
+            </w:r>
+          </w:p>
+        </w:tc>
+        <w:tc>
+          <w:tcPr>
+            <w:tcW w:type="dxa" w:w="2268"/>
+            <w:tcBorders>
+              <w:top w:val="single" w:color="CCCCCC" w:sz="1"/>
+              <w:left w:val="single" w:color="CCCCCC" w:sz="1"/>
+              <w:bottom w:val="single" w:color="CCCCCC" w:sz="1"/>
+              <w:right w:val="single" w:color="CCCCCC" w:sz="1"/>
+            </w:tcBorders>
+            <w:tcMar>
+              <w:top w:type="dxa" w:w="60"/>
+              <w:left w:type="dxa" w:w="100"/>
+              <w:bottom w:type="dxa" w:w="60"/>
+              <w:right w:type="dxa" w:w="100"/>
+            </w:tcMar>
+          </w:tcPr>
+          <w:p>
+            <w:pPr>
+              <w:spacing w:line="288"/>
+            </w:pPr>
+            <w:r>
+              <w:rPr>
+                <w:rFonts w:ascii="SimSun" w:cs="SimSun" w:eastAsia="SimSun" w:hAnsi="SimSun"/>
+                <w:color w:val="333333"/>
+                <w:sz w:val="20"/>
+                <w:szCs w:val="20"/>
+              </w:rPr>
+              <w:t xml:space="preserve">**字模数据必须从标准来源获取**（用户提供/PCtoLCD2002/标准 HZK16 导出），禁止手写字模</w:t>
+            </w:r>
+          </w:p>
+        </w:tc>
+      </w:tr>
+      <w:tr>
+        <w:tc>
+          <w:tcPr>
+            <w:tcW w:type="dxa" w:w="2268"/>
+            <w:tcBorders>
+              <w:top w:val="single" w:color="CCCCCC" w:sz="1"/>
+              <w:left w:val="single" w:color="CCCCCC" w:sz="1"/>
+              <w:bottom w:val="single" w:color="CCCCCC" w:sz="1"/>
+              <w:right w:val="single" w:color="CCCCCC" w:sz="1"/>
+            </w:tcBorders>
+            <w:tcMar>
+              <w:top w:type="dxa" w:w="60"/>
+              <w:left w:type="dxa" w:w="100"/>
+              <w:bottom w:type="dxa" w:w="60"/>
+              <w:right w:type="dxa" w:w="100"/>
+            </w:tcMar>
+          </w:tcPr>
+          <w:p>
+            <w:pPr>
+              <w:spacing w:line="288"/>
+            </w:pPr>
+            <w:r>
+              <w:rPr>
+                <w:rFonts w:ascii="SimSun" w:cs="SimSun" w:eastAsia="SimSun" w:hAnsi="SimSun"/>
+                <w:color w:val="333333"/>
+                <w:sz w:val="20"/>
+                <w:szCs w:val="20"/>
+              </w:rPr>
+              <w:t xml:space="preserve">10</w:t>
+            </w:r>
+          </w:p>
+        </w:tc>
+        <w:tc>
+          <w:tcPr>
+            <w:tcW w:type="dxa" w:w="2268"/>
+            <w:tcBorders>
+              <w:top w:val="single" w:color="CCCCCC" w:sz="1"/>
+              <w:left w:val="single" w:color="CCCCCC" w:sz="1"/>
+              <w:bottom w:val="single" w:color="CCCCCC" w:sz="1"/>
+              <w:right w:val="single" w:color="CCCCCC" w:sz="1"/>
+            </w:tcBorders>
+            <w:tcMar>
+              <w:top w:type="dxa" w:w="60"/>
+              <w:left w:type="dxa" w:w="100"/>
+              <w:bottom w:type="dxa" w:w="60"/>
+              <w:right w:type="dxa" w:w="100"/>
+            </w:tcMar>
+          </w:tcPr>
+          <w:p>
+            <w:pPr>
+              <w:spacing w:line="288"/>
+            </w:pPr>
+            <w:r>
+              <w:rPr>
+                <w:rFonts w:ascii="SimSun" w:cs="SimSun" w:eastAsia="SimSun" w:hAnsi="SimSun"/>
+                <w:color w:val="333333"/>
+                <w:sz w:val="20"/>
+                <w:szCs w:val="20"/>
+              </w:rPr>
+              <w:t xml:space="preserve">`更新全部内容` 漏掉生成 .docx 就直接 commit 了</w:t>
+            </w:r>
+          </w:p>
+        </w:tc>
+        <w:tc>
+          <w:tcPr>
+            <w:tcW w:type="dxa" w:w="2268"/>
+            <w:tcBorders>
+              <w:top w:val="single" w:color="CCCCCC" w:sz="1"/>
+              <w:left w:val="single" w:color="CCCCCC" w:sz="1"/>
+              <w:bottom w:val="single" w:color="CCCCCC" w:sz="1"/>
+              <w:right w:val="single" w:color="CCCCCC" w:sz="1"/>
+            </w:tcBorders>
+            <w:tcMar>
+              <w:top w:type="dxa" w:w="60"/>
+              <w:left w:type="dxa" w:w="100"/>
+              <w:bottom w:type="dxa" w:w="60"/>
+              <w:right w:type="dxa" w:w="100"/>
+            </w:tcMar>
+          </w:tcPr>
+          <w:p>
+            <w:pPr>
+              <w:spacing w:line="288"/>
+            </w:pPr>
+            <w:r>
+              <w:rPr>
+                <w:rFonts w:ascii="SimSun" w:cs="SimSun" w:eastAsia="SimSun" w:hAnsi="SimSun"/>
+                <w:color w:val="333333"/>
+                <w:sz w:val="20"/>
+                <w:szCs w:val="20"/>
+              </w:rPr>
+              <w:t xml:space="preserve">看到 md 更新完就以为完成了，技能里写了步骤 4 是 "update all docs (.md+.docx)" 但没执行</w:t>
+            </w:r>
+          </w:p>
+        </w:tc>
+        <w:tc>
+          <w:tcPr>
+            <w:tcW w:type="dxa" w:w="2268"/>
+            <w:tcBorders>
+              <w:top w:val="single" w:color="CCCCCC" w:sz="1"/>
+              <w:left w:val="single" w:color="CCCCCC" w:sz="1"/>
+              <w:bottom w:val="single" w:color="CCCCCC" w:sz="1"/>
+              <w:right w:val="single" w:color="CCCCCC" w:sz="1"/>
+            </w:tcBorders>
+            <w:tcMar>
+              <w:top w:type="dxa" w:w="60"/>
+              <w:left w:type="dxa" w:w="100"/>
+              <w:bottom w:type="dxa" w:w="60"/>
+              <w:right w:type="dxa" w:w="100"/>
+            </w:tcMar>
+          </w:tcPr>
+          <w:p>
+            <w:pPr>
+              <w:spacing w:line="288"/>
+            </w:pPr>
+            <w:r>
+              <w:rPr>
+                <w:rFonts w:ascii="SimSun" w:cs="SimSun" w:eastAsia="SimSun" w:hAnsi="SimSun"/>
+                <w:color w:val="333333"/>
+                <w:sz w:val="20"/>
+                <w:szCs w:val="20"/>
+              </w:rPr>
+              <w:t xml:space="preserve">**技能触发词流程必须逐条打勾执行**，每步完成后 checkpoint 再下一步</w:t>
+            </w:r>
+          </w:p>
+        </w:tc>
+      </w:tr>
+      <w:tr>
+        <w:tc>
+          <w:tcPr>
+            <w:tcW w:type="dxa" w:w="2268"/>
+            <w:tcBorders>
+              <w:top w:val="single" w:color="CCCCCC" w:sz="1"/>
+              <w:left w:val="single" w:color="CCCCCC" w:sz="1"/>
+              <w:bottom w:val="single" w:color="CCCCCC" w:sz="1"/>
+              <w:right w:val="single" w:color="CCCCCC" w:sz="1"/>
+            </w:tcBorders>
+            <w:tcMar>
+              <w:top w:type="dxa" w:w="60"/>
+              <w:left w:type="dxa" w:w="100"/>
+              <w:bottom w:type="dxa" w:w="60"/>
+              <w:right w:type="dxa" w:w="100"/>
+            </w:tcMar>
+          </w:tcPr>
+          <w:p>
+            <w:pPr>
+              <w:spacing w:line="288"/>
+            </w:pPr>
+            <w:r>
+              <w:rPr>
+                <w:rFonts w:ascii="SimSun" w:cs="SimSun" w:eastAsia="SimSun" w:hAnsi="SimSun"/>
+                <w:color w:val="333333"/>
+                <w:sz w:val="20"/>
+                <w:szCs w:val="20"/>
+              </w:rPr>
+              <w:t xml:space="preserve">11</w:t>
+            </w:r>
+          </w:p>
+        </w:tc>
+        <w:tc>
+          <w:tcPr>
+            <w:tcW w:type="dxa" w:w="2268"/>
+            <w:tcBorders>
+              <w:top w:val="single" w:color="CCCCCC" w:sz="1"/>
+              <w:left w:val="single" w:color="CCCCCC" w:sz="1"/>
+              <w:bottom w:val="single" w:color="CCCCCC" w:sz="1"/>
+              <w:right w:val="single" w:color="CCCCCC" w:sz="1"/>
+            </w:tcBorders>
+            <w:tcMar>
+              <w:top w:type="dxa" w:w="60"/>
+              <w:left w:type="dxa" w:w="100"/>
+              <w:bottom w:type="dxa" w:w="60"/>
+              <w:right w:type="dxa" w:w="100"/>
+            </w:tcMar>
+          </w:tcPr>
+          <w:p>
+            <w:pPr>
+              <w:spacing w:line="288"/>
+            </w:pPr>
+            <w:r>
+              <w:rPr>
+                <w:rFonts w:ascii="SimSun" w:cs="SimSun" w:eastAsia="SimSun" w:hAnsi="SimSun"/>
+                <w:color w:val="333333"/>
+                <w:sz w:val="20"/>
+                <w:szCs w:val="20"/>
+              </w:rPr>
+              <w:t xml:space="preserve">Git push 时 `keilkill.bat` 用 `cmd.exe /c` 调用但没验证清理效果</w:t>
+            </w:r>
+          </w:p>
+        </w:tc>
+        <w:tc>
+          <w:tcPr>
+            <w:tcW w:type="dxa" w:w="2268"/>
+            <w:tcBorders>
+              <w:top w:val="single" w:color="CCCCCC" w:sz="1"/>
+              <w:left w:val="single" w:color="CCCCCC" w:sz="1"/>
+              <w:bottom w:val="single" w:color="CCCCCC" w:sz="1"/>
+              <w:right w:val="single" w:color="CCCCCC" w:sz="1"/>
+            </w:tcBorders>
+            <w:tcMar>
+              <w:top w:type="dxa" w:w="60"/>
+              <w:left w:type="dxa" w:w="100"/>
+              <w:bottom w:type="dxa" w:w="60"/>
+              <w:right w:type="dxa" w:w="100"/>
+            </w:tcMar>
+          </w:tcPr>
+          <w:p>
+            <w:pPr>
+              <w:spacing w:line="288"/>
+            </w:pPr>
+            <w:r>
+              <w:rPr>
+                <w:rFonts w:ascii="SimSun" w:cs="SimSun" w:eastAsia="SimSun" w:hAnsi="SimSun"/>
+                <w:color w:val="333333"/>
+                <w:sz w:val="20"/>
+                <w:szCs w:val="20"/>
+              </w:rPr>
+              <w:t xml:space="preserve">keilkill.bat 在 bash 环境下用 cmd.exe /c 调用后没检查 .obj/.lst 是否真的被删除</w:t>
+            </w:r>
+          </w:p>
+        </w:tc>
+        <w:tc>
+          <w:tcPr>
+            <w:tcW w:type="dxa" w:w="2268"/>
+            <w:tcBorders>
+              <w:top w:val="single" w:color="CCCCCC" w:sz="1"/>
+              <w:left w:val="single" w:color="CCCCCC" w:sz="1"/>
+              <w:bottom w:val="single" w:color="CCCCCC" w:sz="1"/>
+              <w:right w:val="single" w:color="CCCCCC" w:sz="1"/>
+            </w:tcBorders>
+            <w:tcMar>
+              <w:top w:type="dxa" w:w="60"/>
+              <w:left w:type="dxa" w:w="100"/>
+              <w:bottom w:type="dxa" w:w="60"/>
+              <w:right w:type="dxa" w:w="100"/>
+            </w:tcMar>
+          </w:tcPr>
+          <w:p>
+            <w:pPr>
+              <w:spacing w:line="288"/>
+            </w:pPr>
+            <w:r>
+              <w:rPr>
+                <w:rFonts w:ascii="SimSun" w:cs="SimSun" w:eastAsia="SimSun" w:hAnsi="SimSun"/>
+                <w:color w:val="333333"/>
+                <w:sz w:val="20"/>
+                <w:szCs w:val="20"/>
+              </w:rPr>
+              <w:t xml:space="preserve">**push 前 `git status` 确认零编译产物**，发现 .obj/.lst 立即停止</w:t>
+            </w:r>
+          </w:p>
+        </w:tc>
+      </w:tr>
+    </w:tbl>
+    <w:p/>
+    <w:p/>
+    <w:p>
+      <w:pPr>
+        <w:pStyle w:val="Heading3"/>
+        <w:spacing w:after="80" w:before="160"/>
+      </w:pPr>
+      <w:r>
+        <w:rPr>
+          <w:rFonts w:ascii="Microsoft YaHei" w:cs="Microsoft YaHei" w:eastAsia="Microsoft YaHei" w:hAnsi="Microsoft YaHei"/>
+          <w:b/>
+          <w:bCs/>
+          <w:color w:val="2B579A"/>
+          <w:sz w:val="28"/>
+          <w:szCs w:val="28"/>
+        </w:rPr>
+        <w:t xml:space="preserve">4.2 "更新全部内容"执行检查清单</w:t>
+      </w:r>
+    </w:p>
+    <w:p/>
+    <w:p>
+      <w:pPr>
+        <w:spacing w:line="360"/>
+      </w:pPr>
+      <w:r>
+        <w:rPr>
+          <w:rFonts w:ascii="SimSun" w:cs="SimSun" w:eastAsia="SimSun" w:hAnsi="SimSun"/>
+          <w:color w:val="333333"/>
+          <w:sz w:val="22"/>
+          <w:szCs w:val="22"/>
+        </w:rPr>
+        <w:t xml:space="preserve">以后每次触发"更新全部内容"，</w:t>
+      </w:r>
+      <w:r>
+        <w:rPr>
+          <w:rFonts w:ascii="SimSun" w:cs="SimSun" w:eastAsia="SimSun" w:hAnsi="SimSun"/>
+          <w:b/>
+          <w:bCs/>
+          <w:color w:val="333333"/>
+          <w:sz w:val="22"/>
+          <w:szCs w:val="22"/>
+        </w:rPr>
+        <w:t xml:space="preserve">必须逐条执行并打勾</w:t>
+      </w:r>
+      <w:r>
+        <w:rPr>
+          <w:rFonts w:ascii="SimSun" w:cs="SimSun" w:eastAsia="SimSun" w:hAnsi="SimSun"/>
+          <w:color w:val="333333"/>
+          <w:sz w:val="22"/>
+          <w:szCs w:val="22"/>
+        </w:rPr>
+        <w:t xml:space="preserve">:</w:t>
+      </w:r>
+    </w:p>
+    <w:p/>
+    <w:p>
+      <w:pPr>
+        <w:shd w:fill="F5F5F5" w:val="clear"/>
+        <w:spacing w:line="240"/>
+        <w:ind w:left="360"/>
+      </w:pPr>
+      <w:r>
+        <w:rPr>
+          <w:rFonts w:ascii="Consolas" w:cs="Consolas" w:eastAsia="Consolas" w:hAnsi="Consolas"/>
+          <w:color w:val="2D2D2D"/>
+          <w:sz w:val="19"/>
+          <w:szCs w:val="19"/>
+        </w:rPr>
+        <w:t xml:space="preserve">[ ] 1. 全局代码审查 (grep .c/.h 变更 vs CLAUDE.md 描述)</w:t>
+      </w:r>
+    </w:p>
+    <w:p>
+      <w:pPr>
+        <w:shd w:fill="F5F5F5" w:val="clear"/>
+        <w:spacing w:line="240"/>
+        <w:ind w:left="360"/>
+      </w:pPr>
+      <w:r>
+        <w:rPr>
+          <w:rFonts w:ascii="Consolas" w:cs="Consolas" w:eastAsia="Consolas" w:hAnsi="Consolas"/>
+          <w:color w:val="2D2D2D"/>
+          <w:sz w:val="19"/>
+          <w:szCs w:val="19"/>
+        </w:rPr>
+        <w:t xml:space="preserve">[ ] 2. 修复所有发现的问题</w:t>
+      </w:r>
+    </w:p>
+    <w:p>
+      <w:pPr>
+        <w:shd w:fill="F5F5F5" w:val="clear"/>
+        <w:spacing w:line="240"/>
+        <w:ind w:left="360"/>
+      </w:pPr>
+      <w:r>
+        <w:rPr>
+          <w:rFonts w:ascii="Consolas" w:cs="Consolas" w:eastAsia="Consolas" w:hAnsi="Consolas"/>
+          <w:color w:val="2D2D2D"/>
+          <w:sz w:val="19"/>
+          <w:szCs w:val="19"/>
+        </w:rPr>
+        <w:t xml:space="preserve">[ ] 3. 更新 CLAUDE.md (版本号、文件结构、审查历史)</w:t>
+      </w:r>
+    </w:p>
+    <w:p>
+      <w:pPr>
+        <w:shd w:fill="F5F5F5" w:val="clear"/>
+        <w:spacing w:line="240"/>
+        <w:ind w:left="360"/>
+      </w:pPr>
+      <w:r>
+        <w:rPr>
+          <w:rFonts w:ascii="Consolas" w:cs="Consolas" w:eastAsia="Consolas" w:hAnsi="Consolas"/>
+          <w:color w:val="2D2D2D"/>
+          <w:sz w:val="19"/>
+          <w:szCs w:val="19"/>
+        </w:rPr>
+        <w:t xml:space="preserve">[ ] 4. 更新 Claude_Files/docs/*.md (开发指南 + 技能文件)</w:t>
+      </w:r>
+    </w:p>
+    <w:p>
+      <w:pPr>
+        <w:shd w:fill="F5F5F5" w:val="clear"/>
+        <w:spacing w:line="240"/>
+        <w:ind w:left="360"/>
+      </w:pPr>
+      <w:r>
+        <w:rPr>
+          <w:rFonts w:ascii="Consolas" w:cs="Consolas" w:eastAsia="Consolas" w:hAnsi="Consolas"/>
+          <w:color w:val="2D2D2D"/>
+          <w:sz w:val="19"/>
+          <w:szCs w:val="19"/>
+        </w:rPr>
+        <w:t xml:space="preserve">[ ] 5. 运行 generate_docx.js 重新生成全部 .docx</w:t>
+      </w:r>
+    </w:p>
+    <w:p>
+      <w:pPr>
+        <w:shd w:fill="F5F5F5" w:val="clear"/>
+        <w:spacing w:line="240"/>
+        <w:ind w:left="360"/>
+      </w:pPr>
+      <w:r>
+        <w:rPr>
+          <w:rFonts w:ascii="Consolas" w:cs="Consolas" w:eastAsia="Consolas" w:hAnsi="Consolas"/>
+          <w:color w:val="2D2D2D"/>
+          <w:sz w:val="19"/>
+          <w:szCs w:val="19"/>
+        </w:rPr>
+        <w:t xml:space="preserve">[ ] 6. 运行 keilkill.bat 清理编译产物</w:t>
+      </w:r>
+    </w:p>
+    <w:p>
+      <w:pPr>
+        <w:shd w:fill="F5F5F5" w:val="clear"/>
+        <w:spacing w:line="240"/>
+        <w:ind w:left="360"/>
+      </w:pPr>
+      <w:r>
+        <w:rPr>
+          <w:rFonts w:ascii="Consolas" w:cs="Consolas" w:eastAsia="Consolas" w:hAnsi="Consolas"/>
+          <w:color w:val="2D2D2D"/>
+          <w:sz w:val="19"/>
+          <w:szCs w:val="19"/>
+        </w:rPr>
+        <w:t xml:space="preserve">[ ] 7. git status 确认: 零 .obj/.lst/.axf 文件</w:t>
+      </w:r>
+    </w:p>
+    <w:p>
+      <w:pPr>
+        <w:shd w:fill="F5F5F5" w:val="clear"/>
+        <w:spacing w:line="240"/>
+        <w:ind w:left="360"/>
+      </w:pPr>
+      <w:r>
+        <w:rPr>
+          <w:rFonts w:ascii="Consolas" w:cs="Consolas" w:eastAsia="Consolas" w:hAnsi="Consolas"/>
+          <w:color w:val="2D2D2D"/>
+          <w:sz w:val="19"/>
+          <w:szCs w:val="19"/>
+        </w:rPr>
+        <w:t xml:space="preserve">[ ] 8. git add -A &amp;&amp; git commit -m "docs: Vxx — ..."</w:t>
+      </w:r>
+    </w:p>
+    <w:p>
+      <w:pPr>
+        <w:shd w:fill="F5F5F5" w:val="clear"/>
+        <w:spacing w:line="240"/>
+        <w:ind w:left="360"/>
+      </w:pPr>
+      <w:r>
+        <w:rPr>
+          <w:rFonts w:ascii="Consolas" w:cs="Consolas" w:eastAsia="Consolas" w:hAnsi="Consolas"/>
+          <w:color w:val="2D2D2D"/>
+          <w:sz w:val="19"/>
+          <w:szCs w:val="19"/>
+        </w:rPr>
+        <w:t xml:space="preserve">[ ] 9. git push origin 4.0TFT</w:t>
+      </w:r>
+    </w:p>
+    <w:p>
+      <w:pPr>
+        <w:shd w:fill="F5F5F5" w:val="clear"/>
+        <w:spacing w:line="240"/>
+        <w:ind w:left="360"/>
+      </w:pPr>
+      <w:r>
+        <w:rPr>
+          <w:rFonts w:ascii="Consolas" w:cs="Consolas" w:eastAsia="Consolas" w:hAnsi="Consolas"/>
+          <w:color w:val="2D2D2D"/>
+          <w:sz w:val="19"/>
+          <w:szCs w:val="19"/>
+        </w:rPr>
+        <w:t xml:space="preserve">[ ] 10. 追加本轮教训到本节的"执行教训"表格</w:t>
+      </w:r>
+    </w:p>
     <w:p/>
     <w:sectPr>
       <w:headerReference w:type="default" r:id="rId10"/>

--- a/Claude_Files/docs/embedded-architect-system-prompt.docx
+++ b/Claude_Files/docs/embedded-architect-system-prompt.docx
@@ -5691,7 +5691,677 @@
           <w:sz w:val="28"/>
           <w:szCs w:val="28"/>
         </w:rPr>
-        <w:t xml:space="preserve">4.2 "更新全部内容"执行检查清单</w:t>
+        <w:t xml:space="preserve">4.2 2026-06-17 (#2): V26 全量同步教训</w:t>
+      </w:r>
+    </w:p>
+    <w:p/>
+    <w:p/>
+    <w:tbl>
+      <w:tblPr>
+        <w:tblW w:type="dxa" w:w="9072"/>
+        <w:tblBorders>
+          <w:top w:val="single" w:color="auto" w:sz="4"/>
+          <w:left w:val="single" w:color="auto" w:sz="4"/>
+          <w:bottom w:val="single" w:color="auto" w:sz="4"/>
+          <w:right w:val="single" w:color="auto" w:sz="4"/>
+          <w:insideH w:val="single" w:color="auto" w:sz="4"/>
+          <w:insideV w:val="single" w:color="auto" w:sz="4"/>
+        </w:tblBorders>
+      </w:tblPr>
+      <w:tblGrid>
+        <w:gridCol w:w="2268"/>
+        <w:gridCol w:w="2268"/>
+        <w:gridCol w:w="2268"/>
+        <w:gridCol w:w="2268"/>
+      </w:tblGrid>
+      <w:tr>
+        <w:tc>
+          <w:tcPr>
+            <w:tcW w:type="dxa" w:w="2268"/>
+            <w:tcBorders>
+              <w:top w:val="single" w:color="CCCCCC" w:sz="1"/>
+              <w:left w:val="single" w:color="CCCCCC" w:sz="1"/>
+              <w:bottom w:val="single" w:color="CCCCCC" w:sz="1"/>
+              <w:right w:val="single" w:color="CCCCCC" w:sz="1"/>
+            </w:tcBorders>
+            <w:shd w:fill="D5E8F0" w:val="clear"/>
+            <w:tcMar>
+              <w:top w:type="dxa" w:w="60"/>
+              <w:left w:type="dxa" w:w="100"/>
+              <w:bottom w:type="dxa" w:w="60"/>
+              <w:right w:type="dxa" w:w="100"/>
+            </w:tcMar>
+          </w:tcPr>
+          <w:p>
+            <w:r>
+              <w:rPr>
+                <w:rFonts w:ascii="SimSun" w:cs="SimSun" w:eastAsia="SimSun" w:hAnsi="SimSun"/>
+                <w:b/>
+                <w:bCs/>
+                <w:color w:val="333333"/>
+                <w:sz w:val="20"/>
+                <w:szCs w:val="20"/>
+              </w:rPr>
+              <w:t xml:space="preserve">#</w:t>
+            </w:r>
+          </w:p>
+        </w:tc>
+        <w:tc>
+          <w:tcPr>
+            <w:tcW w:type="dxa" w:w="2268"/>
+            <w:tcBorders>
+              <w:top w:val="single" w:color="CCCCCC" w:sz="1"/>
+              <w:left w:val="single" w:color="CCCCCC" w:sz="1"/>
+              <w:bottom w:val="single" w:color="CCCCCC" w:sz="1"/>
+              <w:right w:val="single" w:color="CCCCCC" w:sz="1"/>
+            </w:tcBorders>
+            <w:shd w:fill="D5E8F0" w:val="clear"/>
+            <w:tcMar>
+              <w:top w:type="dxa" w:w="60"/>
+              <w:left w:type="dxa" w:w="100"/>
+              <w:bottom w:type="dxa" w:w="60"/>
+              <w:right w:type="dxa" w:w="100"/>
+            </w:tcMar>
+          </w:tcPr>
+          <w:p>
+            <w:r>
+              <w:rPr>
+                <w:rFonts w:ascii="SimSun" w:cs="SimSun" w:eastAsia="SimSun" w:hAnsi="SimSun"/>
+                <w:b/>
+                <w:bCs/>
+                <w:color w:val="333333"/>
+                <w:sz w:val="20"/>
+                <w:szCs w:val="20"/>
+              </w:rPr>
+              <w:t xml:space="preserve">问题</w:t>
+            </w:r>
+          </w:p>
+        </w:tc>
+        <w:tc>
+          <w:tcPr>
+            <w:tcW w:type="dxa" w:w="2268"/>
+            <w:tcBorders>
+              <w:top w:val="single" w:color="CCCCCC" w:sz="1"/>
+              <w:left w:val="single" w:color="CCCCCC" w:sz="1"/>
+              <w:bottom w:val="single" w:color="CCCCCC" w:sz="1"/>
+              <w:right w:val="single" w:color="CCCCCC" w:sz="1"/>
+            </w:tcBorders>
+            <w:shd w:fill="D5E8F0" w:val="clear"/>
+            <w:tcMar>
+              <w:top w:type="dxa" w:w="60"/>
+              <w:left w:type="dxa" w:w="100"/>
+              <w:bottom w:type="dxa" w:w="60"/>
+              <w:right w:type="dxa" w:w="100"/>
+            </w:tcMar>
+          </w:tcPr>
+          <w:p>
+            <w:r>
+              <w:rPr>
+                <w:rFonts w:ascii="SimSun" w:cs="SimSun" w:eastAsia="SimSun" w:hAnsi="SimSun"/>
+                <w:b/>
+                <w:bCs/>
+                <w:color w:val="333333"/>
+                <w:sz w:val="20"/>
+                <w:szCs w:val="20"/>
+              </w:rPr>
+              <w:t xml:space="preserve">根因</w:t>
+            </w:r>
+          </w:p>
+        </w:tc>
+        <w:tc>
+          <w:tcPr>
+            <w:tcW w:type="dxa" w:w="2268"/>
+            <w:tcBorders>
+              <w:top w:val="single" w:color="CCCCCC" w:sz="1"/>
+              <w:left w:val="single" w:color="CCCCCC" w:sz="1"/>
+              <w:bottom w:val="single" w:color="CCCCCC" w:sz="1"/>
+              <w:right w:val="single" w:color="CCCCCC" w:sz="1"/>
+            </w:tcBorders>
+            <w:shd w:fill="D5E8F0" w:val="clear"/>
+            <w:tcMar>
+              <w:top w:type="dxa" w:w="60"/>
+              <w:left w:type="dxa" w:w="100"/>
+              <w:bottom w:type="dxa" w:w="60"/>
+              <w:right w:type="dxa" w:w="100"/>
+            </w:tcMar>
+          </w:tcPr>
+          <w:p>
+            <w:r>
+              <w:rPr>
+                <w:rFonts w:ascii="SimSun" w:cs="SimSun" w:eastAsia="SimSun" w:hAnsi="SimSun"/>
+                <w:b/>
+                <w:bCs/>
+                <w:color w:val="333333"/>
+                <w:sz w:val="20"/>
+                <w:szCs w:val="20"/>
+              </w:rPr>
+              <w:t xml:space="preserve">预防规则</w:t>
+            </w:r>
+          </w:p>
+        </w:tc>
+      </w:tr>
+      <w:tr>
+        <w:tc>
+          <w:tcPr>
+            <w:tcW w:type="dxa" w:w="2268"/>
+            <w:tcBorders>
+              <w:top w:val="single" w:color="CCCCCC" w:sz="1"/>
+              <w:left w:val="single" w:color="CCCCCC" w:sz="1"/>
+              <w:bottom w:val="single" w:color="CCCCCC" w:sz="1"/>
+              <w:right w:val="single" w:color="CCCCCC" w:sz="1"/>
+            </w:tcBorders>
+            <w:tcMar>
+              <w:top w:type="dxa" w:w="60"/>
+              <w:left w:type="dxa" w:w="100"/>
+              <w:bottom w:type="dxa" w:w="60"/>
+              <w:right w:type="dxa" w:w="100"/>
+            </w:tcMar>
+          </w:tcPr>
+          <w:p>
+            <w:pPr>
+              <w:spacing w:line="288"/>
+            </w:pPr>
+            <w:r>
+              <w:rPr>
+                <w:rFonts w:ascii="SimSun" w:cs="SimSun" w:eastAsia="SimSun" w:hAnsi="SimSun"/>
+                <w:color w:val="333333"/>
+                <w:sz w:val="20"/>
+                <w:szCs w:val="20"/>
+              </w:rPr>
+              <w:t xml:space="preserve">12</w:t>
+            </w:r>
+          </w:p>
+        </w:tc>
+        <w:tc>
+          <w:tcPr>
+            <w:tcW w:type="dxa" w:w="2268"/>
+            <w:tcBorders>
+              <w:top w:val="single" w:color="CCCCCC" w:sz="1"/>
+              <w:left w:val="single" w:color="CCCCCC" w:sz="1"/>
+              <w:bottom w:val="single" w:color="CCCCCC" w:sz="1"/>
+              <w:right w:val="single" w:color="CCCCCC" w:sz="1"/>
+            </w:tcBorders>
+            <w:tcMar>
+              <w:top w:type="dxa" w:w="60"/>
+              <w:left w:type="dxa" w:w="100"/>
+              <w:bottom w:type="dxa" w:w="60"/>
+              <w:right w:type="dxa" w:w="100"/>
+            </w:tcMar>
+          </w:tcPr>
+          <w:p>
+            <w:pPr>
+              <w:spacing w:line="288"/>
+            </w:pPr>
+            <w:r>
+              <w:rPr>
+                <w:rFonts w:ascii="SimSun" w:cs="SimSun" w:eastAsia="SimSun" w:hAnsi="SimSun"/>
+                <w:color w:val="333333"/>
+                <w:sz w:val="20"/>
+                <w:szCs w:val="20"/>
+              </w:rPr>
+              <w:t xml:space="preserve">行数统计 `~5300` 只含 STM32，不含 ESP/Web/小程序</w:t>
+            </w:r>
+          </w:p>
+        </w:tc>
+        <w:tc>
+          <w:tcPr>
+            <w:tcW w:type="dxa" w:w="2268"/>
+            <w:tcBorders>
+              <w:top w:val="single" w:color="CCCCCC" w:sz="1"/>
+              <w:left w:val="single" w:color="CCCCCC" w:sz="1"/>
+              <w:bottom w:val="single" w:color="CCCCCC" w:sz="1"/>
+              <w:right w:val="single" w:color="CCCCCC" w:sz="1"/>
+            </w:tcBorders>
+            <w:tcMar>
+              <w:top w:type="dxa" w:w="60"/>
+              <w:left w:type="dxa" w:w="100"/>
+              <w:bottom w:type="dxa" w:w="60"/>
+              <w:right w:type="dxa" w:w="100"/>
+            </w:tcMar>
+          </w:tcPr>
+          <w:p>
+            <w:pPr>
+              <w:spacing w:line="288"/>
+            </w:pPr>
+            <w:r>
+              <w:rPr>
+                <w:rFonts w:ascii="SimSun" w:cs="SimSun" w:eastAsia="SimSun" w:hAnsi="SimSun"/>
+                <w:color w:val="333333"/>
+                <w:sz w:val="20"/>
+                <w:szCs w:val="20"/>
+              </w:rPr>
+              <w:t xml:space="preserve">旧 CLAUDE.md 只统计了 Keil_Project 目录</w:t>
+            </w:r>
+          </w:p>
+        </w:tc>
+        <w:tc>
+          <w:tcPr>
+            <w:tcW w:type="dxa" w:w="2268"/>
+            <w:tcBorders>
+              <w:top w:val="single" w:color="CCCCCC" w:sz="1"/>
+              <w:left w:val="single" w:color="CCCCCC" w:sz="1"/>
+              <w:bottom w:val="single" w:color="CCCCCC" w:sz="1"/>
+              <w:right w:val="single" w:color="CCCCCC" w:sz="1"/>
+            </w:tcBorders>
+            <w:tcMar>
+              <w:top w:type="dxa" w:w="60"/>
+              <w:left w:type="dxa" w:w="100"/>
+              <w:bottom w:type="dxa" w:w="60"/>
+              <w:right w:type="dxa" w:w="100"/>
+            </w:tcMar>
+          </w:tcPr>
+          <w:p>
+            <w:pPr>
+              <w:spacing w:line="288"/>
+            </w:pPr>
+            <w:r>
+              <w:rPr>
+                <w:rFonts w:ascii="SimSun" w:cs="SimSun" w:eastAsia="SimSun" w:hAnsi="SimSun"/>
+                <w:color w:val="333333"/>
+                <w:sz w:val="20"/>
+                <w:szCs w:val="20"/>
+              </w:rPr>
+              <w:t xml:space="preserve">**每次更新必须统计全平台行数**: Keil + Arduino + ONENETapp + 安卓app，分别列出</w:t>
+            </w:r>
+          </w:p>
+        </w:tc>
+      </w:tr>
+      <w:tr>
+        <w:tc>
+          <w:tcPr>
+            <w:tcW w:type="dxa" w:w="2268"/>
+            <w:tcBorders>
+              <w:top w:val="single" w:color="CCCCCC" w:sz="1"/>
+              <w:left w:val="single" w:color="CCCCCC" w:sz="1"/>
+              <w:bottom w:val="single" w:color="CCCCCC" w:sz="1"/>
+              <w:right w:val="single" w:color="CCCCCC" w:sz="1"/>
+            </w:tcBorders>
+            <w:tcMar>
+              <w:top w:type="dxa" w:w="60"/>
+              <w:left w:type="dxa" w:w="100"/>
+              <w:bottom w:type="dxa" w:w="60"/>
+              <w:right w:type="dxa" w:w="100"/>
+            </w:tcMar>
+          </w:tcPr>
+          <w:p>
+            <w:pPr>
+              <w:spacing w:line="288"/>
+            </w:pPr>
+            <w:r>
+              <w:rPr>
+                <w:rFonts w:ascii="SimSun" w:cs="SimSun" w:eastAsia="SimSun" w:hAnsi="SimSun"/>
+                <w:color w:val="333333"/>
+                <w:sz w:val="20"/>
+                <w:szCs w:val="20"/>
+              </w:rPr>
+              <w:t xml:space="preserve">13</w:t>
+            </w:r>
+          </w:p>
+        </w:tc>
+        <w:tc>
+          <w:tcPr>
+            <w:tcW w:type="dxa" w:w="2268"/>
+            <w:tcBorders>
+              <w:top w:val="single" w:color="CCCCCC" w:sz="1"/>
+              <w:left w:val="single" w:color="CCCCCC" w:sz="1"/>
+              <w:bottom w:val="single" w:color="CCCCCC" w:sz="1"/>
+              <w:right w:val="single" w:color="CCCCCC" w:sz="1"/>
+            </w:tcBorders>
+            <w:tcMar>
+              <w:top w:type="dxa" w:w="60"/>
+              <w:left w:type="dxa" w:w="100"/>
+              <w:bottom w:type="dxa" w:w="60"/>
+              <w:right w:type="dxa" w:w="100"/>
+            </w:tcMar>
+          </w:tcPr>
+          <w:p>
+            <w:pPr>
+              <w:spacing w:line="288"/>
+            </w:pPr>
+            <w:r>
+              <w:rPr>
+                <w:rFonts w:ascii="SimSun" w:cs="SimSun" w:eastAsia="SimSun" w:hAnsi="SimSun"/>
+                <w:color w:val="333333"/>
+                <w:sz w:val="20"/>
+                <w:szCs w:val="20"/>
+              </w:rPr>
+              <w:t xml:space="preserve">`keilkill.bat` 运行后仍有 2 个编译产物未清理</w:t>
+            </w:r>
+          </w:p>
+        </w:tc>
+        <w:tc>
+          <w:tcPr>
+            <w:tcW w:type="dxa" w:w="2268"/>
+            <w:tcBorders>
+              <w:top w:val="single" w:color="CCCCCC" w:sz="1"/>
+              <w:left w:val="single" w:color="CCCCCC" w:sz="1"/>
+              <w:bottom w:val="single" w:color="CCCCCC" w:sz="1"/>
+              <w:right w:val="single" w:color="CCCCCC" w:sz="1"/>
+            </w:tcBorders>
+            <w:tcMar>
+              <w:top w:type="dxa" w:w="60"/>
+              <w:left w:type="dxa" w:w="100"/>
+              <w:bottom w:type="dxa" w:w="60"/>
+              <w:right w:type="dxa" w:w="100"/>
+            </w:tcMar>
+          </w:tcPr>
+          <w:p>
+            <w:pPr>
+              <w:spacing w:line="288"/>
+            </w:pPr>
+            <w:r>
+              <w:rPr>
+                <w:rFonts w:ascii="SimSun" w:cs="SimSun" w:eastAsia="SimSun" w:hAnsi="SimSun"/>
+                <w:color w:val="333333"/>
+                <w:sz w:val="20"/>
+                <w:szCs w:val="20"/>
+              </w:rPr>
+              <w:t xml:space="preserve">keilkill.bat 脚本本身不完整，没有覆盖所有中间文件</w:t>
+            </w:r>
+          </w:p>
+        </w:tc>
+        <w:tc>
+          <w:tcPr>
+            <w:tcW w:type="dxa" w:w="2268"/>
+            <w:tcBorders>
+              <w:top w:val="single" w:color="CCCCCC" w:sz="1"/>
+              <w:left w:val="single" w:color="CCCCCC" w:sz="1"/>
+              <w:bottom w:val="single" w:color="CCCCCC" w:sz="1"/>
+              <w:right w:val="single" w:color="CCCCCC" w:sz="1"/>
+            </w:tcBorders>
+            <w:tcMar>
+              <w:top w:type="dxa" w:w="60"/>
+              <w:left w:type="dxa" w:w="100"/>
+              <w:bottom w:type="dxa" w:w="60"/>
+              <w:right w:type="dxa" w:w="100"/>
+            </w:tcMar>
+          </w:tcPr>
+          <w:p>
+            <w:pPr>
+              <w:spacing w:line="288"/>
+            </w:pPr>
+            <w:r>
+              <w:rPr>
+                <w:rFonts w:ascii="SimSun" w:cs="SimSun" w:eastAsia="SimSun" w:hAnsi="SimSun"/>
+                <w:color w:val="333333"/>
+                <w:sz w:val="20"/>
+                <w:szCs w:val="20"/>
+              </w:rPr>
+              <w:t xml:space="preserve">**检查 keilkill.bat 脚本内容**，确保覆盖 .obj .lst .axf .__i .crf .d .o .htm .lnp .sct .dep .map .hex .build_log.htm .dbgconf .scvd</w:t>
+            </w:r>
+          </w:p>
+        </w:tc>
+      </w:tr>
+      <w:tr>
+        <w:tc>
+          <w:tcPr>
+            <w:tcW w:type="dxa" w:w="2268"/>
+            <w:tcBorders>
+              <w:top w:val="single" w:color="CCCCCC" w:sz="1"/>
+              <w:left w:val="single" w:color="CCCCCC" w:sz="1"/>
+              <w:bottom w:val="single" w:color="CCCCCC" w:sz="1"/>
+              <w:right w:val="single" w:color="CCCCCC" w:sz="1"/>
+            </w:tcBorders>
+            <w:tcMar>
+              <w:top w:type="dxa" w:w="60"/>
+              <w:left w:type="dxa" w:w="100"/>
+              <w:bottom w:type="dxa" w:w="60"/>
+              <w:right w:type="dxa" w:w="100"/>
+            </w:tcMar>
+          </w:tcPr>
+          <w:p>
+            <w:pPr>
+              <w:spacing w:line="288"/>
+            </w:pPr>
+            <w:r>
+              <w:rPr>
+                <w:rFonts w:ascii="SimSun" w:cs="SimSun" w:eastAsia="SimSun" w:hAnsi="SimSun"/>
+                <w:color w:val="333333"/>
+                <w:sz w:val="20"/>
+                <w:szCs w:val="20"/>
+              </w:rPr>
+              <w:t xml:space="preserve">14</w:t>
+            </w:r>
+          </w:p>
+        </w:tc>
+        <w:tc>
+          <w:tcPr>
+            <w:tcW w:type="dxa" w:w="2268"/>
+            <w:tcBorders>
+              <w:top w:val="single" w:color="CCCCCC" w:sz="1"/>
+              <w:left w:val="single" w:color="CCCCCC" w:sz="1"/>
+              <w:bottom w:val="single" w:color="CCCCCC" w:sz="1"/>
+              <w:right w:val="single" w:color="CCCCCC" w:sz="1"/>
+            </w:tcBorders>
+            <w:tcMar>
+              <w:top w:type="dxa" w:w="60"/>
+              <w:left w:type="dxa" w:w="100"/>
+              <w:bottom w:type="dxa" w:w="60"/>
+              <w:right w:type="dxa" w:w="100"/>
+            </w:tcMar>
+          </w:tcPr>
+          <w:p>
+            <w:pPr>
+              <w:spacing w:line="288"/>
+            </w:pPr>
+            <w:r>
+              <w:rPr>
+                <w:rFonts w:ascii="SimSun" w:cs="SimSun" w:eastAsia="SimSun" w:hAnsi="SimSun"/>
+                <w:color w:val="333333"/>
+                <w:sz w:val="20"/>
+                <w:szCs w:val="20"/>
+              </w:rPr>
+              <w:t xml:space="preserve">移动 ONENETapp/ 下文件到 js/ 后路径没及时更新</w:t>
+            </w:r>
+          </w:p>
+        </w:tc>
+        <w:tc>
+          <w:tcPr>
+            <w:tcW w:type="dxa" w:w="2268"/>
+            <w:tcBorders>
+              <w:top w:val="single" w:color="CCCCCC" w:sz="1"/>
+              <w:left w:val="single" w:color="CCCCCC" w:sz="1"/>
+              <w:bottom w:val="single" w:color="CCCCCC" w:sz="1"/>
+              <w:right w:val="single" w:color="CCCCCC" w:sz="1"/>
+            </w:tcBorders>
+            <w:tcMar>
+              <w:top w:type="dxa" w:w="60"/>
+              <w:left w:type="dxa" w:w="100"/>
+              <w:bottom w:type="dxa" w:w="60"/>
+              <w:right w:type="dxa" w:w="100"/>
+            </w:tcMar>
+          </w:tcPr>
+          <w:p>
+            <w:pPr>
+              <w:spacing w:line="288"/>
+            </w:pPr>
+            <w:r>
+              <w:rPr>
+                <w:rFonts w:ascii="SimSun" w:cs="SimSun" w:eastAsia="SimSun" w:hAnsi="SimSun"/>
+                <w:color w:val="333333"/>
+                <w:sz w:val="20"/>
+                <w:szCs w:val="20"/>
+              </w:rPr>
+              <w:t xml:space="preserve">结构变化后 CLAUDE.md 仍引用旧路径</w:t>
+            </w:r>
+          </w:p>
+        </w:tc>
+        <w:tc>
+          <w:tcPr>
+            <w:tcW w:type="dxa" w:w="2268"/>
+            <w:tcBorders>
+              <w:top w:val="single" w:color="CCCCCC" w:sz="1"/>
+              <w:left w:val="single" w:color="CCCCCC" w:sz="1"/>
+              <w:bottom w:val="single" w:color="CCCCCC" w:sz="1"/>
+              <w:right w:val="single" w:color="CCCCCC" w:sz="1"/>
+            </w:tcBorders>
+            <w:tcMar>
+              <w:top w:type="dxa" w:w="60"/>
+              <w:left w:type="dxa" w:w="100"/>
+              <w:bottom w:type="dxa" w:w="60"/>
+              <w:right w:type="dxa" w:w="100"/>
+            </w:tcMar>
+          </w:tcPr>
+          <w:p>
+            <w:pPr>
+              <w:spacing w:line="288"/>
+            </w:pPr>
+            <w:r>
+              <w:rPr>
+                <w:rFonts w:ascii="SimSun" w:cs="SimSun" w:eastAsia="SimSun" w:hAnsi="SimSun"/>
+                <w:color w:val="333333"/>
+                <w:sz w:val="20"/>
+                <w:szCs w:val="20"/>
+              </w:rPr>
+              <w:t xml:space="preserve">**目录结构变更后立即全文 grep 旧路径**，确保 CLAUDE.md + 开发指南 + 技能文件全部同步</w:t>
+            </w:r>
+          </w:p>
+        </w:tc>
+      </w:tr>
+      <w:tr>
+        <w:tc>
+          <w:tcPr>
+            <w:tcW w:type="dxa" w:w="2268"/>
+            <w:tcBorders>
+              <w:top w:val="single" w:color="CCCCCC" w:sz="1"/>
+              <w:left w:val="single" w:color="CCCCCC" w:sz="1"/>
+              <w:bottom w:val="single" w:color="CCCCCC" w:sz="1"/>
+              <w:right w:val="single" w:color="CCCCCC" w:sz="1"/>
+            </w:tcBorders>
+            <w:tcMar>
+              <w:top w:type="dxa" w:w="60"/>
+              <w:left w:type="dxa" w:w="100"/>
+              <w:bottom w:type="dxa" w:w="60"/>
+              <w:right w:type="dxa" w:w="100"/>
+            </w:tcMar>
+          </w:tcPr>
+          <w:p>
+            <w:pPr>
+              <w:spacing w:line="288"/>
+            </w:pPr>
+            <w:r>
+              <w:rPr>
+                <w:rFonts w:ascii="SimSun" w:cs="SimSun" w:eastAsia="SimSun" w:hAnsi="SimSun"/>
+                <w:color w:val="333333"/>
+                <w:sz w:val="20"/>
+                <w:szCs w:val="20"/>
+              </w:rPr>
+              <w:t xml:space="preserve">15</w:t>
+            </w:r>
+          </w:p>
+        </w:tc>
+        <w:tc>
+          <w:tcPr>
+            <w:tcW w:type="dxa" w:w="2268"/>
+            <w:tcBorders>
+              <w:top w:val="single" w:color="CCCCCC" w:sz="1"/>
+              <w:left w:val="single" w:color="CCCCCC" w:sz="1"/>
+              <w:bottom w:val="single" w:color="CCCCCC" w:sz="1"/>
+              <w:right w:val="single" w:color="CCCCCC" w:sz="1"/>
+            </w:tcBorders>
+            <w:tcMar>
+              <w:top w:type="dxa" w:w="60"/>
+              <w:left w:type="dxa" w:w="100"/>
+              <w:bottom w:type="dxa" w:w="60"/>
+              <w:right w:type="dxa" w:w="100"/>
+            </w:tcMar>
+          </w:tcPr>
+          <w:p>
+            <w:pPr>
+              <w:spacing w:line="288"/>
+            </w:pPr>
+            <w:r>
+              <w:rPr>
+                <w:rFonts w:ascii="SimSun" w:cs="SimSun" w:eastAsia="SimSun" w:hAnsi="SimSun"/>
+                <w:color w:val="333333"/>
+                <w:sz w:val="20"/>
+                <w:szCs w:val="20"/>
+              </w:rPr>
+              <w:t xml:space="preserve">小程序行数只列了 `tail -1` 总计没细分到文件</w:t>
+            </w:r>
+          </w:p>
+        </w:tc>
+        <w:tc>
+          <w:tcPr>
+            <w:tcW w:type="dxa" w:w="2268"/>
+            <w:tcBorders>
+              <w:top w:val="single" w:color="CCCCCC" w:sz="1"/>
+              <w:left w:val="single" w:color="CCCCCC" w:sz="1"/>
+              <w:bottom w:val="single" w:color="CCCCCC" w:sz="1"/>
+              <w:right w:val="single" w:color="CCCCCC" w:sz="1"/>
+            </w:tcBorders>
+            <w:tcMar>
+              <w:top w:type="dxa" w:w="60"/>
+              <w:left w:type="dxa" w:w="100"/>
+              <w:bottom w:type="dxa" w:w="60"/>
+              <w:right w:type="dxa" w:w="100"/>
+            </w:tcMar>
+          </w:tcPr>
+          <w:p>
+            <w:pPr>
+              <w:spacing w:line="288"/>
+            </w:pPr>
+            <w:r>
+              <w:rPr>
+                <w:rFonts w:ascii="SimSun" w:cs="SimSun" w:eastAsia="SimSun" w:hAnsi="SimSun"/>
+                <w:color w:val="333333"/>
+                <w:sz w:val="20"/>
+                <w:szCs w:val="20"/>
+              </w:rPr>
+              <w:t xml:space="preserve">一次性命令只关注总行数，漏掉各页面拆分数据</w:t>
+            </w:r>
+          </w:p>
+        </w:tc>
+        <w:tc>
+          <w:tcPr>
+            <w:tcW w:type="dxa" w:w="2268"/>
+            <w:tcBorders>
+              <w:top w:val="single" w:color="CCCCCC" w:sz="1"/>
+              <w:left w:val="single" w:color="CCCCCC" w:sz="1"/>
+              <w:bottom w:val="single" w:color="CCCCCC" w:sz="1"/>
+              <w:right w:val="single" w:color="CCCCCC" w:sz="1"/>
+            </w:tcBorders>
+            <w:tcMar>
+              <w:top w:type="dxa" w:w="60"/>
+              <w:left w:type="dxa" w:w="100"/>
+              <w:bottom w:type="dxa" w:w="60"/>
+              <w:right w:type="dxa" w:w="100"/>
+            </w:tcMar>
+          </w:tcPr>
+          <w:p>
+            <w:pPr>
+              <w:spacing w:line="288"/>
+            </w:pPr>
+            <w:r>
+              <w:rPr>
+                <w:rFonts w:ascii="SimSun" w:cs="SimSun" w:eastAsia="SimSun" w:hAnsi="SimSun"/>
+                <w:color w:val="333333"/>
+                <w:sz w:val="20"/>
+                <w:szCs w:val="20"/>
+              </w:rPr>
+              <w:t xml:space="preserve">**每个平台都列出文件级行数**，与 CLAUDE.md 中的行数注释一一对应</w:t>
+            </w:r>
+          </w:p>
+        </w:tc>
+      </w:tr>
+    </w:tbl>
+    <w:p/>
+    <w:p/>
+    <w:p>
+      <w:pPr>
+        <w:pStyle w:val="Heading3"/>
+        <w:spacing w:after="80" w:before="160"/>
+      </w:pPr>
+      <w:r>
+        <w:rPr>
+          <w:rFonts w:ascii="Microsoft YaHei" w:cs="Microsoft YaHei" w:eastAsia="Microsoft YaHei" w:hAnsi="Microsoft YaHei"/>
+          <w:b/>
+          <w:bCs/>
+          <w:color w:val="2B579A"/>
+          <w:sz w:val="28"/>
+          <w:szCs w:val="28"/>
+        </w:rPr>
+        <w:t xml:space="preserve">4.3 "更新全部内容"执行检查清单</w:t>
       </w:r>
     </w:p>
     <w:p/>

--- a/Claude_Files/docs/embedded-architect-system-prompt.docx
+++ b/Claude_Files/docs/embedded-architect-system-prompt.docx
@@ -2444,7 +2444,7 @@
           <w:sz w:val="28"/>
           <w:szCs w:val="28"/>
         </w:rPr>
-        <w:t xml:space="preserve">2.6 系统全局状态机 (V14)</w:t>
+        <w:t xml:space="preserve">2.6 系统全局状态机</w:t>
       </w:r>
     </w:p>
     <w:p/>
@@ -3595,7 +3595,7 @@
           <w:sz w:val="28"/>
           <w:szCs w:val="28"/>
         </w:rPr>
-        <w:t xml:space="preserve">2.10 工程目录约定 (V26)</w:t>
+        <w:t xml:space="preserve">2.10 工程目录约定 (V4.2.0)</w:t>
       </w:r>
     </w:p>
     <w:p/>
@@ -3806,7 +3806,7 @@
           <w:sz w:val="32"/>
           <w:szCs w:val="32"/>
         </w:rPr>
-        <w:t xml:space="preserve">3. 审查历史速查 (V16→V26)</w:t>
+        <w:t xml:space="preserve">3. 审查历史速查 (V4.0.0→V4.2.0)</w:t>
       </w:r>
     </w:p>
     <w:p/>
@@ -3919,7 +3919,7 @@
                 <w:sz w:val="20"/>
                 <w:szCs w:val="20"/>
               </w:rPr>
-              <w:t xml:space="preserve">V16</w:t>
+              <w:t xml:space="preserve">V4.0.0</w:t>
             </w:r>
           </w:p>
         </w:tc>
@@ -3983,7 +3983,7 @@
                 <w:sz w:val="20"/>
                 <w:szCs w:val="20"/>
               </w:rPr>
-              <w:t xml:space="preserve">V25</w:t>
+              <w:t xml:space="preserve">V4.1.0</w:t>
             </w:r>
           </w:p>
         </w:tc>
@@ -4047,7 +4047,7 @@
                 <w:sz w:val="20"/>
                 <w:szCs w:val="20"/>
               </w:rPr>
-              <w:t xml:space="preserve">V26</w:t>
+              <w:t xml:space="preserve">V4.2.0</w:t>
             </w:r>
           </w:p>
         </w:tc>
@@ -4139,7 +4139,7 @@
           <w:sz w:val="28"/>
           <w:szCs w:val="28"/>
         </w:rPr>
-        <w:t xml:space="preserve">4.1 2026-06-17: V26 更新教训</w:t>
+        <w:t xml:space="preserve">4.1 2026-06-17: V4.2.0 更新教训</w:t>
       </w:r>
     </w:p>
     <w:p/>
@@ -5691,7 +5691,7 @@
           <w:sz w:val="28"/>
           <w:szCs w:val="28"/>
         </w:rPr>
-        <w:t xml:space="preserve">4.2 2026-06-17 (#2): V26 全量同步教训</w:t>
+        <w:t xml:space="preserve">4.2 2026-06-17 (#2): V4.2.0 全量同步教训</w:t>
       </w:r>
     </w:p>
     <w:p/>

--- a/Claude_Files/docs/embedded-architect-system-prompt.docx
+++ b/Claude_Files/docs/embedded-architect-system-prompt.docx
@@ -4122,6 +4122,425 @@
           <w:szCs w:val="20"/>
         </w:rPr>
         <w:t xml:space="preserve">**☠️ 铁律**: 每次执行"更新全部内容"后，必须把本轮遇到的所有问题总结写入本节，防止下次再犯。</w:t>
+      </w:r>
+    </w:p>
+    <w:p/>
+    <w:p>
+      <w:pPr>
+        <w:pStyle w:val="Heading3"/>
+        <w:spacing w:after="80" w:before="160"/>
+      </w:pPr>
+      <w:r>
+        <w:rPr>
+          <w:rFonts w:ascii="Microsoft YaHei" w:cs="Microsoft YaHei" w:eastAsia="Microsoft YaHei" w:hAnsi="Microsoft YaHei"/>
+          <w:b/>
+          <w:bCs/>
+          <w:color w:val="2B579A"/>
+          <w:sz w:val="28"/>
+          <w:szCs w:val="28"/>
+        </w:rPr>
+        <w:t xml:space="preserve">4.0 版本号规则 (全项目铁律)</w:t>
+      </w:r>
+    </w:p>
+    <w:p/>
+    <w:p>
+      <w:pPr>
+        <w:shd w:fill="F5F5F5" w:val="clear"/>
+        <w:spacing w:line="240"/>
+        <w:ind w:left="360"/>
+      </w:pPr>
+      <w:r>
+        <w:rPr>
+          <w:rFonts w:ascii="Consolas" w:cs="Consolas" w:eastAsia="Consolas" w:hAnsi="Consolas"/>
+          <w:color w:val="2D2D2D"/>
+          <w:sz w:val="19"/>
+          <w:szCs w:val="19"/>
+        </w:rPr>
+        <w:t xml:space="preserve">Vx.y.z 三数字体系：</w:t>
+      </w:r>
+    </w:p>
+    <w:p>
+      <w:pPr>
+        <w:shd w:fill="F5F5F5" w:val="clear"/>
+        <w:spacing w:line="240"/>
+        <w:ind w:left="360"/>
+      </w:pPr>
+      <w:r>
+        <w:rPr>
+          <w:rFonts w:ascii="Consolas" w:cs="Consolas" w:eastAsia="Consolas" w:hAnsi="Consolas"/>
+          <w:color w:val="2D2D2D"/>
+          <w:sz w:val="19"/>
+          <w:szCs w:val="19"/>
+        </w:rPr>
+        <w:t xml:space="preserve">  x — 大版本: 架构重构/显示方案变更 (OLED→TFT 等) 时 +1</w:t>
+      </w:r>
+    </w:p>
+    <w:p>
+      <w:pPr>
+        <w:shd w:fill="F5F5F5" w:val="clear"/>
+        <w:spacing w:line="240"/>
+        <w:ind w:left="360"/>
+      </w:pPr>
+      <w:r>
+        <w:rPr>
+          <w:rFonts w:ascii="Consolas" w:cs="Consolas" w:eastAsia="Consolas" w:hAnsi="Consolas"/>
+          <w:color w:val="2D2D2D"/>
+          <w:sz w:val="19"/>
+          <w:szCs w:val="19"/>
+        </w:rPr>
+        <w:t xml:space="preserve">  y — 中版本: 新增页面/大功能/全平台重写 时 +1</w:t>
+      </w:r>
+    </w:p>
+    <w:p>
+      <w:pPr>
+        <w:shd w:fill="F5F5F5" w:val="clear"/>
+        <w:spacing w:line="240"/>
+        <w:ind w:left="360"/>
+      </w:pPr>
+      <w:r>
+        <w:rPr>
+          <w:rFonts w:ascii="Consolas" w:cs="Consolas" w:eastAsia="Consolas" w:hAnsi="Consolas"/>
+          <w:color w:val="2D2D2D"/>
+          <w:sz w:val="19"/>
+          <w:szCs w:val="19"/>
+        </w:rPr>
+        <w:t xml:space="preserve">  z — 小版本: Bug修复/字库修正/底部栏调整 时 +1</w:t>
+      </w:r>
+    </w:p>
+    <w:p>
+      <w:pPr>
+        <w:shd w:fill="F5F5F5" w:val="clear"/>
+        <w:spacing w:line="240"/>
+        <w:ind w:left="360"/>
+      </w:pPr>
+      <w:r>
+        <w:rPr>
+          <w:rFonts w:ascii="Consolas" w:cs="Consolas" w:eastAsia="Consolas" w:hAnsi="Consolas"/>
+          <w:color w:val="2D2D2D"/>
+          <w:sz w:val="19"/>
+          <w:szCs w:val="19"/>
+        </w:rPr>
+        <w:t xml:space="preserve"/>
+      </w:r>
+    </w:p>
+    <w:p>
+      <w:pPr>
+        <w:shd w:fill="F5F5F5" w:val="clear"/>
+        <w:spacing w:line="240"/>
+        <w:ind w:left="360"/>
+      </w:pPr>
+      <w:r>
+        <w:rPr>
+          <w:rFonts w:ascii="Consolas" w:cs="Consolas" w:eastAsia="Consolas" w:hAnsi="Consolas"/>
+          <w:color w:val="2D2D2D"/>
+          <w:sz w:val="19"/>
+          <w:szCs w:val="19"/>
+        </w:rPr>
+        <w:t xml:space="preserve">当前版本: V4.2.0</w:t>
+      </w:r>
+    </w:p>
+    <w:p>
+      <w:pPr>
+        <w:shd w:fill="F5F5F5" w:val="clear"/>
+        <w:spacing w:line="240"/>
+        <w:ind w:left="360"/>
+      </w:pPr>
+      <w:r>
+        <w:rPr>
+          <w:rFonts w:ascii="Consolas" w:cs="Consolas" w:eastAsia="Consolas" w:hAnsi="Consolas"/>
+          <w:color w:val="2D2D2D"/>
+          <w:sz w:val="19"/>
+          <w:szCs w:val="19"/>
+        </w:rPr>
+        <w:t xml:space="preserve">  V4 = TFT 彩屏架构 (4.0TFT 分支)</w:t>
+      </w:r>
+    </w:p>
+    <w:p>
+      <w:pPr>
+        <w:shd w:fill="F5F5F5" w:val="clear"/>
+        <w:spacing w:line="240"/>
+        <w:ind w:left="360"/>
+      </w:pPr>
+      <w:r>
+        <w:rPr>
+          <w:rFonts w:ascii="Consolas" w:cs="Consolas" w:eastAsia="Consolas" w:hAnsi="Consolas"/>
+          <w:color w:val="2D2D2D"/>
+          <w:sz w:val="19"/>
+          <w:szCs w:val="19"/>
+        </w:rPr>
+        <w:t xml:space="preserve">  .2 = 两次中版本升级 (V4.1 小程序全重写 → V4.2 字库修复+底部栏)</w:t>
+      </w:r>
+    </w:p>
+    <w:p>
+      <w:pPr>
+        <w:shd w:fill="F5F5F5" w:val="clear"/>
+        <w:spacing w:line="240"/>
+        <w:ind w:left="360"/>
+      </w:pPr>
+      <w:r>
+        <w:rPr>
+          <w:rFonts w:ascii="Consolas" w:cs="Consolas" w:eastAsia="Consolas" w:hAnsi="Consolas"/>
+          <w:color w:val="2D2D2D"/>
+          <w:sz w:val="19"/>
+          <w:szCs w:val="19"/>
+        </w:rPr>
+        <w:t xml:space="preserve">  .0 = 当前小版本号</w:t>
+      </w:r>
+    </w:p>
+    <w:p>
+      <w:pPr>
+        <w:shd w:fill="F5F5F5" w:val="clear"/>
+        <w:spacing w:line="240"/>
+        <w:ind w:left="360"/>
+      </w:pPr>
+      <w:r>
+        <w:rPr>
+          <w:rFonts w:ascii="Consolas" w:cs="Consolas" w:eastAsia="Consolas" w:hAnsi="Consolas"/>
+          <w:color w:val="2D2D2D"/>
+          <w:sz w:val="19"/>
+          <w:szCs w:val="19"/>
+        </w:rPr>
+        <w:t xml:space="preserve"/>
+      </w:r>
+    </w:p>
+    <w:p>
+      <w:pPr>
+        <w:shd w:fill="F5F5F5" w:val="clear"/>
+        <w:spacing w:line="240"/>
+        <w:ind w:left="360"/>
+      </w:pPr>
+      <w:r>
+        <w:rPr>
+          <w:rFonts w:ascii="Consolas" w:cs="Consolas" w:eastAsia="Consolas" w:hAnsi="Consolas"/>
+          <w:color w:val="2D2D2D"/>
+          <w:sz w:val="19"/>
+          <w:szCs w:val="19"/>
+        </w:rPr>
+        <w:t xml:space="preserve">涉及版本号的位置 (全项目必须统一):</w:t>
+      </w:r>
+    </w:p>
+    <w:p>
+      <w:pPr>
+        <w:shd w:fill="F5F5F5" w:val="clear"/>
+        <w:spacing w:line="240"/>
+        <w:ind w:left="360"/>
+      </w:pPr>
+      <w:r>
+        <w:rPr>
+          <w:rFonts w:ascii="Consolas" w:cs="Consolas" w:eastAsia="Consolas" w:hAnsi="Consolas"/>
+          <w:color w:val="2D2D2D"/>
+          <w:sz w:val="19"/>
+          <w:szCs w:val="19"/>
+        </w:rPr>
+        <w:t xml:space="preserve">  【文件头注释】每个 .c/.h 的 @brief/@note 行 → V4.2.0</w:t>
+      </w:r>
+    </w:p>
+    <w:p>
+      <w:pPr>
+        <w:shd w:fill="F5F5F5" w:val="clear"/>
+        <w:spacing w:line="240"/>
+        <w:ind w:left="360"/>
+      </w:pPr>
+      <w:r>
+        <w:rPr>
+          <w:rFonts w:ascii="Consolas" w:cs="Consolas" w:eastAsia="Consolas" w:hAnsi="Consolas"/>
+          <w:color w:val="2D2D2D"/>
+          <w:sz w:val="19"/>
+          <w:szCs w:val="19"/>
+        </w:rPr>
+        <w:t xml:space="preserve">  【文档控制信息】开发指南 文档版本+固件版本 → V4.2.0</w:t>
+      </w:r>
+    </w:p>
+    <w:p>
+      <w:pPr>
+        <w:shd w:fill="F5F5F5" w:val="clear"/>
+        <w:spacing w:line="240"/>
+        <w:ind w:left="360"/>
+      </w:pPr>
+      <w:r>
+        <w:rPr>
+          <w:rFonts w:ascii="Consolas" w:cs="Consolas" w:eastAsia="Consolas" w:hAnsi="Consolas"/>
+          <w:color w:val="2D2D2D"/>
+          <w:sz w:val="19"/>
+          <w:szCs w:val="19"/>
+        </w:rPr>
+        <w:t xml:space="preserve">  【技能文件 frontmatter】name/description 中的版本引用 → V4.2.0</w:t>
+      </w:r>
+    </w:p>
+    <w:p>
+      <w:pPr>
+        <w:shd w:fill="F5F5F5" w:val="clear"/>
+        <w:spacing w:line="240"/>
+        <w:ind w:left="360"/>
+      </w:pPr>
+      <w:r>
+        <w:rPr>
+          <w:rFonts w:ascii="Consolas" w:cs="Consolas" w:eastAsia="Consolas" w:hAnsi="Consolas"/>
+          <w:color w:val="2D2D2D"/>
+          <w:sz w:val="19"/>
+          <w:szCs w:val="19"/>
+        </w:rPr>
+        <w:t xml:space="preserve">  【CLAUDE.md】版本号+审查历史+文件结构注释 → V4.2.0</w:t>
+      </w:r>
+    </w:p>
+    <w:p>
+      <w:pPr>
+        <w:shd w:fill="F5F5F5" w:val="clear"/>
+        <w:spacing w:line="240"/>
+        <w:ind w:left="360"/>
+      </w:pPr>
+      <w:r>
+        <w:rPr>
+          <w:rFonts w:ascii="Consolas" w:cs="Consolas" w:eastAsia="Consolas" w:hAnsi="Consolas"/>
+          <w:color w:val="2D2D2D"/>
+          <w:sz w:val="19"/>
+          <w:szCs w:val="19"/>
+        </w:rPr>
+        <w:t xml:space="preserve">  【README.md】badge + 版本历史表 + 分支表 → V4.2.0</w:t>
+      </w:r>
+    </w:p>
+    <w:p>
+      <w:pPr>
+        <w:shd w:fill="F5F5F5" w:val="clear"/>
+        <w:spacing w:line="240"/>
+        <w:ind w:left="360"/>
+      </w:pPr>
+      <w:r>
+        <w:rPr>
+          <w:rFonts w:ascii="Consolas" w:cs="Consolas" w:eastAsia="Consolas" w:hAnsi="Consolas"/>
+          <w:color w:val="2D2D2D"/>
+          <w:sz w:val="19"/>
+          <w:szCs w:val="19"/>
+        </w:rPr>
+        <w:t xml:space="preserve">  【操作手册/部署文档】版本字段 → V4.2.0</w:t>
+      </w:r>
+    </w:p>
+    <w:p>
+      <w:pPr>
+        <w:shd w:fill="F5F5F5" w:val="clear"/>
+        <w:spacing w:line="240"/>
+        <w:ind w:left="360"/>
+      </w:pPr>
+      <w:r>
+        <w:rPr>
+          <w:rFonts w:ascii="Consolas" w:cs="Consolas" w:eastAsia="Consolas" w:hAnsi="Consolas"/>
+          <w:color w:val="2D2D2D"/>
+          <w:sz w:val="19"/>
+          <w:szCs w:val="19"/>
+        </w:rPr>
+        <w:t xml:space="preserve">  【小程序注释】wxss/wxml/js 头部版本注释 → V4.2.0</w:t>
+      </w:r>
+    </w:p>
+    <w:p>
+      <w:pPr>
+        <w:shd w:fill="F5F5F5" w:val="clear"/>
+        <w:spacing w:line="240"/>
+        <w:ind w:left="360"/>
+      </w:pPr>
+      <w:r>
+        <w:rPr>
+          <w:rFonts w:ascii="Consolas" w:cs="Consolas" w:eastAsia="Consolas" w:hAnsi="Consolas"/>
+          <w:color w:val="2D2D2D"/>
+          <w:sz w:val="19"/>
+          <w:szCs w:val="19"/>
+        </w:rPr>
+        <w:t xml:space="preserve"/>
+      </w:r>
+    </w:p>
+    <w:p>
+      <w:pPr>
+        <w:shd w:fill="F5F5F5" w:val="clear"/>
+        <w:spacing w:line="240"/>
+        <w:ind w:left="360"/>
+      </w:pPr>
+      <w:r>
+        <w:rPr>
+          <w:rFonts w:ascii="Consolas" w:cs="Consolas" w:eastAsia="Consolas" w:hAnsi="Consolas"/>
+          <w:color w:val="2D2D2D"/>
+          <w:sz w:val="19"/>
+          <w:szCs w:val="19"/>
+        </w:rPr>
+        <w:t xml:space="preserve">禁止事项:</w:t>
+      </w:r>
+    </w:p>
+    <w:p>
+      <w:pPr>
+        <w:shd w:fill="F5F5F5" w:val="clear"/>
+        <w:spacing w:line="240"/>
+        <w:ind w:left="360"/>
+      </w:pPr>
+      <w:r>
+        <w:rPr>
+          <w:rFonts w:ascii="Consolas" w:cs="Consolas" w:eastAsia="Consolas" w:hAnsi="Consolas"/>
+          <w:color w:val="2D2D2D"/>
+          <w:sz w:val="19"/>
+          <w:szCs w:val="19"/>
+        </w:rPr>
+        <w:t xml:space="preserve">  - 禁止使用 V1~V26 等旧格式 (已全部映射到 V4.x.x)</w:t>
+      </w:r>
+    </w:p>
+    <w:p>
+      <w:pPr>
+        <w:shd w:fill="F5F5F5" w:val="clear"/>
+        <w:spacing w:line="240"/>
+        <w:ind w:left="360"/>
+      </w:pPr>
+      <w:r>
+        <w:rPr>
+          <w:rFonts w:ascii="Consolas" w:cs="Consolas" w:eastAsia="Consolas" w:hAnsi="Consolas"/>
+          <w:color w:val="2D2D2D"/>
+          <w:sz w:val="19"/>
+          <w:szCs w:val="19"/>
+        </w:rPr>
+        <w:t xml:space="preserve">  - 禁止在代码注释/文档中添加模块级版本标记 (如 "EMA 双级滤波链 (V26)")</w:t>
+      </w:r>
+    </w:p>
+    <w:p>
+      <w:pPr>
+        <w:shd w:fill="F5F5F5" w:val="clear"/>
+        <w:spacing w:line="240"/>
+        <w:ind w:left="360"/>
+      </w:pPr>
+      <w:r>
+        <w:rPr>
+          <w:rFonts w:ascii="Consolas" w:cs="Consolas" w:eastAsia="Consolas" w:hAnsi="Consolas"/>
+          <w:color w:val="2D2D2D"/>
+          <w:sz w:val="19"/>
+          <w:szCs w:val="19"/>
+        </w:rPr>
+        <w:t xml:space="preserve">    版本号只放在文件头@brief/@note 和文档控制信息中</w:t>
+      </w:r>
+    </w:p>
+    <w:p>
+      <w:pPr>
+        <w:shd w:fill="F5F5F5" w:val="clear"/>
+        <w:spacing w:line="240"/>
+        <w:ind w:left="360"/>
+      </w:pPr>
+      <w:r>
+        <w:rPr>
+          <w:rFonts w:ascii="Consolas" w:cs="Consolas" w:eastAsia="Consolas" w:hAnsi="Consolas"/>
+          <w:color w:val="2D2D2D"/>
+          <w:sz w:val="19"/>
+          <w:szCs w:val="19"/>
+        </w:rPr>
+        <w:t xml:space="preserve">  - SPL V3.5.0、ARMCC V5、Keil V5、STM32F103 等外部库版本不在此规则范围</w:t>
+      </w:r>
+    </w:p>
+    <w:p>
+      <w:pPr>
+        <w:shd w:fill="F5F5F5" w:val="clear"/>
+        <w:spacing w:line="240"/>
+        <w:ind w:left="360"/>
+      </w:pPr>
+      <w:r>
+        <w:rPr>
+          <w:rFonts w:ascii="Consolas" w:cs="Consolas" w:eastAsia="Consolas" w:hAnsi="Consolas"/>
+          <w:color w:val="2D2D2D"/>
+          <w:sz w:val="19"/>
+          <w:szCs w:val="19"/>
+        </w:rPr>
+        <w:t xml:space="preserve">  - 历史版本在修改日志中保留，但不作为当前版本号出现</w:t>
       </w:r>
     </w:p>
     <w:p/>

--- a/Claude_Files/docs/embedded-architect-system-prompt.docx
+++ b/Claude_Files/docs/embedded-architect-system-prompt.docx
@@ -4172,7 +4172,23 @@
           <w:sz w:val="19"/>
           <w:szCs w:val="19"/>
         </w:rPr>
-        <w:t xml:space="preserve">  x — 大版本: 架构重构/显示方案变更 (OLED→TFT 等) 时 +1</w:t>
+        <w:t xml:space="preserve">  x — 固定为 4 (对应目录名 WPT_PWM_V4.0_ONENET_TFT, 4.0TFT 分支)</w:t>
+      </w:r>
+    </w:p>
+    <w:p>
+      <w:pPr>
+        <w:shd w:fill="F5F5F5" w:val="clear"/>
+        <w:spacing w:line="240"/>
+        <w:ind w:left="360"/>
+      </w:pPr>
+      <w:r>
+        <w:rPr>
+          <w:rFonts w:ascii="Consolas" w:cs="Consolas" w:eastAsia="Consolas" w:hAnsi="Consolas"/>
+          <w:color w:val="2D2D2D"/>
+          <w:sz w:val="19"/>
+          <w:szCs w:val="19"/>
+        </w:rPr>
+        <w:t xml:space="preserve">      仅当整个仓库从 TFT 架构升级到下一代显示方案时才变为 5</w:t>
       </w:r>
     </w:p>
     <w:p>
@@ -4204,7 +4220,7 @@
           <w:sz w:val="19"/>
           <w:szCs w:val="19"/>
         </w:rPr>
-        <w:t xml:space="preserve">  z — 小版本: Bug修复/字库修正/底部栏调整 时 +1</w:t>
+        <w:t xml:space="preserve">  z — 小版本: Bug修复/字库修正/底部栏调整/文档更新 时 +1</w:t>
       </w:r>
     </w:p>
     <w:p>
@@ -4252,23 +4268,23 @@
           <w:sz w:val="19"/>
           <w:szCs w:val="19"/>
         </w:rPr>
-        <w:t xml:space="preserve">  V4 = TFT 彩屏架构 (4.0TFT 分支)</w:t>
-      </w:r>
-    </w:p>
-    <w:p>
-      <w:pPr>
-        <w:shd w:fill="F5F5F5" w:val="clear"/>
-        <w:spacing w:line="240"/>
-        <w:ind w:left="360"/>
-      </w:pPr>
-      <w:r>
-        <w:rPr>
-          <w:rFonts w:ascii="Consolas" w:cs="Consolas" w:eastAsia="Consolas" w:hAnsi="Consolas"/>
-          <w:color w:val="2D2D2D"/>
-          <w:sz w:val="19"/>
-          <w:szCs w:val="19"/>
-        </w:rPr>
-        <w:t xml:space="preserve">  .2 = 两次中版本升级 (V4.1 小程序全重写 → V4.2 字库修复+底部栏)</w:t>
+        <w:t xml:space="preserve">  V4 = 固定大版本 (TFT 彩屏架构)</w:t>
+      </w:r>
+    </w:p>
+    <w:p>
+      <w:pPr>
+        <w:shd w:fill="F5F5F5" w:val="clear"/>
+        <w:spacing w:line="240"/>
+        <w:ind w:left="360"/>
+      </w:pPr>
+      <w:r>
+        <w:rPr>
+          <w:rFonts w:ascii="Consolas" w:cs="Consolas" w:eastAsia="Consolas" w:hAnsi="Consolas"/>
+          <w:color w:val="2D2D2D"/>
+          <w:sz w:val="19"/>
+          <w:szCs w:val="19"/>
+        </w:rPr>
+        <w:t xml:space="preserve">  .2 = 两次中版本升级</w:t>
       </w:r>
     </w:p>
     <w:p>
@@ -4332,7 +4348,7 @@
           <w:sz w:val="19"/>
           <w:szCs w:val="19"/>
         </w:rPr>
-        <w:t xml:space="preserve">  【文件头注释】每个 .c/.h 的 @brief/@note 行 → V4.2.0</w:t>
+        <w:t xml:space="preserve">  【文件头注释】每个 .c/.h/.ino/.py 的 @brief/@note/@version 行 → V4.2.0</w:t>
       </w:r>
     </w:p>
     <w:p>
@@ -4380,7 +4396,7 @@
           <w:sz w:val="19"/>
           <w:szCs w:val="19"/>
         </w:rPr>
-        <w:t xml:space="preserve">  【CLAUDE.md】版本号+审查历史+文件结构注释 → V4.2.0</w:t>
+        <w:t xml:space="preserve">  【CLAUDE.md】版本号+审查历史+文件结构行数注释 → V4.2.0</w:t>
       </w:r>
     </w:p>
     <w:p>
@@ -4428,7 +4444,23 @@
           <w:sz w:val="19"/>
           <w:szCs w:val="19"/>
         </w:rPr>
-        <w:t xml:space="preserve">  【小程序注释】wxss/wxml/js 头部版本注释 → V4.2.0</w:t>
+        <w:t xml:space="preserve">  【小程序注释】wxss/wxml/js 头部 → V4.2.0</w:t>
+      </w:r>
+    </w:p>
+    <w:p>
+      <w:pPr>
+        <w:shd w:fill="F5F5F5" w:val="clear"/>
+        <w:spacing w:line="240"/>
+        <w:ind w:left="360"/>
+      </w:pPr>
+      <w:r>
+        <w:rPr>
+          <w:rFonts w:ascii="Consolas" w:cs="Consolas" w:eastAsia="Consolas" w:hAnsi="Consolas"/>
+          <w:color w:val="2D2D2D"/>
+          <w:sz w:val="19"/>
+          <w:szCs w:val="19"/>
+        </w:rPr>
+        <w:t xml:space="preserve">  【其他文档】ONENETapp/README, Railway_Deploy/README, plans/, specs/ → V4.2.0</w:t>
       </w:r>
     </w:p>
     <w:p>
@@ -4460,6 +4492,342 @@
           <w:sz w:val="19"/>
           <w:szCs w:val="19"/>
         </w:rPr>
+        <w:t xml:space="preserve">历史版本 → V4.x.x 完整映射表:</w:t>
+      </w:r>
+    </w:p>
+    <w:p>
+      <w:pPr>
+        <w:shd w:fill="F5F5F5" w:val="clear"/>
+        <w:spacing w:line="240"/>
+        <w:ind w:left="360"/>
+      </w:pPr>
+      <w:r>
+        <w:rPr>
+          <w:rFonts w:ascii="Consolas" w:cs="Consolas" w:eastAsia="Consolas" w:hAnsi="Consolas"/>
+          <w:color w:val="2D2D2D"/>
+          <w:sz w:val="19"/>
+          <w:szCs w:val="19"/>
+        </w:rPr>
+        <w:t xml:space="preserve">  旧 V0.0  → V1.0.0 (初始原型, 用 V1 起始以便后续回填)</w:t>
+      </w:r>
+    </w:p>
+    <w:p>
+      <w:pPr>
+        <w:shd w:fill="F5F5F5" w:val="clear"/>
+        <w:spacing w:line="240"/>
+        <w:ind w:left="360"/>
+      </w:pPr>
+      <w:r>
+        <w:rPr>
+          <w:rFonts w:ascii="Consolas" w:cs="Consolas" w:eastAsia="Consolas" w:hAnsi="Consolas"/>
+          <w:color w:val="2D2D2D"/>
+          <w:sz w:val="19"/>
+          <w:szCs w:val="19"/>
+        </w:rPr>
+        <w:t xml:space="preserve">  旧 V1.0  → V1.1.0</w:t>
+      </w:r>
+    </w:p>
+    <w:p>
+      <w:pPr>
+        <w:shd w:fill="F5F5F5" w:val="clear"/>
+        <w:spacing w:line="240"/>
+        <w:ind w:left="360"/>
+      </w:pPr>
+      <w:r>
+        <w:rPr>
+          <w:rFonts w:ascii="Consolas" w:cs="Consolas" w:eastAsia="Consolas" w:hAnsi="Consolas"/>
+          <w:color w:val="2D2D2D"/>
+          <w:sz w:val="19"/>
+          <w:szCs w:val="19"/>
+        </w:rPr>
+        <w:t xml:space="preserve">  旧 V3.0  → V2.0.0</w:t>
+      </w:r>
+    </w:p>
+    <w:p>
+      <w:pPr>
+        <w:shd w:fill="F5F5F5" w:val="clear"/>
+        <w:spacing w:line="240"/>
+        <w:ind w:left="360"/>
+      </w:pPr>
+      <w:r>
+        <w:rPr>
+          <w:rFonts w:ascii="Consolas" w:cs="Consolas" w:eastAsia="Consolas" w:hAnsi="Consolas"/>
+          <w:color w:val="2D2D2D"/>
+          <w:sz w:val="19"/>
+          <w:szCs w:val="19"/>
+        </w:rPr>
+        <w:t xml:space="preserve">  旧 V5.0  → V2.2.0</w:t>
+      </w:r>
+    </w:p>
+    <w:p>
+      <w:pPr>
+        <w:shd w:fill="F5F5F5" w:val="clear"/>
+        <w:spacing w:line="240"/>
+        <w:ind w:left="360"/>
+      </w:pPr>
+      <w:r>
+        <w:rPr>
+          <w:rFonts w:ascii="Consolas" w:cs="Consolas" w:eastAsia="Consolas" w:hAnsi="Consolas"/>
+          <w:color w:val="2D2D2D"/>
+          <w:sz w:val="19"/>
+          <w:szCs w:val="19"/>
+        </w:rPr>
+        <w:t xml:space="preserve">  旧 V5.1  → V2.3.0</w:t>
+      </w:r>
+    </w:p>
+    <w:p>
+      <w:pPr>
+        <w:shd w:fill="F5F5F5" w:val="clear"/>
+        <w:spacing w:line="240"/>
+        <w:ind w:left="360"/>
+      </w:pPr>
+      <w:r>
+        <w:rPr>
+          <w:rFonts w:ascii="Consolas" w:cs="Consolas" w:eastAsia="Consolas" w:hAnsi="Consolas"/>
+          <w:color w:val="2D2D2D"/>
+          <w:sz w:val="19"/>
+          <w:szCs w:val="19"/>
+        </w:rPr>
+        <w:t xml:space="preserve">  旧 V5.2  → V2.5.0</w:t>
+      </w:r>
+    </w:p>
+    <w:p>
+      <w:pPr>
+        <w:shd w:fill="F5F5F5" w:val="clear"/>
+        <w:spacing w:line="240"/>
+        <w:ind w:left="360"/>
+      </w:pPr>
+      <w:r>
+        <w:rPr>
+          <w:rFonts w:ascii="Consolas" w:cs="Consolas" w:eastAsia="Consolas" w:hAnsi="Consolas"/>
+          <w:color w:val="2D2D2D"/>
+          <w:sz w:val="19"/>
+          <w:szCs w:val="19"/>
+        </w:rPr>
+        <w:t xml:space="preserve">  旧 V6.0  → V2.4.0</w:t>
+      </w:r>
+    </w:p>
+    <w:p>
+      <w:pPr>
+        <w:shd w:fill="F5F5F5" w:val="clear"/>
+        <w:spacing w:line="240"/>
+        <w:ind w:left="360"/>
+      </w:pPr>
+      <w:r>
+        <w:rPr>
+          <w:rFonts w:ascii="Consolas" w:cs="Consolas" w:eastAsia="Consolas" w:hAnsi="Consolas"/>
+          <w:color w:val="2D2D2D"/>
+          <w:sz w:val="19"/>
+          <w:szCs w:val="19"/>
+        </w:rPr>
+        <w:t xml:space="preserve">  旧 V6.4  → V3.0.0</w:t>
+      </w:r>
+    </w:p>
+    <w:p>
+      <w:pPr>
+        <w:shd w:fill="F5F5F5" w:val="clear"/>
+        <w:spacing w:line="240"/>
+        <w:ind w:left="360"/>
+      </w:pPr>
+      <w:r>
+        <w:rPr>
+          <w:rFonts w:ascii="Consolas" w:cs="Consolas" w:eastAsia="Consolas" w:hAnsi="Consolas"/>
+          <w:color w:val="2D2D2D"/>
+          <w:sz w:val="19"/>
+          <w:szCs w:val="19"/>
+        </w:rPr>
+        <w:t xml:space="preserve">  旧 V9    → V3.1.0</w:t>
+      </w:r>
+    </w:p>
+    <w:p>
+      <w:pPr>
+        <w:shd w:fill="F5F5F5" w:val="clear"/>
+        <w:spacing w:line="240"/>
+        <w:ind w:left="360"/>
+      </w:pPr>
+      <w:r>
+        <w:rPr>
+          <w:rFonts w:ascii="Consolas" w:cs="Consolas" w:eastAsia="Consolas" w:hAnsi="Consolas"/>
+          <w:color w:val="2D2D2D"/>
+          <w:sz w:val="19"/>
+          <w:szCs w:val="19"/>
+        </w:rPr>
+        <w:t xml:space="preserve">  旧 V10   → V3.2.0</w:t>
+      </w:r>
+    </w:p>
+    <w:p>
+      <w:pPr>
+        <w:shd w:fill="F5F5F5" w:val="clear"/>
+        <w:spacing w:line="240"/>
+        <w:ind w:left="360"/>
+      </w:pPr>
+      <w:r>
+        <w:rPr>
+          <w:rFonts w:ascii="Consolas" w:cs="Consolas" w:eastAsia="Consolas" w:hAnsi="Consolas"/>
+          <w:color w:val="2D2D2D"/>
+          <w:sz w:val="19"/>
+          <w:szCs w:val="19"/>
+        </w:rPr>
+        <w:t xml:space="preserve">  旧 V11   → V3.3.0</w:t>
+      </w:r>
+    </w:p>
+    <w:p>
+      <w:pPr>
+        <w:shd w:fill="F5F5F5" w:val="clear"/>
+        <w:spacing w:line="240"/>
+        <w:ind w:left="360"/>
+      </w:pPr>
+      <w:r>
+        <w:rPr>
+          <w:rFonts w:ascii="Consolas" w:cs="Consolas" w:eastAsia="Consolas" w:hAnsi="Consolas"/>
+          <w:color w:val="2D2D2D"/>
+          <w:sz w:val="19"/>
+          <w:szCs w:val="19"/>
+        </w:rPr>
+        <w:t xml:space="preserve">  旧 V12   → V3.4.0</w:t>
+      </w:r>
+    </w:p>
+    <w:p>
+      <w:pPr>
+        <w:shd w:fill="F5F5F5" w:val="clear"/>
+        <w:spacing w:line="240"/>
+        <w:ind w:left="360"/>
+      </w:pPr>
+      <w:r>
+        <w:rPr>
+          <w:rFonts w:ascii="Consolas" w:cs="Consolas" w:eastAsia="Consolas" w:hAnsi="Consolas"/>
+          <w:color w:val="2D2D2D"/>
+          <w:sz w:val="19"/>
+          <w:szCs w:val="19"/>
+        </w:rPr>
+        <w:t xml:space="preserve">  旧 V13   → V3.5.0</w:t>
+      </w:r>
+    </w:p>
+    <w:p>
+      <w:pPr>
+        <w:shd w:fill="F5F5F5" w:val="clear"/>
+        <w:spacing w:line="240"/>
+        <w:ind w:left="360"/>
+      </w:pPr>
+      <w:r>
+        <w:rPr>
+          <w:rFonts w:ascii="Consolas" w:cs="Consolas" w:eastAsia="Consolas" w:hAnsi="Consolas"/>
+          <w:color w:val="2D2D2D"/>
+          <w:sz w:val="19"/>
+          <w:szCs w:val="19"/>
+        </w:rPr>
+        <w:t xml:space="preserve">  旧 V14   → V4.0.0</w:t>
+      </w:r>
+    </w:p>
+    <w:p>
+      <w:pPr>
+        <w:shd w:fill="F5F5F5" w:val="clear"/>
+        <w:spacing w:line="240"/>
+        <w:ind w:left="360"/>
+      </w:pPr>
+      <w:r>
+        <w:rPr>
+          <w:rFonts w:ascii="Consolas" w:cs="Consolas" w:eastAsia="Consolas" w:hAnsi="Consolas"/>
+          <w:color w:val="2D2D2D"/>
+          <w:sz w:val="19"/>
+          <w:szCs w:val="19"/>
+        </w:rPr>
+        <w:t xml:space="preserve">  旧 V15   → V4.0.0</w:t>
+      </w:r>
+    </w:p>
+    <w:p>
+      <w:pPr>
+        <w:shd w:fill="F5F5F5" w:val="clear"/>
+        <w:spacing w:line="240"/>
+        <w:ind w:left="360"/>
+      </w:pPr>
+      <w:r>
+        <w:rPr>
+          <w:rFonts w:ascii="Consolas" w:cs="Consolas" w:eastAsia="Consolas" w:hAnsi="Consolas"/>
+          <w:color w:val="2D2D2D"/>
+          <w:sz w:val="19"/>
+          <w:szCs w:val="19"/>
+        </w:rPr>
+        <w:t xml:space="preserve">  旧 V16   → V4.0.0</w:t>
+      </w:r>
+    </w:p>
+    <w:p>
+      <w:pPr>
+        <w:shd w:fill="F5F5F5" w:val="clear"/>
+        <w:spacing w:line="240"/>
+        <w:ind w:left="360"/>
+      </w:pPr>
+      <w:r>
+        <w:rPr>
+          <w:rFonts w:ascii="Consolas" w:cs="Consolas" w:eastAsia="Consolas" w:hAnsi="Consolas"/>
+          <w:color w:val="2D2D2D"/>
+          <w:sz w:val="19"/>
+          <w:szCs w:val="19"/>
+        </w:rPr>
+        <w:t xml:space="preserve">  旧 V25   → V4.1.0</w:t>
+      </w:r>
+    </w:p>
+    <w:p>
+      <w:pPr>
+        <w:shd w:fill="F5F5F5" w:val="clear"/>
+        <w:spacing w:line="240"/>
+        <w:ind w:left="360"/>
+      </w:pPr>
+      <w:r>
+        <w:rPr>
+          <w:rFonts w:ascii="Consolas" w:cs="Consolas" w:eastAsia="Consolas" w:hAnsi="Consolas"/>
+          <w:color w:val="2D2D2D"/>
+          <w:sz w:val="19"/>
+          <w:szCs w:val="19"/>
+        </w:rPr>
+        <w:t xml:space="preserve">  旧 V26   → V4.2.0</w:t>
+      </w:r>
+    </w:p>
+    <w:p>
+      <w:pPr>
+        <w:shd w:fill="F5F5F5" w:val="clear"/>
+        <w:spacing w:line="240"/>
+        <w:ind w:left="360"/>
+      </w:pPr>
+      <w:r>
+        <w:rPr>
+          <w:rFonts w:ascii="Consolas" w:cs="Consolas" w:eastAsia="Consolas" w:hAnsi="Consolas"/>
+          <w:color w:val="2D2D2D"/>
+          <w:sz w:val="19"/>
+          <w:szCs w:val="19"/>
+        </w:rPr>
+        <w:t xml:space="preserve">  (SPL V3.5.0、ARMCC V5.06、Keil MDK V5 是外部工具版本, 不在映射范围)</w:t>
+      </w:r>
+    </w:p>
+    <w:p>
+      <w:pPr>
+        <w:shd w:fill="F5F5F5" w:val="clear"/>
+        <w:spacing w:line="240"/>
+        <w:ind w:left="360"/>
+      </w:pPr>
+      <w:r>
+        <w:rPr>
+          <w:rFonts w:ascii="Consolas" w:cs="Consolas" w:eastAsia="Consolas" w:hAnsi="Consolas"/>
+          <w:color w:val="2D2D2D"/>
+          <w:sz w:val="19"/>
+          <w:szCs w:val="19"/>
+        </w:rPr>
+        <w:t xml:space="preserve"/>
+      </w:r>
+    </w:p>
+    <w:p>
+      <w:pPr>
+        <w:shd w:fill="F5F5F5" w:val="clear"/>
+        <w:spacing w:line="240"/>
+        <w:ind w:left="360"/>
+      </w:pPr>
+      <w:r>
+        <w:rPr>
+          <w:rFonts w:ascii="Consolas" w:cs="Consolas" w:eastAsia="Consolas" w:hAnsi="Consolas"/>
+          <w:color w:val="2D2D2D"/>
+          <w:sz w:val="19"/>
+          <w:szCs w:val="19"/>
+        </w:rPr>
         <w:t xml:space="preserve">禁止事项:</w:t>
       </w:r>
     </w:p>
@@ -4492,55 +4860,55 @@
           <w:sz w:val="19"/>
           <w:szCs w:val="19"/>
         </w:rPr>
-        <w:t xml:space="preserve">  - 禁止在代码注释/文档中添加模块级版本标记 (如 "EMA 双级滤波链 (V26)")</w:t>
-      </w:r>
-    </w:p>
-    <w:p>
-      <w:pPr>
-        <w:shd w:fill="F5F5F5" w:val="clear"/>
-        <w:spacing w:line="240"/>
-        <w:ind w:left="360"/>
-      </w:pPr>
-      <w:r>
-        <w:rPr>
-          <w:rFonts w:ascii="Consolas" w:cs="Consolas" w:eastAsia="Consolas" w:hAnsi="Consolas"/>
-          <w:color w:val="2D2D2D"/>
-          <w:sz w:val="19"/>
-          <w:szCs w:val="19"/>
-        </w:rPr>
-        <w:t xml:space="preserve">    版本号只放在文件头@brief/@note 和文档控制信息中</w:t>
-      </w:r>
-    </w:p>
-    <w:p>
-      <w:pPr>
-        <w:shd w:fill="F5F5F5" w:val="clear"/>
-        <w:spacing w:line="240"/>
-        <w:ind w:left="360"/>
-      </w:pPr>
-      <w:r>
-        <w:rPr>
-          <w:rFonts w:ascii="Consolas" w:cs="Consolas" w:eastAsia="Consolas" w:hAnsi="Consolas"/>
-          <w:color w:val="2D2D2D"/>
-          <w:sz w:val="19"/>
-          <w:szCs w:val="19"/>
-        </w:rPr>
-        <w:t xml:space="preserve">  - SPL V3.5.0、ARMCC V5、Keil V5、STM32F103 等外部库版本不在此规则范围</w:t>
-      </w:r>
-    </w:p>
-    <w:p>
-      <w:pPr>
-        <w:shd w:fill="F5F5F5" w:val="clear"/>
-        <w:spacing w:line="240"/>
-        <w:ind w:left="360"/>
-      </w:pPr>
-      <w:r>
-        <w:rPr>
-          <w:rFonts w:ascii="Consolas" w:cs="Consolas" w:eastAsia="Consolas" w:hAnsi="Consolas"/>
-          <w:color w:val="2D2D2D"/>
-          <w:sz w:val="19"/>
-          <w:szCs w:val="19"/>
-        </w:rPr>
-        <w:t xml:space="preserve">  - 历史版本在修改日志中保留，但不作为当前版本号出现</w:t>
+        <w:t xml:space="preserve">  - 禁止在代码行内注释中添加模块级版本标记 (如 "EMA 双级滤波链 (V26)")</w:t>
+      </w:r>
+    </w:p>
+    <w:p>
+      <w:pPr>
+        <w:shd w:fill="F5F5F5" w:val="clear"/>
+        <w:spacing w:line="240"/>
+        <w:ind w:left="360"/>
+      </w:pPr>
+      <w:r>
+        <w:rPr>
+          <w:rFonts w:ascii="Consolas" w:cs="Consolas" w:eastAsia="Consolas" w:hAnsi="Consolas"/>
+          <w:color w:val="2D2D2D"/>
+          <w:sz w:val="19"/>
+          <w:szCs w:val="19"/>
+        </w:rPr>
+        <w:t xml:space="preserve">    版本号只放在文件头 @brief/@note 和文档控制信息中</w:t>
+      </w:r>
+    </w:p>
+    <w:p>
+      <w:pPr>
+        <w:shd w:fill="F5F5F5" w:val="clear"/>
+        <w:spacing w:line="240"/>
+        <w:ind w:left="360"/>
+      </w:pPr>
+      <w:r>
+        <w:rPr>
+          <w:rFonts w:ascii="Consolas" w:cs="Consolas" w:eastAsia="Consolas" w:hAnsi="Consolas"/>
+          <w:color w:val="2D2D2D"/>
+          <w:sz w:val="19"/>
+          <w:szCs w:val="19"/>
+        </w:rPr>
+        <w:t xml:space="preserve">  - SPL V3.5.0、ARMCC V5、Keil V5、STM32F103 等外部库/工具版本不在此规则范围</w:t>
+      </w:r>
+    </w:p>
+    <w:p>
+      <w:pPr>
+        <w:shd w:fill="F5F5F5" w:val="clear"/>
+        <w:spacing w:line="240"/>
+        <w:ind w:left="360"/>
+      </w:pPr>
+      <w:r>
+        <w:rPr>
+          <w:rFonts w:ascii="Consolas" w:cs="Consolas" w:eastAsia="Consolas" w:hAnsi="Consolas"/>
+          <w:color w:val="2D2D2D"/>
+          <w:sz w:val="19"/>
+          <w:szCs w:val="19"/>
+        </w:rPr>
+        <w:t xml:space="preserve">  - 历史版本在修改日志中保留，但不作为当前版本号出现在代码/文档正文</w:t>
       </w:r>
     </w:p>
     <w:p/>

--- a/Claude_Files/docs/embedded-architect-system-prompt.docx
+++ b/Claude_Files/docs/embedded-architect-system-prompt.docx
@@ -3595,7 +3595,7 @@
           <w:sz w:val="28"/>
           <w:szCs w:val="28"/>
         </w:rPr>
-        <w:t xml:space="preserve">2.10 工程目录约定 (V4.2.0)</w:t>
+        <w:t xml:space="preserve">2.10 工程目录约定 (V4.2.1)</w:t>
       </w:r>
     </w:p>
     <w:p/>
@@ -3806,7 +3806,7 @@
           <w:sz w:val="32"/>
           <w:szCs w:val="32"/>
         </w:rPr>
-        <w:t xml:space="preserve">3. 审查历史速查 (V4.0.0→V4.2.0)</w:t>
+        <w:t xml:space="preserve">3. 审查历史速查 (V4.0.0→V4.2.1)</w:t>
       </w:r>
     </w:p>
     <w:p/>
@@ -4047,7 +4047,7 @@
                 <w:sz w:val="20"/>
                 <w:szCs w:val="20"/>
               </w:rPr>
-              <w:t xml:space="preserve">V4.2.0</w:t>
+              <w:t xml:space="preserve">V4.2.1</w:t>
             </w:r>
           </w:p>
         </w:tc>
@@ -4252,7 +4252,7 @@
           <w:sz w:val="19"/>
           <w:szCs w:val="19"/>
         </w:rPr>
-        <w:t xml:space="preserve">当前版本: V4.2.0</w:t>
+        <w:t xml:space="preserve">当前版本: V4.2.1</w:t>
       </w:r>
     </w:p>
     <w:p>
@@ -4348,119 +4348,119 @@
           <w:sz w:val="19"/>
           <w:szCs w:val="19"/>
         </w:rPr>
-        <w:t xml:space="preserve">  【文件头注释】每个 .c/.h/.ino/.py 的 @brief/@note/@version 行 → V4.2.0</w:t>
-      </w:r>
-    </w:p>
-    <w:p>
-      <w:pPr>
-        <w:shd w:fill="F5F5F5" w:val="clear"/>
-        <w:spacing w:line="240"/>
-        <w:ind w:left="360"/>
-      </w:pPr>
-      <w:r>
-        <w:rPr>
-          <w:rFonts w:ascii="Consolas" w:cs="Consolas" w:eastAsia="Consolas" w:hAnsi="Consolas"/>
-          <w:color w:val="2D2D2D"/>
-          <w:sz w:val="19"/>
-          <w:szCs w:val="19"/>
-        </w:rPr>
-        <w:t xml:space="preserve">  【文档控制信息】开发指南 文档版本+固件版本 → V4.2.0</w:t>
-      </w:r>
-    </w:p>
-    <w:p>
-      <w:pPr>
-        <w:shd w:fill="F5F5F5" w:val="clear"/>
-        <w:spacing w:line="240"/>
-        <w:ind w:left="360"/>
-      </w:pPr>
-      <w:r>
-        <w:rPr>
-          <w:rFonts w:ascii="Consolas" w:cs="Consolas" w:eastAsia="Consolas" w:hAnsi="Consolas"/>
-          <w:color w:val="2D2D2D"/>
-          <w:sz w:val="19"/>
-          <w:szCs w:val="19"/>
-        </w:rPr>
-        <w:t xml:space="preserve">  【技能文件 frontmatter】name/description 中的版本引用 → V4.2.0</w:t>
-      </w:r>
-    </w:p>
-    <w:p>
-      <w:pPr>
-        <w:shd w:fill="F5F5F5" w:val="clear"/>
-        <w:spacing w:line="240"/>
-        <w:ind w:left="360"/>
-      </w:pPr>
-      <w:r>
-        <w:rPr>
-          <w:rFonts w:ascii="Consolas" w:cs="Consolas" w:eastAsia="Consolas" w:hAnsi="Consolas"/>
-          <w:color w:val="2D2D2D"/>
-          <w:sz w:val="19"/>
-          <w:szCs w:val="19"/>
-        </w:rPr>
-        <w:t xml:space="preserve">  【CLAUDE.md】版本号+审查历史+文件结构行数注释 → V4.2.0</w:t>
-      </w:r>
-    </w:p>
-    <w:p>
-      <w:pPr>
-        <w:shd w:fill="F5F5F5" w:val="clear"/>
-        <w:spacing w:line="240"/>
-        <w:ind w:left="360"/>
-      </w:pPr>
-      <w:r>
-        <w:rPr>
-          <w:rFonts w:ascii="Consolas" w:cs="Consolas" w:eastAsia="Consolas" w:hAnsi="Consolas"/>
-          <w:color w:val="2D2D2D"/>
-          <w:sz w:val="19"/>
-          <w:szCs w:val="19"/>
-        </w:rPr>
-        <w:t xml:space="preserve">  【README.md】badge + 版本历史表 + 分支表 → V4.2.0</w:t>
-      </w:r>
-    </w:p>
-    <w:p>
-      <w:pPr>
-        <w:shd w:fill="F5F5F5" w:val="clear"/>
-        <w:spacing w:line="240"/>
-        <w:ind w:left="360"/>
-      </w:pPr>
-      <w:r>
-        <w:rPr>
-          <w:rFonts w:ascii="Consolas" w:cs="Consolas" w:eastAsia="Consolas" w:hAnsi="Consolas"/>
-          <w:color w:val="2D2D2D"/>
-          <w:sz w:val="19"/>
-          <w:szCs w:val="19"/>
-        </w:rPr>
-        <w:t xml:space="preserve">  【操作手册/部署文档】版本字段 → V4.2.0</w:t>
-      </w:r>
-    </w:p>
-    <w:p>
-      <w:pPr>
-        <w:shd w:fill="F5F5F5" w:val="clear"/>
-        <w:spacing w:line="240"/>
-        <w:ind w:left="360"/>
-      </w:pPr>
-      <w:r>
-        <w:rPr>
-          <w:rFonts w:ascii="Consolas" w:cs="Consolas" w:eastAsia="Consolas" w:hAnsi="Consolas"/>
-          <w:color w:val="2D2D2D"/>
-          <w:sz w:val="19"/>
-          <w:szCs w:val="19"/>
-        </w:rPr>
-        <w:t xml:space="preserve">  【小程序注释】wxss/wxml/js 头部 → V4.2.0</w:t>
-      </w:r>
-    </w:p>
-    <w:p>
-      <w:pPr>
-        <w:shd w:fill="F5F5F5" w:val="clear"/>
-        <w:spacing w:line="240"/>
-        <w:ind w:left="360"/>
-      </w:pPr>
-      <w:r>
-        <w:rPr>
-          <w:rFonts w:ascii="Consolas" w:cs="Consolas" w:eastAsia="Consolas" w:hAnsi="Consolas"/>
-          <w:color w:val="2D2D2D"/>
-          <w:sz w:val="19"/>
-          <w:szCs w:val="19"/>
-        </w:rPr>
-        <w:t xml:space="preserve">  【其他文档】ONENETapp/README, Railway_Deploy/README, plans/, specs/ → V4.2.0</w:t>
+        <w:t xml:space="preserve">  【文件头注释】每个 .c/.h/.ino/.py 的 @brief/@note/@version 行 → V4.2.1</w:t>
+      </w:r>
+    </w:p>
+    <w:p>
+      <w:pPr>
+        <w:shd w:fill="F5F5F5" w:val="clear"/>
+        <w:spacing w:line="240"/>
+        <w:ind w:left="360"/>
+      </w:pPr>
+      <w:r>
+        <w:rPr>
+          <w:rFonts w:ascii="Consolas" w:cs="Consolas" w:eastAsia="Consolas" w:hAnsi="Consolas"/>
+          <w:color w:val="2D2D2D"/>
+          <w:sz w:val="19"/>
+          <w:szCs w:val="19"/>
+        </w:rPr>
+        <w:t xml:space="preserve">  【文档控制信息】开发指南 文档版本+固件版本 → V4.2.1</w:t>
+      </w:r>
+    </w:p>
+    <w:p>
+      <w:pPr>
+        <w:shd w:fill="F5F5F5" w:val="clear"/>
+        <w:spacing w:line="240"/>
+        <w:ind w:left="360"/>
+      </w:pPr>
+      <w:r>
+        <w:rPr>
+          <w:rFonts w:ascii="Consolas" w:cs="Consolas" w:eastAsia="Consolas" w:hAnsi="Consolas"/>
+          <w:color w:val="2D2D2D"/>
+          <w:sz w:val="19"/>
+          <w:szCs w:val="19"/>
+        </w:rPr>
+        <w:t xml:space="preserve">  【技能文件 frontmatter】name/description 中的版本引用 → V4.2.1</w:t>
+      </w:r>
+    </w:p>
+    <w:p>
+      <w:pPr>
+        <w:shd w:fill="F5F5F5" w:val="clear"/>
+        <w:spacing w:line="240"/>
+        <w:ind w:left="360"/>
+      </w:pPr>
+      <w:r>
+        <w:rPr>
+          <w:rFonts w:ascii="Consolas" w:cs="Consolas" w:eastAsia="Consolas" w:hAnsi="Consolas"/>
+          <w:color w:val="2D2D2D"/>
+          <w:sz w:val="19"/>
+          <w:szCs w:val="19"/>
+        </w:rPr>
+        <w:t xml:space="preserve">  【CLAUDE.md】版本号+审查历史+文件结构行数注释 → V4.2.1</w:t>
+      </w:r>
+    </w:p>
+    <w:p>
+      <w:pPr>
+        <w:shd w:fill="F5F5F5" w:val="clear"/>
+        <w:spacing w:line="240"/>
+        <w:ind w:left="360"/>
+      </w:pPr>
+      <w:r>
+        <w:rPr>
+          <w:rFonts w:ascii="Consolas" w:cs="Consolas" w:eastAsia="Consolas" w:hAnsi="Consolas"/>
+          <w:color w:val="2D2D2D"/>
+          <w:sz w:val="19"/>
+          <w:szCs w:val="19"/>
+        </w:rPr>
+        <w:t xml:space="preserve">  【README.md】badge + 版本历史表 + 分支表 → V4.2.1</w:t>
+      </w:r>
+    </w:p>
+    <w:p>
+      <w:pPr>
+        <w:shd w:fill="F5F5F5" w:val="clear"/>
+        <w:spacing w:line="240"/>
+        <w:ind w:left="360"/>
+      </w:pPr>
+      <w:r>
+        <w:rPr>
+          <w:rFonts w:ascii="Consolas" w:cs="Consolas" w:eastAsia="Consolas" w:hAnsi="Consolas"/>
+          <w:color w:val="2D2D2D"/>
+          <w:sz w:val="19"/>
+          <w:szCs w:val="19"/>
+        </w:rPr>
+        <w:t xml:space="preserve">  【操作手册/部署文档】版本字段 → V4.2.1</w:t>
+      </w:r>
+    </w:p>
+    <w:p>
+      <w:pPr>
+        <w:shd w:fill="F5F5F5" w:val="clear"/>
+        <w:spacing w:line="240"/>
+        <w:ind w:left="360"/>
+      </w:pPr>
+      <w:r>
+        <w:rPr>
+          <w:rFonts w:ascii="Consolas" w:cs="Consolas" w:eastAsia="Consolas" w:hAnsi="Consolas"/>
+          <w:color w:val="2D2D2D"/>
+          <w:sz w:val="19"/>
+          <w:szCs w:val="19"/>
+        </w:rPr>
+        <w:t xml:space="preserve">  【小程序注释】wxss/wxml/js 头部 → V4.2.1</w:t>
+      </w:r>
+    </w:p>
+    <w:p>
+      <w:pPr>
+        <w:shd w:fill="F5F5F5" w:val="clear"/>
+        <w:spacing w:line="240"/>
+        <w:ind w:left="360"/>
+      </w:pPr>
+      <w:r>
+        <w:rPr>
+          <w:rFonts w:ascii="Consolas" w:cs="Consolas" w:eastAsia="Consolas" w:hAnsi="Consolas"/>
+          <w:color w:val="2D2D2D"/>
+          <w:sz w:val="19"/>
+          <w:szCs w:val="19"/>
+        </w:rPr>
+        <w:t xml:space="preserve">  【其他文档】ONENETapp/README, Railway_Deploy/README, plans/, specs/ → V4.2.1</w:t>
       </w:r>
     </w:p>
     <w:p>
@@ -4780,7 +4780,7 @@
           <w:sz w:val="19"/>
           <w:szCs w:val="19"/>
         </w:rPr>
-        <w:t xml:space="preserve">  旧 V26   → V4.2.0</w:t>
+        <w:t xml:space="preserve">  旧 V26   → V4.2.1</w:t>
       </w:r>
     </w:p>
     <w:p>
@@ -4926,7 +4926,7 @@
           <w:sz w:val="28"/>
           <w:szCs w:val="28"/>
         </w:rPr>
-        <w:t xml:space="preserve">4.1 2026-06-17: V4.2.0 更新教训</w:t>
+        <w:t xml:space="preserve">4.1 2026-06-17: V4.2.1 更新教训</w:t>
       </w:r>
     </w:p>
     <w:p/>
@@ -6478,7 +6478,7 @@
           <w:sz w:val="28"/>
           <w:szCs w:val="28"/>
         </w:rPr>
-        <w:t xml:space="preserve">4.2 2026-06-17 (#2): V4.2.0 全量同步教训</w:t>
+        <w:t xml:space="preserve">4.2 2026-06-17 (#2): V4.2.1 全量同步教训</w:t>
       </w:r>
     </w:p>
     <w:p/>

--- a/Claude_Files/docs/embedded-architect-system-prompt.docx
+++ b/Claude_Files/docs/embedded-architect-system-prompt.docx
@@ -7148,7 +7148,551 @@
           <w:sz w:val="28"/>
           <w:szCs w:val="28"/>
         </w:rPr>
-        <w:t xml:space="preserve">4.3 "更新全部内容"执行检查清单</w:t>
+        <w:t xml:space="preserve">4.3 2026-06-17 (#3): V4.2.1 全量同步教训</w:t>
+      </w:r>
+    </w:p>
+    <w:p/>
+    <w:p/>
+    <w:tbl>
+      <w:tblPr>
+        <w:tblW w:type="dxa" w:w="9072"/>
+        <w:tblBorders>
+          <w:top w:val="single" w:color="auto" w:sz="4"/>
+          <w:left w:val="single" w:color="auto" w:sz="4"/>
+          <w:bottom w:val="single" w:color="auto" w:sz="4"/>
+          <w:right w:val="single" w:color="auto" w:sz="4"/>
+          <w:insideH w:val="single" w:color="auto" w:sz="4"/>
+          <w:insideV w:val="single" w:color="auto" w:sz="4"/>
+        </w:tblBorders>
+      </w:tblPr>
+      <w:tblGrid>
+        <w:gridCol w:w="2268"/>
+        <w:gridCol w:w="2268"/>
+        <w:gridCol w:w="2268"/>
+        <w:gridCol w:w="2268"/>
+      </w:tblGrid>
+      <w:tr>
+        <w:tc>
+          <w:tcPr>
+            <w:tcW w:type="dxa" w:w="2268"/>
+            <w:tcBorders>
+              <w:top w:val="single" w:color="CCCCCC" w:sz="1"/>
+              <w:left w:val="single" w:color="CCCCCC" w:sz="1"/>
+              <w:bottom w:val="single" w:color="CCCCCC" w:sz="1"/>
+              <w:right w:val="single" w:color="CCCCCC" w:sz="1"/>
+            </w:tcBorders>
+            <w:shd w:fill="D5E8F0" w:val="clear"/>
+            <w:tcMar>
+              <w:top w:type="dxa" w:w="60"/>
+              <w:left w:type="dxa" w:w="100"/>
+              <w:bottom w:type="dxa" w:w="60"/>
+              <w:right w:type="dxa" w:w="100"/>
+            </w:tcMar>
+          </w:tcPr>
+          <w:p>
+            <w:r>
+              <w:rPr>
+                <w:rFonts w:ascii="SimSun" w:cs="SimSun" w:eastAsia="SimSun" w:hAnsi="SimSun"/>
+                <w:b/>
+                <w:bCs/>
+                <w:color w:val="333333"/>
+                <w:sz w:val="20"/>
+                <w:szCs w:val="20"/>
+              </w:rPr>
+              <w:t xml:space="preserve">#</w:t>
+            </w:r>
+          </w:p>
+        </w:tc>
+        <w:tc>
+          <w:tcPr>
+            <w:tcW w:type="dxa" w:w="2268"/>
+            <w:tcBorders>
+              <w:top w:val="single" w:color="CCCCCC" w:sz="1"/>
+              <w:left w:val="single" w:color="CCCCCC" w:sz="1"/>
+              <w:bottom w:val="single" w:color="CCCCCC" w:sz="1"/>
+              <w:right w:val="single" w:color="CCCCCC" w:sz="1"/>
+            </w:tcBorders>
+            <w:shd w:fill="D5E8F0" w:val="clear"/>
+            <w:tcMar>
+              <w:top w:type="dxa" w:w="60"/>
+              <w:left w:type="dxa" w:w="100"/>
+              <w:bottom w:type="dxa" w:w="60"/>
+              <w:right w:type="dxa" w:w="100"/>
+            </w:tcMar>
+          </w:tcPr>
+          <w:p>
+            <w:r>
+              <w:rPr>
+                <w:rFonts w:ascii="SimSun" w:cs="SimSun" w:eastAsia="SimSun" w:hAnsi="SimSun"/>
+                <w:b/>
+                <w:bCs/>
+                <w:color w:val="333333"/>
+                <w:sz w:val="20"/>
+                <w:szCs w:val="20"/>
+              </w:rPr>
+              <w:t xml:space="preserve">问题</w:t>
+            </w:r>
+          </w:p>
+        </w:tc>
+        <w:tc>
+          <w:tcPr>
+            <w:tcW w:type="dxa" w:w="2268"/>
+            <w:tcBorders>
+              <w:top w:val="single" w:color="CCCCCC" w:sz="1"/>
+              <w:left w:val="single" w:color="CCCCCC" w:sz="1"/>
+              <w:bottom w:val="single" w:color="CCCCCC" w:sz="1"/>
+              <w:right w:val="single" w:color="CCCCCC" w:sz="1"/>
+            </w:tcBorders>
+            <w:shd w:fill="D5E8F0" w:val="clear"/>
+            <w:tcMar>
+              <w:top w:type="dxa" w:w="60"/>
+              <w:left w:type="dxa" w:w="100"/>
+              <w:bottom w:type="dxa" w:w="60"/>
+              <w:right w:type="dxa" w:w="100"/>
+            </w:tcMar>
+          </w:tcPr>
+          <w:p>
+            <w:r>
+              <w:rPr>
+                <w:rFonts w:ascii="SimSun" w:cs="SimSun" w:eastAsia="SimSun" w:hAnsi="SimSun"/>
+                <w:b/>
+                <w:bCs/>
+                <w:color w:val="333333"/>
+                <w:sz w:val="20"/>
+                <w:szCs w:val="20"/>
+              </w:rPr>
+              <w:t xml:space="preserve">根因</w:t>
+            </w:r>
+          </w:p>
+        </w:tc>
+        <w:tc>
+          <w:tcPr>
+            <w:tcW w:type="dxa" w:w="2268"/>
+            <w:tcBorders>
+              <w:top w:val="single" w:color="CCCCCC" w:sz="1"/>
+              <w:left w:val="single" w:color="CCCCCC" w:sz="1"/>
+              <w:bottom w:val="single" w:color="CCCCCC" w:sz="1"/>
+              <w:right w:val="single" w:color="CCCCCC" w:sz="1"/>
+            </w:tcBorders>
+            <w:shd w:fill="D5E8F0" w:val="clear"/>
+            <w:tcMar>
+              <w:top w:type="dxa" w:w="60"/>
+              <w:left w:type="dxa" w:w="100"/>
+              <w:bottom w:type="dxa" w:w="60"/>
+              <w:right w:type="dxa" w:w="100"/>
+            </w:tcMar>
+          </w:tcPr>
+          <w:p>
+            <w:r>
+              <w:rPr>
+                <w:rFonts w:ascii="SimSun" w:cs="SimSun" w:eastAsia="SimSun" w:hAnsi="SimSun"/>
+                <w:b/>
+                <w:bCs/>
+                <w:color w:val="333333"/>
+                <w:sz w:val="20"/>
+                <w:szCs w:val="20"/>
+              </w:rPr>
+              <w:t xml:space="preserve">预防规则</w:t>
+            </w:r>
+          </w:p>
+        </w:tc>
+      </w:tr>
+      <w:tr>
+        <w:tc>
+          <w:tcPr>
+            <w:tcW w:type="dxa" w:w="2268"/>
+            <w:tcBorders>
+              <w:top w:val="single" w:color="CCCCCC" w:sz="1"/>
+              <w:left w:val="single" w:color="CCCCCC" w:sz="1"/>
+              <w:bottom w:val="single" w:color="CCCCCC" w:sz="1"/>
+              <w:right w:val="single" w:color="CCCCCC" w:sz="1"/>
+            </w:tcBorders>
+            <w:tcMar>
+              <w:top w:type="dxa" w:w="60"/>
+              <w:left w:type="dxa" w:w="100"/>
+              <w:bottom w:type="dxa" w:w="60"/>
+              <w:right w:type="dxa" w:w="100"/>
+            </w:tcMar>
+          </w:tcPr>
+          <w:p>
+            <w:pPr>
+              <w:spacing w:line="288"/>
+            </w:pPr>
+            <w:r>
+              <w:rPr>
+                <w:rFonts w:ascii="SimSun" w:cs="SimSun" w:eastAsia="SimSun" w:hAnsi="SimSun"/>
+                <w:color w:val="333333"/>
+                <w:sz w:val="20"/>
+                <w:szCs w:val="20"/>
+              </w:rPr>
+              <w:t xml:space="preserve">16</w:t>
+            </w:r>
+          </w:p>
+        </w:tc>
+        <w:tc>
+          <w:tcPr>
+            <w:tcW w:type="dxa" w:w="2268"/>
+            <w:tcBorders>
+              <w:top w:val="single" w:color="CCCCCC" w:sz="1"/>
+              <w:left w:val="single" w:color="CCCCCC" w:sz="1"/>
+              <w:bottom w:val="single" w:color="CCCCCC" w:sz="1"/>
+              <w:right w:val="single" w:color="CCCCCC" w:sz="1"/>
+            </w:tcBorders>
+            <w:tcMar>
+              <w:top w:type="dxa" w:w="60"/>
+              <w:left w:type="dxa" w:w="100"/>
+              <w:bottom w:type="dxa" w:w="60"/>
+              <w:right w:type="dxa" w:w="100"/>
+            </w:tcMar>
+          </w:tcPr>
+          <w:p>
+            <w:pPr>
+              <w:spacing w:line="288"/>
+            </w:pPr>
+            <w:r>
+              <w:rPr>
+                <w:rFonts w:ascii="SimSun" w:cs="SimSun" w:eastAsia="SimSun" w:hAnsi="SimSun"/>
+                <w:color w:val="333333"/>
+                <w:sz w:val="20"/>
+                <w:szCs w:val="20"/>
+              </w:rPr>
+              <w:t xml:space="preserve">`generate_docx.js` 运行失败 `Cannot find module 'docx'`</w:t>
+            </w:r>
+          </w:p>
+        </w:tc>
+        <w:tc>
+          <w:tcPr>
+            <w:tcW w:type="dxa" w:w="2268"/>
+            <w:tcBorders>
+              <w:top w:val="single" w:color="CCCCCC" w:sz="1"/>
+              <w:left w:val="single" w:color="CCCCCC" w:sz="1"/>
+              <w:bottom w:val="single" w:color="CCCCCC" w:sz="1"/>
+              <w:right w:val="single" w:color="CCCCCC" w:sz="1"/>
+            </w:tcBorders>
+            <w:tcMar>
+              <w:top w:type="dxa" w:w="60"/>
+              <w:left w:type="dxa" w:w="100"/>
+              <w:bottom w:type="dxa" w:w="60"/>
+              <w:right w:type="dxa" w:w="100"/>
+            </w:tcMar>
+          </w:tcPr>
+          <w:p>
+            <w:pPr>
+              <w:spacing w:line="288"/>
+            </w:pPr>
+            <w:r>
+              <w:rPr>
+                <w:rFonts w:ascii="SimSun" w:cs="SimSun" w:eastAsia="SimSun" w:hAnsi="SimSun"/>
+                <w:color w:val="333333"/>
+                <w:sz w:val="20"/>
+                <w:szCs w:val="20"/>
+              </w:rPr>
+              <w:t xml:space="preserve">`npm install` 未执行，node_modules 可能被 git checkout 切换分支时清除</w:t>
+            </w:r>
+          </w:p>
+        </w:tc>
+        <w:tc>
+          <w:tcPr>
+            <w:tcW w:type="dxa" w:w="2268"/>
+            <w:tcBorders>
+              <w:top w:val="single" w:color="CCCCCC" w:sz="1"/>
+              <w:left w:val="single" w:color="CCCCCC" w:sz="1"/>
+              <w:bottom w:val="single" w:color="CCCCCC" w:sz="1"/>
+              <w:right w:val="single" w:color="CCCCCC" w:sz="1"/>
+            </w:tcBorders>
+            <w:tcMar>
+              <w:top w:type="dxa" w:w="60"/>
+              <w:left w:type="dxa" w:w="100"/>
+              <w:bottom w:type="dxa" w:w="60"/>
+              <w:right w:type="dxa" w:w="100"/>
+            </w:tcMar>
+          </w:tcPr>
+          <w:p>
+            <w:pPr>
+              <w:spacing w:line="288"/>
+            </w:pPr>
+            <w:r>
+              <w:rPr>
+                <w:rFonts w:ascii="SimSun" w:cs="SimSun" w:eastAsia="SimSun" w:hAnsi="SimSun"/>
+                <w:color w:val="333333"/>
+                <w:sz w:val="20"/>
+                <w:szCs w:val="20"/>
+              </w:rPr>
+              <w:t xml:space="preserve">**第 6 条生成 .docx 前先执行 `npm install`**，检查 node_modules 是否存在</w:t>
+            </w:r>
+          </w:p>
+        </w:tc>
+      </w:tr>
+      <w:tr>
+        <w:tc>
+          <w:tcPr>
+            <w:tcW w:type="dxa" w:w="2268"/>
+            <w:tcBorders>
+              <w:top w:val="single" w:color="CCCCCC" w:sz="1"/>
+              <w:left w:val="single" w:color="CCCCCC" w:sz="1"/>
+              <w:bottom w:val="single" w:color="CCCCCC" w:sz="1"/>
+              <w:right w:val="single" w:color="CCCCCC" w:sz="1"/>
+            </w:tcBorders>
+            <w:tcMar>
+              <w:top w:type="dxa" w:w="60"/>
+              <w:left w:type="dxa" w:w="100"/>
+              <w:bottom w:type="dxa" w:w="60"/>
+              <w:right w:type="dxa" w:w="100"/>
+            </w:tcMar>
+          </w:tcPr>
+          <w:p>
+            <w:pPr>
+              <w:spacing w:line="288"/>
+            </w:pPr>
+            <w:r>
+              <w:rPr>
+                <w:rFonts w:ascii="SimSun" w:cs="SimSun" w:eastAsia="SimSun" w:hAnsi="SimSun"/>
+                <w:color w:val="333333"/>
+                <w:sz w:val="20"/>
+                <w:szCs w:val="20"/>
+              </w:rPr>
+              <w:t xml:space="preserve">17</w:t>
+            </w:r>
+          </w:p>
+        </w:tc>
+        <w:tc>
+          <w:tcPr>
+            <w:tcW w:type="dxa" w:w="2268"/>
+            <w:tcBorders>
+              <w:top w:val="single" w:color="CCCCCC" w:sz="1"/>
+              <w:left w:val="single" w:color="CCCCCC" w:sz="1"/>
+              <w:bottom w:val="single" w:color="CCCCCC" w:sz="1"/>
+              <w:right w:val="single" w:color="CCCCCC" w:sz="1"/>
+            </w:tcBorders>
+            <w:tcMar>
+              <w:top w:type="dxa" w:w="60"/>
+              <w:left w:type="dxa" w:w="100"/>
+              <w:bottom w:type="dxa" w:w="60"/>
+              <w:right w:type="dxa" w:w="100"/>
+            </w:tcMar>
+          </w:tcPr>
+          <w:p>
+            <w:pPr>
+              <w:spacing w:line="288"/>
+            </w:pPr>
+            <w:r>
+              <w:rPr>
+                <w:rFonts w:ascii="SimSun" w:cs="SimSun" w:eastAsia="SimSun" w:hAnsi="SimSun"/>
+                <w:color w:val="333333"/>
+                <w:sz w:val="20"/>
+                <w:szCs w:val="20"/>
+              </w:rPr>
+              <w:t xml:space="preserve">4 个分支的 README 分支表版本号不一致</w:t>
+            </w:r>
+          </w:p>
+        </w:tc>
+        <w:tc>
+          <w:tcPr>
+            <w:tcW w:type="dxa" w:w="2268"/>
+            <w:tcBorders>
+              <w:top w:val="single" w:color="CCCCCC" w:sz="1"/>
+              <w:left w:val="single" w:color="CCCCCC" w:sz="1"/>
+              <w:bottom w:val="single" w:color="CCCCCC" w:sz="1"/>
+              <w:right w:val="single" w:color="CCCCCC" w:sz="1"/>
+            </w:tcBorders>
+            <w:tcMar>
+              <w:top w:type="dxa" w:w="60"/>
+              <w:left w:type="dxa" w:w="100"/>
+              <w:bottom w:type="dxa" w:w="60"/>
+              <w:right w:type="dxa" w:w="100"/>
+            </w:tcMar>
+          </w:tcPr>
+          <w:p>
+            <w:pPr>
+              <w:spacing w:line="288"/>
+            </w:pPr>
+            <w:r>
+              <w:rPr>
+                <w:rFonts w:ascii="SimSun" w:cs="SimSun" w:eastAsia="SimSun" w:hAnsi="SimSun"/>
+                <w:color w:val="333333"/>
+                <w:sz w:val="20"/>
+                <w:szCs w:val="20"/>
+              </w:rPr>
+              <w:t xml:space="preserve">每个分支独立更新，agent 改版本号时漏了分支表中其他分支的版本引用</w:t>
+            </w:r>
+          </w:p>
+        </w:tc>
+        <w:tc>
+          <w:tcPr>
+            <w:tcW w:type="dxa" w:w="2268"/>
+            <w:tcBorders>
+              <w:top w:val="single" w:color="CCCCCC" w:sz="1"/>
+              <w:left w:val="single" w:color="CCCCCC" w:sz="1"/>
+              <w:bottom w:val="single" w:color="CCCCCC" w:sz="1"/>
+              <w:right w:val="single" w:color="CCCCCC" w:sz="1"/>
+            </w:tcBorders>
+            <w:tcMar>
+              <w:top w:type="dxa" w:w="60"/>
+              <w:left w:type="dxa" w:w="100"/>
+              <w:bottom w:type="dxa" w:w="60"/>
+              <w:right w:type="dxa" w:w="100"/>
+            </w:tcMar>
+          </w:tcPr>
+          <w:p>
+            <w:pPr>
+              <w:spacing w:line="288"/>
+            </w:pPr>
+            <w:r>
+              <w:rPr>
+                <w:rFonts w:ascii="SimSun" w:cs="SimSun" w:eastAsia="SimSun" w:hAnsi="SimSun"/>
+                <w:color w:val="333333"/>
+                <w:sz w:val="20"/>
+                <w:szCs w:val="20"/>
+              </w:rPr>
+              <w:t xml:space="preserve">**跨分支版本号更新后，逐分支检查分支表中的全部版本号列**，用 `grep -A10 "分支" README.md` 一次性验证</w:t>
+            </w:r>
+          </w:p>
+        </w:tc>
+      </w:tr>
+      <w:tr>
+        <w:tc>
+          <w:tcPr>
+            <w:tcW w:type="dxa" w:w="2268"/>
+            <w:tcBorders>
+              <w:top w:val="single" w:color="CCCCCC" w:sz="1"/>
+              <w:left w:val="single" w:color="CCCCCC" w:sz="1"/>
+              <w:bottom w:val="single" w:color="CCCCCC" w:sz="1"/>
+              <w:right w:val="single" w:color="CCCCCC" w:sz="1"/>
+            </w:tcBorders>
+            <w:tcMar>
+              <w:top w:type="dxa" w:w="60"/>
+              <w:left w:type="dxa" w:w="100"/>
+              <w:bottom w:type="dxa" w:w="60"/>
+              <w:right w:type="dxa" w:w="100"/>
+            </w:tcMar>
+          </w:tcPr>
+          <w:p>
+            <w:pPr>
+              <w:spacing w:line="288"/>
+            </w:pPr>
+            <w:r>
+              <w:rPr>
+                <w:rFonts w:ascii="SimSun" w:cs="SimSun" w:eastAsia="SimSun" w:hAnsi="SimSun"/>
+                <w:color w:val="333333"/>
+                <w:sz w:val="20"/>
+                <w:szCs w:val="20"/>
+              </w:rPr>
+              <w:t xml:space="preserve">18</w:t>
+            </w:r>
+          </w:p>
+        </w:tc>
+        <w:tc>
+          <w:tcPr>
+            <w:tcW w:type="dxa" w:w="2268"/>
+            <w:tcBorders>
+              <w:top w:val="single" w:color="CCCCCC" w:sz="1"/>
+              <w:left w:val="single" w:color="CCCCCC" w:sz="1"/>
+              <w:bottom w:val="single" w:color="CCCCCC" w:sz="1"/>
+              <w:right w:val="single" w:color="CCCCCC" w:sz="1"/>
+            </w:tcBorders>
+            <w:tcMar>
+              <w:top w:type="dxa" w:w="60"/>
+              <w:left w:type="dxa" w:w="100"/>
+              <w:bottom w:type="dxa" w:w="60"/>
+              <w:right w:type="dxa" w:w="100"/>
+            </w:tcMar>
+          </w:tcPr>
+          <w:p>
+            <w:pPr>
+              <w:spacing w:line="288"/>
+            </w:pPr>
+            <w:r>
+              <w:rPr>
+                <w:rFonts w:ascii="SimSun" w:cs="SimSun" w:eastAsia="SimSun" w:hAnsi="SimSun"/>
+                <w:color w:val="333333"/>
+                <w:sz w:val="20"/>
+                <w:szCs w:val="20"/>
+              </w:rPr>
+              <w:t xml:space="preserve">`更新全部内容` 未更新 1.0LAN/2.0WAN/3.0ONENET 的 README</w:t>
+            </w:r>
+          </w:p>
+        </w:tc>
+        <w:tc>
+          <w:tcPr>
+            <w:tcW w:type="dxa" w:w="2268"/>
+            <w:tcBorders>
+              <w:top w:val="single" w:color="CCCCCC" w:sz="1"/>
+              <w:left w:val="single" w:color="CCCCCC" w:sz="1"/>
+              <w:bottom w:val="single" w:color="CCCCCC" w:sz="1"/>
+              <w:right w:val="single" w:color="CCCCCC" w:sz="1"/>
+            </w:tcBorders>
+            <w:tcMar>
+              <w:top w:type="dxa" w:w="60"/>
+              <w:left w:type="dxa" w:w="100"/>
+              <w:bottom w:type="dxa" w:w="60"/>
+              <w:right w:type="dxa" w:w="100"/>
+            </w:tcMar>
+          </w:tcPr>
+          <w:p>
+            <w:pPr>
+              <w:spacing w:line="288"/>
+            </w:pPr>
+            <w:r>
+              <w:rPr>
+                <w:rFonts w:ascii="SimSun" w:cs="SimSun" w:eastAsia="SimSun" w:hAnsi="SimSun"/>
+                <w:color w:val="333333"/>
+                <w:sz w:val="20"/>
+                <w:szCs w:val="20"/>
+              </w:rPr>
+              <w:t xml:space="preserve">CLAUDE.md 流程只覆盖当前分支 (4.0TFT)，其他分支需要额外处理</w:t>
+            </w:r>
+          </w:p>
+        </w:tc>
+        <w:tc>
+          <w:tcPr>
+            <w:tcW w:type="dxa" w:w="2268"/>
+            <w:tcBorders>
+              <w:top w:val="single" w:color="CCCCCC" w:sz="1"/>
+              <w:left w:val="single" w:color="CCCCCC" w:sz="1"/>
+              <w:bottom w:val="single" w:color="CCCCCC" w:sz="1"/>
+              <w:right w:val="single" w:color="CCCCCC" w:sz="1"/>
+            </w:tcBorders>
+            <w:tcMar>
+              <w:top w:type="dxa" w:w="60"/>
+              <w:left w:type="dxa" w:w="100"/>
+              <w:bottom w:type="dxa" w:w="60"/>
+              <w:right w:type="dxa" w:w="100"/>
+            </w:tcMar>
+          </w:tcPr>
+          <w:p>
+            <w:pPr>
+              <w:spacing w:line="288"/>
+            </w:pPr>
+            <w:r>
+              <w:rPr>
+                <w:rFonts w:ascii="SimSun" w:cs="SimSun" w:eastAsia="SimSun" w:hAnsi="SimSun"/>
+                <w:color w:val="333333"/>
+                <w:sz w:val="20"/>
+                <w:szCs w:val="20"/>
+              </w:rPr>
+              <w:t xml:space="preserve">**"更新全部内容"完成后提醒用户检查其他分支是否需要同步更新**，或提供跨分支 batch 命令</w:t>
+            </w:r>
+          </w:p>
+        </w:tc>
+      </w:tr>
+    </w:tbl>
+    <w:p/>
+    <w:p/>
+    <w:p>
+      <w:pPr>
+        <w:pStyle w:val="Heading3"/>
+        <w:spacing w:after="80" w:before="160"/>
+      </w:pPr>
+      <w:r>
+        <w:rPr>
+          <w:rFonts w:ascii="Microsoft YaHei" w:cs="Microsoft YaHei" w:eastAsia="Microsoft YaHei" w:hAnsi="Microsoft YaHei"/>
+          <w:b/>
+          <w:bCs/>
+          <w:color w:val="2B579A"/>
+          <w:sz w:val="28"/>
+          <w:szCs w:val="28"/>
+        </w:rPr>
+        <w:t xml:space="preserve">4.4 "更新全部内容"执行检查清单</w:t>
       </w:r>
     </w:p>
     <w:p/>

--- a/Claude_Files/docs/embedded-architect-system-prompt.docx
+++ b/Claude_Files/docs/embedded-architect-system-prompt.docx
@@ -3806,7 +3806,7 @@
           <w:sz w:val="32"/>
           <w:szCs w:val="32"/>
         </w:rPr>
-        <w:t xml:space="preserve">3. 审查历史速查 (V4.0.0→V4.2.1)</w:t>
+        <w:t xml:space="preserve">3. 审查历史速查 (V4.0.0→V4.2.2)</w:t>
       </w:r>
     </w:p>
     <w:p/>
@@ -4083,6 +4083,70 @@
           </w:p>
         </w:tc>
       </w:tr>
+      <w:tr>
+        <w:tc>
+          <w:tcPr>
+            <w:tcW w:type="dxa" w:w="4536"/>
+            <w:tcBorders>
+              <w:top w:val="single" w:color="CCCCCC" w:sz="1"/>
+              <w:left w:val="single" w:color="CCCCCC" w:sz="1"/>
+              <w:bottom w:val="single" w:color="CCCCCC" w:sz="1"/>
+              <w:right w:val="single" w:color="CCCCCC" w:sz="1"/>
+            </w:tcBorders>
+            <w:tcMar>
+              <w:top w:type="dxa" w:w="60"/>
+              <w:left w:type="dxa" w:w="100"/>
+              <w:bottom w:type="dxa" w:w="60"/>
+              <w:right w:type="dxa" w:w="100"/>
+            </w:tcMar>
+          </w:tcPr>
+          <w:p>
+            <w:pPr>
+              <w:spacing w:line="288"/>
+            </w:pPr>
+            <w:r>
+              <w:rPr>
+                <w:rFonts w:ascii="SimSun" w:cs="SimSun" w:eastAsia="SimSun" w:hAnsi="SimSun"/>
+                <w:color w:val="333333"/>
+                <w:sz w:val="20"/>
+                <w:szCs w:val="20"/>
+              </w:rPr>
+              <w:t xml:space="preserve">V4.2.2</w:t>
+            </w:r>
+          </w:p>
+        </w:tc>
+        <w:tc>
+          <w:tcPr>
+            <w:tcW w:type="dxa" w:w="4536"/>
+            <w:tcBorders>
+              <w:top w:val="single" w:color="CCCCCC" w:sz="1"/>
+              <w:left w:val="single" w:color="CCCCCC" w:sz="1"/>
+              <w:bottom w:val="single" w:color="CCCCCC" w:sz="1"/>
+              <w:right w:val="single" w:color="CCCCCC" w:sz="1"/>
+            </w:tcBorders>
+            <w:tcMar>
+              <w:top w:type="dxa" w:w="60"/>
+              <w:left w:type="dxa" w:w="100"/>
+              <w:bottom w:type="dxa" w:w="60"/>
+              <w:right w:type="dxa" w:w="100"/>
+            </w:tcMar>
+          </w:tcPr>
+          <w:p>
+            <w:pPr>
+              <w:spacing w:line="288"/>
+            </w:pPr>
+            <w:r>
+              <w:rPr>
+                <w:rFonts w:ascii="SimSun" w:cs="SimSun" w:eastAsia="SimSun" w:hAnsi="SimSun"/>
+                <w:color w:val="333333"/>
+                <w:sz w:val="20"/>
+                <w:szCs w:val="20"/>
+              </w:rPr>
+              <w:t xml:space="preserve">WiFi OFFLINE 双模式 + 5次有限重试 + BOOT_WAIT加速 + MQTT超时保护 + 8项bug修复</w:t>
+            </w:r>
+          </w:p>
+        </w:tc>
+      </w:tr>
     </w:tbl>
     <w:p/>
     <w:p/>
@@ -4252,7 +4316,7 @@
           <w:sz w:val="19"/>
           <w:szCs w:val="19"/>
         </w:rPr>
-        <w:t xml:space="preserve">当前版本: V4.2.1</w:t>
+        <w:t xml:space="preserve">当前版本: V4.2.2</w:t>
       </w:r>
     </w:p>
     <w:p>
@@ -4300,7 +4364,7 @@
           <w:sz w:val="19"/>
           <w:szCs w:val="19"/>
         </w:rPr>
-        <w:t xml:space="preserve">  .0 = 当前小版本号</w:t>
+        <w:t xml:space="preserve">  .2 = 当前小版本号</w:t>
       </w:r>
     </w:p>
     <w:p>
@@ -4348,119 +4412,119 @@
           <w:sz w:val="19"/>
           <w:szCs w:val="19"/>
         </w:rPr>
-        <w:t xml:space="preserve">  【文件头注释】每个 .c/.h/.ino/.py 的 @brief/@note/@version 行 → V4.2.1</w:t>
-      </w:r>
-    </w:p>
-    <w:p>
-      <w:pPr>
-        <w:shd w:fill="F5F5F5" w:val="clear"/>
-        <w:spacing w:line="240"/>
-        <w:ind w:left="360"/>
-      </w:pPr>
-      <w:r>
-        <w:rPr>
-          <w:rFonts w:ascii="Consolas" w:cs="Consolas" w:eastAsia="Consolas" w:hAnsi="Consolas"/>
-          <w:color w:val="2D2D2D"/>
-          <w:sz w:val="19"/>
-          <w:szCs w:val="19"/>
-        </w:rPr>
-        <w:t xml:space="preserve">  【文档控制信息】开发指南 文档版本+固件版本 → V4.2.1</w:t>
-      </w:r>
-    </w:p>
-    <w:p>
-      <w:pPr>
-        <w:shd w:fill="F5F5F5" w:val="clear"/>
-        <w:spacing w:line="240"/>
-        <w:ind w:left="360"/>
-      </w:pPr>
-      <w:r>
-        <w:rPr>
-          <w:rFonts w:ascii="Consolas" w:cs="Consolas" w:eastAsia="Consolas" w:hAnsi="Consolas"/>
-          <w:color w:val="2D2D2D"/>
-          <w:sz w:val="19"/>
-          <w:szCs w:val="19"/>
-        </w:rPr>
-        <w:t xml:space="preserve">  【技能文件 frontmatter】name/description 中的版本引用 → V4.2.1</w:t>
-      </w:r>
-    </w:p>
-    <w:p>
-      <w:pPr>
-        <w:shd w:fill="F5F5F5" w:val="clear"/>
-        <w:spacing w:line="240"/>
-        <w:ind w:left="360"/>
-      </w:pPr>
-      <w:r>
-        <w:rPr>
-          <w:rFonts w:ascii="Consolas" w:cs="Consolas" w:eastAsia="Consolas" w:hAnsi="Consolas"/>
-          <w:color w:val="2D2D2D"/>
-          <w:sz w:val="19"/>
-          <w:szCs w:val="19"/>
-        </w:rPr>
-        <w:t xml:space="preserve">  【CLAUDE.md】版本号+审查历史+文件结构行数注释 → V4.2.1</w:t>
-      </w:r>
-    </w:p>
-    <w:p>
-      <w:pPr>
-        <w:shd w:fill="F5F5F5" w:val="clear"/>
-        <w:spacing w:line="240"/>
-        <w:ind w:left="360"/>
-      </w:pPr>
-      <w:r>
-        <w:rPr>
-          <w:rFonts w:ascii="Consolas" w:cs="Consolas" w:eastAsia="Consolas" w:hAnsi="Consolas"/>
-          <w:color w:val="2D2D2D"/>
-          <w:sz w:val="19"/>
-          <w:szCs w:val="19"/>
-        </w:rPr>
-        <w:t xml:space="preserve">  【README.md】badge + 版本历史表 + 分支表 → V4.2.1</w:t>
-      </w:r>
-    </w:p>
-    <w:p>
-      <w:pPr>
-        <w:shd w:fill="F5F5F5" w:val="clear"/>
-        <w:spacing w:line="240"/>
-        <w:ind w:left="360"/>
-      </w:pPr>
-      <w:r>
-        <w:rPr>
-          <w:rFonts w:ascii="Consolas" w:cs="Consolas" w:eastAsia="Consolas" w:hAnsi="Consolas"/>
-          <w:color w:val="2D2D2D"/>
-          <w:sz w:val="19"/>
-          <w:szCs w:val="19"/>
-        </w:rPr>
-        <w:t xml:space="preserve">  【操作手册/部署文档】版本字段 → V4.2.1</w:t>
-      </w:r>
-    </w:p>
-    <w:p>
-      <w:pPr>
-        <w:shd w:fill="F5F5F5" w:val="clear"/>
-        <w:spacing w:line="240"/>
-        <w:ind w:left="360"/>
-      </w:pPr>
-      <w:r>
-        <w:rPr>
-          <w:rFonts w:ascii="Consolas" w:cs="Consolas" w:eastAsia="Consolas" w:hAnsi="Consolas"/>
-          <w:color w:val="2D2D2D"/>
-          <w:sz w:val="19"/>
-          <w:szCs w:val="19"/>
-        </w:rPr>
-        <w:t xml:space="preserve">  【小程序注释】wxss/wxml/js 头部 → V4.2.1</w:t>
-      </w:r>
-    </w:p>
-    <w:p>
-      <w:pPr>
-        <w:shd w:fill="F5F5F5" w:val="clear"/>
-        <w:spacing w:line="240"/>
-        <w:ind w:left="360"/>
-      </w:pPr>
-      <w:r>
-        <w:rPr>
-          <w:rFonts w:ascii="Consolas" w:cs="Consolas" w:eastAsia="Consolas" w:hAnsi="Consolas"/>
-          <w:color w:val="2D2D2D"/>
-          <w:sz w:val="19"/>
-          <w:szCs w:val="19"/>
-        </w:rPr>
-        <w:t xml:space="preserve">  【其他文档】ONENETapp/README, Railway_Deploy/README, plans/, specs/ → V4.2.1</w:t>
+        <w:t xml:space="preserve">  【文件头注释】每个 .c/.h/.ino/.py 的 @brief/@note/@version 行 → V4.2.2</w:t>
+      </w:r>
+    </w:p>
+    <w:p>
+      <w:pPr>
+        <w:shd w:fill="F5F5F5" w:val="clear"/>
+        <w:spacing w:line="240"/>
+        <w:ind w:left="360"/>
+      </w:pPr>
+      <w:r>
+        <w:rPr>
+          <w:rFonts w:ascii="Consolas" w:cs="Consolas" w:eastAsia="Consolas" w:hAnsi="Consolas"/>
+          <w:color w:val="2D2D2D"/>
+          <w:sz w:val="19"/>
+          <w:szCs w:val="19"/>
+        </w:rPr>
+        <w:t xml:space="preserve">  【文档控制信息】开发指南 文档版本+固件版本 → V4.2.2</w:t>
+      </w:r>
+    </w:p>
+    <w:p>
+      <w:pPr>
+        <w:shd w:fill="F5F5F5" w:val="clear"/>
+        <w:spacing w:line="240"/>
+        <w:ind w:left="360"/>
+      </w:pPr>
+      <w:r>
+        <w:rPr>
+          <w:rFonts w:ascii="Consolas" w:cs="Consolas" w:eastAsia="Consolas" w:hAnsi="Consolas"/>
+          <w:color w:val="2D2D2D"/>
+          <w:sz w:val="19"/>
+          <w:szCs w:val="19"/>
+        </w:rPr>
+        <w:t xml:space="preserve">  【技能文件 frontmatter】name/description 中的版本引用 → V4.2.2</w:t>
+      </w:r>
+    </w:p>
+    <w:p>
+      <w:pPr>
+        <w:shd w:fill="F5F5F5" w:val="clear"/>
+        <w:spacing w:line="240"/>
+        <w:ind w:left="360"/>
+      </w:pPr>
+      <w:r>
+        <w:rPr>
+          <w:rFonts w:ascii="Consolas" w:cs="Consolas" w:eastAsia="Consolas" w:hAnsi="Consolas"/>
+          <w:color w:val="2D2D2D"/>
+          <w:sz w:val="19"/>
+          <w:szCs w:val="19"/>
+        </w:rPr>
+        <w:t xml:space="preserve">  【CLAUDE.md】版本号+审查历史+文件结构行数注释 → V4.2.2</w:t>
+      </w:r>
+    </w:p>
+    <w:p>
+      <w:pPr>
+        <w:shd w:fill="F5F5F5" w:val="clear"/>
+        <w:spacing w:line="240"/>
+        <w:ind w:left="360"/>
+      </w:pPr>
+      <w:r>
+        <w:rPr>
+          <w:rFonts w:ascii="Consolas" w:cs="Consolas" w:eastAsia="Consolas" w:hAnsi="Consolas"/>
+          <w:color w:val="2D2D2D"/>
+          <w:sz w:val="19"/>
+          <w:szCs w:val="19"/>
+        </w:rPr>
+        <w:t xml:space="preserve">  【README.md】badge + 版本历史表 + 分支表 → V4.2.2</w:t>
+      </w:r>
+    </w:p>
+    <w:p>
+      <w:pPr>
+        <w:shd w:fill="F5F5F5" w:val="clear"/>
+        <w:spacing w:line="240"/>
+        <w:ind w:left="360"/>
+      </w:pPr>
+      <w:r>
+        <w:rPr>
+          <w:rFonts w:ascii="Consolas" w:cs="Consolas" w:eastAsia="Consolas" w:hAnsi="Consolas"/>
+          <w:color w:val="2D2D2D"/>
+          <w:sz w:val="19"/>
+          <w:szCs w:val="19"/>
+        </w:rPr>
+        <w:t xml:space="preserve">  【操作手册/部署文档】版本字段 → V4.2.2</w:t>
+      </w:r>
+    </w:p>
+    <w:p>
+      <w:pPr>
+        <w:shd w:fill="F5F5F5" w:val="clear"/>
+        <w:spacing w:line="240"/>
+        <w:ind w:left="360"/>
+      </w:pPr>
+      <w:r>
+        <w:rPr>
+          <w:rFonts w:ascii="Consolas" w:cs="Consolas" w:eastAsia="Consolas" w:hAnsi="Consolas"/>
+          <w:color w:val="2D2D2D"/>
+          <w:sz w:val="19"/>
+          <w:szCs w:val="19"/>
+        </w:rPr>
+        <w:t xml:space="preserve">  【小程序注释】wxss/wxml/js 头部 → V4.2.2</w:t>
+      </w:r>
+    </w:p>
+    <w:p>
+      <w:pPr>
+        <w:shd w:fill="F5F5F5" w:val="clear"/>
+        <w:spacing w:line="240"/>
+        <w:ind w:left="360"/>
+      </w:pPr>
+      <w:r>
+        <w:rPr>
+          <w:rFonts w:ascii="Consolas" w:cs="Consolas" w:eastAsia="Consolas" w:hAnsi="Consolas"/>
+          <w:color w:val="2D2D2D"/>
+          <w:sz w:val="19"/>
+          <w:szCs w:val="19"/>
+        </w:rPr>
+        <w:t xml:space="preserve">  【其他文档】ONENETapp/README, Railway_Deploy/README, plans/, specs/ → V4.2.2</w:t>
       </w:r>
     </w:p>
     <w:p>
@@ -4780,7 +4844,7 @@
           <w:sz w:val="19"/>
           <w:szCs w:val="19"/>
         </w:rPr>
-        <w:t xml:space="preserve">  旧 V26   → V4.2.1</w:t>
+        <w:t xml:space="preserve">  旧 V26   → V4.2.2</w:t>
       </w:r>
     </w:p>
     <w:p>

--- a/Claude_Files/docs/embedded-architect-system-prompt.docx
+++ b/Claude_Files/docs/embedded-architect-system-prompt.docx
@@ -7756,7 +7756,803 @@
           <w:sz w:val="28"/>
           <w:szCs w:val="28"/>
         </w:rPr>
-        <w:t xml:space="preserve">4.4 "更新全部内容"执行检查清单</w:t>
+        <w:t xml:space="preserve">4.4 2026-06-17 (#4): V4.2.2 WiFi OFFLINE 开发教训</w:t>
+      </w:r>
+    </w:p>
+    <w:p/>
+    <w:p/>
+    <w:tbl>
+      <w:tblPr>
+        <w:tblW w:type="dxa" w:w="9072"/>
+        <w:tblBorders>
+          <w:top w:val="single" w:color="auto" w:sz="4"/>
+          <w:left w:val="single" w:color="auto" w:sz="4"/>
+          <w:bottom w:val="single" w:color="auto" w:sz="4"/>
+          <w:right w:val="single" w:color="auto" w:sz="4"/>
+          <w:insideH w:val="single" w:color="auto" w:sz="4"/>
+          <w:insideV w:val="single" w:color="auto" w:sz="4"/>
+        </w:tblBorders>
+      </w:tblPr>
+      <w:tblGrid>
+        <w:gridCol w:w="2268"/>
+        <w:gridCol w:w="2268"/>
+        <w:gridCol w:w="2268"/>
+        <w:gridCol w:w="2268"/>
+      </w:tblGrid>
+      <w:tr>
+        <w:tc>
+          <w:tcPr>
+            <w:tcW w:type="dxa" w:w="2268"/>
+            <w:tcBorders>
+              <w:top w:val="single" w:color="CCCCCC" w:sz="1"/>
+              <w:left w:val="single" w:color="CCCCCC" w:sz="1"/>
+              <w:bottom w:val="single" w:color="CCCCCC" w:sz="1"/>
+              <w:right w:val="single" w:color="CCCCCC" w:sz="1"/>
+            </w:tcBorders>
+            <w:shd w:fill="D5E8F0" w:val="clear"/>
+            <w:tcMar>
+              <w:top w:type="dxa" w:w="60"/>
+              <w:left w:type="dxa" w:w="100"/>
+              <w:bottom w:type="dxa" w:w="60"/>
+              <w:right w:type="dxa" w:w="100"/>
+            </w:tcMar>
+          </w:tcPr>
+          <w:p>
+            <w:r>
+              <w:rPr>
+                <w:rFonts w:ascii="SimSun" w:cs="SimSun" w:eastAsia="SimSun" w:hAnsi="SimSun"/>
+                <w:b/>
+                <w:bCs/>
+                <w:color w:val="333333"/>
+                <w:sz w:val="20"/>
+                <w:szCs w:val="20"/>
+              </w:rPr>
+              <w:t xml:space="preserve">#</w:t>
+            </w:r>
+          </w:p>
+        </w:tc>
+        <w:tc>
+          <w:tcPr>
+            <w:tcW w:type="dxa" w:w="2268"/>
+            <w:tcBorders>
+              <w:top w:val="single" w:color="CCCCCC" w:sz="1"/>
+              <w:left w:val="single" w:color="CCCCCC" w:sz="1"/>
+              <w:bottom w:val="single" w:color="CCCCCC" w:sz="1"/>
+              <w:right w:val="single" w:color="CCCCCC" w:sz="1"/>
+            </w:tcBorders>
+            <w:shd w:fill="D5E8F0" w:val="clear"/>
+            <w:tcMar>
+              <w:top w:type="dxa" w:w="60"/>
+              <w:left w:type="dxa" w:w="100"/>
+              <w:bottom w:type="dxa" w:w="60"/>
+              <w:right w:type="dxa" w:w="100"/>
+            </w:tcMar>
+          </w:tcPr>
+          <w:p>
+            <w:r>
+              <w:rPr>
+                <w:rFonts w:ascii="SimSun" w:cs="SimSun" w:eastAsia="SimSun" w:hAnsi="SimSun"/>
+                <w:b/>
+                <w:bCs/>
+                <w:color w:val="333333"/>
+                <w:sz w:val="20"/>
+                <w:szCs w:val="20"/>
+              </w:rPr>
+              <w:t xml:space="preserve">问题</w:t>
+            </w:r>
+          </w:p>
+        </w:tc>
+        <w:tc>
+          <w:tcPr>
+            <w:tcW w:type="dxa" w:w="2268"/>
+            <w:tcBorders>
+              <w:top w:val="single" w:color="CCCCCC" w:sz="1"/>
+              <w:left w:val="single" w:color="CCCCCC" w:sz="1"/>
+              <w:bottom w:val="single" w:color="CCCCCC" w:sz="1"/>
+              <w:right w:val="single" w:color="CCCCCC" w:sz="1"/>
+            </w:tcBorders>
+            <w:shd w:fill="D5E8F0" w:val="clear"/>
+            <w:tcMar>
+              <w:top w:type="dxa" w:w="60"/>
+              <w:left w:type="dxa" w:w="100"/>
+              <w:bottom w:type="dxa" w:w="60"/>
+              <w:right w:type="dxa" w:w="100"/>
+            </w:tcMar>
+          </w:tcPr>
+          <w:p>
+            <w:r>
+              <w:rPr>
+                <w:rFonts w:ascii="SimSun" w:cs="SimSun" w:eastAsia="SimSun" w:hAnsi="SimSun"/>
+                <w:b/>
+                <w:bCs/>
+                <w:color w:val="333333"/>
+                <w:sz w:val="20"/>
+                <w:szCs w:val="20"/>
+              </w:rPr>
+              <w:t xml:space="preserve">根因</w:t>
+            </w:r>
+          </w:p>
+        </w:tc>
+        <w:tc>
+          <w:tcPr>
+            <w:tcW w:type="dxa" w:w="2268"/>
+            <w:tcBorders>
+              <w:top w:val="single" w:color="CCCCCC" w:sz="1"/>
+              <w:left w:val="single" w:color="CCCCCC" w:sz="1"/>
+              <w:bottom w:val="single" w:color="CCCCCC" w:sz="1"/>
+              <w:right w:val="single" w:color="CCCCCC" w:sz="1"/>
+            </w:tcBorders>
+            <w:shd w:fill="D5E8F0" w:val="clear"/>
+            <w:tcMar>
+              <w:top w:type="dxa" w:w="60"/>
+              <w:left w:type="dxa" w:w="100"/>
+              <w:bottom w:type="dxa" w:w="60"/>
+              <w:right w:type="dxa" w:w="100"/>
+            </w:tcMar>
+          </w:tcPr>
+          <w:p>
+            <w:r>
+              <w:rPr>
+                <w:rFonts w:ascii="SimSun" w:cs="SimSun" w:eastAsia="SimSun" w:hAnsi="SimSun"/>
+                <w:b/>
+                <w:bCs/>
+                <w:color w:val="333333"/>
+                <w:sz w:val="20"/>
+                <w:szCs w:val="20"/>
+              </w:rPr>
+              <w:t xml:space="preserve">预防规则</w:t>
+            </w:r>
+          </w:p>
+        </w:tc>
+      </w:tr>
+      <w:tr>
+        <w:tc>
+          <w:tcPr>
+            <w:tcW w:type="dxa" w:w="2268"/>
+            <w:tcBorders>
+              <w:top w:val="single" w:color="CCCCCC" w:sz="1"/>
+              <w:left w:val="single" w:color="CCCCCC" w:sz="1"/>
+              <w:bottom w:val="single" w:color="CCCCCC" w:sz="1"/>
+              <w:right w:val="single" w:color="CCCCCC" w:sz="1"/>
+            </w:tcBorders>
+            <w:tcMar>
+              <w:top w:type="dxa" w:w="60"/>
+              <w:left w:type="dxa" w:w="100"/>
+              <w:bottom w:type="dxa" w:w="60"/>
+              <w:right w:type="dxa" w:w="100"/>
+            </w:tcMar>
+          </w:tcPr>
+          <w:p>
+            <w:pPr>
+              <w:spacing w:line="288"/>
+            </w:pPr>
+            <w:r>
+              <w:rPr>
+                <w:rFonts w:ascii="SimSun" w:cs="SimSun" w:eastAsia="SimSun" w:hAnsi="SimSun"/>
+                <w:color w:val="333333"/>
+                <w:sz w:val="20"/>
+                <w:szCs w:val="20"/>
+              </w:rPr>
+              <w:t xml:space="preserve">19</w:t>
+            </w:r>
+          </w:p>
+        </w:tc>
+        <w:tc>
+          <w:tcPr>
+            <w:tcW w:type="dxa" w:w="2268"/>
+            <w:tcBorders>
+              <w:top w:val="single" w:color="CCCCCC" w:sz="1"/>
+              <w:left w:val="single" w:color="CCCCCC" w:sz="1"/>
+              <w:bottom w:val="single" w:color="CCCCCC" w:sz="1"/>
+              <w:right w:val="single" w:color="CCCCCC" w:sz="1"/>
+            </w:tcBorders>
+            <w:tcMar>
+              <w:top w:type="dxa" w:w="60"/>
+              <w:left w:type="dxa" w:w="100"/>
+              <w:bottom w:type="dxa" w:w="60"/>
+              <w:right w:type="dxa" w:w="100"/>
+            </w:tcMar>
+          </w:tcPr>
+          <w:p>
+            <w:pPr>
+              <w:spacing w:line="288"/>
+            </w:pPr>
+            <w:r>
+              <w:rPr>
+                <w:rFonts w:ascii="SimSun" w:cs="SimSun" w:eastAsia="SimSun" w:hAnsi="SimSun"/>
+                <w:color w:val="333333"/>
+                <w:sz w:val="20"/>
+                <w:szCs w:val="20"/>
+              </w:rPr>
+              <w:t xml:space="preserve">首次推送后"连不上WiFi"</w:t>
+            </w:r>
+          </w:p>
+        </w:tc>
+        <w:tc>
+          <w:tcPr>
+            <w:tcW w:type="dxa" w:w="2268"/>
+            <w:tcBorders>
+              <w:top w:val="single" w:color="CCCCCC" w:sz="1"/>
+              <w:left w:val="single" w:color="CCCCCC" w:sz="1"/>
+              <w:bottom w:val="single" w:color="CCCCCC" w:sz="1"/>
+              <w:right w:val="single" w:color="CCCCCC" w:sz="1"/>
+            </w:tcBorders>
+            <w:tcMar>
+              <w:top w:type="dxa" w:w="60"/>
+              <w:left w:type="dxa" w:w="100"/>
+              <w:bottom w:type="dxa" w:w="60"/>
+              <w:right w:type="dxa" w:w="100"/>
+            </w:tcMar>
+          </w:tcPr>
+          <w:p>
+            <w:pPr>
+              <w:spacing w:line="288"/>
+            </w:pPr>
+            <w:r>
+              <w:rPr>
+                <w:rFonts w:ascii="SimSun" w:cs="SimSun" w:eastAsia="SimSun" w:hAnsi="SimSun"/>
+                <w:color w:val="333333"/>
+                <w:sz w:val="20"/>
+                <w:szCs w:val="20"/>
+              </w:rPr>
+              <w:t xml:space="preserve">每次重试都发硬件RST→4s BOOT_WAIT→5次重试全浪费在等待</w:t>
+            </w:r>
+          </w:p>
+        </w:tc>
+        <w:tc>
+          <w:tcPr>
+            <w:tcW w:type="dxa" w:w="2268"/>
+            <w:tcBorders>
+              <w:top w:val="single" w:color="CCCCCC" w:sz="1"/>
+              <w:left w:val="single" w:color="CCCCCC" w:sz="1"/>
+              <w:bottom w:val="single" w:color="CCCCCC" w:sz="1"/>
+              <w:right w:val="single" w:color="CCCCCC" w:sz="1"/>
+            </w:tcBorders>
+            <w:tcMar>
+              <w:top w:type="dxa" w:w="60"/>
+              <w:left w:type="dxa" w:w="100"/>
+              <w:bottom w:type="dxa" w:w="60"/>
+              <w:right w:type="dxa" w:w="100"/>
+            </w:tcMar>
+          </w:tcPr>
+          <w:p>
+            <w:pPr>
+              <w:spacing w:line="288"/>
+            </w:pPr>
+            <w:r>
+              <w:rPr>
+                <w:rFonts w:ascii="SimSun" w:cs="SimSun" w:eastAsia="SimSun" w:hAnsi="SimSun"/>
+                <w:color w:val="333333"/>
+                <w:sz w:val="20"/>
+                <w:szCs w:val="20"/>
+              </w:rPr>
+              <w:t xml:space="preserve">**重试/恢复路径禁止硬件RST**: ESP已在运行的连接恢复场景, 只切状态不碰硬件</w:t>
+            </w:r>
+          </w:p>
+        </w:tc>
+      </w:tr>
+      <w:tr>
+        <w:tc>
+          <w:tcPr>
+            <w:tcW w:type="dxa" w:w="2268"/>
+            <w:tcBorders>
+              <w:top w:val="single" w:color="CCCCCC" w:sz="1"/>
+              <w:left w:val="single" w:color="CCCCCC" w:sz="1"/>
+              <w:bottom w:val="single" w:color="CCCCCC" w:sz="1"/>
+              <w:right w:val="single" w:color="CCCCCC" w:sz="1"/>
+            </w:tcBorders>
+            <w:tcMar>
+              <w:top w:type="dxa" w:w="60"/>
+              <w:left w:type="dxa" w:w="100"/>
+              <w:bottom w:type="dxa" w:w="60"/>
+              <w:right w:type="dxa" w:w="100"/>
+            </w:tcMar>
+          </w:tcPr>
+          <w:p>
+            <w:pPr>
+              <w:spacing w:line="288"/>
+            </w:pPr>
+            <w:r>
+              <w:rPr>
+                <w:rFonts w:ascii="SimSun" w:cs="SimSun" w:eastAsia="SimSun" w:hAnsi="SimSun"/>
+                <w:color w:val="333333"/>
+                <w:sz w:val="20"/>
+                <w:szCs w:val="20"/>
+              </w:rPr>
+              <w:t xml:space="preserve">20</w:t>
+            </w:r>
+          </w:p>
+        </w:tc>
+        <w:tc>
+          <w:tcPr>
+            <w:tcW w:type="dxa" w:w="2268"/>
+            <w:tcBorders>
+              <w:top w:val="single" w:color="CCCCCC" w:sz="1"/>
+              <w:left w:val="single" w:color="CCCCCC" w:sz="1"/>
+              <w:bottom w:val="single" w:color="CCCCCC" w:sz="1"/>
+              <w:right w:val="single" w:color="CCCCCC" w:sz="1"/>
+            </w:tcBorders>
+            <w:tcMar>
+              <w:top w:type="dxa" w:w="60"/>
+              <w:left w:type="dxa" w:w="100"/>
+              <w:bottom w:type="dxa" w:w="60"/>
+              <w:right w:type="dxa" w:w="100"/>
+            </w:tcMar>
+          </w:tcPr>
+          <w:p>
+            <w:pPr>
+              <w:spacing w:line="288"/>
+            </w:pPr>
+            <w:r>
+              <w:rPr>
+                <w:rFonts w:ascii="SimSun" w:cs="SimSun" w:eastAsia="SimSun" w:hAnsi="SimSun"/>
+                <w:color w:val="333333"/>
+                <w:sz w:val="20"/>
+                <w:szCs w:val="20"/>
+              </w:rPr>
+              <w:t xml:space="preserve">OFFLINE_PASSIVE 嗅探在 Is_Ready() 之后才执行</w:t>
+            </w:r>
+          </w:p>
+        </w:tc>
+        <w:tc>
+          <w:tcPr>
+            <w:tcW w:type="dxa" w:w="2268"/>
+            <w:tcBorders>
+              <w:top w:val="single" w:color="CCCCCC" w:sz="1"/>
+              <w:left w:val="single" w:color="CCCCCC" w:sz="1"/>
+              <w:bottom w:val="single" w:color="CCCCCC" w:sz="1"/>
+              <w:right w:val="single" w:color="CCCCCC" w:sz="1"/>
+            </w:tcBorders>
+            <w:tcMar>
+              <w:top w:type="dxa" w:w="60"/>
+              <w:left w:type="dxa" w:w="100"/>
+              <w:bottom w:type="dxa" w:w="60"/>
+              <w:right w:type="dxa" w:w="100"/>
+            </w:tcMar>
+          </w:tcPr>
+          <w:p>
+            <w:pPr>
+              <w:spacing w:line="288"/>
+            </w:pPr>
+            <w:r>
+              <w:rPr>
+                <w:rFonts w:ascii="SimSun" w:cs="SimSun" w:eastAsia="SimSun" w:hAnsi="SimSun"/>
+                <w:color w:val="333333"/>
+                <w:sz w:val="20"/>
+                <w:szCs w:val="20"/>
+              </w:rPr>
+              <w:t xml:space="preserve">代码放在 App_Network_Task 的 `if (!Is_Ready()) return` 之后</w:t>
+            </w:r>
+          </w:p>
+        </w:tc>
+        <w:tc>
+          <w:tcPr>
+            <w:tcW w:type="dxa" w:w="2268"/>
+            <w:tcBorders>
+              <w:top w:val="single" w:color="CCCCCC" w:sz="1"/>
+              <w:left w:val="single" w:color="CCCCCC" w:sz="1"/>
+              <w:bottom w:val="single" w:color="CCCCCC" w:sz="1"/>
+              <w:right w:val="single" w:color="CCCCCC" w:sz="1"/>
+            </w:tcBorders>
+            <w:tcMar>
+              <w:top w:type="dxa" w:w="60"/>
+              <w:left w:type="dxa" w:w="100"/>
+              <w:bottom w:type="dxa" w:w="60"/>
+              <w:right w:type="dxa" w:w="100"/>
+            </w:tcMar>
+          </w:tcPr>
+          <w:p>
+            <w:pPr>
+              <w:spacing w:line="288"/>
+            </w:pPr>
+            <w:r>
+              <w:rPr>
+                <w:rFonts w:ascii="SimSun" w:cs="SimSun" w:eastAsia="SimSun" w:hAnsi="SimSun"/>
+                <w:color w:val="333333"/>
+                <w:sz w:val="20"/>
+                <w:szCs w:val="20"/>
+              </w:rPr>
+              <w:t xml:space="preserve">**离线嗅探检查必须在 Is_Ready() 之前或独立路径**: 依赖串口读帧的逻辑不能躲在硬件就绪检查后面</w:t>
+            </w:r>
+          </w:p>
+        </w:tc>
+      </w:tr>
+      <w:tr>
+        <w:tc>
+          <w:tcPr>
+            <w:tcW w:type="dxa" w:w="2268"/>
+            <w:tcBorders>
+              <w:top w:val="single" w:color="CCCCCC" w:sz="1"/>
+              <w:left w:val="single" w:color="CCCCCC" w:sz="1"/>
+              <w:bottom w:val="single" w:color="CCCCCC" w:sz="1"/>
+              <w:right w:val="single" w:color="CCCCCC" w:sz="1"/>
+            </w:tcBorders>
+            <w:tcMar>
+              <w:top w:type="dxa" w:w="60"/>
+              <w:left w:type="dxa" w:w="100"/>
+              <w:bottom w:type="dxa" w:w="60"/>
+              <w:right w:type="dxa" w:w="100"/>
+            </w:tcMar>
+          </w:tcPr>
+          <w:p>
+            <w:pPr>
+              <w:spacing w:line="288"/>
+            </w:pPr>
+            <w:r>
+              <w:rPr>
+                <w:rFonts w:ascii="SimSun" w:cs="SimSun" w:eastAsia="SimSun" w:hAnsi="SimSun"/>
+                <w:color w:val="333333"/>
+                <w:sz w:val="20"/>
+                <w:szCs w:val="20"/>
+              </w:rPr>
+              <w:t xml:space="preserve">21</w:t>
+            </w:r>
+          </w:p>
+        </w:tc>
+        <w:tc>
+          <w:tcPr>
+            <w:tcW w:type="dxa" w:w="2268"/>
+            <w:tcBorders>
+              <w:top w:val="single" w:color="CCCCCC" w:sz="1"/>
+              <w:left w:val="single" w:color="CCCCCC" w:sz="1"/>
+              <w:bottom w:val="single" w:color="CCCCCC" w:sz="1"/>
+              <w:right w:val="single" w:color="CCCCCC" w:sz="1"/>
+            </w:tcBorders>
+            <w:tcMar>
+              <w:top w:type="dxa" w:w="60"/>
+              <w:left w:type="dxa" w:w="100"/>
+              <w:bottom w:type="dxa" w:w="60"/>
+              <w:right w:type="dxa" w:w="100"/>
+            </w:tcMar>
+          </w:tcPr>
+          <w:p>
+            <w:pPr>
+              <w:spacing w:line="288"/>
+            </w:pPr>
+            <w:r>
+              <w:rPr>
+                <w:rFonts w:ascii="SimSun" w:cs="SimSun" w:eastAsia="SimSun" w:hAnsi="SimSun"/>
+                <w:color w:val="333333"/>
+                <w:sz w:val="20"/>
+                <w:szCs w:val="20"/>
+              </w:rPr>
+              <w:t xml:space="preserve">`s_no_wifi_mode` 和 `App_Network_Is_Offline()` 语义重叠</w:t>
+            </w:r>
+          </w:p>
+        </w:tc>
+        <w:tc>
+          <w:tcPr>
+            <w:tcW w:type="dxa" w:w="2268"/>
+            <w:tcBorders>
+              <w:top w:val="single" w:color="CCCCCC" w:sz="1"/>
+              <w:left w:val="single" w:color="CCCCCC" w:sz="1"/>
+              <w:bottom w:val="single" w:color="CCCCCC" w:sz="1"/>
+              <w:right w:val="single" w:color="CCCCCC" w:sz="1"/>
+            </w:tcBorders>
+            <w:tcMar>
+              <w:top w:type="dxa" w:w="60"/>
+              <w:left w:type="dxa" w:w="100"/>
+              <w:bottom w:type="dxa" w:w="60"/>
+              <w:right w:type="dxa" w:w="100"/>
+            </w:tcMar>
+          </w:tcPr>
+          <w:p>
+            <w:pPr>
+              <w:spacing w:line="288"/>
+            </w:pPr>
+            <w:r>
+              <w:rPr>
+                <w:rFonts w:ascii="SimSun" w:cs="SimSun" w:eastAsia="SimSun" w:hAnsi="SimSun"/>
+                <w:color w:val="333333"/>
+                <w:sz w:val="20"/>
+                <w:szCs w:val="20"/>
+              </w:rPr>
+              <w:t xml:space="preserve">旧代码的 NoWiFi 标记和新 OFFLINE 状态机共存但未收敛</w:t>
+            </w:r>
+          </w:p>
+        </w:tc>
+        <w:tc>
+          <w:tcPr>
+            <w:tcW w:type="dxa" w:w="2268"/>
+            <w:tcBorders>
+              <w:top w:val="single" w:color="CCCCCC" w:sz="1"/>
+              <w:left w:val="single" w:color="CCCCCC" w:sz="1"/>
+              <w:bottom w:val="single" w:color="CCCCCC" w:sz="1"/>
+              <w:right w:val="single" w:color="CCCCCC" w:sz="1"/>
+            </w:tcBorders>
+            <w:tcMar>
+              <w:top w:type="dxa" w:w="60"/>
+              <w:left w:type="dxa" w:w="100"/>
+              <w:bottom w:type="dxa" w:w="60"/>
+              <w:right w:type="dxa" w:w="100"/>
+            </w:tcMar>
+          </w:tcPr>
+          <w:p>
+            <w:pPr>
+              <w:spacing w:line="288"/>
+            </w:pPr>
+            <w:r>
+              <w:rPr>
+                <w:rFonts w:ascii="SimSun" w:cs="SimSun" w:eastAsia="SimSun" w:hAnsi="SimSun"/>
+                <w:color w:val="333333"/>
+                <w:sz w:val="20"/>
+                <w:szCs w:val="20"/>
+              </w:rPr>
+              <w:t xml:space="preserve">**大功能新增时必须全局 grep 旧标记的所有引用**, 决定是删除/替换/还是共存</w:t>
+            </w:r>
+          </w:p>
+        </w:tc>
+      </w:tr>
+      <w:tr>
+        <w:tc>
+          <w:tcPr>
+            <w:tcW w:type="dxa" w:w="2268"/>
+            <w:tcBorders>
+              <w:top w:val="single" w:color="CCCCCC" w:sz="1"/>
+              <w:left w:val="single" w:color="CCCCCC" w:sz="1"/>
+              <w:bottom w:val="single" w:color="CCCCCC" w:sz="1"/>
+              <w:right w:val="single" w:color="CCCCCC" w:sz="1"/>
+            </w:tcBorders>
+            <w:tcMar>
+              <w:top w:type="dxa" w:w="60"/>
+              <w:left w:type="dxa" w:w="100"/>
+              <w:bottom w:type="dxa" w:w="60"/>
+              <w:right w:type="dxa" w:w="100"/>
+            </w:tcMar>
+          </w:tcPr>
+          <w:p>
+            <w:pPr>
+              <w:spacing w:line="288"/>
+            </w:pPr>
+            <w:r>
+              <w:rPr>
+                <w:rFonts w:ascii="SimSun" w:cs="SimSun" w:eastAsia="SimSun" w:hAnsi="SimSun"/>
+                <w:color w:val="333333"/>
+                <w:sz w:val="20"/>
+                <w:szCs w:val="20"/>
+              </w:rPr>
+              <w:t xml:space="preserve">22</w:t>
+            </w:r>
+          </w:p>
+        </w:tc>
+        <w:tc>
+          <w:tcPr>
+            <w:tcW w:type="dxa" w:w="2268"/>
+            <w:tcBorders>
+              <w:top w:val="single" w:color="CCCCCC" w:sz="1"/>
+              <w:left w:val="single" w:color="CCCCCC" w:sz="1"/>
+              <w:bottom w:val="single" w:color="CCCCCC" w:sz="1"/>
+              <w:right w:val="single" w:color="CCCCCC" w:sz="1"/>
+            </w:tcBorders>
+            <w:tcMar>
+              <w:top w:type="dxa" w:w="60"/>
+              <w:left w:type="dxa" w:w="100"/>
+              <w:bottom w:type="dxa" w:w="60"/>
+              <w:right w:type="dxa" w:w="100"/>
+            </w:tcMar>
+          </w:tcPr>
+          <w:p>
+            <w:pPr>
+              <w:spacing w:line="288"/>
+            </w:pPr>
+            <w:r>
+              <w:rPr>
+                <w:rFonts w:ascii="SimSun" w:cs="SimSun" w:eastAsia="SimSun" w:hAnsi="SimSun"/>
+                <w:color w:val="333333"/>
+                <w:sz w:val="20"/>
+                <w:szCs w:val="20"/>
+              </w:rPr>
+              <w:t xml:space="preserve">审查报告 CLAUDE.md 只列了 3 行 change summary, 行数还是旧的</w:t>
+            </w:r>
+          </w:p>
+        </w:tc>
+        <w:tc>
+          <w:tcPr>
+            <w:tcW w:type="dxa" w:w="2268"/>
+            <w:tcBorders>
+              <w:top w:val="single" w:color="CCCCCC" w:sz="1"/>
+              <w:left w:val="single" w:color="CCCCCC" w:sz="1"/>
+              <w:bottom w:val="single" w:color="CCCCCC" w:sz="1"/>
+              <w:right w:val="single" w:color="CCCCCC" w:sz="1"/>
+            </w:tcBorders>
+            <w:tcMar>
+              <w:top w:type="dxa" w:w="60"/>
+              <w:left w:type="dxa" w:w="100"/>
+              <w:bottom w:type="dxa" w:w="60"/>
+              <w:right w:type="dxa" w:w="100"/>
+            </w:tcMar>
+          </w:tcPr>
+          <w:p>
+            <w:pPr>
+              <w:spacing w:line="288"/>
+            </w:pPr>
+            <w:r>
+              <w:rPr>
+                <w:rFonts w:ascii="SimSun" w:cs="SimSun" w:eastAsia="SimSun" w:hAnsi="SimSun"/>
+                <w:color w:val="333333"/>
+                <w:sz w:val="20"/>
+                <w:szCs w:val="20"/>
+              </w:rPr>
+              <w:t xml:space="preserve">写审查报告时只看了 App_Network.c 没跑 `wc -l` 全平台统计</w:t>
+            </w:r>
+          </w:p>
+        </w:tc>
+        <w:tc>
+          <w:tcPr>
+            <w:tcW w:type="dxa" w:w="2268"/>
+            <w:tcBorders>
+              <w:top w:val="single" w:color="CCCCCC" w:sz="1"/>
+              <w:left w:val="single" w:color="CCCCCC" w:sz="1"/>
+              <w:bottom w:val="single" w:color="CCCCCC" w:sz="1"/>
+              <w:right w:val="single" w:color="CCCCCC" w:sz="1"/>
+            </w:tcBorders>
+            <w:tcMar>
+              <w:top w:type="dxa" w:w="60"/>
+              <w:left w:type="dxa" w:w="100"/>
+              <w:bottom w:type="dxa" w:w="60"/>
+              <w:right w:type="dxa" w:w="100"/>
+            </w:tcMar>
+          </w:tcPr>
+          <w:p>
+            <w:pPr>
+              <w:spacing w:line="288"/>
+            </w:pPr>
+            <w:r>
+              <w:rPr>
+                <w:rFonts w:ascii="SimSun" w:cs="SimSun" w:eastAsia="SimSun" w:hAnsi="SimSun"/>
+                <w:color w:val="333333"/>
+                <w:sz w:val="20"/>
+                <w:szCs w:val="20"/>
+              </w:rPr>
+              <w:t xml:space="preserve">**每次"更新全部内容"第 1 条必须先 `wc -l` 全平台行数**, 不能靠记忆</w:t>
+            </w:r>
+          </w:p>
+        </w:tc>
+      </w:tr>
+      <w:tr>
+        <w:tc>
+          <w:tcPr>
+            <w:tcW w:type="dxa" w:w="2268"/>
+            <w:tcBorders>
+              <w:top w:val="single" w:color="CCCCCC" w:sz="1"/>
+              <w:left w:val="single" w:color="CCCCCC" w:sz="1"/>
+              <w:bottom w:val="single" w:color="CCCCCC" w:sz="1"/>
+              <w:right w:val="single" w:color="CCCCCC" w:sz="1"/>
+            </w:tcBorders>
+            <w:tcMar>
+              <w:top w:type="dxa" w:w="60"/>
+              <w:left w:type="dxa" w:w="100"/>
+              <w:bottom w:type="dxa" w:w="60"/>
+              <w:right w:type="dxa" w:w="100"/>
+            </w:tcMar>
+          </w:tcPr>
+          <w:p>
+            <w:pPr>
+              <w:spacing w:line="288"/>
+            </w:pPr>
+            <w:r>
+              <w:rPr>
+                <w:rFonts w:ascii="SimSun" w:cs="SimSun" w:eastAsia="SimSun" w:hAnsi="SimSun"/>
+                <w:color w:val="333333"/>
+                <w:sz w:val="20"/>
+                <w:szCs w:val="20"/>
+              </w:rPr>
+              <w:t xml:space="preserve">23</w:t>
+            </w:r>
+          </w:p>
+        </w:tc>
+        <w:tc>
+          <w:tcPr>
+            <w:tcW w:type="dxa" w:w="2268"/>
+            <w:tcBorders>
+              <w:top w:val="single" w:color="CCCCCC" w:sz="1"/>
+              <w:left w:val="single" w:color="CCCCCC" w:sz="1"/>
+              <w:bottom w:val="single" w:color="CCCCCC" w:sz="1"/>
+              <w:right w:val="single" w:color="CCCCCC" w:sz="1"/>
+            </w:tcBorders>
+            <w:tcMar>
+              <w:top w:type="dxa" w:w="60"/>
+              <w:left w:type="dxa" w:w="100"/>
+              <w:bottom w:type="dxa" w:w="60"/>
+              <w:right w:type="dxa" w:w="100"/>
+            </w:tcMar>
+          </w:tcPr>
+          <w:p>
+            <w:pPr>
+              <w:spacing w:line="288"/>
+            </w:pPr>
+            <w:r>
+              <w:rPr>
+                <w:rFonts w:ascii="SimSun" w:cs="SimSun" w:eastAsia="SimSun" w:hAnsi="SimSun"/>
+                <w:color w:val="333333"/>
+                <w:sz w:val="20"/>
+                <w:szCs w:val="20"/>
+              </w:rPr>
+              <w:t xml:space="preserve">`git add -A` 每次把 `.claude/settings.local.json` 和 `Target 1.BAT` 也 stage</w:t>
+            </w:r>
+          </w:p>
+        </w:tc>
+        <w:tc>
+          <w:tcPr>
+            <w:tcW w:type="dxa" w:w="2268"/>
+            <w:tcBorders>
+              <w:top w:val="single" w:color="CCCCCC" w:sz="1"/>
+              <w:left w:val="single" w:color="CCCCCC" w:sz="1"/>
+              <w:bottom w:val="single" w:color="CCCCCC" w:sz="1"/>
+              <w:right w:val="single" w:color="CCCCCC" w:sz="1"/>
+            </w:tcBorders>
+            <w:tcMar>
+              <w:top w:type="dxa" w:w="60"/>
+              <w:left w:type="dxa" w:w="100"/>
+              <w:bottom w:type="dxa" w:w="60"/>
+              <w:right w:type="dxa" w:w="100"/>
+            </w:tcMar>
+          </w:tcPr>
+          <w:p>
+            <w:pPr>
+              <w:spacing w:line="288"/>
+            </w:pPr>
+            <w:r>
+              <w:rPr>
+                <w:rFonts w:ascii="SimSun" w:cs="SimSun" w:eastAsia="SimSun" w:hAnsi="SimSun"/>
+                <w:color w:val="333333"/>
+                <w:sz w:val="20"/>
+                <w:szCs w:val="20"/>
+              </w:rPr>
+              <w:t xml:space="preserve">这两个文件有本地修改但不应提交</w:t>
+            </w:r>
+          </w:p>
+        </w:tc>
+        <w:tc>
+          <w:tcPr>
+            <w:tcW w:type="dxa" w:w="2268"/>
+            <w:tcBorders>
+              <w:top w:val="single" w:color="CCCCCC" w:sz="1"/>
+              <w:left w:val="single" w:color="CCCCCC" w:sz="1"/>
+              <w:bottom w:val="single" w:color="CCCCCC" w:sz="1"/>
+              <w:right w:val="single" w:color="CCCCCC" w:sz="1"/>
+            </w:tcBorders>
+            <w:tcMar>
+              <w:top w:type="dxa" w:w="60"/>
+              <w:left w:type="dxa" w:w="100"/>
+              <w:bottom w:type="dxa" w:w="60"/>
+              <w:right w:type="dxa" w:w="100"/>
+            </w:tcMar>
+          </w:tcPr>
+          <w:p>
+            <w:pPr>
+              <w:spacing w:line="288"/>
+            </w:pPr>
+            <w:r>
+              <w:rPr>
+                <w:rFonts w:ascii="SimSun" w:cs="SimSun" w:eastAsia="SimSun" w:hAnsi="SimSun"/>
+                <w:color w:val="333333"/>
+                <w:sz w:val="20"/>
+                <w:szCs w:val="20"/>
+              </w:rPr>
+              <w:t xml:space="preserve">**`git add` 前先 `git diff --name-only` 过滤**, 或用 `git add &lt;specific-files&gt;` 替代 `-A`</w:t>
+            </w:r>
+          </w:p>
+        </w:tc>
+      </w:tr>
+    </w:tbl>
+    <w:p/>
+    <w:p/>
+    <w:p>
+      <w:pPr>
+        <w:pStyle w:val="Heading3"/>
+        <w:spacing w:after="80" w:before="160"/>
+      </w:pPr>
+      <w:r>
+        <w:rPr>
+          <w:rFonts w:ascii="Microsoft YaHei" w:cs="Microsoft YaHei" w:eastAsia="Microsoft YaHei" w:hAnsi="Microsoft YaHei"/>
+          <w:b/>
+          <w:bCs/>
+          <w:color w:val="2B579A"/>
+          <w:sz w:val="28"/>
+          <w:szCs w:val="28"/>
+        </w:rPr>
+        <w:t xml:space="preserve">4.5 "更新全部内容"执行检查清单</w:t>
       </w:r>
     </w:p>
     <w:p/>

--- a/Claude_Files/docs/embedded-architect-system-prompt.docx
+++ b/Claude_Files/docs/embedded-architect-system-prompt.docx
@@ -4147,6 +4147,134 @@
           </w:p>
         </w:tc>
       </w:tr>
+      <w:tr>
+        <w:tc>
+          <w:tcPr>
+            <w:tcW w:type="dxa" w:w="4536"/>
+            <w:tcBorders>
+              <w:top w:val="single" w:color="CCCCCC" w:sz="1"/>
+              <w:left w:val="single" w:color="CCCCCC" w:sz="1"/>
+              <w:bottom w:val="single" w:color="CCCCCC" w:sz="1"/>
+              <w:right w:val="single" w:color="CCCCCC" w:sz="1"/>
+            </w:tcBorders>
+            <w:tcMar>
+              <w:top w:type="dxa" w:w="60"/>
+              <w:left w:type="dxa" w:w="100"/>
+              <w:bottom w:type="dxa" w:w="60"/>
+              <w:right w:type="dxa" w:w="100"/>
+            </w:tcMar>
+          </w:tcPr>
+          <w:p>
+            <w:pPr>
+              <w:spacing w:line="288"/>
+            </w:pPr>
+            <w:r>
+              <w:rPr>
+                <w:rFonts w:ascii="SimSun" w:cs="SimSun" w:eastAsia="SimSun" w:hAnsi="SimSun"/>
+                <w:color w:val="333333"/>
+                <w:sz w:val="20"/>
+                <w:szCs w:val="20"/>
+              </w:rPr>
+              <w:t xml:space="preserve">V4.2.4</w:t>
+            </w:r>
+          </w:p>
+        </w:tc>
+        <w:tc>
+          <w:tcPr>
+            <w:tcW w:type="dxa" w:w="4536"/>
+            <w:tcBorders>
+              <w:top w:val="single" w:color="CCCCCC" w:sz="1"/>
+              <w:left w:val="single" w:color="CCCCCC" w:sz="1"/>
+              <w:bottom w:val="single" w:color="CCCCCC" w:sz="1"/>
+              <w:right w:val="single" w:color="CCCCCC" w:sz="1"/>
+            </w:tcBorders>
+            <w:tcMar>
+              <w:top w:type="dxa" w:w="60"/>
+              <w:left w:type="dxa" w:w="100"/>
+              <w:bottom w:type="dxa" w:w="60"/>
+              <w:right w:type="dxa" w:w="100"/>
+            </w:tcMar>
+          </w:tcPr>
+          <w:p>
+            <w:pPr>
+              <w:spacing w:line="288"/>
+            </w:pPr>
+            <w:r>
+              <w:rPr>
+                <w:rFonts w:ascii="SimSun" w:cs="SimSun" w:eastAsia="SimSun" w:hAnsi="SimSun"/>
+                <w:color w:val="333333"/>
+                <w:sz w:val="20"/>
+                <w:szCs w:val="20"/>
+              </w:rPr>
+              <w:t xml:space="preserve">离线守卫全平台修复: _isOnline 判定三层(兜底+覆写+缓存延写) + Web throw误触发 + 重复代码块 + 生命周期清理</w:t>
+            </w:r>
+          </w:p>
+        </w:tc>
+      </w:tr>
+      <w:tr>
+        <w:tc>
+          <w:tcPr>
+            <w:tcW w:type="dxa" w:w="4536"/>
+            <w:tcBorders>
+              <w:top w:val="single" w:color="CCCCCC" w:sz="1"/>
+              <w:left w:val="single" w:color="CCCCCC" w:sz="1"/>
+              <w:bottom w:val="single" w:color="CCCCCC" w:sz="1"/>
+              <w:right w:val="single" w:color="CCCCCC" w:sz="1"/>
+            </w:tcBorders>
+            <w:tcMar>
+              <w:top w:type="dxa" w:w="60"/>
+              <w:left w:type="dxa" w:w="100"/>
+              <w:bottom w:type="dxa" w:w="60"/>
+              <w:right w:type="dxa" w:w="100"/>
+            </w:tcMar>
+          </w:tcPr>
+          <w:p>
+            <w:pPr>
+              <w:spacing w:line="288"/>
+            </w:pPr>
+            <w:r>
+              <w:rPr>
+                <w:rFonts w:ascii="SimSun" w:cs="SimSun" w:eastAsia="SimSun" w:hAnsi="SimSun"/>
+                <w:color w:val="333333"/>
+                <w:sz w:val="20"/>
+                <w:szCs w:val="20"/>
+              </w:rPr>
+              <w:t xml:space="preserve">V4.2.3</w:t>
+            </w:r>
+          </w:p>
+        </w:tc>
+        <w:tc>
+          <w:tcPr>
+            <w:tcW w:type="dxa" w:w="4536"/>
+            <w:tcBorders>
+              <w:top w:val="single" w:color="CCCCCC" w:sz="1"/>
+              <w:left w:val="single" w:color="CCCCCC" w:sz="1"/>
+              <w:bottom w:val="single" w:color="CCCCCC" w:sz="1"/>
+              <w:right w:val="single" w:color="CCCCCC" w:sz="1"/>
+            </w:tcBorders>
+            <w:tcMar>
+              <w:top w:type="dxa" w:w="60"/>
+              <w:left w:type="dxa" w:w="100"/>
+              <w:bottom w:type="dxa" w:w="60"/>
+              <w:right w:type="dxa" w:w="100"/>
+            </w:tcMar>
+          </w:tcPr>
+          <w:p>
+            <w:pPr>
+              <w:spacing w:line="288"/>
+            </w:pPr>
+            <w:r>
+              <w:rPr>
+                <w:rFonts w:ascii="SimSun" w:cs="SimSun" w:eastAsia="SimSun" w:hAnsi="SimSun"/>
+                <w:color w:val="333333"/>
+                <w:sz w:val="20"/>
+                <w:szCs w:val="20"/>
+              </w:rPr>
+              <w:t xml:space="preserve">全平台安全审查: 删除硬编码凭证+console清理+定时器泄漏修复+Sys_Safety仅RUNNING+Key批量IRQ+小程序在线检测修复</w:t>
+            </w:r>
+          </w:p>
+        </w:tc>
+      </w:tr>
     </w:tbl>
     <w:p/>
     <w:p/>
@@ -4316,7 +4444,7 @@
           <w:sz w:val="19"/>
           <w:szCs w:val="19"/>
         </w:rPr>
-        <w:t xml:space="preserve">当前版本: V4.2.2</w:t>
+        <w:t xml:space="preserve">当前版本: V4.2.4</w:t>
       </w:r>
     </w:p>
     <w:p>
@@ -8531,6 +8659,1306 @@
                 <w:szCs w:val="20"/>
               </w:rPr>
               <w:t xml:space="preserve">**`git add` 前先 `git diff --name-only` 过滤**, 或用 `git add &lt;specific-files&gt;` 替代 `-A`</w:t>
+            </w:r>
+          </w:p>
+        </w:tc>
+      </w:tr>
+    </w:tbl>
+    <w:p/>
+    <w:p/>
+    <w:p>
+      <w:pPr>
+        <w:pStyle w:val="Heading3"/>
+        <w:spacing w:after="80" w:before="160"/>
+      </w:pPr>
+      <w:r>
+        <w:rPr>
+          <w:rFonts w:ascii="Microsoft YaHei" w:cs="Microsoft YaHei" w:eastAsia="Microsoft YaHei" w:hAnsi="Microsoft YaHei"/>
+          <w:b/>
+          <w:bCs/>
+          <w:color w:val="2B579A"/>
+          <w:sz w:val="28"/>
+          <w:szCs w:val="28"/>
+        </w:rPr>
+        <w:t xml:space="preserve">4.6 2026-06-18: V4.2.3 安全审查教训</w:t>
+      </w:r>
+    </w:p>
+    <w:p/>
+    <w:p/>
+    <w:tbl>
+      <w:tblPr>
+        <w:tblW w:type="dxa" w:w="9072"/>
+        <w:tblBorders>
+          <w:top w:val="single" w:color="auto" w:sz="4"/>
+          <w:left w:val="single" w:color="auto" w:sz="4"/>
+          <w:bottom w:val="single" w:color="auto" w:sz="4"/>
+          <w:right w:val="single" w:color="auto" w:sz="4"/>
+          <w:insideH w:val="single" w:color="auto" w:sz="4"/>
+          <w:insideV w:val="single" w:color="auto" w:sz="4"/>
+        </w:tblBorders>
+      </w:tblPr>
+      <w:tblGrid>
+        <w:gridCol w:w="2268"/>
+        <w:gridCol w:w="2268"/>
+        <w:gridCol w:w="2268"/>
+        <w:gridCol w:w="2268"/>
+      </w:tblGrid>
+      <w:tr>
+        <w:tc>
+          <w:tcPr>
+            <w:tcW w:type="dxa" w:w="2268"/>
+            <w:tcBorders>
+              <w:top w:val="single" w:color="CCCCCC" w:sz="1"/>
+              <w:left w:val="single" w:color="CCCCCC" w:sz="1"/>
+              <w:bottom w:val="single" w:color="CCCCCC" w:sz="1"/>
+              <w:right w:val="single" w:color="CCCCCC" w:sz="1"/>
+            </w:tcBorders>
+            <w:shd w:fill="D5E8F0" w:val="clear"/>
+            <w:tcMar>
+              <w:top w:type="dxa" w:w="60"/>
+              <w:left w:type="dxa" w:w="100"/>
+              <w:bottom w:type="dxa" w:w="60"/>
+              <w:right w:type="dxa" w:w="100"/>
+            </w:tcMar>
+          </w:tcPr>
+          <w:p>
+            <w:r>
+              <w:rPr>
+                <w:rFonts w:ascii="SimSun" w:cs="SimSun" w:eastAsia="SimSun" w:hAnsi="SimSun"/>
+                <w:b/>
+                <w:bCs/>
+                <w:color w:val="333333"/>
+                <w:sz w:val="20"/>
+                <w:szCs w:val="20"/>
+              </w:rPr>
+              <w:t xml:space="preserve">#</w:t>
+            </w:r>
+          </w:p>
+        </w:tc>
+        <w:tc>
+          <w:tcPr>
+            <w:tcW w:type="dxa" w:w="2268"/>
+            <w:tcBorders>
+              <w:top w:val="single" w:color="CCCCCC" w:sz="1"/>
+              <w:left w:val="single" w:color="CCCCCC" w:sz="1"/>
+              <w:bottom w:val="single" w:color="CCCCCC" w:sz="1"/>
+              <w:right w:val="single" w:color="CCCCCC" w:sz="1"/>
+            </w:tcBorders>
+            <w:shd w:fill="D5E8F0" w:val="clear"/>
+            <w:tcMar>
+              <w:top w:type="dxa" w:w="60"/>
+              <w:left w:type="dxa" w:w="100"/>
+              <w:bottom w:type="dxa" w:w="60"/>
+              <w:right w:type="dxa" w:w="100"/>
+            </w:tcMar>
+          </w:tcPr>
+          <w:p>
+            <w:r>
+              <w:rPr>
+                <w:rFonts w:ascii="SimSun" w:cs="SimSun" w:eastAsia="SimSun" w:hAnsi="SimSun"/>
+                <w:b/>
+                <w:bCs/>
+                <w:color w:val="333333"/>
+                <w:sz w:val="20"/>
+                <w:szCs w:val="20"/>
+              </w:rPr>
+              <w:t xml:space="preserve">问题</w:t>
+            </w:r>
+          </w:p>
+        </w:tc>
+        <w:tc>
+          <w:tcPr>
+            <w:tcW w:type="dxa" w:w="2268"/>
+            <w:tcBorders>
+              <w:top w:val="single" w:color="CCCCCC" w:sz="1"/>
+              <w:left w:val="single" w:color="CCCCCC" w:sz="1"/>
+              <w:bottom w:val="single" w:color="CCCCCC" w:sz="1"/>
+              <w:right w:val="single" w:color="CCCCCC" w:sz="1"/>
+            </w:tcBorders>
+            <w:shd w:fill="D5E8F0" w:val="clear"/>
+            <w:tcMar>
+              <w:top w:type="dxa" w:w="60"/>
+              <w:left w:type="dxa" w:w="100"/>
+              <w:bottom w:type="dxa" w:w="60"/>
+              <w:right w:type="dxa" w:w="100"/>
+            </w:tcMar>
+          </w:tcPr>
+          <w:p>
+            <w:r>
+              <w:rPr>
+                <w:rFonts w:ascii="SimSun" w:cs="SimSun" w:eastAsia="SimSun" w:hAnsi="SimSun"/>
+                <w:b/>
+                <w:bCs/>
+                <w:color w:val="333333"/>
+                <w:sz w:val="20"/>
+                <w:szCs w:val="20"/>
+              </w:rPr>
+              <w:t xml:space="preserve">根因</w:t>
+            </w:r>
+          </w:p>
+        </w:tc>
+        <w:tc>
+          <w:tcPr>
+            <w:tcW w:type="dxa" w:w="2268"/>
+            <w:tcBorders>
+              <w:top w:val="single" w:color="CCCCCC" w:sz="1"/>
+              <w:left w:val="single" w:color="CCCCCC" w:sz="1"/>
+              <w:bottom w:val="single" w:color="CCCCCC" w:sz="1"/>
+              <w:right w:val="single" w:color="CCCCCC" w:sz="1"/>
+            </w:tcBorders>
+            <w:shd w:fill="D5E8F0" w:val="clear"/>
+            <w:tcMar>
+              <w:top w:type="dxa" w:w="60"/>
+              <w:left w:type="dxa" w:w="100"/>
+              <w:bottom w:type="dxa" w:w="60"/>
+              <w:right w:type="dxa" w:w="100"/>
+            </w:tcMar>
+          </w:tcPr>
+          <w:p>
+            <w:r>
+              <w:rPr>
+                <w:rFonts w:ascii="SimSun" w:cs="SimSun" w:eastAsia="SimSun" w:hAnsi="SimSun"/>
+                <w:b/>
+                <w:bCs/>
+                <w:color w:val="333333"/>
+                <w:sz w:val="20"/>
+                <w:szCs w:val="20"/>
+              </w:rPr>
+              <w:t xml:space="preserve">预防规则</w:t>
+            </w:r>
+          </w:p>
+        </w:tc>
+      </w:tr>
+      <w:tr>
+        <w:tc>
+          <w:tcPr>
+            <w:tcW w:type="dxa" w:w="2268"/>
+            <w:tcBorders>
+              <w:top w:val="single" w:color="CCCCCC" w:sz="1"/>
+              <w:left w:val="single" w:color="CCCCCC" w:sz="1"/>
+              <w:bottom w:val="single" w:color="CCCCCC" w:sz="1"/>
+              <w:right w:val="single" w:color="CCCCCC" w:sz="1"/>
+            </w:tcBorders>
+            <w:tcMar>
+              <w:top w:type="dxa" w:w="60"/>
+              <w:left w:type="dxa" w:w="100"/>
+              <w:bottom w:type="dxa" w:w="60"/>
+              <w:right w:type="dxa" w:w="100"/>
+            </w:tcMar>
+          </w:tcPr>
+          <w:p>
+            <w:pPr>
+              <w:spacing w:line="288"/>
+            </w:pPr>
+            <w:r>
+              <w:rPr>
+                <w:rFonts w:ascii="SimSun" w:cs="SimSun" w:eastAsia="SimSun" w:hAnsi="SimSun"/>
+                <w:color w:val="333333"/>
+                <w:sz w:val="20"/>
+                <w:szCs w:val="20"/>
+              </w:rPr>
+              <w:t xml:space="preserve">24</w:t>
+            </w:r>
+          </w:p>
+        </w:tc>
+        <w:tc>
+          <w:tcPr>
+            <w:tcW w:type="dxa" w:w="2268"/>
+            <w:tcBorders>
+              <w:top w:val="single" w:color="CCCCCC" w:sz="1"/>
+              <w:left w:val="single" w:color="CCCCCC" w:sz="1"/>
+              <w:bottom w:val="single" w:color="CCCCCC" w:sz="1"/>
+              <w:right w:val="single" w:color="CCCCCC" w:sz="1"/>
+            </w:tcBorders>
+            <w:tcMar>
+              <w:top w:type="dxa" w:w="60"/>
+              <w:left w:type="dxa" w:w="100"/>
+              <w:bottom w:type="dxa" w:w="60"/>
+              <w:right w:type="dxa" w:w="100"/>
+            </w:tcMar>
+          </w:tcPr>
+          <w:p>
+            <w:pPr>
+              <w:spacing w:line="288"/>
+            </w:pPr>
+            <w:r>
+              <w:rPr>
+                <w:rFonts w:ascii="SimSun" w:cs="SimSun" w:eastAsia="SimSun" w:hAnsi="SimSun"/>
+                <w:color w:val="333333"/>
+                <w:sz w:val="20"/>
+                <w:szCs w:val="20"/>
+              </w:rPr>
+              <w:t xml:space="preserve">Web onenet.js 每请求 console.log Token 等 8 处调试输出</w:t>
+            </w:r>
+          </w:p>
+        </w:tc>
+        <w:tc>
+          <w:tcPr>
+            <w:tcW w:type="dxa" w:w="2268"/>
+            <w:tcBorders>
+              <w:top w:val="single" w:color="CCCCCC" w:sz="1"/>
+              <w:left w:val="single" w:color="CCCCCC" w:sz="1"/>
+              <w:bottom w:val="single" w:color="CCCCCC" w:sz="1"/>
+              <w:right w:val="single" w:color="CCCCCC" w:sz="1"/>
+            </w:tcBorders>
+            <w:tcMar>
+              <w:top w:type="dxa" w:w="60"/>
+              <w:left w:type="dxa" w:w="100"/>
+              <w:bottom w:type="dxa" w:w="60"/>
+              <w:right w:type="dxa" w:w="100"/>
+            </w:tcMar>
+          </w:tcPr>
+          <w:p>
+            <w:pPr>
+              <w:spacing w:line="288"/>
+            </w:pPr>
+            <w:r>
+              <w:rPr>
+                <w:rFonts w:ascii="SimSun" w:cs="SimSun" w:eastAsia="SimSun" w:hAnsi="SimSun"/>
+                <w:color w:val="333333"/>
+                <w:sz w:val="20"/>
+                <w:szCs w:val="20"/>
+              </w:rPr>
+              <w:t xml:space="preserve">开发阶段写 console 未清理</w:t>
+            </w:r>
+          </w:p>
+        </w:tc>
+        <w:tc>
+          <w:tcPr>
+            <w:tcW w:type="dxa" w:w="2268"/>
+            <w:tcBorders>
+              <w:top w:val="single" w:color="CCCCCC" w:sz="1"/>
+              <w:left w:val="single" w:color="CCCCCC" w:sz="1"/>
+              <w:bottom w:val="single" w:color="CCCCCC" w:sz="1"/>
+              <w:right w:val="single" w:color="CCCCCC" w:sz="1"/>
+            </w:tcBorders>
+            <w:tcMar>
+              <w:top w:type="dxa" w:w="60"/>
+              <w:left w:type="dxa" w:w="100"/>
+              <w:bottom w:type="dxa" w:w="60"/>
+              <w:right w:type="dxa" w:w="100"/>
+            </w:tcMar>
+          </w:tcPr>
+          <w:p>
+            <w:pPr>
+              <w:spacing w:line="288"/>
+            </w:pPr>
+            <w:r>
+              <w:rPr>
+                <w:rFonts w:ascii="SimSun" w:cs="SimSun" w:eastAsia="SimSun" w:hAnsi="SimSun"/>
+                <w:color w:val="333333"/>
+                <w:sz w:val="20"/>
+                <w:szCs w:val="20"/>
+              </w:rPr>
+              <w:t xml:space="preserve">**提交前 `grep -rn console\.` 全项目扫描**, 确认零残留</w:t>
+            </w:r>
+          </w:p>
+        </w:tc>
+      </w:tr>
+      <w:tr>
+        <w:tc>
+          <w:tcPr>
+            <w:tcW w:type="dxa" w:w="2268"/>
+            <w:tcBorders>
+              <w:top w:val="single" w:color="CCCCCC" w:sz="1"/>
+              <w:left w:val="single" w:color="CCCCCC" w:sz="1"/>
+              <w:bottom w:val="single" w:color="CCCCCC" w:sz="1"/>
+              <w:right w:val="single" w:color="CCCCCC" w:sz="1"/>
+            </w:tcBorders>
+            <w:tcMar>
+              <w:top w:type="dxa" w:w="60"/>
+              <w:left w:type="dxa" w:w="100"/>
+              <w:bottom w:type="dxa" w:w="60"/>
+              <w:right w:type="dxa" w:w="100"/>
+            </w:tcMar>
+          </w:tcPr>
+          <w:p>
+            <w:pPr>
+              <w:spacing w:line="288"/>
+            </w:pPr>
+            <w:r>
+              <w:rPr>
+                <w:rFonts w:ascii="SimSun" w:cs="SimSun" w:eastAsia="SimSun" w:hAnsi="SimSun"/>
+                <w:color w:val="333333"/>
+                <w:sz w:val="20"/>
+                <w:szCs w:val="20"/>
+              </w:rPr>
+              <w:t xml:space="preserve">25</w:t>
+            </w:r>
+          </w:p>
+        </w:tc>
+        <w:tc>
+          <w:tcPr>
+            <w:tcW w:type="dxa" w:w="2268"/>
+            <w:tcBorders>
+              <w:top w:val="single" w:color="CCCCCC" w:sz="1"/>
+              <w:left w:val="single" w:color="CCCCCC" w:sz="1"/>
+              <w:bottom w:val="single" w:color="CCCCCC" w:sz="1"/>
+              <w:right w:val="single" w:color="CCCCCC" w:sz="1"/>
+            </w:tcBorders>
+            <w:tcMar>
+              <w:top w:type="dxa" w:w="60"/>
+              <w:left w:type="dxa" w:w="100"/>
+              <w:bottom w:type="dxa" w:w="60"/>
+              <w:right w:type="dxa" w:w="100"/>
+            </w:tcMar>
+          </w:tcPr>
+          <w:p>
+            <w:pPr>
+              <w:spacing w:line="288"/>
+            </w:pPr>
+            <w:r>
+              <w:rPr>
+                <w:rFonts w:ascii="SimSun" w:cs="SimSun" w:eastAsia="SimSun" w:hAnsi="SimSun"/>
+                <w:color w:val="333333"/>
+                <w:sz w:val="20"/>
+                <w:szCs w:val="20"/>
+              </w:rPr>
+              <w:t xml:space="preserve">login.html 明文密码 "123456789"</w:t>
+            </w:r>
+          </w:p>
+        </w:tc>
+        <w:tc>
+          <w:tcPr>
+            <w:tcW w:type="dxa" w:w="2268"/>
+            <w:tcBorders>
+              <w:top w:val="single" w:color="CCCCCC" w:sz="1"/>
+              <w:left w:val="single" w:color="CCCCCC" w:sz="1"/>
+              <w:bottom w:val="single" w:color="CCCCCC" w:sz="1"/>
+              <w:right w:val="single" w:color="CCCCCC" w:sz="1"/>
+            </w:tcBorders>
+            <w:tcMar>
+              <w:top w:type="dxa" w:w="60"/>
+              <w:left w:type="dxa" w:w="100"/>
+              <w:bottom w:type="dxa" w:w="60"/>
+              <w:right w:type="dxa" w:w="100"/>
+            </w:tcMar>
+          </w:tcPr>
+          <w:p>
+            <w:pPr>
+              <w:spacing w:line="288"/>
+            </w:pPr>
+            <w:r>
+              <w:rPr>
+                <w:rFonts w:ascii="SimSun" w:cs="SimSun" w:eastAsia="SimSun" w:hAnsi="SimSun"/>
+                <w:color w:val="333333"/>
+                <w:sz w:val="20"/>
+                <w:szCs w:val="20"/>
+              </w:rPr>
+              <w:t xml:space="preserve">纯前端登录验证认为密码无所谓</w:t>
+            </w:r>
+          </w:p>
+        </w:tc>
+        <w:tc>
+          <w:tcPr>
+            <w:tcW w:type="dxa" w:w="2268"/>
+            <w:tcBorders>
+              <w:top w:val="single" w:color="CCCCCC" w:sz="1"/>
+              <w:left w:val="single" w:color="CCCCCC" w:sz="1"/>
+              <w:bottom w:val="single" w:color="CCCCCC" w:sz="1"/>
+              <w:right w:val="single" w:color="CCCCCC" w:sz="1"/>
+            </w:tcBorders>
+            <w:tcMar>
+              <w:top w:type="dxa" w:w="60"/>
+              <w:left w:type="dxa" w:w="100"/>
+              <w:bottom w:type="dxa" w:w="60"/>
+              <w:right w:type="dxa" w:w="100"/>
+            </w:tcMar>
+          </w:tcPr>
+          <w:p>
+            <w:pPr>
+              <w:spacing w:line="288"/>
+            </w:pPr>
+            <w:r>
+              <w:rPr>
+                <w:rFonts w:ascii="SimSun" w:cs="SimSun" w:eastAsia="SimSun" w:hAnsi="SimSun"/>
+                <w:color w:val="333333"/>
+                <w:sz w:val="20"/>
+                <w:szCs w:val="20"/>
+              </w:rPr>
+              <w:t xml:space="preserve">**密码验证必须哈希, 前端最低标准 SHA-256**</w:t>
+            </w:r>
+          </w:p>
+        </w:tc>
+      </w:tr>
+      <w:tr>
+        <w:tc>
+          <w:tcPr>
+            <w:tcW w:type="dxa" w:w="2268"/>
+            <w:tcBorders>
+              <w:top w:val="single" w:color="CCCCCC" w:sz="1"/>
+              <w:left w:val="single" w:color="CCCCCC" w:sz="1"/>
+              <w:bottom w:val="single" w:color="CCCCCC" w:sz="1"/>
+              <w:right w:val="single" w:color="CCCCCC" w:sz="1"/>
+            </w:tcBorders>
+            <w:tcMar>
+              <w:top w:type="dxa" w:w="60"/>
+              <w:left w:type="dxa" w:w="100"/>
+              <w:bottom w:type="dxa" w:w="60"/>
+              <w:right w:type="dxa" w:w="100"/>
+            </w:tcMar>
+          </w:tcPr>
+          <w:p>
+            <w:pPr>
+              <w:spacing w:line="288"/>
+            </w:pPr>
+            <w:r>
+              <w:rPr>
+                <w:rFonts w:ascii="SimSun" w:cs="SimSun" w:eastAsia="SimSun" w:hAnsi="SimSun"/>
+                <w:color w:val="333333"/>
+                <w:sz w:val="20"/>
+                <w:szCs w:val="20"/>
+              </w:rPr>
+              <w:t xml:space="preserve">26</w:t>
+            </w:r>
+          </w:p>
+        </w:tc>
+        <w:tc>
+          <w:tcPr>
+            <w:tcW w:type="dxa" w:w="2268"/>
+            <w:tcBorders>
+              <w:top w:val="single" w:color="CCCCCC" w:sz="1"/>
+              <w:left w:val="single" w:color="CCCCCC" w:sz="1"/>
+              <w:bottom w:val="single" w:color="CCCCCC" w:sz="1"/>
+              <w:right w:val="single" w:color="CCCCCC" w:sz="1"/>
+            </w:tcBorders>
+            <w:tcMar>
+              <w:top w:type="dxa" w:w="60"/>
+              <w:left w:type="dxa" w:w="100"/>
+              <w:bottom w:type="dxa" w:w="60"/>
+              <w:right w:type="dxa" w:w="100"/>
+            </w:tcMar>
+          </w:tcPr>
+          <w:p>
+            <w:pPr>
+              <w:spacing w:line="288"/>
+            </w:pPr>
+            <w:r>
+              <w:rPr>
+                <w:rFonts w:ascii="SimSun" w:cs="SimSun" w:eastAsia="SimSun" w:hAnsi="SimSun"/>
+                <w:color w:val="333333"/>
+                <w:sz w:val="20"/>
+                <w:szCs w:val="20"/>
+              </w:rPr>
+              <w:t xml:space="preserve">小程序硬编码 product_id + device_name + token</w:t>
+            </w:r>
+          </w:p>
+        </w:tc>
+        <w:tc>
+          <w:tcPr>
+            <w:tcW w:type="dxa" w:w="2268"/>
+            <w:tcBorders>
+              <w:top w:val="single" w:color="CCCCCC" w:sz="1"/>
+              <w:left w:val="single" w:color="CCCCCC" w:sz="1"/>
+              <w:bottom w:val="single" w:color="CCCCCC" w:sz="1"/>
+              <w:right w:val="single" w:color="CCCCCC" w:sz="1"/>
+            </w:tcBorders>
+            <w:tcMar>
+              <w:top w:type="dxa" w:w="60"/>
+              <w:left w:type="dxa" w:w="100"/>
+              <w:bottom w:type="dxa" w:w="60"/>
+              <w:right w:type="dxa" w:w="100"/>
+            </w:tcMar>
+          </w:tcPr>
+          <w:p>
+            <w:pPr>
+              <w:spacing w:line="288"/>
+            </w:pPr>
+            <w:r>
+              <w:rPr>
+                <w:rFonts w:ascii="SimSun" w:cs="SimSun" w:eastAsia="SimSun" w:hAnsi="SimSun"/>
+                <w:color w:val="333333"/>
+                <w:sz w:val="20"/>
+                <w:szCs w:val="20"/>
+              </w:rPr>
+              <w:t xml:space="preserve">以为自己要用, dev 和 prod 凭证没分离</w:t>
+            </w:r>
+          </w:p>
+        </w:tc>
+        <w:tc>
+          <w:tcPr>
+            <w:tcW w:type="dxa" w:w="2268"/>
+            <w:tcBorders>
+              <w:top w:val="single" w:color="CCCCCC" w:sz="1"/>
+              <w:left w:val="single" w:color="CCCCCC" w:sz="1"/>
+              <w:bottom w:val="single" w:color="CCCCCC" w:sz="1"/>
+              <w:right w:val="single" w:color="CCCCCC" w:sz="1"/>
+            </w:tcBorders>
+            <w:tcMar>
+              <w:top w:type="dxa" w:w="60"/>
+              <w:left w:type="dxa" w:w="100"/>
+              <w:bottom w:type="dxa" w:w="60"/>
+              <w:right w:type="dxa" w:w="100"/>
+            </w:tcMar>
+          </w:tcPr>
+          <w:p>
+            <w:pPr>
+              <w:spacing w:line="288"/>
+            </w:pPr>
+            <w:r>
+              <w:rPr>
+                <w:rFonts w:ascii="SimSun" w:cs="SimSun" w:eastAsia="SimSun" w:hAnsi="SimSun"/>
+                <w:color w:val="333333"/>
+                <w:sz w:val="20"/>
+                <w:szCs w:val="20"/>
+              </w:rPr>
+              <w:t xml:space="preserve">**禁止在源码硬编码凭证, 始终从配置/storage 读取**</w:t>
+            </w:r>
+          </w:p>
+        </w:tc>
+      </w:tr>
+      <w:tr>
+        <w:tc>
+          <w:tcPr>
+            <w:tcW w:type="dxa" w:w="2268"/>
+            <w:tcBorders>
+              <w:top w:val="single" w:color="CCCCCC" w:sz="1"/>
+              <w:left w:val="single" w:color="CCCCCC" w:sz="1"/>
+              <w:bottom w:val="single" w:color="CCCCCC" w:sz="1"/>
+              <w:right w:val="single" w:color="CCCCCC" w:sz="1"/>
+            </w:tcBorders>
+            <w:tcMar>
+              <w:top w:type="dxa" w:w="60"/>
+              <w:left w:type="dxa" w:w="100"/>
+              <w:bottom w:type="dxa" w:w="60"/>
+              <w:right w:type="dxa" w:w="100"/>
+            </w:tcMar>
+          </w:tcPr>
+          <w:p>
+            <w:pPr>
+              <w:spacing w:line="288"/>
+            </w:pPr>
+            <w:r>
+              <w:rPr>
+                <w:rFonts w:ascii="SimSun" w:cs="SimSun" w:eastAsia="SimSun" w:hAnsi="SimSun"/>
+                <w:color w:val="333333"/>
+                <w:sz w:val="20"/>
+                <w:szCs w:val="20"/>
+              </w:rPr>
+              <w:t xml:space="preserve">27</w:t>
+            </w:r>
+          </w:p>
+        </w:tc>
+        <w:tc>
+          <w:tcPr>
+            <w:tcW w:type="dxa" w:w="2268"/>
+            <w:tcBorders>
+              <w:top w:val="single" w:color="CCCCCC" w:sz="1"/>
+              <w:left w:val="single" w:color="CCCCCC" w:sz="1"/>
+              <w:bottom w:val="single" w:color="CCCCCC" w:sz="1"/>
+              <w:right w:val="single" w:color="CCCCCC" w:sz="1"/>
+            </w:tcBorders>
+            <w:tcMar>
+              <w:top w:type="dxa" w:w="60"/>
+              <w:left w:type="dxa" w:w="100"/>
+              <w:bottom w:type="dxa" w:w="60"/>
+              <w:right w:type="dxa" w:w="100"/>
+            </w:tcMar>
+          </w:tcPr>
+          <w:p>
+            <w:pPr>
+              <w:spacing w:line="288"/>
+            </w:pPr>
+            <w:r>
+              <w:rPr>
+                <w:rFonts w:ascii="SimSun" w:cs="SimSun" w:eastAsia="SimSun" w:hAnsi="SimSun"/>
+                <w:color w:val="333333"/>
+                <w:sz w:val="20"/>
+                <w:szCs w:val="20"/>
+              </w:rPr>
+              <w:t xml:space="preserve">重构删除 /device/detail 并行请求但保留 `_isOnline` 判定逻辑不变</w:t>
+            </w:r>
+          </w:p>
+        </w:tc>
+        <w:tc>
+          <w:tcPr>
+            <w:tcW w:type="dxa" w:w="2268"/>
+            <w:tcBorders>
+              <w:top w:val="single" w:color="CCCCCC" w:sz="1"/>
+              <w:left w:val="single" w:color="CCCCCC" w:sz="1"/>
+              <w:bottom w:val="single" w:color="CCCCCC" w:sz="1"/>
+              <w:right w:val="single" w:color="CCCCCC" w:sz="1"/>
+            </w:tcBorders>
+            <w:tcMar>
+              <w:top w:type="dxa" w:w="60"/>
+              <w:left w:type="dxa" w:w="100"/>
+              <w:bottom w:type="dxa" w:w="60"/>
+              <w:right w:type="dxa" w:w="100"/>
+            </w:tcMar>
+          </w:tcPr>
+          <w:p>
+            <w:pPr>
+              <w:spacing w:line="288"/>
+            </w:pPr>
+            <w:r>
+              <w:rPr>
+                <w:rFonts w:ascii="SimSun" w:cs="SimSun" w:eastAsia="SimSun" w:hAnsi="SimSun"/>
+                <w:color w:val="333333"/>
+                <w:sz w:val="20"/>
+                <w:szCs w:val="20"/>
+              </w:rPr>
+              <w:t xml:space="preserve">重写 getLatestData 精简代码时把在线检测路径丢失</w:t>
+            </w:r>
+          </w:p>
+        </w:tc>
+        <w:tc>
+          <w:tcPr>
+            <w:tcW w:type="dxa" w:w="2268"/>
+            <w:tcBorders>
+              <w:top w:val="single" w:color="CCCCCC" w:sz="1"/>
+              <w:left w:val="single" w:color="CCCCCC" w:sz="1"/>
+              <w:bottom w:val="single" w:color="CCCCCC" w:sz="1"/>
+              <w:right w:val="single" w:color="CCCCCC" w:sz="1"/>
+            </w:tcBorders>
+            <w:tcMar>
+              <w:top w:type="dxa" w:w="60"/>
+              <w:left w:type="dxa" w:w="100"/>
+              <w:bottom w:type="dxa" w:w="60"/>
+              <w:right w:type="dxa" w:w="100"/>
+            </w:tcMar>
+          </w:tcPr>
+          <w:p>
+            <w:pPr>
+              <w:spacing w:line="288"/>
+            </w:pPr>
+            <w:r>
+              <w:rPr>
+                <w:rFonts w:ascii="SimSun" w:cs="SimSun" w:eastAsia="SimSun" w:hAnsi="SimSun"/>
+                <w:color w:val="333333"/>
+                <w:sz w:val="20"/>
+                <w:szCs w:val="20"/>
+              </w:rPr>
+              <w:t xml:space="preserve">**重构 API 层必须保留原始请求拓扑, 不能减少 API 调用**</w:t>
+            </w:r>
+          </w:p>
+        </w:tc>
+      </w:tr>
+      <w:tr>
+        <w:tc>
+          <w:tcPr>
+            <w:tcW w:type="dxa" w:w="2268"/>
+            <w:tcBorders>
+              <w:top w:val="single" w:color="CCCCCC" w:sz="1"/>
+              <w:left w:val="single" w:color="CCCCCC" w:sz="1"/>
+              <w:bottom w:val="single" w:color="CCCCCC" w:sz="1"/>
+              <w:right w:val="single" w:color="CCCCCC" w:sz="1"/>
+            </w:tcBorders>
+            <w:tcMar>
+              <w:top w:type="dxa" w:w="60"/>
+              <w:left w:type="dxa" w:w="100"/>
+              <w:bottom w:type="dxa" w:w="60"/>
+              <w:right w:type="dxa" w:w="100"/>
+            </w:tcMar>
+          </w:tcPr>
+          <w:p>
+            <w:pPr>
+              <w:spacing w:line="288"/>
+            </w:pPr>
+            <w:r>
+              <w:rPr>
+                <w:rFonts w:ascii="SimSun" w:cs="SimSun" w:eastAsia="SimSun" w:hAnsi="SimSun"/>
+                <w:color w:val="333333"/>
+                <w:sz w:val="20"/>
+                <w:szCs w:val="20"/>
+              </w:rPr>
+              <w:t xml:space="preserve">28</w:t>
+            </w:r>
+          </w:p>
+        </w:tc>
+        <w:tc>
+          <w:tcPr>
+            <w:tcW w:type="dxa" w:w="2268"/>
+            <w:tcBorders>
+              <w:top w:val="single" w:color="CCCCCC" w:sz="1"/>
+              <w:left w:val="single" w:color="CCCCCC" w:sz="1"/>
+              <w:bottom w:val="single" w:color="CCCCCC" w:sz="1"/>
+              <w:right w:val="single" w:color="CCCCCC" w:sz="1"/>
+            </w:tcBorders>
+            <w:tcMar>
+              <w:top w:type="dxa" w:w="60"/>
+              <w:left w:type="dxa" w:w="100"/>
+              <w:bottom w:type="dxa" w:w="60"/>
+              <w:right w:type="dxa" w:w="100"/>
+            </w:tcMar>
+          </w:tcPr>
+          <w:p>
+            <w:pPr>
+              <w:spacing w:line="288"/>
+            </w:pPr>
+            <w:r>
+              <w:rPr>
+                <w:rFonts w:ascii="SimSun" w:cs="SimSun" w:eastAsia="SimSun" w:hAnsi="SimSun"/>
+                <w:color w:val="333333"/>
+                <w:sz w:val="20"/>
+                <w:szCs w:val="20"/>
+              </w:rPr>
+              <w:t xml:space="preserve">`setInterval(async fn)` 慢网下任务堆积</w:t>
+            </w:r>
+          </w:p>
+        </w:tc>
+        <w:tc>
+          <w:tcPr>
+            <w:tcW w:type="dxa" w:w="2268"/>
+            <w:tcBorders>
+              <w:top w:val="single" w:color="CCCCCC" w:sz="1"/>
+              <w:left w:val="single" w:color="CCCCCC" w:sz="1"/>
+              <w:bottom w:val="single" w:color="CCCCCC" w:sz="1"/>
+              <w:right w:val="single" w:color="CCCCCC" w:sz="1"/>
+            </w:tcBorders>
+            <w:tcMar>
+              <w:top w:type="dxa" w:w="60"/>
+              <w:left w:type="dxa" w:w="100"/>
+              <w:bottom w:type="dxa" w:w="60"/>
+              <w:right w:type="dxa" w:w="100"/>
+            </w:tcMar>
+          </w:tcPr>
+          <w:p>
+            <w:pPr>
+              <w:spacing w:line="288"/>
+            </w:pPr>
+            <w:r>
+              <w:rPr>
+                <w:rFonts w:ascii="SimSun" w:cs="SimSun" w:eastAsia="SimSun" w:hAnsi="SimSun"/>
+                <w:color w:val="333333"/>
+                <w:sz w:val="20"/>
+                <w:szCs w:val="20"/>
+              </w:rPr>
+              <w:t xml:space="preserve">setInterval 不关心回调是否完成</w:t>
+            </w:r>
+          </w:p>
+        </w:tc>
+        <w:tc>
+          <w:tcPr>
+            <w:tcW w:type="dxa" w:w="2268"/>
+            <w:tcBorders>
+              <w:top w:val="single" w:color="CCCCCC" w:sz="1"/>
+              <w:left w:val="single" w:color="CCCCCC" w:sz="1"/>
+              <w:bottom w:val="single" w:color="CCCCCC" w:sz="1"/>
+              <w:right w:val="single" w:color="CCCCCC" w:sz="1"/>
+            </w:tcBorders>
+            <w:tcMar>
+              <w:top w:type="dxa" w:w="60"/>
+              <w:left w:type="dxa" w:w="100"/>
+              <w:bottom w:type="dxa" w:w="60"/>
+              <w:right w:type="dxa" w:w="100"/>
+            </w:tcMar>
+          </w:tcPr>
+          <w:p>
+            <w:pPr>
+              <w:spacing w:line="288"/>
+            </w:pPr>
+            <w:r>
+              <w:rPr>
+                <w:rFonts w:ascii="SimSun" w:cs="SimSun" w:eastAsia="SimSun" w:hAnsi="SimSun"/>
+                <w:color w:val="333333"/>
+                <w:sz w:val="20"/>
+                <w:szCs w:val="20"/>
+              </w:rPr>
+              <w:t xml:space="preserve">**setInterval 回调内加 `_busy` 标志防止重叠, 或改用 setTimeout 链**</w:t>
+            </w:r>
+          </w:p>
+        </w:tc>
+      </w:tr>
+      <w:tr>
+        <w:tc>
+          <w:tcPr>
+            <w:tcW w:type="dxa" w:w="2268"/>
+            <w:tcBorders>
+              <w:top w:val="single" w:color="CCCCCC" w:sz="1"/>
+              <w:left w:val="single" w:color="CCCCCC" w:sz="1"/>
+              <w:bottom w:val="single" w:color="CCCCCC" w:sz="1"/>
+              <w:right w:val="single" w:color="CCCCCC" w:sz="1"/>
+            </w:tcBorders>
+            <w:tcMar>
+              <w:top w:type="dxa" w:w="60"/>
+              <w:left w:type="dxa" w:w="100"/>
+              <w:bottom w:type="dxa" w:w="60"/>
+              <w:right w:type="dxa" w:w="100"/>
+            </w:tcMar>
+          </w:tcPr>
+          <w:p>
+            <w:pPr>
+              <w:spacing w:line="288"/>
+            </w:pPr>
+            <w:r>
+              <w:rPr>
+                <w:rFonts w:ascii="SimSun" w:cs="SimSun" w:eastAsia="SimSun" w:hAnsi="SimSun"/>
+                <w:color w:val="333333"/>
+                <w:sz w:val="20"/>
+                <w:szCs w:val="20"/>
+              </w:rPr>
+              <w:t xml:space="preserve">29</w:t>
+            </w:r>
+          </w:p>
+        </w:tc>
+        <w:tc>
+          <w:tcPr>
+            <w:tcW w:type="dxa" w:w="2268"/>
+            <w:tcBorders>
+              <w:top w:val="single" w:color="CCCCCC" w:sz="1"/>
+              <w:left w:val="single" w:color="CCCCCC" w:sz="1"/>
+              <w:bottom w:val="single" w:color="CCCCCC" w:sz="1"/>
+              <w:right w:val="single" w:color="CCCCCC" w:sz="1"/>
+            </w:tcBorders>
+            <w:tcMar>
+              <w:top w:type="dxa" w:w="60"/>
+              <w:left w:type="dxa" w:w="100"/>
+              <w:bottom w:type="dxa" w:w="60"/>
+              <w:right w:type="dxa" w:w="100"/>
+            </w:tcMar>
+          </w:tcPr>
+          <w:p>
+            <w:pPr>
+              <w:spacing w:line="288"/>
+            </w:pPr>
+            <w:r>
+              <w:rPr>
+                <w:rFonts w:ascii="SimSun" w:cs="SimSun" w:eastAsia="SimSun" w:hAnsi="SimSun"/>
+                <w:color w:val="333333"/>
+                <w:sz w:val="20"/>
+                <w:szCs w:val="20"/>
+              </w:rPr>
+              <w:t xml:space="preserve">Web index.html `_scheduleNextPoll` 嵌套 setTimeout 链无 pagehide 清理</w:t>
+            </w:r>
+          </w:p>
+        </w:tc>
+        <w:tc>
+          <w:tcPr>
+            <w:tcW w:type="dxa" w:w="2268"/>
+            <w:tcBorders>
+              <w:top w:val="single" w:color="CCCCCC" w:sz="1"/>
+              <w:left w:val="single" w:color="CCCCCC" w:sz="1"/>
+              <w:bottom w:val="single" w:color="CCCCCC" w:sz="1"/>
+              <w:right w:val="single" w:color="CCCCCC" w:sz="1"/>
+            </w:tcBorders>
+            <w:tcMar>
+              <w:top w:type="dxa" w:w="60"/>
+              <w:left w:type="dxa" w:w="100"/>
+              <w:bottom w:type="dxa" w:w="60"/>
+              <w:right w:type="dxa" w:w="100"/>
+            </w:tcMar>
+          </w:tcPr>
+          <w:p>
+            <w:pPr>
+              <w:spacing w:line="288"/>
+            </w:pPr>
+            <w:r>
+              <w:rPr>
+                <w:rFonts w:ascii="SimSun" w:cs="SimSun" w:eastAsia="SimSun" w:hAnsi="SimSun"/>
+                <w:color w:val="333333"/>
+                <w:sz w:val="20"/>
+                <w:szCs w:val="20"/>
+              </w:rPr>
+              <w:t xml:space="preserve">自定义递归定时器忘了页面卸载场景</w:t>
+            </w:r>
+          </w:p>
+        </w:tc>
+        <w:tc>
+          <w:tcPr>
+            <w:tcW w:type="dxa" w:w="2268"/>
+            <w:tcBorders>
+              <w:top w:val="single" w:color="CCCCCC" w:sz="1"/>
+              <w:left w:val="single" w:color="CCCCCC" w:sz="1"/>
+              <w:bottom w:val="single" w:color="CCCCCC" w:sz="1"/>
+              <w:right w:val="single" w:color="CCCCCC" w:sz="1"/>
+            </w:tcBorders>
+            <w:tcMar>
+              <w:top w:type="dxa" w:w="60"/>
+              <w:left w:type="dxa" w:w="100"/>
+              <w:bottom w:type="dxa" w:w="60"/>
+              <w:right w:type="dxa" w:w="100"/>
+            </w:tcMar>
+          </w:tcPr>
+          <w:p>
+            <w:pPr>
+              <w:spacing w:line="288"/>
+            </w:pPr>
+            <w:r>
+              <w:rPr>
+                <w:rFonts w:ascii="SimSun" w:cs="SimSun" w:eastAsia="SimSun" w:hAnsi="SimSun"/>
+                <w:color w:val="333333"/>
+                <w:sz w:val="20"/>
+                <w:szCs w:val="20"/>
+              </w:rPr>
+              <w:t xml:space="preserve">**所有定时器注册时必须同时注册 pagehide/unload 清理**</w:t>
+            </w:r>
+          </w:p>
+        </w:tc>
+      </w:tr>
+      <w:tr>
+        <w:tc>
+          <w:tcPr>
+            <w:tcW w:type="dxa" w:w="2268"/>
+            <w:tcBorders>
+              <w:top w:val="single" w:color="CCCCCC" w:sz="1"/>
+              <w:left w:val="single" w:color="CCCCCC" w:sz="1"/>
+              <w:bottom w:val="single" w:color="CCCCCC" w:sz="1"/>
+              <w:right w:val="single" w:color="CCCCCC" w:sz="1"/>
+            </w:tcBorders>
+            <w:tcMar>
+              <w:top w:type="dxa" w:w="60"/>
+              <w:left w:type="dxa" w:w="100"/>
+              <w:bottom w:type="dxa" w:w="60"/>
+              <w:right w:type="dxa" w:w="100"/>
+            </w:tcMar>
+          </w:tcPr>
+          <w:p>
+            <w:pPr>
+              <w:spacing w:line="288"/>
+            </w:pPr>
+            <w:r>
+              <w:rPr>
+                <w:rFonts w:ascii="SimSun" w:cs="SimSun" w:eastAsia="SimSun" w:hAnsi="SimSun"/>
+                <w:color w:val="333333"/>
+                <w:sz w:val="20"/>
+                <w:szCs w:val="20"/>
+              </w:rPr>
+              <w:t xml:space="preserve">30</w:t>
+            </w:r>
+          </w:p>
+        </w:tc>
+        <w:tc>
+          <w:tcPr>
+            <w:tcW w:type="dxa" w:w="2268"/>
+            <w:tcBorders>
+              <w:top w:val="single" w:color="CCCCCC" w:sz="1"/>
+              <w:left w:val="single" w:color="CCCCCC" w:sz="1"/>
+              <w:bottom w:val="single" w:color="CCCCCC" w:sz="1"/>
+              <w:right w:val="single" w:color="CCCCCC" w:sz="1"/>
+            </w:tcBorders>
+            <w:tcMar>
+              <w:top w:type="dxa" w:w="60"/>
+              <w:left w:type="dxa" w:w="100"/>
+              <w:bottom w:type="dxa" w:w="60"/>
+              <w:right w:type="dxa" w:w="100"/>
+            </w:tcMar>
+          </w:tcPr>
+          <w:p>
+            <w:pPr>
+              <w:spacing w:line="288"/>
+            </w:pPr>
+            <w:r>
+              <w:rPr>
+                <w:rFonts w:ascii="SimSun" w:cs="SimSun" w:eastAsia="SimSun" w:hAnsi="SimSun"/>
+                <w:color w:val="333333"/>
+                <w:sz w:val="20"/>
+                <w:szCs w:val="20"/>
+              </w:rPr>
+              <w:t xml:space="preserve">小程序 `_isOnline` 竞态: 数据先到→`onlineChecked=false`→兜底判在线</w:t>
+            </w:r>
+          </w:p>
+        </w:tc>
+        <w:tc>
+          <w:tcPr>
+            <w:tcW w:type="dxa" w:w="2268"/>
+            <w:tcBorders>
+              <w:top w:val="single" w:color="CCCCCC" w:sz="1"/>
+              <w:left w:val="single" w:color="CCCCCC" w:sz="1"/>
+              <w:bottom w:val="single" w:color="CCCCCC" w:sz="1"/>
+              <w:right w:val="single" w:color="CCCCCC" w:sz="1"/>
+            </w:tcBorders>
+            <w:tcMar>
+              <w:top w:type="dxa" w:w="60"/>
+              <w:left w:type="dxa" w:w="100"/>
+              <w:bottom w:type="dxa" w:w="60"/>
+              <w:right w:type="dxa" w:w="100"/>
+            </w:tcMar>
+          </w:tcPr>
+          <w:p>
+            <w:pPr>
+              <w:spacing w:line="288"/>
+            </w:pPr>
+            <w:r>
+              <w:rPr>
+                <w:rFonts w:ascii="SimSun" w:cs="SimSun" w:eastAsia="SimSun" w:hAnsi="SimSun"/>
+                <w:color w:val="333333"/>
+                <w:sz w:val="20"/>
+                <w:szCs w:val="20"/>
+              </w:rPr>
+              <w:t xml:space="preserve">知道用并行请求, 但未正确处理两个回调的到达顺序</w:t>
+            </w:r>
+          </w:p>
+        </w:tc>
+        <w:tc>
+          <w:tcPr>
+            <w:tcW w:type="dxa" w:w="2268"/>
+            <w:tcBorders>
+              <w:top w:val="single" w:color="CCCCCC" w:sz="1"/>
+              <w:left w:val="single" w:color="CCCCCC" w:sz="1"/>
+              <w:bottom w:val="single" w:color="CCCCCC" w:sz="1"/>
+              <w:right w:val="single" w:color="CCCCCC" w:sz="1"/>
+            </w:tcBorders>
+            <w:tcMar>
+              <w:top w:type="dxa" w:w="60"/>
+              <w:left w:type="dxa" w:w="100"/>
+              <w:bottom w:type="dxa" w:w="60"/>
+              <w:right w:type="dxa" w:w="100"/>
+            </w:tcMar>
+          </w:tcPr>
+          <w:p>
+            <w:pPr>
+              <w:spacing w:line="288"/>
+            </w:pPr>
+            <w:r>
+              <w:rPr>
+                <w:rFonts w:ascii="SimSun" w:cs="SimSun" w:eastAsia="SimSun" w:hAnsi="SimSun"/>
+                <w:color w:val="333333"/>
+                <w:sz w:val="20"/>
+                <w:szCs w:val="20"/>
+              </w:rPr>
+              <w:t xml:space="preserve">**双请求 trySettle: 数据先 resolve(兜底), 在线检测后覆写 _isOnline**</w:t>
+            </w:r>
+          </w:p>
+        </w:tc>
+      </w:tr>
+      <w:tr>
+        <w:tc>
+          <w:tcPr>
+            <w:tcW w:type="dxa" w:w="2268"/>
+            <w:tcBorders>
+              <w:top w:val="single" w:color="CCCCCC" w:sz="1"/>
+              <w:left w:val="single" w:color="CCCCCC" w:sz="1"/>
+              <w:bottom w:val="single" w:color="CCCCCC" w:sz="1"/>
+              <w:right w:val="single" w:color="CCCCCC" w:sz="1"/>
+            </w:tcBorders>
+            <w:tcMar>
+              <w:top w:type="dxa" w:w="60"/>
+              <w:left w:type="dxa" w:w="100"/>
+              <w:bottom w:type="dxa" w:w="60"/>
+              <w:right w:type="dxa" w:w="100"/>
+            </w:tcMar>
+          </w:tcPr>
+          <w:p>
+            <w:pPr>
+              <w:spacing w:line="288"/>
+            </w:pPr>
+            <w:r>
+              <w:rPr>
+                <w:rFonts w:ascii="SimSun" w:cs="SimSun" w:eastAsia="SimSun" w:hAnsi="SimSun"/>
+                <w:color w:val="333333"/>
+                <w:sz w:val="20"/>
+                <w:szCs w:val="20"/>
+              </w:rPr>
+              <w:t xml:space="preserve">31</w:t>
+            </w:r>
+          </w:p>
+        </w:tc>
+        <w:tc>
+          <w:tcPr>
+            <w:tcW w:type="dxa" w:w="2268"/>
+            <w:tcBorders>
+              <w:top w:val="single" w:color="CCCCCC" w:sz="1"/>
+              <w:left w:val="single" w:color="CCCCCC" w:sz="1"/>
+              <w:bottom w:val="single" w:color="CCCCCC" w:sz="1"/>
+              <w:right w:val="single" w:color="CCCCCC" w:sz="1"/>
+            </w:tcBorders>
+            <w:tcMar>
+              <w:top w:type="dxa" w:w="60"/>
+              <w:left w:type="dxa" w:w="100"/>
+              <w:bottom w:type="dxa" w:w="60"/>
+              <w:right w:type="dxa" w:w="100"/>
+            </w:tcMar>
+          </w:tcPr>
+          <w:p>
+            <w:pPr>
+              <w:spacing w:line="288"/>
+            </w:pPr>
+            <w:r>
+              <w:rPr>
+                <w:rFonts w:ascii="SimSun" w:cs="SimSun" w:eastAsia="SimSun" w:hAnsi="SimSun"/>
+                <w:color w:val="333333"/>
+                <w:sz w:val="20"/>
+                <w:szCs w:val="20"/>
+              </w:rPr>
+              <w:t xml:space="preserve">Sys_Safety_Task 在非 RUNNING 状态仍执行 EMA 更新+过流检测</w:t>
+            </w:r>
+          </w:p>
+        </w:tc>
+        <w:tc>
+          <w:tcPr>
+            <w:tcW w:type="dxa" w:w="2268"/>
+            <w:tcBorders>
+              <w:top w:val="single" w:color="CCCCCC" w:sz="1"/>
+              <w:left w:val="single" w:color="CCCCCC" w:sz="1"/>
+              <w:bottom w:val="single" w:color="CCCCCC" w:sz="1"/>
+              <w:right w:val="single" w:color="CCCCCC" w:sz="1"/>
+            </w:tcBorders>
+            <w:tcMar>
+              <w:top w:type="dxa" w:w="60"/>
+              <w:left w:type="dxa" w:w="100"/>
+              <w:bottom w:type="dxa" w:w="60"/>
+              <w:right w:type="dxa" w:w="100"/>
+            </w:tcMar>
+          </w:tcPr>
+          <w:p>
+            <w:pPr>
+              <w:spacing w:line="288"/>
+            </w:pPr>
+            <w:r>
+              <w:rPr>
+                <w:rFonts w:ascii="SimSun" w:cs="SimSun" w:eastAsia="SimSun" w:hAnsi="SimSun"/>
+                <w:color w:val="333333"/>
+                <w:sz w:val="20"/>
+                <w:szCs w:val="20"/>
+              </w:rPr>
+              <w:t xml:space="preserve">安全模块设计时假定了"只有 RUNNING 才可能过流", 但忘了远程 OFF</w:t>
+            </w:r>
+          </w:p>
+        </w:tc>
+        <w:tc>
+          <w:tcPr>
+            <w:tcW w:type="dxa" w:w="2268"/>
+            <w:tcBorders>
+              <w:top w:val="single" w:color="CCCCCC" w:sz="1"/>
+              <w:left w:val="single" w:color="CCCCCC" w:sz="1"/>
+              <w:bottom w:val="single" w:color="CCCCCC" w:sz="1"/>
+              <w:right w:val="single" w:color="CCCCCC" w:sz="1"/>
+            </w:tcBorders>
+            <w:tcMar>
+              <w:top w:type="dxa" w:w="60"/>
+              <w:left w:type="dxa" w:w="100"/>
+              <w:bottom w:type="dxa" w:w="60"/>
+              <w:right w:type="dxa" w:w="100"/>
+            </w:tcMar>
+          </w:tcPr>
+          <w:p>
+            <w:pPr>
+              <w:spacing w:line="288"/>
+            </w:pPr>
+            <w:r>
+              <w:rPr>
+                <w:rFonts w:ascii="SimSun" w:cs="SimSun" w:eastAsia="SimSun" w:hAnsi="SimSun"/>
+                <w:color w:val="333333"/>
+                <w:sz w:val="20"/>
+                <w:szCs w:val="20"/>
+              </w:rPr>
+              <w:t xml:space="preserve">**安全监测入口加状态守卫: 仅 RUNNING 执行, 其余 return**</w:t>
+            </w:r>
+          </w:p>
+        </w:tc>
+      </w:tr>
+      <w:tr>
+        <w:tc>
+          <w:tcPr>
+            <w:tcW w:type="dxa" w:w="2268"/>
+            <w:tcBorders>
+              <w:top w:val="single" w:color="CCCCCC" w:sz="1"/>
+              <w:left w:val="single" w:color="CCCCCC" w:sz="1"/>
+              <w:bottom w:val="single" w:color="CCCCCC" w:sz="1"/>
+              <w:right w:val="single" w:color="CCCCCC" w:sz="1"/>
+            </w:tcBorders>
+            <w:tcMar>
+              <w:top w:type="dxa" w:w="60"/>
+              <w:left w:type="dxa" w:w="100"/>
+              <w:bottom w:type="dxa" w:w="60"/>
+              <w:right w:type="dxa" w:w="100"/>
+            </w:tcMar>
+          </w:tcPr>
+          <w:p>
+            <w:pPr>
+              <w:spacing w:line="288"/>
+            </w:pPr>
+            <w:r>
+              <w:rPr>
+                <w:rFonts w:ascii="SimSun" w:cs="SimSun" w:eastAsia="SimSun" w:hAnsi="SimSun"/>
+                <w:color w:val="333333"/>
+                <w:sz w:val="20"/>
+                <w:szCs w:val="20"/>
+              </w:rPr>
+              <w:t xml:space="preserve">32</w:t>
+            </w:r>
+          </w:p>
+        </w:tc>
+        <w:tc>
+          <w:tcPr>
+            <w:tcW w:type="dxa" w:w="2268"/>
+            <w:tcBorders>
+              <w:top w:val="single" w:color="CCCCCC" w:sz="1"/>
+              <w:left w:val="single" w:color="CCCCCC" w:sz="1"/>
+              <w:bottom w:val="single" w:color="CCCCCC" w:sz="1"/>
+              <w:right w:val="single" w:color="CCCCCC" w:sz="1"/>
+            </w:tcBorders>
+            <w:tcMar>
+              <w:top w:type="dxa" w:w="60"/>
+              <w:left w:type="dxa" w:w="100"/>
+              <w:bottom w:type="dxa" w:w="60"/>
+              <w:right w:type="dxa" w:w="100"/>
+            </w:tcMar>
+          </w:tcPr>
+          <w:p>
+            <w:pPr>
+              <w:spacing w:line="288"/>
+            </w:pPr>
+            <w:r>
+              <w:rPr>
+                <w:rFonts w:ascii="SimSun" w:cs="SimSun" w:eastAsia="SimSun" w:hAnsi="SimSun"/>
+                <w:color w:val="333333"/>
+                <w:sz w:val="20"/>
+                <w:szCs w:val="20"/>
+              </w:rPr>
+              <w:t xml:space="preserve">4 键读取连续 4 次 IRQ 禁用</w:t>
+            </w:r>
+          </w:p>
+        </w:tc>
+        <w:tc>
+          <w:tcPr>
+            <w:tcW w:type="dxa" w:w="2268"/>
+            <w:tcBorders>
+              <w:top w:val="single" w:color="CCCCCC" w:sz="1"/>
+              <w:left w:val="single" w:color="CCCCCC" w:sz="1"/>
+              <w:bottom w:val="single" w:color="CCCCCC" w:sz="1"/>
+              <w:right w:val="single" w:color="CCCCCC" w:sz="1"/>
+            </w:tcBorders>
+            <w:tcMar>
+              <w:top w:type="dxa" w:w="60"/>
+              <w:left w:type="dxa" w:w="100"/>
+              <w:bottom w:type="dxa" w:w="60"/>
+              <w:right w:type="dxa" w:w="100"/>
+            </w:tcMar>
+          </w:tcPr>
+          <w:p>
+            <w:pPr>
+              <w:spacing w:line="288"/>
+            </w:pPr>
+            <w:r>
+              <w:rPr>
+                <w:rFonts w:ascii="SimSun" w:cs="SimSun" w:eastAsia="SimSun" w:hAnsi="SimSun"/>
+                <w:color w:val="333333"/>
+                <w:sz w:val="20"/>
+                <w:szCs w:val="20"/>
+              </w:rPr>
+              <w:t xml:space="preserve">按键驱动只有单个 `Get_Event`, UI 层调用 4 次</w:t>
+            </w:r>
+          </w:p>
+        </w:tc>
+        <w:tc>
+          <w:tcPr>
+            <w:tcW w:type="dxa" w:w="2268"/>
+            <w:tcBorders>
+              <w:top w:val="single" w:color="CCCCCC" w:sz="1"/>
+              <w:left w:val="single" w:color="CCCCCC" w:sz="1"/>
+              <w:bottom w:val="single" w:color="CCCCCC" w:sz="1"/>
+              <w:right w:val="single" w:color="CCCCCC" w:sz="1"/>
+            </w:tcBorders>
+            <w:tcMar>
+              <w:top w:type="dxa" w:w="60"/>
+              <w:left w:type="dxa" w:w="100"/>
+              <w:bottom w:type="dxa" w:w="60"/>
+              <w:right w:type="dxa" w:w="100"/>
+            </w:tcMar>
+          </w:tcPr>
+          <w:p>
+            <w:pPr>
+              <w:spacing w:line="288"/>
+            </w:pPr>
+            <w:r>
+              <w:rPr>
+                <w:rFonts w:ascii="SimSun" w:cs="SimSun" w:eastAsia="SimSun" w:hAnsi="SimSun"/>
+                <w:color w:val="333333"/>
+                <w:sz w:val="20"/>
+                <w:szCs w:val="20"/>
+              </w:rPr>
+              <w:t xml:space="preserve">**批量 API 合并临界区: 一次锁定批量读写, 减少中断抖动**</w:t>
             </w:r>
           </w:p>
         </w:tc>

--- a/Claude_Files/docs/embedded-architect-system-prompt.docx
+++ b/Claude_Files/docs/embedded-architect-system-prompt.docx
@@ -9959,6 +9959,1054 @@
                 <w:szCs w:val="20"/>
               </w:rPr>
               <w:t xml:space="preserve">**批量 API 合并临界区: 一次锁定批量读写, 减少中断抖动**</w:t>
+            </w:r>
+          </w:p>
+        </w:tc>
+      </w:tr>
+    </w:tbl>
+    <w:p/>
+    <w:p/>
+    <w:p>
+      <w:pPr>
+        <w:pStyle w:val="Heading3"/>
+        <w:spacing w:after="80" w:before="160"/>
+      </w:pPr>
+      <w:r>
+        <w:rPr>
+          <w:rFonts w:ascii="Microsoft YaHei" w:cs="Microsoft YaHei" w:eastAsia="Microsoft YaHei" w:hAnsi="Microsoft YaHei"/>
+          <w:b/>
+          <w:bCs/>
+          <w:color w:val="2B579A"/>
+          <w:sz w:val="28"/>
+          <w:szCs w:val="28"/>
+        </w:rPr>
+        <w:t xml:space="preserve">4.7 2026-06-18: V4.2.4 离线守卫修复教训</w:t>
+      </w:r>
+    </w:p>
+    <w:p/>
+    <w:p/>
+    <w:tbl>
+      <w:tblPr>
+        <w:tblW w:type="dxa" w:w="9072"/>
+        <w:tblBorders>
+          <w:top w:val="single" w:color="auto" w:sz="4"/>
+          <w:left w:val="single" w:color="auto" w:sz="4"/>
+          <w:bottom w:val="single" w:color="auto" w:sz="4"/>
+          <w:right w:val="single" w:color="auto" w:sz="4"/>
+          <w:insideH w:val="single" w:color="auto" w:sz="4"/>
+          <w:insideV w:val="single" w:color="auto" w:sz="4"/>
+        </w:tblBorders>
+      </w:tblPr>
+      <w:tblGrid>
+        <w:gridCol w:w="2268"/>
+        <w:gridCol w:w="2268"/>
+        <w:gridCol w:w="2268"/>
+        <w:gridCol w:w="2268"/>
+      </w:tblGrid>
+      <w:tr>
+        <w:tc>
+          <w:tcPr>
+            <w:tcW w:type="dxa" w:w="2268"/>
+            <w:tcBorders>
+              <w:top w:val="single" w:color="CCCCCC" w:sz="1"/>
+              <w:left w:val="single" w:color="CCCCCC" w:sz="1"/>
+              <w:bottom w:val="single" w:color="CCCCCC" w:sz="1"/>
+              <w:right w:val="single" w:color="CCCCCC" w:sz="1"/>
+            </w:tcBorders>
+            <w:shd w:fill="D5E8F0" w:val="clear"/>
+            <w:tcMar>
+              <w:top w:type="dxa" w:w="60"/>
+              <w:left w:type="dxa" w:w="100"/>
+              <w:bottom w:type="dxa" w:w="60"/>
+              <w:right w:type="dxa" w:w="100"/>
+            </w:tcMar>
+          </w:tcPr>
+          <w:p>
+            <w:r>
+              <w:rPr>
+                <w:rFonts w:ascii="SimSun" w:cs="SimSun" w:eastAsia="SimSun" w:hAnsi="SimSun"/>
+                <w:b/>
+                <w:bCs/>
+                <w:color w:val="333333"/>
+                <w:sz w:val="20"/>
+                <w:szCs w:val="20"/>
+              </w:rPr>
+              <w:t xml:space="preserve">#</w:t>
+            </w:r>
+          </w:p>
+        </w:tc>
+        <w:tc>
+          <w:tcPr>
+            <w:tcW w:type="dxa" w:w="2268"/>
+            <w:tcBorders>
+              <w:top w:val="single" w:color="CCCCCC" w:sz="1"/>
+              <w:left w:val="single" w:color="CCCCCC" w:sz="1"/>
+              <w:bottom w:val="single" w:color="CCCCCC" w:sz="1"/>
+              <w:right w:val="single" w:color="CCCCCC" w:sz="1"/>
+            </w:tcBorders>
+            <w:shd w:fill="D5E8F0" w:val="clear"/>
+            <w:tcMar>
+              <w:top w:type="dxa" w:w="60"/>
+              <w:left w:type="dxa" w:w="100"/>
+              <w:bottom w:type="dxa" w:w="60"/>
+              <w:right w:type="dxa" w:w="100"/>
+            </w:tcMar>
+          </w:tcPr>
+          <w:p>
+            <w:r>
+              <w:rPr>
+                <w:rFonts w:ascii="SimSun" w:cs="SimSun" w:eastAsia="SimSun" w:hAnsi="SimSun"/>
+                <w:b/>
+                <w:bCs/>
+                <w:color w:val="333333"/>
+                <w:sz w:val="20"/>
+                <w:szCs w:val="20"/>
+              </w:rPr>
+              <w:t xml:space="preserve">问题</w:t>
+            </w:r>
+          </w:p>
+        </w:tc>
+        <w:tc>
+          <w:tcPr>
+            <w:tcW w:type="dxa" w:w="2268"/>
+            <w:tcBorders>
+              <w:top w:val="single" w:color="CCCCCC" w:sz="1"/>
+              <w:left w:val="single" w:color="CCCCCC" w:sz="1"/>
+              <w:bottom w:val="single" w:color="CCCCCC" w:sz="1"/>
+              <w:right w:val="single" w:color="CCCCCC" w:sz="1"/>
+            </w:tcBorders>
+            <w:shd w:fill="D5E8F0" w:val="clear"/>
+            <w:tcMar>
+              <w:top w:type="dxa" w:w="60"/>
+              <w:left w:type="dxa" w:w="100"/>
+              <w:bottom w:type="dxa" w:w="60"/>
+              <w:right w:type="dxa" w:w="100"/>
+            </w:tcMar>
+          </w:tcPr>
+          <w:p>
+            <w:r>
+              <w:rPr>
+                <w:rFonts w:ascii="SimSun" w:cs="SimSun" w:eastAsia="SimSun" w:hAnsi="SimSun"/>
+                <w:b/>
+                <w:bCs/>
+                <w:color w:val="333333"/>
+                <w:sz w:val="20"/>
+                <w:szCs w:val="20"/>
+              </w:rPr>
+              <w:t xml:space="preserve">根因</w:t>
+            </w:r>
+          </w:p>
+        </w:tc>
+        <w:tc>
+          <w:tcPr>
+            <w:tcW w:type="dxa" w:w="2268"/>
+            <w:tcBorders>
+              <w:top w:val="single" w:color="CCCCCC" w:sz="1"/>
+              <w:left w:val="single" w:color="CCCCCC" w:sz="1"/>
+              <w:bottom w:val="single" w:color="CCCCCC" w:sz="1"/>
+              <w:right w:val="single" w:color="CCCCCC" w:sz="1"/>
+            </w:tcBorders>
+            <w:shd w:fill="D5E8F0" w:val="clear"/>
+            <w:tcMar>
+              <w:top w:type="dxa" w:w="60"/>
+              <w:left w:type="dxa" w:w="100"/>
+              <w:bottom w:type="dxa" w:w="60"/>
+              <w:right w:type="dxa" w:w="100"/>
+            </w:tcMar>
+          </w:tcPr>
+          <w:p>
+            <w:r>
+              <w:rPr>
+                <w:rFonts w:ascii="SimSun" w:cs="SimSun" w:eastAsia="SimSun" w:hAnsi="SimSun"/>
+                <w:b/>
+                <w:bCs/>
+                <w:color w:val="333333"/>
+                <w:sz w:val="20"/>
+                <w:szCs w:val="20"/>
+              </w:rPr>
+              <w:t xml:space="preserve">预防规则</w:t>
+            </w:r>
+          </w:p>
+        </w:tc>
+      </w:tr>
+      <w:tr>
+        <w:tc>
+          <w:tcPr>
+            <w:tcW w:type="dxa" w:w="2268"/>
+            <w:tcBorders>
+              <w:top w:val="single" w:color="CCCCCC" w:sz="1"/>
+              <w:left w:val="single" w:color="CCCCCC" w:sz="1"/>
+              <w:bottom w:val="single" w:color="CCCCCC" w:sz="1"/>
+              <w:right w:val="single" w:color="CCCCCC" w:sz="1"/>
+            </w:tcBorders>
+            <w:tcMar>
+              <w:top w:type="dxa" w:w="60"/>
+              <w:left w:type="dxa" w:w="100"/>
+              <w:bottom w:type="dxa" w:w="60"/>
+              <w:right w:type="dxa" w:w="100"/>
+            </w:tcMar>
+          </w:tcPr>
+          <w:p>
+            <w:pPr>
+              <w:spacing w:line="288"/>
+            </w:pPr>
+            <w:r>
+              <w:rPr>
+                <w:rFonts w:ascii="SimSun" w:cs="SimSun" w:eastAsia="SimSun" w:hAnsi="SimSun"/>
+                <w:color w:val="333333"/>
+                <w:sz w:val="20"/>
+                <w:szCs w:val="20"/>
+              </w:rPr>
+              <w:t xml:space="preserve">33</w:t>
+            </w:r>
+          </w:p>
+        </w:tc>
+        <w:tc>
+          <w:tcPr>
+            <w:tcW w:type="dxa" w:w="2268"/>
+            <w:tcBorders>
+              <w:top w:val="single" w:color="CCCCCC" w:sz="1"/>
+              <w:left w:val="single" w:color="CCCCCC" w:sz="1"/>
+              <w:bottom w:val="single" w:color="CCCCCC" w:sz="1"/>
+              <w:right w:val="single" w:color="CCCCCC" w:sz="1"/>
+            </w:tcBorders>
+            <w:tcMar>
+              <w:top w:type="dxa" w:w="60"/>
+              <w:left w:type="dxa" w:w="100"/>
+              <w:bottom w:type="dxa" w:w="60"/>
+              <w:right w:type="dxa" w:w="100"/>
+            </w:tcMar>
+          </w:tcPr>
+          <w:p>
+            <w:pPr>
+              <w:spacing w:line="288"/>
+            </w:pPr>
+            <w:r>
+              <w:rPr>
+                <w:rFonts w:ascii="SimSun" w:cs="SimSun" w:eastAsia="SimSun" w:hAnsi="SimSun"/>
+                <w:color w:val="333333"/>
+                <w:sz w:val="20"/>
+                <w:szCs w:val="20"/>
+              </w:rPr>
+              <w:t xml:space="preserve">小程序始终显示在线 + 有数据</w:t>
+            </w:r>
+          </w:p>
+        </w:tc>
+        <w:tc>
+          <w:tcPr>
+            <w:tcW w:type="dxa" w:w="2268"/>
+            <w:tcBorders>
+              <w:top w:val="single" w:color="CCCCCC" w:sz="1"/>
+              <w:left w:val="single" w:color="CCCCCC" w:sz="1"/>
+              <w:bottom w:val="single" w:color="CCCCCC" w:sz="1"/>
+              <w:right w:val="single" w:color="CCCCCC" w:sz="1"/>
+            </w:tcBorders>
+            <w:tcMar>
+              <w:top w:type="dxa" w:w="60"/>
+              <w:left w:type="dxa" w:w="100"/>
+              <w:bottom w:type="dxa" w:w="60"/>
+              <w:right w:type="dxa" w:w="100"/>
+            </w:tcMar>
+          </w:tcPr>
+          <w:p>
+            <w:pPr>
+              <w:spacing w:line="288"/>
+            </w:pPr>
+            <w:r>
+              <w:rPr>
+                <w:rFonts w:ascii="SimSun" w:cs="SimSun" w:eastAsia="SimSun" w:hAnsi="SimSun"/>
+                <w:color w:val="333333"/>
+                <w:sz w:val="20"/>
+                <w:szCs w:val="20"/>
+              </w:rPr>
+              <w:t xml:space="preserve">`getLatestData` 里数据请求先返回→直接 `resolve(data)` 不经过 `trySettle`, `_isOnline` 永远=`data.length&gt;0`(OneNET 离线也返回历史数据)</w:t>
+            </w:r>
+          </w:p>
+        </w:tc>
+        <w:tc>
+          <w:tcPr>
+            <w:tcW w:type="dxa" w:w="2268"/>
+            <w:tcBorders>
+              <w:top w:val="single" w:color="CCCCCC" w:sz="1"/>
+              <w:left w:val="single" w:color="CCCCCC" w:sz="1"/>
+              <w:bottom w:val="single" w:color="CCCCCC" w:sz="1"/>
+              <w:right w:val="single" w:color="CCCCCC" w:sz="1"/>
+            </w:tcBorders>
+            <w:tcMar>
+              <w:top w:type="dxa" w:w="60"/>
+              <w:left w:type="dxa" w:w="100"/>
+              <w:bottom w:type="dxa" w:w="60"/>
+              <w:right w:type="dxa" w:w="100"/>
+            </w:tcMar>
+          </w:tcPr>
+          <w:p>
+            <w:pPr>
+              <w:spacing w:line="288"/>
+            </w:pPr>
+            <w:r>
+              <w:rPr>
+                <w:rFonts w:ascii="SimSun" w:cs="SimSun" w:eastAsia="SimSun" w:hAnsi="SimSun"/>
+                <w:color w:val="333333"/>
+                <w:sz w:val="20"/>
+                <w:szCs w:val="20"/>
+              </w:rPr>
+              <w:t xml:space="preserve">**双请求 Promise 必须等两路都就绪才 resolve, 不能任一路提前返回**</w:t>
+            </w:r>
+          </w:p>
+        </w:tc>
+      </w:tr>
+      <w:tr>
+        <w:tc>
+          <w:tcPr>
+            <w:tcW w:type="dxa" w:w="2268"/>
+            <w:tcBorders>
+              <w:top w:val="single" w:color="CCCCCC" w:sz="1"/>
+              <w:left w:val="single" w:color="CCCCCC" w:sz="1"/>
+              <w:bottom w:val="single" w:color="CCCCCC" w:sz="1"/>
+              <w:right w:val="single" w:color="CCCCCC" w:sz="1"/>
+            </w:tcBorders>
+            <w:tcMar>
+              <w:top w:type="dxa" w:w="60"/>
+              <w:left w:type="dxa" w:w="100"/>
+              <w:bottom w:type="dxa" w:w="60"/>
+              <w:right w:type="dxa" w:w="100"/>
+            </w:tcMar>
+          </w:tcPr>
+          <w:p>
+            <w:pPr>
+              <w:spacing w:line="288"/>
+            </w:pPr>
+            <w:r>
+              <w:rPr>
+                <w:rFonts w:ascii="SimSun" w:cs="SimSun" w:eastAsia="SimSun" w:hAnsi="SimSun"/>
+                <w:color w:val="333333"/>
+                <w:sz w:val="20"/>
+                <w:szCs w:val="20"/>
+              </w:rPr>
+              <w:t xml:space="preserve">34</w:t>
+            </w:r>
+          </w:p>
+        </w:tc>
+        <w:tc>
+          <w:tcPr>
+            <w:tcW w:type="dxa" w:w="2268"/>
+            <w:tcBorders>
+              <w:top w:val="single" w:color="CCCCCC" w:sz="1"/>
+              <w:left w:val="single" w:color="CCCCCC" w:sz="1"/>
+              <w:bottom w:val="single" w:color="CCCCCC" w:sz="1"/>
+              <w:right w:val="single" w:color="CCCCCC" w:sz="1"/>
+            </w:tcBorders>
+            <w:tcMar>
+              <w:top w:type="dxa" w:w="60"/>
+              <w:left w:type="dxa" w:w="100"/>
+              <w:bottom w:type="dxa" w:w="60"/>
+              <w:right w:type="dxa" w:w="100"/>
+            </w:tcMar>
+          </w:tcPr>
+          <w:p>
+            <w:pPr>
+              <w:spacing w:line="288"/>
+            </w:pPr>
+            <w:r>
+              <w:rPr>
+                <w:rFonts w:ascii="SimSun" w:cs="SimSun" w:eastAsia="SimSun" w:hAnsi="SimSun"/>
+                <w:color w:val="333333"/>
+                <w:sz w:val="20"/>
+                <w:szCs w:val="20"/>
+              </w:rPr>
+              <w:t xml:space="preserve">缓存里的 `_isOnline` 永远是 `undefined`</w:t>
+            </w:r>
+          </w:p>
+        </w:tc>
+        <w:tc>
+          <w:tcPr>
+            <w:tcW w:type="dxa" w:w="2268"/>
+            <w:tcBorders>
+              <w:top w:val="single" w:color="CCCCCC" w:sz="1"/>
+              <w:left w:val="single" w:color="CCCCCC" w:sz="1"/>
+              <w:bottom w:val="single" w:color="CCCCCC" w:sz="1"/>
+              <w:right w:val="single" w:color="CCCCCC" w:sz="1"/>
+            </w:tcBorders>
+            <w:tcMar>
+              <w:top w:type="dxa" w:w="60"/>
+              <w:left w:type="dxa" w:w="100"/>
+              <w:bottom w:type="dxa" w:w="60"/>
+              <w:right w:type="dxa" w:w="100"/>
+            </w:tcMar>
+          </w:tcPr>
+          <w:p>
+            <w:pPr>
+              <w:spacing w:line="288"/>
+            </w:pPr>
+            <w:r>
+              <w:rPr>
+                <w:rFonts w:ascii="SimSun" w:cs="SimSun" w:eastAsia="SimSun" w:hAnsi="SimSun"/>
+                <w:color w:val="333333"/>
+                <w:sz w:val="20"/>
+                <w:szCs w:val="20"/>
+              </w:rPr>
+              <w:t xml:space="preserve">缓存 `localStorage.setItem`/`wx.setStorageSync` 在 `_isOnline` 赋值之前执行</w:t>
+            </w:r>
+          </w:p>
+        </w:tc>
+        <w:tc>
+          <w:tcPr>
+            <w:tcW w:type="dxa" w:w="2268"/>
+            <w:tcBorders>
+              <w:top w:val="single" w:color="CCCCCC" w:sz="1"/>
+              <w:left w:val="single" w:color="CCCCCC" w:sz="1"/>
+              <w:bottom w:val="single" w:color="CCCCCC" w:sz="1"/>
+              <w:right w:val="single" w:color="CCCCCC" w:sz="1"/>
+            </w:tcBorders>
+            <w:tcMar>
+              <w:top w:type="dxa" w:w="60"/>
+              <w:left w:type="dxa" w:w="100"/>
+              <w:bottom w:type="dxa" w:w="60"/>
+              <w:right w:type="dxa" w:w="100"/>
+            </w:tcMar>
+          </w:tcPr>
+          <w:p>
+            <w:pPr>
+              <w:spacing w:line="288"/>
+            </w:pPr>
+            <w:r>
+              <w:rPr>
+                <w:rFonts w:ascii="SimSun" w:cs="SimSun" w:eastAsia="SimSun" w:hAnsi="SimSun"/>
+                <w:color w:val="333333"/>
+                <w:sz w:val="20"/>
+                <w:szCs w:val="20"/>
+              </w:rPr>
+              <w:t xml:space="preserve">**带 `_isOnline` 的缓存写入必须延迟到在线状态确认后**</w:t>
+            </w:r>
+          </w:p>
+        </w:tc>
+      </w:tr>
+      <w:tr>
+        <w:tc>
+          <w:tcPr>
+            <w:tcW w:type="dxa" w:w="2268"/>
+            <w:tcBorders>
+              <w:top w:val="single" w:color="CCCCCC" w:sz="1"/>
+              <w:left w:val="single" w:color="CCCCCC" w:sz="1"/>
+              <w:bottom w:val="single" w:color="CCCCCC" w:sz="1"/>
+              <w:right w:val="single" w:color="CCCCCC" w:sz="1"/>
+            </w:tcBorders>
+            <w:tcMar>
+              <w:top w:type="dxa" w:w="60"/>
+              <w:left w:type="dxa" w:w="100"/>
+              <w:bottom w:type="dxa" w:w="60"/>
+              <w:right w:type="dxa" w:w="100"/>
+            </w:tcMar>
+          </w:tcPr>
+          <w:p>
+            <w:pPr>
+              <w:spacing w:line="288"/>
+            </w:pPr>
+            <w:r>
+              <w:rPr>
+                <w:rFonts w:ascii="SimSun" w:cs="SimSun" w:eastAsia="SimSun" w:hAnsi="SimSun"/>
+                <w:color w:val="333333"/>
+                <w:sz w:val="20"/>
+                <w:szCs w:val="20"/>
+              </w:rPr>
+              <w:t xml:space="preserve">35</w:t>
+            </w:r>
+          </w:p>
+        </w:tc>
+        <w:tc>
+          <w:tcPr>
+            <w:tcW w:type="dxa" w:w="2268"/>
+            <w:tcBorders>
+              <w:top w:val="single" w:color="CCCCCC" w:sz="1"/>
+              <w:left w:val="single" w:color="CCCCCC" w:sz="1"/>
+              <w:bottom w:val="single" w:color="CCCCCC" w:sz="1"/>
+              <w:right w:val="single" w:color="CCCCCC" w:sz="1"/>
+            </w:tcBorders>
+            <w:tcMar>
+              <w:top w:type="dxa" w:w="60"/>
+              <w:left w:type="dxa" w:w="100"/>
+              <w:bottom w:type="dxa" w:w="60"/>
+              <w:right w:type="dxa" w:w="100"/>
+            </w:tcMar>
+          </w:tcPr>
+          <w:p>
+            <w:pPr>
+              <w:spacing w:line="288"/>
+            </w:pPr>
+            <w:r>
+              <w:rPr>
+                <w:rFonts w:ascii="SimSun" w:cs="SimSun" w:eastAsia="SimSun" w:hAnsi="SimSun"/>
+                <w:color w:val="333333"/>
+                <w:sz w:val="20"/>
+                <w:szCs w:val="20"/>
+              </w:rPr>
+              <w:t xml:space="preserve">设备已连上但小程序始终显示离线</w:t>
+            </w:r>
+          </w:p>
+        </w:tc>
+        <w:tc>
+          <w:tcPr>
+            <w:tcW w:type="dxa" w:w="2268"/>
+            <w:tcBorders>
+              <w:top w:val="single" w:color="CCCCCC" w:sz="1"/>
+              <w:left w:val="single" w:color="CCCCCC" w:sz="1"/>
+              <w:bottom w:val="single" w:color="CCCCCC" w:sz="1"/>
+              <w:right w:val="single" w:color="CCCCCC" w:sz="1"/>
+            </w:tcBorders>
+            <w:tcMar>
+              <w:top w:type="dxa" w:w="60"/>
+              <w:left w:type="dxa" w:w="100"/>
+              <w:bottom w:type="dxa" w:w="60"/>
+              <w:right w:type="dxa" w:w="100"/>
+            </w:tcMar>
+          </w:tcPr>
+          <w:p>
+            <w:pPr>
+              <w:spacing w:line="288"/>
+            </w:pPr>
+            <w:r>
+              <w:rPr>
+                <w:rFonts w:ascii="SimSun" w:cs="SimSun" w:eastAsia="SimSun" w:hAnsi="SimSun"/>
+                <w:color w:val="333333"/>
+                <w:sz w:val="20"/>
+                <w:szCs w:val="20"/>
+              </w:rPr>
+              <w:t xml:space="preserve">`isOnline` 初始值为 `false`, 状态请求 `fail` 不会改写, `trySettle` 双就绪后 `isOnline` 仍是 `false`</w:t>
+            </w:r>
+          </w:p>
+        </w:tc>
+        <w:tc>
+          <w:tcPr>
+            <w:tcW w:type="dxa" w:w="2268"/>
+            <w:tcBorders>
+              <w:top w:val="single" w:color="CCCCCC" w:sz="1"/>
+              <w:left w:val="single" w:color="CCCCCC" w:sz="1"/>
+              <w:bottom w:val="single" w:color="CCCCCC" w:sz="1"/>
+              <w:right w:val="single" w:color="CCCCCC" w:sz="1"/>
+            </w:tcBorders>
+            <w:tcMar>
+              <w:top w:type="dxa" w:w="60"/>
+              <w:left w:type="dxa" w:w="100"/>
+              <w:bottom w:type="dxa" w:w="60"/>
+              <w:right w:type="dxa" w:w="100"/>
+            </w:tcMar>
+          </w:tcPr>
+          <w:p>
+            <w:pPr>
+              <w:spacing w:line="288"/>
+            </w:pPr>
+            <w:r>
+              <w:rPr>
+                <w:rFonts w:ascii="SimSun" w:cs="SimSun" w:eastAsia="SimSun" w:hAnsi="SimSun"/>
+                <w:color w:val="333333"/>
+                <w:sz w:val="20"/>
+                <w:szCs w:val="20"/>
+              </w:rPr>
+              <w:t xml:space="preserve">**数据请求成功后设兜底 `isOnline = data.length &gt; 0`, 状态请求成功再覆写 (对齐 Web 三层判定)**</w:t>
+            </w:r>
+          </w:p>
+        </w:tc>
+      </w:tr>
+      <w:tr>
+        <w:tc>
+          <w:tcPr>
+            <w:tcW w:type="dxa" w:w="2268"/>
+            <w:tcBorders>
+              <w:top w:val="single" w:color="CCCCCC" w:sz="1"/>
+              <w:left w:val="single" w:color="CCCCCC" w:sz="1"/>
+              <w:bottom w:val="single" w:color="CCCCCC" w:sz="1"/>
+              <w:right w:val="single" w:color="CCCCCC" w:sz="1"/>
+            </w:tcBorders>
+            <w:tcMar>
+              <w:top w:type="dxa" w:w="60"/>
+              <w:left w:type="dxa" w:w="100"/>
+              <w:bottom w:type="dxa" w:w="60"/>
+              <w:right w:type="dxa" w:w="100"/>
+            </w:tcMar>
+          </w:tcPr>
+          <w:p>
+            <w:pPr>
+              <w:spacing w:line="288"/>
+            </w:pPr>
+            <w:r>
+              <w:rPr>
+                <w:rFonts w:ascii="SimSun" w:cs="SimSun" w:eastAsia="SimSun" w:hAnsi="SimSun"/>
+                <w:color w:val="333333"/>
+                <w:sz w:val="20"/>
+                <w:szCs w:val="20"/>
+              </w:rPr>
+              <w:t xml:space="preserve">36</w:t>
+            </w:r>
+          </w:p>
+        </w:tc>
+        <w:tc>
+          <w:tcPr>
+            <w:tcW w:type="dxa" w:w="2268"/>
+            <w:tcBorders>
+              <w:top w:val="single" w:color="CCCCCC" w:sz="1"/>
+              <w:left w:val="single" w:color="CCCCCC" w:sz="1"/>
+              <w:bottom w:val="single" w:color="CCCCCC" w:sz="1"/>
+              <w:right w:val="single" w:color="CCCCCC" w:sz="1"/>
+            </w:tcBorders>
+            <w:tcMar>
+              <w:top w:type="dxa" w:w="60"/>
+              <w:left w:type="dxa" w:w="100"/>
+              <w:bottom w:type="dxa" w:w="60"/>
+              <w:right w:type="dxa" w:w="100"/>
+            </w:tcMar>
+          </w:tcPr>
+          <w:p>
+            <w:pPr>
+              <w:spacing w:line="288"/>
+            </w:pPr>
+            <w:r>
+              <w:rPr>
+                <w:rFonts w:ascii="SimSun" w:cs="SimSun" w:eastAsia="SimSun" w:hAnsi="SimSun"/>
+                <w:color w:val="333333"/>
+                <w:sz w:val="20"/>
+                <w:szCs w:val="20"/>
+              </w:rPr>
+              <w:t xml:space="preserve">Web index.html `throw` 导致永远显示"连接失败"</w:t>
+            </w:r>
+          </w:p>
+        </w:tc>
+        <w:tc>
+          <w:tcPr>
+            <w:tcW w:type="dxa" w:w="2268"/>
+            <w:tcBorders>
+              <w:top w:val="single" w:color="CCCCCC" w:sz="1"/>
+              <w:left w:val="single" w:color="CCCCCC" w:sz="1"/>
+              <w:bottom w:val="single" w:color="CCCCCC" w:sz="1"/>
+              <w:right w:val="single" w:color="CCCCCC" w:sz="1"/>
+            </w:tcBorders>
+            <w:tcMar>
+              <w:top w:type="dxa" w:w="60"/>
+              <w:left w:type="dxa" w:w="100"/>
+              <w:bottom w:type="dxa" w:w="60"/>
+              <w:right w:type="dxa" w:w="100"/>
+            </w:tcMar>
+          </w:tcPr>
+          <w:p>
+            <w:pPr>
+              <w:spacing w:line="288"/>
+            </w:pPr>
+            <w:r>
+              <w:rPr>
+                <w:rFonts w:ascii="SimSun" w:cs="SimSun" w:eastAsia="SimSun" w:hAnsi="SimSun"/>
+                <w:color w:val="333333"/>
+                <w:sz w:val="20"/>
+                <w:szCs w:val="20"/>
+              </w:rPr>
+              <w:t xml:space="preserve">编辑在线分支时 `} else {` 后残留 `throw new Error`, 每次正常数据都进 catch</w:t>
+            </w:r>
+          </w:p>
+        </w:tc>
+        <w:tc>
+          <w:tcPr>
+            <w:tcW w:type="dxa" w:w="2268"/>
+            <w:tcBorders>
+              <w:top w:val="single" w:color="CCCCCC" w:sz="1"/>
+              <w:left w:val="single" w:color="CCCCCC" w:sz="1"/>
+              <w:bottom w:val="single" w:color="CCCCCC" w:sz="1"/>
+              <w:right w:val="single" w:color="CCCCCC" w:sz="1"/>
+            </w:tcBorders>
+            <w:tcMar>
+              <w:top w:type="dxa" w:w="60"/>
+              <w:left w:type="dxa" w:w="100"/>
+              <w:bottom w:type="dxa" w:w="60"/>
+              <w:right w:type="dxa" w:w="100"/>
+            </w:tcMar>
+          </w:tcPr>
+          <w:p>
+            <w:pPr>
+              <w:spacing w:line="288"/>
+            </w:pPr>
+            <w:r>
+              <w:rPr>
+                <w:rFonts w:ascii="SimSun" w:cs="SimSun" w:eastAsia="SimSun" w:hAnsi="SimSun"/>
+                <w:color w:val="333333"/>
+                <w:sz w:val="20"/>
+                <w:szCs w:val="20"/>
+              </w:rPr>
+              <w:t xml:space="preserve">**编辑控制流代码后必须检查所有分支出口, 尤其是 `if/else` 末端的 `throw` 残留**</w:t>
+            </w:r>
+          </w:p>
+        </w:tc>
+      </w:tr>
+      <w:tr>
+        <w:tc>
+          <w:tcPr>
+            <w:tcW w:type="dxa" w:w="2268"/>
+            <w:tcBorders>
+              <w:top w:val="single" w:color="CCCCCC" w:sz="1"/>
+              <w:left w:val="single" w:color="CCCCCC" w:sz="1"/>
+              <w:bottom w:val="single" w:color="CCCCCC" w:sz="1"/>
+              <w:right w:val="single" w:color="CCCCCC" w:sz="1"/>
+            </w:tcBorders>
+            <w:tcMar>
+              <w:top w:type="dxa" w:w="60"/>
+              <w:left w:type="dxa" w:w="100"/>
+              <w:bottom w:type="dxa" w:w="60"/>
+              <w:right w:type="dxa" w:w="100"/>
+            </w:tcMar>
+          </w:tcPr>
+          <w:p>
+            <w:pPr>
+              <w:spacing w:line="288"/>
+            </w:pPr>
+            <w:r>
+              <w:rPr>
+                <w:rFonts w:ascii="SimSun" w:cs="SimSun" w:eastAsia="SimSun" w:hAnsi="SimSun"/>
+                <w:color w:val="333333"/>
+                <w:sz w:val="20"/>
+                <w:szCs w:val="20"/>
+              </w:rPr>
+              <w:t xml:space="preserve">37</w:t>
+            </w:r>
+          </w:p>
+        </w:tc>
+        <w:tc>
+          <w:tcPr>
+            <w:tcW w:type="dxa" w:w="2268"/>
+            <w:tcBorders>
+              <w:top w:val="single" w:color="CCCCCC" w:sz="1"/>
+              <w:left w:val="single" w:color="CCCCCC" w:sz="1"/>
+              <w:bottom w:val="single" w:color="CCCCCC" w:sz="1"/>
+              <w:right w:val="single" w:color="CCCCCC" w:sz="1"/>
+            </w:tcBorders>
+            <w:tcMar>
+              <w:top w:type="dxa" w:w="60"/>
+              <w:left w:type="dxa" w:w="100"/>
+              <w:bottom w:type="dxa" w:w="60"/>
+              <w:right w:type="dxa" w:w="100"/>
+            </w:tcMar>
+          </w:tcPr>
+          <w:p>
+            <w:pPr>
+              <w:spacing w:line="288"/>
+            </w:pPr>
+            <w:r>
+              <w:rPr>
+                <w:rFonts w:ascii="SimSun" w:cs="SimSun" w:eastAsia="SimSun" w:hAnsi="SimSun"/>
+                <w:color w:val="333333"/>
+                <w:sz w:val="20"/>
+                <w:szCs w:val="20"/>
+              </w:rPr>
+              <w:t xml:space="preserve">control.html 在线指示器代码重复</w:t>
+            </w:r>
+          </w:p>
+        </w:tc>
+        <w:tc>
+          <w:tcPr>
+            <w:tcW w:type="dxa" w:w="2268"/>
+            <w:tcBorders>
+              <w:top w:val="single" w:color="CCCCCC" w:sz="1"/>
+              <w:left w:val="single" w:color="CCCCCC" w:sz="1"/>
+              <w:bottom w:val="single" w:color="CCCCCC" w:sz="1"/>
+              <w:right w:val="single" w:color="CCCCCC" w:sz="1"/>
+            </w:tcBorders>
+            <w:tcMar>
+              <w:top w:type="dxa" w:w="60"/>
+              <w:left w:type="dxa" w:w="100"/>
+              <w:bottom w:type="dxa" w:w="60"/>
+              <w:right w:type="dxa" w:w="100"/>
+            </w:tcMar>
+          </w:tcPr>
+          <w:p>
+            <w:pPr>
+              <w:spacing w:line="288"/>
+            </w:pPr>
+            <w:r>
+              <w:rPr>
+                <w:rFonts w:ascii="SimSun" w:cs="SimSun" w:eastAsia="SimSun" w:hAnsi="SimSun"/>
+                <w:color w:val="333333"/>
+                <w:sz w:val="20"/>
+                <w:szCs w:val="20"/>
+              </w:rPr>
+              <w:t xml:space="preserve">编辑合并时旧代码未清干净, `} else {` 后新旧两段共存</w:t>
+            </w:r>
+          </w:p>
+        </w:tc>
+        <w:tc>
+          <w:tcPr>
+            <w:tcW w:type="dxa" w:w="2268"/>
+            <w:tcBorders>
+              <w:top w:val="single" w:color="CCCCCC" w:sz="1"/>
+              <w:left w:val="single" w:color="CCCCCC" w:sz="1"/>
+              <w:bottom w:val="single" w:color="CCCCCC" w:sz="1"/>
+              <w:right w:val="single" w:color="CCCCCC" w:sz="1"/>
+            </w:tcBorders>
+            <w:tcMar>
+              <w:top w:type="dxa" w:w="60"/>
+              <w:left w:type="dxa" w:w="100"/>
+              <w:bottom w:type="dxa" w:w="60"/>
+              <w:right w:type="dxa" w:w="100"/>
+            </w:tcMar>
+          </w:tcPr>
+          <w:p>
+            <w:pPr>
+              <w:spacing w:line="288"/>
+            </w:pPr>
+            <w:r>
+              <w:rPr>
+                <w:rFonts w:ascii="SimSun" w:cs="SimSun" w:eastAsia="SimSun" w:hAnsi="SimSun"/>
+                <w:color w:val="333333"/>
+                <w:sz w:val="20"/>
+                <w:szCs w:val="20"/>
+              </w:rPr>
+              <w:t xml:space="preserve">**每次 Edit 后 Read 验证最终文件, 确认无残留代码块**</w:t>
+            </w:r>
+          </w:p>
+        </w:tc>
+      </w:tr>
+      <w:tr>
+        <w:tc>
+          <w:tcPr>
+            <w:tcW w:type="dxa" w:w="2268"/>
+            <w:tcBorders>
+              <w:top w:val="single" w:color="CCCCCC" w:sz="1"/>
+              <w:left w:val="single" w:color="CCCCCC" w:sz="1"/>
+              <w:bottom w:val="single" w:color="CCCCCC" w:sz="1"/>
+              <w:right w:val="single" w:color="CCCCCC" w:sz="1"/>
+            </w:tcBorders>
+            <w:tcMar>
+              <w:top w:type="dxa" w:w="60"/>
+              <w:left w:type="dxa" w:w="100"/>
+              <w:bottom w:type="dxa" w:w="60"/>
+              <w:right w:type="dxa" w:w="100"/>
+            </w:tcMar>
+          </w:tcPr>
+          <w:p>
+            <w:pPr>
+              <w:spacing w:line="288"/>
+            </w:pPr>
+            <w:r>
+              <w:rPr>
+                <w:rFonts w:ascii="SimSun" w:cs="SimSun" w:eastAsia="SimSun" w:hAnsi="SimSun"/>
+                <w:color w:val="333333"/>
+                <w:sz w:val="20"/>
+                <w:szCs w:val="20"/>
+              </w:rPr>
+              <w:t xml:space="preserve">38</w:t>
+            </w:r>
+          </w:p>
+        </w:tc>
+        <w:tc>
+          <w:tcPr>
+            <w:tcW w:type="dxa" w:w="2268"/>
+            <w:tcBorders>
+              <w:top w:val="single" w:color="CCCCCC" w:sz="1"/>
+              <w:left w:val="single" w:color="CCCCCC" w:sz="1"/>
+              <w:bottom w:val="single" w:color="CCCCCC" w:sz="1"/>
+              <w:right w:val="single" w:color="CCCCCC" w:sz="1"/>
+            </w:tcBorders>
+            <w:tcMar>
+              <w:top w:type="dxa" w:w="60"/>
+              <w:left w:type="dxa" w:w="100"/>
+              <w:bottom w:type="dxa" w:w="60"/>
+              <w:right w:type="dxa" w:w="100"/>
+            </w:tcMar>
+          </w:tcPr>
+          <w:p>
+            <w:pPr>
+              <w:spacing w:line="288"/>
+            </w:pPr>
+            <w:r>
+              <w:rPr>
+                <w:rFonts w:ascii="SimSun" w:cs="SimSun" w:eastAsia="SimSun" w:hAnsi="SimSun"/>
+                <w:color w:val="333333"/>
+                <w:sz w:val="20"/>
+                <w:szCs w:val="20"/>
+              </w:rPr>
+              <w:t xml:space="preserve">小程序后台切出后定时器继续跑</w:t>
+            </w:r>
+          </w:p>
+        </w:tc>
+        <w:tc>
+          <w:tcPr>
+            <w:tcW w:type="dxa" w:w="2268"/>
+            <w:tcBorders>
+              <w:top w:val="single" w:color="CCCCCC" w:sz="1"/>
+              <w:left w:val="single" w:color="CCCCCC" w:sz="1"/>
+              <w:bottom w:val="single" w:color="CCCCCC" w:sz="1"/>
+              <w:right w:val="single" w:color="CCCCCC" w:sz="1"/>
+            </w:tcBorders>
+            <w:tcMar>
+              <w:top w:type="dxa" w:w="60"/>
+              <w:left w:type="dxa" w:w="100"/>
+              <w:bottom w:type="dxa" w:w="60"/>
+              <w:right w:type="dxa" w:w="100"/>
+            </w:tcMar>
+          </w:tcPr>
+          <w:p>
+            <w:pPr>
+              <w:spacing w:line="288"/>
+            </w:pPr>
+            <w:r>
+              <w:rPr>
+                <w:rFonts w:ascii="SimSun" w:cs="SimSun" w:eastAsia="SimSun" w:hAnsi="SimSun"/>
+                <w:color w:val="333333"/>
+                <w:sz w:val="20"/>
+                <w:szCs w:val="20"/>
+              </w:rPr>
+              <w:t xml:space="preserve">monitoring/control/history 三个页面只有 `onUnload` 无 `onHide`, 小程序切后台时 `onUnload` 不触发</w:t>
+            </w:r>
+          </w:p>
+        </w:tc>
+        <w:tc>
+          <w:tcPr>
+            <w:tcW w:type="dxa" w:w="2268"/>
+            <w:tcBorders>
+              <w:top w:val="single" w:color="CCCCCC" w:sz="1"/>
+              <w:left w:val="single" w:color="CCCCCC" w:sz="1"/>
+              <w:bottom w:val="single" w:color="CCCCCC" w:sz="1"/>
+              <w:right w:val="single" w:color="CCCCCC" w:sz="1"/>
+            </w:tcBorders>
+            <w:tcMar>
+              <w:top w:type="dxa" w:w="60"/>
+              <w:left w:type="dxa" w:w="100"/>
+              <w:bottom w:type="dxa" w:w="60"/>
+              <w:right w:type="dxa" w:w="100"/>
+            </w:tcMar>
+          </w:tcPr>
+          <w:p>
+            <w:pPr>
+              <w:spacing w:line="288"/>
+            </w:pPr>
+            <w:r>
+              <w:rPr>
+                <w:rFonts w:ascii="SimSun" w:cs="SimSun" w:eastAsia="SimSun" w:hAnsi="SimSun"/>
+                <w:color w:val="333333"/>
+                <w:sz w:val="20"/>
+                <w:szCs w:val="20"/>
+              </w:rPr>
+              <w:t xml:space="preserve">**所有带轮询的页面必须同时实现 `onHide` + `onUnload` 双向清理**</w:t>
+            </w:r>
+          </w:p>
+        </w:tc>
+      </w:tr>
+      <w:tr>
+        <w:tc>
+          <w:tcPr>
+            <w:tcW w:type="dxa" w:w="2268"/>
+            <w:tcBorders>
+              <w:top w:val="single" w:color="CCCCCC" w:sz="1"/>
+              <w:left w:val="single" w:color="CCCCCC" w:sz="1"/>
+              <w:bottom w:val="single" w:color="CCCCCC" w:sz="1"/>
+              <w:right w:val="single" w:color="CCCCCC" w:sz="1"/>
+            </w:tcBorders>
+            <w:tcMar>
+              <w:top w:type="dxa" w:w="60"/>
+              <w:left w:type="dxa" w:w="100"/>
+              <w:bottom w:type="dxa" w:w="60"/>
+              <w:right w:type="dxa" w:w="100"/>
+            </w:tcMar>
+          </w:tcPr>
+          <w:p>
+            <w:pPr>
+              <w:spacing w:line="288"/>
+            </w:pPr>
+            <w:r>
+              <w:rPr>
+                <w:rFonts w:ascii="SimSun" w:cs="SimSun" w:eastAsia="SimSun" w:hAnsi="SimSun"/>
+                <w:color w:val="333333"/>
+                <w:sz w:val="20"/>
+                <w:szCs w:val="20"/>
+              </w:rPr>
+              <w:t xml:space="preserve">39</w:t>
+            </w:r>
+          </w:p>
+        </w:tc>
+        <w:tc>
+          <w:tcPr>
+            <w:tcW w:type="dxa" w:w="2268"/>
+            <w:tcBorders>
+              <w:top w:val="single" w:color="CCCCCC" w:sz="1"/>
+              <w:left w:val="single" w:color="CCCCCC" w:sz="1"/>
+              <w:bottom w:val="single" w:color="CCCCCC" w:sz="1"/>
+              <w:right w:val="single" w:color="CCCCCC" w:sz="1"/>
+            </w:tcBorders>
+            <w:tcMar>
+              <w:top w:type="dxa" w:w="60"/>
+              <w:left w:type="dxa" w:w="100"/>
+              <w:bottom w:type="dxa" w:w="60"/>
+              <w:right w:type="dxa" w:w="100"/>
+            </w:tcMar>
+          </w:tcPr>
+          <w:p>
+            <w:pPr>
+              <w:spacing w:line="288"/>
+            </w:pPr>
+            <w:r>
+              <w:rPr>
+                <w:rFonts w:ascii="SimSun" w:cs="SimSun" w:eastAsia="SimSun" w:hAnsi="SimSun"/>
+                <w:color w:val="333333"/>
+                <w:sz w:val="20"/>
+                <w:szCs w:val="20"/>
+              </w:rPr>
+              <w:t xml:space="preserve">`_isOnline === false` 漏判 `undefined`</w:t>
+            </w:r>
+          </w:p>
+        </w:tc>
+        <w:tc>
+          <w:tcPr>
+            <w:tcW w:type="dxa" w:w="2268"/>
+            <w:tcBorders>
+              <w:top w:val="single" w:color="CCCCCC" w:sz="1"/>
+              <w:left w:val="single" w:color="CCCCCC" w:sz="1"/>
+              <w:bottom w:val="single" w:color="CCCCCC" w:sz="1"/>
+              <w:right w:val="single" w:color="CCCCCC" w:sz="1"/>
+            </w:tcBorders>
+            <w:tcMar>
+              <w:top w:type="dxa" w:w="60"/>
+              <w:left w:type="dxa" w:w="100"/>
+              <w:bottom w:type="dxa" w:w="60"/>
+              <w:right w:type="dxa" w:w="100"/>
+            </w:tcMar>
+          </w:tcPr>
+          <w:p>
+            <w:pPr>
+              <w:spacing w:line="288"/>
+            </w:pPr>
+            <w:r>
+              <w:rPr>
+                <w:rFonts w:ascii="SimSun" w:cs="SimSun" w:eastAsia="SimSun" w:hAnsi="SimSun"/>
+                <w:color w:val="333333"/>
+                <w:sz w:val="20"/>
+                <w:szCs w:val="20"/>
+              </w:rPr>
+              <w:t xml:space="preserve">多处用严格等于判断离线, `undefined`(Mock/未配置) 时不走离线分支</w:t>
+            </w:r>
+          </w:p>
+        </w:tc>
+        <w:tc>
+          <w:tcPr>
+            <w:tcW w:type="dxa" w:w="2268"/>
+            <w:tcBorders>
+              <w:top w:val="single" w:color="CCCCCC" w:sz="1"/>
+              <w:left w:val="single" w:color="CCCCCC" w:sz="1"/>
+              <w:bottom w:val="single" w:color="CCCCCC" w:sz="1"/>
+              <w:right w:val="single" w:color="CCCCCC" w:sz="1"/>
+            </w:tcBorders>
+            <w:tcMar>
+              <w:top w:type="dxa" w:w="60"/>
+              <w:left w:type="dxa" w:w="100"/>
+              <w:bottom w:type="dxa" w:w="60"/>
+              <w:right w:type="dxa" w:w="100"/>
+            </w:tcMar>
+          </w:tcPr>
+          <w:p>
+            <w:pPr>
+              <w:spacing w:line="288"/>
+            </w:pPr>
+            <w:r>
+              <w:rPr>
+                <w:rFonts w:ascii="SimSun" w:cs="SimSun" w:eastAsia="SimSun" w:hAnsi="SimSun"/>
+                <w:color w:val="333333"/>
+                <w:sz w:val="20"/>
+                <w:szCs w:val="20"/>
+              </w:rPr>
+              <w:t xml:space="preserve">**改用 `!data._isOnline` 统一判定: falsy(=false/undefined/null)→离线, truthy→在线**</w:t>
             </w:r>
           </w:p>
         </w:tc>

--- a/Claude_Files/docs/embedded-architect-system-prompt.docx
+++ b/Claude_Files/docs/embedded-architect-system-prompt.docx
@@ -3919,6 +3919,70 @@
                 <w:sz w:val="20"/>
                 <w:szCs w:val="20"/>
               </w:rPr>
+              <w:t xml:space="preserve">V4.3.0</w:t>
+            </w:r>
+          </w:p>
+        </w:tc>
+        <w:tc>
+          <w:tcPr>
+            <w:tcW w:type="dxa" w:w="4536"/>
+            <w:tcBorders>
+              <w:top w:val="single" w:color="CCCCCC" w:sz="1"/>
+              <w:left w:val="single" w:color="CCCCCC" w:sz="1"/>
+              <w:bottom w:val="single" w:color="CCCCCC" w:sz="1"/>
+              <w:right w:val="single" w:color="CCCCCC" w:sz="1"/>
+            </w:tcBorders>
+            <w:tcMar>
+              <w:top w:type="dxa" w:w="60"/>
+              <w:left w:type="dxa" w:w="100"/>
+              <w:bottom w:type="dxa" w:w="60"/>
+              <w:right w:type="dxa" w:w="100"/>
+            </w:tcMar>
+          </w:tcPr>
+          <w:p>
+            <w:pPr>
+              <w:spacing w:line="288"/>
+            </w:pPr>
+            <w:r>
+              <w:rPr>
+                <w:rFonts w:ascii="SimSun" w:cs="SimSun" w:eastAsia="SimSun" w:hAnsi="SimSun"/>
+                <w:color w:val="333333"/>
+                <w:sz w:val="20"/>
+                <w:szCs w:val="20"/>
+              </w:rPr>
+              <w:t xml:space="preserve">SPI1 分时复用(TFT+W25Q128, PA6动态切DC/MISO, 双CS门控) + W25Q128 16MB 四分区+三级校验 + L1-L4四大硬件防线 + 黑匣子14B紧凑日志+跨页保护+故障锁存 + CRC32 final XOR修复 + 过流快照L4自相矛盾修复 + 启动画面时序修正</w:t>
+            </w:r>
+          </w:p>
+        </w:tc>
+      </w:tr>
+      <w:tr>
+        <w:tc>
+          <w:tcPr>
+            <w:tcW w:type="dxa" w:w="4536"/>
+            <w:tcBorders>
+              <w:top w:val="single" w:color="CCCCCC" w:sz="1"/>
+              <w:left w:val="single" w:color="CCCCCC" w:sz="1"/>
+              <w:bottom w:val="single" w:color="CCCCCC" w:sz="1"/>
+              <w:right w:val="single" w:color="CCCCCC" w:sz="1"/>
+            </w:tcBorders>
+            <w:tcMar>
+              <w:top w:type="dxa" w:w="60"/>
+              <w:left w:type="dxa" w:w="100"/>
+              <w:bottom w:type="dxa" w:w="60"/>
+              <w:right w:type="dxa" w:w="100"/>
+            </w:tcMar>
+          </w:tcPr>
+          <w:p>
+            <w:pPr>
+              <w:spacing w:line="288"/>
+            </w:pPr>
+            <w:r>
+              <w:rPr>
+                <w:rFonts w:ascii="SimSun" w:cs="SimSun" w:eastAsia="SimSun" w:hAnsi="SimSun"/>
+                <w:color w:val="333333"/>
+                <w:sz w:val="20"/>
+                <w:szCs w:val="20"/>
+              </w:rPr>
               <w:t xml:space="preserve">V4.0.0</w:t>
             </w:r>
           </w:p>
@@ -11007,6 +11071,1054 @@
                 <w:szCs w:val="20"/>
               </w:rPr>
               <w:t xml:space="preserve">**改用 `!data._isOnline` 统一判定: falsy(=false/undefined/null)→离线, truthy→在线**</w:t>
+            </w:r>
+          </w:p>
+        </w:tc>
+      </w:tr>
+    </w:tbl>
+    <w:p/>
+    <w:p/>
+    <w:p>
+      <w:pPr>
+        <w:pStyle w:val="Heading3"/>
+        <w:spacing w:after="80" w:before="160"/>
+      </w:pPr>
+      <w:r>
+        <w:rPr>
+          <w:rFonts w:ascii="Microsoft YaHei" w:cs="Microsoft YaHei" w:eastAsia="Microsoft YaHei" w:hAnsi="Microsoft YaHei"/>
+          <w:b/>
+          <w:bCs/>
+          <w:color w:val="2B579A"/>
+          <w:sz w:val="28"/>
+          <w:szCs w:val="28"/>
+        </w:rPr>
+        <w:t xml:space="preserve">4.8 2026-06-22: V4.3.0 W25Q128 集成教训</w:t>
+      </w:r>
+    </w:p>
+    <w:p/>
+    <w:p/>
+    <w:tbl>
+      <w:tblPr>
+        <w:tblW w:type="dxa" w:w="9072"/>
+        <w:tblBorders>
+          <w:top w:val="single" w:color="auto" w:sz="4"/>
+          <w:left w:val="single" w:color="auto" w:sz="4"/>
+          <w:bottom w:val="single" w:color="auto" w:sz="4"/>
+          <w:right w:val="single" w:color="auto" w:sz="4"/>
+          <w:insideH w:val="single" w:color="auto" w:sz="4"/>
+          <w:insideV w:val="single" w:color="auto" w:sz="4"/>
+        </w:tblBorders>
+      </w:tblPr>
+      <w:tblGrid>
+        <w:gridCol w:w="2268"/>
+        <w:gridCol w:w="2268"/>
+        <w:gridCol w:w="2268"/>
+        <w:gridCol w:w="2268"/>
+      </w:tblGrid>
+      <w:tr>
+        <w:tc>
+          <w:tcPr>
+            <w:tcW w:type="dxa" w:w="2268"/>
+            <w:tcBorders>
+              <w:top w:val="single" w:color="CCCCCC" w:sz="1"/>
+              <w:left w:val="single" w:color="CCCCCC" w:sz="1"/>
+              <w:bottom w:val="single" w:color="CCCCCC" w:sz="1"/>
+              <w:right w:val="single" w:color="CCCCCC" w:sz="1"/>
+            </w:tcBorders>
+            <w:shd w:fill="D5E8F0" w:val="clear"/>
+            <w:tcMar>
+              <w:top w:type="dxa" w:w="60"/>
+              <w:left w:type="dxa" w:w="100"/>
+              <w:bottom w:type="dxa" w:w="60"/>
+              <w:right w:type="dxa" w:w="100"/>
+            </w:tcMar>
+          </w:tcPr>
+          <w:p>
+            <w:r>
+              <w:rPr>
+                <w:rFonts w:ascii="SimSun" w:cs="SimSun" w:eastAsia="SimSun" w:hAnsi="SimSun"/>
+                <w:b/>
+                <w:bCs/>
+                <w:color w:val="333333"/>
+                <w:sz w:val="20"/>
+                <w:szCs w:val="20"/>
+              </w:rPr>
+              <w:t xml:space="preserve">#</w:t>
+            </w:r>
+          </w:p>
+        </w:tc>
+        <w:tc>
+          <w:tcPr>
+            <w:tcW w:type="dxa" w:w="2268"/>
+            <w:tcBorders>
+              <w:top w:val="single" w:color="CCCCCC" w:sz="1"/>
+              <w:left w:val="single" w:color="CCCCCC" w:sz="1"/>
+              <w:bottom w:val="single" w:color="CCCCCC" w:sz="1"/>
+              <w:right w:val="single" w:color="CCCCCC" w:sz="1"/>
+            </w:tcBorders>
+            <w:shd w:fill="D5E8F0" w:val="clear"/>
+            <w:tcMar>
+              <w:top w:type="dxa" w:w="60"/>
+              <w:left w:type="dxa" w:w="100"/>
+              <w:bottom w:type="dxa" w:w="60"/>
+              <w:right w:type="dxa" w:w="100"/>
+            </w:tcMar>
+          </w:tcPr>
+          <w:p>
+            <w:r>
+              <w:rPr>
+                <w:rFonts w:ascii="SimSun" w:cs="SimSun" w:eastAsia="SimSun" w:hAnsi="SimSun"/>
+                <w:b/>
+                <w:bCs/>
+                <w:color w:val="333333"/>
+                <w:sz w:val="20"/>
+                <w:szCs w:val="20"/>
+              </w:rPr>
+              <w:t xml:space="preserve">问题</w:t>
+            </w:r>
+          </w:p>
+        </w:tc>
+        <w:tc>
+          <w:tcPr>
+            <w:tcW w:type="dxa" w:w="2268"/>
+            <w:tcBorders>
+              <w:top w:val="single" w:color="CCCCCC" w:sz="1"/>
+              <w:left w:val="single" w:color="CCCCCC" w:sz="1"/>
+              <w:bottom w:val="single" w:color="CCCCCC" w:sz="1"/>
+              <w:right w:val="single" w:color="CCCCCC" w:sz="1"/>
+            </w:tcBorders>
+            <w:shd w:fill="D5E8F0" w:val="clear"/>
+            <w:tcMar>
+              <w:top w:type="dxa" w:w="60"/>
+              <w:left w:type="dxa" w:w="100"/>
+              <w:bottom w:type="dxa" w:w="60"/>
+              <w:right w:type="dxa" w:w="100"/>
+            </w:tcMar>
+          </w:tcPr>
+          <w:p>
+            <w:r>
+              <w:rPr>
+                <w:rFonts w:ascii="SimSun" w:cs="SimSun" w:eastAsia="SimSun" w:hAnsi="SimSun"/>
+                <w:b/>
+                <w:bCs/>
+                <w:color w:val="333333"/>
+                <w:sz w:val="20"/>
+                <w:szCs w:val="20"/>
+              </w:rPr>
+              <w:t xml:space="preserve">根因</w:t>
+            </w:r>
+          </w:p>
+        </w:tc>
+        <w:tc>
+          <w:tcPr>
+            <w:tcW w:type="dxa" w:w="2268"/>
+            <w:tcBorders>
+              <w:top w:val="single" w:color="CCCCCC" w:sz="1"/>
+              <w:left w:val="single" w:color="CCCCCC" w:sz="1"/>
+              <w:bottom w:val="single" w:color="CCCCCC" w:sz="1"/>
+              <w:right w:val="single" w:color="CCCCCC" w:sz="1"/>
+            </w:tcBorders>
+            <w:shd w:fill="D5E8F0" w:val="clear"/>
+            <w:tcMar>
+              <w:top w:type="dxa" w:w="60"/>
+              <w:left w:type="dxa" w:w="100"/>
+              <w:bottom w:type="dxa" w:w="60"/>
+              <w:right w:type="dxa" w:w="100"/>
+            </w:tcMar>
+          </w:tcPr>
+          <w:p>
+            <w:r>
+              <w:rPr>
+                <w:rFonts w:ascii="SimSun" w:cs="SimSun" w:eastAsia="SimSun" w:hAnsi="SimSun"/>
+                <w:b/>
+                <w:bCs/>
+                <w:color w:val="333333"/>
+                <w:sz w:val="20"/>
+                <w:szCs w:val="20"/>
+              </w:rPr>
+              <w:t xml:space="preserve">预防规则</w:t>
+            </w:r>
+          </w:p>
+        </w:tc>
+      </w:tr>
+      <w:tr>
+        <w:tc>
+          <w:tcPr>
+            <w:tcW w:type="dxa" w:w="2268"/>
+            <w:tcBorders>
+              <w:top w:val="single" w:color="CCCCCC" w:sz="1"/>
+              <w:left w:val="single" w:color="CCCCCC" w:sz="1"/>
+              <w:bottom w:val="single" w:color="CCCCCC" w:sz="1"/>
+              <w:right w:val="single" w:color="CCCCCC" w:sz="1"/>
+            </w:tcBorders>
+            <w:tcMar>
+              <w:top w:type="dxa" w:w="60"/>
+              <w:left w:type="dxa" w:w="100"/>
+              <w:bottom w:type="dxa" w:w="60"/>
+              <w:right w:type="dxa" w:w="100"/>
+            </w:tcMar>
+          </w:tcPr>
+          <w:p>
+            <w:pPr>
+              <w:spacing w:line="288"/>
+            </w:pPr>
+            <w:r>
+              <w:rPr>
+                <w:rFonts w:ascii="SimSun" w:cs="SimSun" w:eastAsia="SimSun" w:hAnsi="SimSun"/>
+                <w:color w:val="333333"/>
+                <w:sz w:val="20"/>
+                <w:szCs w:val="20"/>
+              </w:rPr>
+              <w:t xml:space="preserve">40</w:t>
+            </w:r>
+          </w:p>
+        </w:tc>
+        <w:tc>
+          <w:tcPr>
+            <w:tcW w:type="dxa" w:w="2268"/>
+            <w:tcBorders>
+              <w:top w:val="single" w:color="CCCCCC" w:sz="1"/>
+              <w:left w:val="single" w:color="CCCCCC" w:sz="1"/>
+              <w:bottom w:val="single" w:color="CCCCCC" w:sz="1"/>
+              <w:right w:val="single" w:color="CCCCCC" w:sz="1"/>
+            </w:tcBorders>
+            <w:tcMar>
+              <w:top w:type="dxa" w:w="60"/>
+              <w:left w:type="dxa" w:w="100"/>
+              <w:bottom w:type="dxa" w:w="60"/>
+              <w:right w:type="dxa" w:w="100"/>
+            </w:tcMar>
+          </w:tcPr>
+          <w:p>
+            <w:pPr>
+              <w:spacing w:line="288"/>
+            </w:pPr>
+            <w:r>
+              <w:rPr>
+                <w:rFonts w:ascii="SimSun" w:cs="SimSun" w:eastAsia="SimSun" w:hAnsi="SimSun"/>
+                <w:color w:val="333333"/>
+                <w:sz w:val="20"/>
+                <w:szCs w:val="20"/>
+              </w:rPr>
+              <w:t xml:space="preserve">过流快照 L4 自相矛盾: Blackbox_Lock_Fault_Snapshot 调用栈经过 Sys_Safety_Task 时 g_sys_state 仍为 RUNNING, 擦除被禁</w:t>
+            </w:r>
+          </w:p>
+        </w:tc>
+        <w:tc>
+          <w:tcPr>
+            <w:tcW w:type="dxa" w:w="2268"/>
+            <w:tcBorders>
+              <w:top w:val="single" w:color="CCCCCC" w:sz="1"/>
+              <w:left w:val="single" w:color="CCCCCC" w:sz="1"/>
+              <w:bottom w:val="single" w:color="CCCCCC" w:sz="1"/>
+              <w:right w:val="single" w:color="CCCCCC" w:sz="1"/>
+            </w:tcBorders>
+            <w:tcMar>
+              <w:top w:type="dxa" w:w="60"/>
+              <w:left w:type="dxa" w:w="100"/>
+              <w:bottom w:type="dxa" w:w="60"/>
+              <w:right w:type="dxa" w:w="100"/>
+            </w:tcMar>
+          </w:tcPr>
+          <w:p>
+            <w:pPr>
+              <w:spacing w:line="288"/>
+            </w:pPr>
+            <w:r>
+              <w:rPr>
+                <w:rFonts w:ascii="SimSun" w:cs="SimSun" w:eastAsia="SimSun" w:hAnsi="SimSun"/>
+                <w:color w:val="333333"/>
+                <w:sz w:val="20"/>
+                <w:szCs w:val="20"/>
+              </w:rPr>
+              <w:t xml:space="preserve">代码顺序: 先锁存→后切状态, L4 防线在 Erase_Sector 入口检测到 RUNNING 后 return</w:t>
+            </w:r>
+          </w:p>
+        </w:tc>
+        <w:tc>
+          <w:tcPr>
+            <w:tcW w:type="dxa" w:w="2268"/>
+            <w:tcBorders>
+              <w:top w:val="single" w:color="CCCCCC" w:sz="1"/>
+              <w:left w:val="single" w:color="CCCCCC" w:sz="1"/>
+              <w:bottom w:val="single" w:color="CCCCCC" w:sz="1"/>
+              <w:right w:val="single" w:color="CCCCCC" w:sz="1"/>
+            </w:tcBorders>
+            <w:tcMar>
+              <w:top w:type="dxa" w:w="60"/>
+              <w:left w:type="dxa" w:w="100"/>
+              <w:bottom w:type="dxa" w:w="60"/>
+              <w:right w:type="dxa" w:w="100"/>
+            </w:tcMar>
+          </w:tcPr>
+          <w:p>
+            <w:pPr>
+              <w:spacing w:line="288"/>
+            </w:pPr>
+            <w:r>
+              <w:rPr>
+                <w:rFonts w:ascii="SimSun" w:cs="SimSun" w:eastAsia="SimSun" w:hAnsi="SimSun"/>
+                <w:color w:val="333333"/>
+                <w:sz w:val="20"/>
+                <w:szCs w:val="20"/>
+              </w:rPr>
+              <w:t xml:space="preserve">**调用禁擦函数的路径必须在 call site 验证状态, 先切状态再调函数**</w:t>
+            </w:r>
+          </w:p>
+        </w:tc>
+      </w:tr>
+      <w:tr>
+        <w:tc>
+          <w:tcPr>
+            <w:tcW w:type="dxa" w:w="2268"/>
+            <w:tcBorders>
+              <w:top w:val="single" w:color="CCCCCC" w:sz="1"/>
+              <w:left w:val="single" w:color="CCCCCC" w:sz="1"/>
+              <w:bottom w:val="single" w:color="CCCCCC" w:sz="1"/>
+              <w:right w:val="single" w:color="CCCCCC" w:sz="1"/>
+            </w:tcBorders>
+            <w:tcMar>
+              <w:top w:type="dxa" w:w="60"/>
+              <w:left w:type="dxa" w:w="100"/>
+              <w:bottom w:type="dxa" w:w="60"/>
+              <w:right w:type="dxa" w:w="100"/>
+            </w:tcMar>
+          </w:tcPr>
+          <w:p>
+            <w:pPr>
+              <w:spacing w:line="288"/>
+            </w:pPr>
+            <w:r>
+              <w:rPr>
+                <w:rFonts w:ascii="SimSun" w:cs="SimSun" w:eastAsia="SimSun" w:hAnsi="SimSun"/>
+                <w:color w:val="333333"/>
+                <w:sz w:val="20"/>
+                <w:szCs w:val="20"/>
+              </w:rPr>
+              <w:t xml:space="preserve">41</w:t>
+            </w:r>
+          </w:p>
+        </w:tc>
+        <w:tc>
+          <w:tcPr>
+            <w:tcW w:type="dxa" w:w="2268"/>
+            <w:tcBorders>
+              <w:top w:val="single" w:color="CCCCCC" w:sz="1"/>
+              <w:left w:val="single" w:color="CCCCCC" w:sz="1"/>
+              <w:bottom w:val="single" w:color="CCCCCC" w:sz="1"/>
+              <w:right w:val="single" w:color="CCCCCC" w:sz="1"/>
+            </w:tcBorders>
+            <w:tcMar>
+              <w:top w:type="dxa" w:w="60"/>
+              <w:left w:type="dxa" w:w="100"/>
+              <w:bottom w:type="dxa" w:w="60"/>
+              <w:right w:type="dxa" w:w="100"/>
+            </w:tcMar>
+          </w:tcPr>
+          <w:p>
+            <w:pPr>
+              <w:spacing w:line="288"/>
+            </w:pPr>
+            <w:r>
+              <w:rPr>
+                <w:rFonts w:ascii="SimSun" w:cs="SimSun" w:eastAsia="SimSun" w:hAnsi="SimSun"/>
+                <w:color w:val="333333"/>
+                <w:sz w:val="20"/>
+                <w:szCs w:val="20"/>
+              </w:rPr>
+              <w:t xml:space="preserve">CRC32 缺少 final XOR: 标准 CRC32 需要 `crc ^ 0xFFFFFFFFU`, 但函数直接返回中间值</w:t>
+            </w:r>
+          </w:p>
+        </w:tc>
+        <w:tc>
+          <w:tcPr>
+            <w:tcW w:type="dxa" w:w="2268"/>
+            <w:tcBorders>
+              <w:top w:val="single" w:color="CCCCCC" w:sz="1"/>
+              <w:left w:val="single" w:color="CCCCCC" w:sz="1"/>
+              <w:bottom w:val="single" w:color="CCCCCC" w:sz="1"/>
+              <w:right w:val="single" w:color="CCCCCC" w:sz="1"/>
+            </w:tcBorders>
+            <w:tcMar>
+              <w:top w:type="dxa" w:w="60"/>
+              <w:left w:type="dxa" w:w="100"/>
+              <w:bottom w:type="dxa" w:w="60"/>
+              <w:right w:type="dxa" w:w="100"/>
+            </w:tcMar>
+          </w:tcPr>
+          <w:p>
+            <w:pPr>
+              <w:spacing w:line="288"/>
+            </w:pPr>
+            <w:r>
+              <w:rPr>
+                <w:rFonts w:ascii="SimSun" w:cs="SimSun" w:eastAsia="SimSun" w:hAnsi="SimSun"/>
+                <w:color w:val="333333"/>
+                <w:sz w:val="20"/>
+                <w:szCs w:val="20"/>
+              </w:rPr>
+              <w:t xml:space="preserve">注释声称与 STM32 CRC 外设一致, 但 STM32 CRC 含 final XOR</w:t>
+            </w:r>
+          </w:p>
+        </w:tc>
+        <w:tc>
+          <w:tcPr>
+            <w:tcW w:type="dxa" w:w="2268"/>
+            <w:tcBorders>
+              <w:top w:val="single" w:color="CCCCCC" w:sz="1"/>
+              <w:left w:val="single" w:color="CCCCCC" w:sz="1"/>
+              <w:bottom w:val="single" w:color="CCCCCC" w:sz="1"/>
+              <w:right w:val="single" w:color="CCCCCC" w:sz="1"/>
+            </w:tcBorders>
+            <w:tcMar>
+              <w:top w:type="dxa" w:w="60"/>
+              <w:left w:type="dxa" w:w="100"/>
+              <w:bottom w:type="dxa" w:w="60"/>
+              <w:right w:type="dxa" w:w="100"/>
+            </w:tcMar>
+          </w:tcPr>
+          <w:p>
+            <w:pPr>
+              <w:spacing w:line="288"/>
+            </w:pPr>
+            <w:r>
+              <w:rPr>
+                <w:rFonts w:ascii="SimSun" w:cs="SimSun" w:eastAsia="SimSun" w:hAnsi="SimSun"/>
+                <w:color w:val="333333"/>
+                <w:sz w:val="20"/>
+                <w:szCs w:val="20"/>
+              </w:rPr>
+              <w:t xml:space="preserve">**任何声称"对齐标准XX"的代码必须逐位校验输出值, 不能单靠数学推导**</w:t>
+            </w:r>
+          </w:p>
+        </w:tc>
+      </w:tr>
+      <w:tr>
+        <w:tc>
+          <w:tcPr>
+            <w:tcW w:type="dxa" w:w="2268"/>
+            <w:tcBorders>
+              <w:top w:val="single" w:color="CCCCCC" w:sz="1"/>
+              <w:left w:val="single" w:color="CCCCCC" w:sz="1"/>
+              <w:bottom w:val="single" w:color="CCCCCC" w:sz="1"/>
+              <w:right w:val="single" w:color="CCCCCC" w:sz="1"/>
+            </w:tcBorders>
+            <w:tcMar>
+              <w:top w:type="dxa" w:w="60"/>
+              <w:left w:type="dxa" w:w="100"/>
+              <w:bottom w:type="dxa" w:w="60"/>
+              <w:right w:type="dxa" w:w="100"/>
+            </w:tcMar>
+          </w:tcPr>
+          <w:p>
+            <w:pPr>
+              <w:spacing w:line="288"/>
+            </w:pPr>
+            <w:r>
+              <w:rPr>
+                <w:rFonts w:ascii="SimSun" w:cs="SimSun" w:eastAsia="SimSun" w:hAnsi="SimSun"/>
+                <w:color w:val="333333"/>
+                <w:sz w:val="20"/>
+                <w:szCs w:val="20"/>
+              </w:rPr>
+              <w:t xml:space="preserve">42</w:t>
+            </w:r>
+          </w:p>
+        </w:tc>
+        <w:tc>
+          <w:tcPr>
+            <w:tcW w:type="dxa" w:w="2268"/>
+            <w:tcBorders>
+              <w:top w:val="single" w:color="CCCCCC" w:sz="1"/>
+              <w:left w:val="single" w:color="CCCCCC" w:sz="1"/>
+              <w:bottom w:val="single" w:color="CCCCCC" w:sz="1"/>
+              <w:right w:val="single" w:color="CCCCCC" w:sz="1"/>
+            </w:tcBorders>
+            <w:tcMar>
+              <w:top w:type="dxa" w:w="60"/>
+              <w:left w:type="dxa" w:w="100"/>
+              <w:bottom w:type="dxa" w:w="60"/>
+              <w:right w:type="dxa" w:w="100"/>
+            </w:tcMar>
+          </w:tcPr>
+          <w:p>
+            <w:pPr>
+              <w:spacing w:line="288"/>
+            </w:pPr>
+            <w:r>
+              <w:rPr>
+                <w:rFonts w:ascii="SimSun" w:cs="SimSun" w:eastAsia="SimSun" w:hAnsi="SimSun"/>
+                <w:color w:val="333333"/>
+                <w:sz w:val="20"/>
+                <w:szCs w:val="20"/>
+              </w:rPr>
+              <w:t xml:space="preserve">Blackbox_Read_Entry 寻址不兼容写逻辑的 wrap gap: 写指针在换行后从 256 开始, 读公式从 0 开始</w:t>
+            </w:r>
+          </w:p>
+        </w:tc>
+        <w:tc>
+          <w:tcPr>
+            <w:tcW w:type="dxa" w:w="2268"/>
+            <w:tcBorders>
+              <w:top w:val="single" w:color="CCCCCC" w:sz="1"/>
+              <w:left w:val="single" w:color="CCCCCC" w:sz="1"/>
+              <w:bottom w:val="single" w:color="CCCCCC" w:sz="1"/>
+              <w:right w:val="single" w:color="CCCCCC" w:sz="1"/>
+            </w:tcBorders>
+            <w:tcMar>
+              <w:top w:type="dxa" w:w="60"/>
+              <w:left w:type="dxa" w:w="100"/>
+              <w:bottom w:type="dxa" w:w="60"/>
+              <w:right w:type="dxa" w:w="100"/>
+            </w:tcMar>
+          </w:tcPr>
+          <w:p>
+            <w:pPr>
+              <w:spacing w:line="288"/>
+            </w:pPr>
+            <w:r>
+              <w:rPr>
+                <w:rFonts w:ascii="SimSun" w:cs="SimSun" w:eastAsia="SimSun" w:hAnsi="SimSun"/>
+                <w:color w:val="333333"/>
+                <w:sz w:val="20"/>
+                <w:szCs w:val="20"/>
+              </w:rPr>
+              <w:t xml:space="preserve">写逻辑在换行后重置为 256(跳过 Block 0 头部), 读逻辑未跟踪 s_log_wrapped</w:t>
+            </w:r>
+          </w:p>
+        </w:tc>
+        <w:tc>
+          <w:tcPr>
+            <w:tcW w:type="dxa" w:w="2268"/>
+            <w:tcBorders>
+              <w:top w:val="single" w:color="CCCCCC" w:sz="1"/>
+              <w:left w:val="single" w:color="CCCCCC" w:sz="1"/>
+              <w:bottom w:val="single" w:color="CCCCCC" w:sz="1"/>
+              <w:right w:val="single" w:color="CCCCCC" w:sz="1"/>
+            </w:tcBorders>
+            <w:tcMar>
+              <w:top w:type="dxa" w:w="60"/>
+              <w:left w:type="dxa" w:w="100"/>
+              <w:bottom w:type="dxa" w:w="60"/>
+              <w:right w:type="dxa" w:w="100"/>
+            </w:tcMar>
+          </w:tcPr>
+          <w:p>
+            <w:pPr>
+              <w:spacing w:line="288"/>
+            </w:pPr>
+            <w:r>
+              <w:rPr>
+                <w:rFonts w:ascii="SimSun" w:cs="SimSun" w:eastAsia="SimSun" w:hAnsi="SimSun"/>
+                <w:color w:val="333333"/>
+                <w:sz w:val="20"/>
+                <w:szCs w:val="20"/>
+              </w:rPr>
+              <w:t xml:space="preserve">**数据结构的读写逻辑必须成对审查: 写完后的读公式要与写逻辑对照验证**</w:t>
+            </w:r>
+          </w:p>
+        </w:tc>
+      </w:tr>
+      <w:tr>
+        <w:tc>
+          <w:tcPr>
+            <w:tcW w:type="dxa" w:w="2268"/>
+            <w:tcBorders>
+              <w:top w:val="single" w:color="CCCCCC" w:sz="1"/>
+              <w:left w:val="single" w:color="CCCCCC" w:sz="1"/>
+              <w:bottom w:val="single" w:color="CCCCCC" w:sz="1"/>
+              <w:right w:val="single" w:color="CCCCCC" w:sz="1"/>
+            </w:tcBorders>
+            <w:tcMar>
+              <w:top w:type="dxa" w:w="60"/>
+              <w:left w:type="dxa" w:w="100"/>
+              <w:bottom w:type="dxa" w:w="60"/>
+              <w:right w:type="dxa" w:w="100"/>
+            </w:tcMar>
+          </w:tcPr>
+          <w:p>
+            <w:pPr>
+              <w:spacing w:line="288"/>
+            </w:pPr>
+            <w:r>
+              <w:rPr>
+                <w:rFonts w:ascii="SimSun" w:cs="SimSun" w:eastAsia="SimSun" w:hAnsi="SimSun"/>
+                <w:color w:val="333333"/>
+                <w:sz w:val="20"/>
+                <w:szCs w:val="20"/>
+              </w:rPr>
+              <w:t xml:space="preserve">43</w:t>
+            </w:r>
+          </w:p>
+        </w:tc>
+        <w:tc>
+          <w:tcPr>
+            <w:tcW w:type="dxa" w:w="2268"/>
+            <w:tcBorders>
+              <w:top w:val="single" w:color="CCCCCC" w:sz="1"/>
+              <w:left w:val="single" w:color="CCCCCC" w:sz="1"/>
+              <w:bottom w:val="single" w:color="CCCCCC" w:sz="1"/>
+              <w:right w:val="single" w:color="CCCCCC" w:sz="1"/>
+            </w:tcBorders>
+            <w:tcMar>
+              <w:top w:type="dxa" w:w="60"/>
+              <w:left w:type="dxa" w:w="100"/>
+              <w:bottom w:type="dxa" w:w="60"/>
+              <w:right w:type="dxa" w:w="100"/>
+            </w:tcMar>
+          </w:tcPr>
+          <w:p>
+            <w:pPr>
+              <w:spacing w:line="288"/>
+            </w:pPr>
+            <w:r>
+              <w:rPr>
+                <w:rFonts w:ascii="SimSun" w:cs="SimSun" w:eastAsia="SimSun" w:hAnsi="SimSun"/>
+                <w:color w:val="333333"/>
+                <w:sz w:val="20"/>
+                <w:szCs w:val="20"/>
+              </w:rPr>
+              <w:t xml:space="preserve">启动画面时序错位: Sys_Startup_Screen 在 W25Q_Driver_Init 之前显示, 含 Flash 字模的渲染全被静默跳过</w:t>
+            </w:r>
+          </w:p>
+        </w:tc>
+        <w:tc>
+          <w:tcPr>
+            <w:tcW w:type="dxa" w:w="2268"/>
+            <w:tcBorders>
+              <w:top w:val="single" w:color="CCCCCC" w:sz="1"/>
+              <w:left w:val="single" w:color="CCCCCC" w:sz="1"/>
+              <w:bottom w:val="single" w:color="CCCCCC" w:sz="1"/>
+              <w:right w:val="single" w:color="CCCCCC" w:sz="1"/>
+            </w:tcBorders>
+            <w:tcMar>
+              <w:top w:type="dxa" w:w="60"/>
+              <w:left w:type="dxa" w:w="100"/>
+              <w:bottom w:type="dxa" w:w="60"/>
+              <w:right w:type="dxa" w:w="100"/>
+            </w:tcMar>
+          </w:tcPr>
+          <w:p>
+            <w:pPr>
+              <w:spacing w:line="288"/>
+            </w:pPr>
+            <w:r>
+              <w:rPr>
+                <w:rFonts w:ascii="SimSun" w:cs="SimSun" w:eastAsia="SimSun" w:hAnsi="SimSun"/>
+                <w:color w:val="333333"/>
+                <w:sz w:val="20"/>
+                <w:szCs w:val="20"/>
+              </w:rPr>
+              <w:t xml:space="preserve">main.c 的 Init 顺序沿用 V4.2.x 布局, 新加的 Flash Init 插在 StartScreen 之后</w:t>
+            </w:r>
+          </w:p>
+        </w:tc>
+        <w:tc>
+          <w:tcPr>
+            <w:tcW w:type="dxa" w:w="2268"/>
+            <w:tcBorders>
+              <w:top w:val="single" w:color="CCCCCC" w:sz="1"/>
+              <w:left w:val="single" w:color="CCCCCC" w:sz="1"/>
+              <w:bottom w:val="single" w:color="CCCCCC" w:sz="1"/>
+              <w:right w:val="single" w:color="CCCCCC" w:sz="1"/>
+            </w:tcBorders>
+            <w:tcMar>
+              <w:top w:type="dxa" w:w="60"/>
+              <w:left w:type="dxa" w:w="100"/>
+              <w:bottom w:type="dxa" w:w="60"/>
+              <w:right w:type="dxa" w:w="100"/>
+            </w:tcMar>
+          </w:tcPr>
+          <w:p>
+            <w:pPr>
+              <w:spacing w:line="288"/>
+            </w:pPr>
+            <w:r>
+              <w:rPr>
+                <w:rFonts w:ascii="SimSun" w:cs="SimSun" w:eastAsia="SimSun" w:hAnsi="SimSun"/>
+                <w:color w:val="333333"/>
+                <w:sz w:val="20"/>
+                <w:szCs w:val="20"/>
+              </w:rPr>
+              <w:t xml:space="preserve">**新增 init 模块后必须验证所有依赖该模块的调用在时序上是否在前**</w:t>
+            </w:r>
+          </w:p>
+        </w:tc>
+      </w:tr>
+      <w:tr>
+        <w:tc>
+          <w:tcPr>
+            <w:tcW w:type="dxa" w:w="2268"/>
+            <w:tcBorders>
+              <w:top w:val="single" w:color="CCCCCC" w:sz="1"/>
+              <w:left w:val="single" w:color="CCCCCC" w:sz="1"/>
+              <w:bottom w:val="single" w:color="CCCCCC" w:sz="1"/>
+              <w:right w:val="single" w:color="CCCCCC" w:sz="1"/>
+            </w:tcBorders>
+            <w:tcMar>
+              <w:top w:type="dxa" w:w="60"/>
+              <w:left w:type="dxa" w:w="100"/>
+              <w:bottom w:type="dxa" w:w="60"/>
+              <w:right w:type="dxa" w:w="100"/>
+            </w:tcMar>
+          </w:tcPr>
+          <w:p>
+            <w:pPr>
+              <w:spacing w:line="288"/>
+            </w:pPr>
+            <w:r>
+              <w:rPr>
+                <w:rFonts w:ascii="SimSun" w:cs="SimSun" w:eastAsia="SimSun" w:hAnsi="SimSun"/>
+                <w:color w:val="333333"/>
+                <w:sz w:val="20"/>
+                <w:szCs w:val="20"/>
+              </w:rPr>
+              <w:t xml:space="preserve">44</w:t>
+            </w:r>
+          </w:p>
+        </w:tc>
+        <w:tc>
+          <w:tcPr>
+            <w:tcW w:type="dxa" w:w="2268"/>
+            <w:tcBorders>
+              <w:top w:val="single" w:color="CCCCCC" w:sz="1"/>
+              <w:left w:val="single" w:color="CCCCCC" w:sz="1"/>
+              <w:bottom w:val="single" w:color="CCCCCC" w:sz="1"/>
+              <w:right w:val="single" w:color="CCCCCC" w:sz="1"/>
+            </w:tcBorders>
+            <w:tcMar>
+              <w:top w:type="dxa" w:w="60"/>
+              <w:left w:type="dxa" w:w="100"/>
+              <w:bottom w:type="dxa" w:w="60"/>
+              <w:right w:type="dxa" w:w="100"/>
+            </w:tcMar>
+          </w:tcPr>
+          <w:p>
+            <w:pPr>
+              <w:spacing w:line="288"/>
+            </w:pPr>
+            <w:r>
+              <w:rPr>
+                <w:rFonts w:ascii="SimSun" w:cs="SimSun" w:eastAsia="SimSun" w:hAnsi="SimSun"/>
+                <w:color w:val="333333"/>
+                <w:sz w:val="20"/>
+                <w:szCs w:val="20"/>
+              </w:rPr>
+              <w:t xml:space="preserve">写指针不持久化: App_Storage_Init 读回 s_log_wr_ptr 但整个代码无写入 Flash Block 0 头部的逻辑</w:t>
+            </w:r>
+          </w:p>
+        </w:tc>
+        <w:tc>
+          <w:tcPr>
+            <w:tcW w:type="dxa" w:w="2268"/>
+            <w:tcBorders>
+              <w:top w:val="single" w:color="CCCCCC" w:sz="1"/>
+              <w:left w:val="single" w:color="CCCCCC" w:sz="1"/>
+              <w:bottom w:val="single" w:color="CCCCCC" w:sz="1"/>
+              <w:right w:val="single" w:color="CCCCCC" w:sz="1"/>
+            </w:tcBorders>
+            <w:tcMar>
+              <w:top w:type="dxa" w:w="60"/>
+              <w:left w:type="dxa" w:w="100"/>
+              <w:bottom w:type="dxa" w:w="60"/>
+              <w:right w:type="dxa" w:w="100"/>
+            </w:tcMar>
+          </w:tcPr>
+          <w:p>
+            <w:pPr>
+              <w:spacing w:line="288"/>
+            </w:pPr>
+            <w:r>
+              <w:rPr>
+                <w:rFonts w:ascii="SimSun" w:cs="SimSun" w:eastAsia="SimSun" w:hAnsi="SimSun"/>
+                <w:color w:val="333333"/>
+                <w:sz w:val="20"/>
+                <w:szCs w:val="20"/>
+              </w:rPr>
+              <w:t xml:space="preserve">Blackbox_Log_Tick 只更新内存变量, 从未写回 Flash</w:t>
+            </w:r>
+          </w:p>
+        </w:tc>
+        <w:tc>
+          <w:tcPr>
+            <w:tcW w:type="dxa" w:w="2268"/>
+            <w:tcBorders>
+              <w:top w:val="single" w:color="CCCCCC" w:sz="1"/>
+              <w:left w:val="single" w:color="CCCCCC" w:sz="1"/>
+              <w:bottom w:val="single" w:color="CCCCCC" w:sz="1"/>
+              <w:right w:val="single" w:color="CCCCCC" w:sz="1"/>
+            </w:tcBorders>
+            <w:tcMar>
+              <w:top w:type="dxa" w:w="60"/>
+              <w:left w:type="dxa" w:w="100"/>
+              <w:bottom w:type="dxa" w:w="60"/>
+              <w:right w:type="dxa" w:w="100"/>
+            </w:tcMar>
+          </w:tcPr>
+          <w:p>
+            <w:pPr>
+              <w:spacing w:line="288"/>
+            </w:pPr>
+            <w:r>
+              <w:rPr>
+                <w:rFonts w:ascii="SimSun" w:cs="SimSun" w:eastAsia="SimSun" w:hAnsi="SimSun"/>
+                <w:color w:val="333333"/>
+                <w:sz w:val="20"/>
+                <w:szCs w:val="20"/>
+              </w:rPr>
+              <w:t xml:space="preserve">**需要掉电保持的运行时变量必须在每次变更后回写 Flash 或至少定期刷新**</w:t>
+            </w:r>
+          </w:p>
+        </w:tc>
+      </w:tr>
+      <w:tr>
+        <w:tc>
+          <w:tcPr>
+            <w:tcW w:type="dxa" w:w="2268"/>
+            <w:tcBorders>
+              <w:top w:val="single" w:color="CCCCCC" w:sz="1"/>
+              <w:left w:val="single" w:color="CCCCCC" w:sz="1"/>
+              <w:bottom w:val="single" w:color="CCCCCC" w:sz="1"/>
+              <w:right w:val="single" w:color="CCCCCC" w:sz="1"/>
+            </w:tcBorders>
+            <w:tcMar>
+              <w:top w:type="dxa" w:w="60"/>
+              <w:left w:type="dxa" w:w="100"/>
+              <w:bottom w:type="dxa" w:w="60"/>
+              <w:right w:type="dxa" w:w="100"/>
+            </w:tcMar>
+          </w:tcPr>
+          <w:p>
+            <w:pPr>
+              <w:spacing w:line="288"/>
+            </w:pPr>
+            <w:r>
+              <w:rPr>
+                <w:rFonts w:ascii="SimSun" w:cs="SimSun" w:eastAsia="SimSun" w:hAnsi="SimSun"/>
+                <w:color w:val="333333"/>
+                <w:sz w:val="20"/>
+                <w:szCs w:val="20"/>
+              </w:rPr>
+              <w:t xml:space="preserve">45</w:t>
+            </w:r>
+          </w:p>
+        </w:tc>
+        <w:tc>
+          <w:tcPr>
+            <w:tcW w:type="dxa" w:w="2268"/>
+            <w:tcBorders>
+              <w:top w:val="single" w:color="CCCCCC" w:sz="1"/>
+              <w:left w:val="single" w:color="CCCCCC" w:sz="1"/>
+              <w:bottom w:val="single" w:color="CCCCCC" w:sz="1"/>
+              <w:right w:val="single" w:color="CCCCCC" w:sz="1"/>
+            </w:tcBorders>
+            <w:tcMar>
+              <w:top w:type="dxa" w:w="60"/>
+              <w:left w:type="dxa" w:w="100"/>
+              <w:bottom w:type="dxa" w:w="60"/>
+              <w:right w:type="dxa" w:w="100"/>
+            </w:tcMar>
+          </w:tcPr>
+          <w:p>
+            <w:pPr>
+              <w:spacing w:line="288"/>
+            </w:pPr>
+            <w:r>
+              <w:rPr>
+                <w:rFonts w:ascii="SimSun" w:cs="SimSun" w:eastAsia="SimSun" w:hAnsi="SimSun"/>
+                <w:color w:val="333333"/>
+                <w:sz w:val="20"/>
+                <w:szCs w:val="20"/>
+              </w:rPr>
+              <w:t xml:space="preserve">ADC 校准空 if: Flash 配置加载后 s_sys_config.adc_i_offset != 0 分支为空</w:t>
+            </w:r>
+          </w:p>
+        </w:tc>
+        <w:tc>
+          <w:tcPr>
+            <w:tcW w:type="dxa" w:w="2268"/>
+            <w:tcBorders>
+              <w:top w:val="single" w:color="CCCCCC" w:sz="1"/>
+              <w:left w:val="single" w:color="CCCCCC" w:sz="1"/>
+              <w:bottom w:val="single" w:color="CCCCCC" w:sz="1"/>
+              <w:right w:val="single" w:color="CCCCCC" w:sz="1"/>
+            </w:tcBorders>
+            <w:tcMar>
+              <w:top w:type="dxa" w:w="60"/>
+              <w:left w:type="dxa" w:w="100"/>
+              <w:bottom w:type="dxa" w:w="60"/>
+              <w:right w:type="dxa" w:w="100"/>
+            </w:tcMar>
+          </w:tcPr>
+          <w:p>
+            <w:pPr>
+              <w:spacing w:line="288"/>
+            </w:pPr>
+            <w:r>
+              <w:rPr>
+                <w:rFonts w:ascii="SimSun" w:cs="SimSun" w:eastAsia="SimSun" w:hAnsi="SimSun"/>
+                <w:color w:val="333333"/>
+                <w:sz w:val="20"/>
+                <w:szCs w:val="20"/>
+              </w:rPr>
+              <w:t xml:space="preserve">Adc_Driver 缺少公开 setter 函数, 当时设计只想到"读取"忘了"写入"</w:t>
+            </w:r>
+          </w:p>
+        </w:tc>
+        <w:tc>
+          <w:tcPr>
+            <w:tcW w:type="dxa" w:w="2268"/>
+            <w:tcBorders>
+              <w:top w:val="single" w:color="CCCCCC" w:sz="1"/>
+              <w:left w:val="single" w:color="CCCCCC" w:sz="1"/>
+              <w:bottom w:val="single" w:color="CCCCCC" w:sz="1"/>
+              <w:right w:val="single" w:color="CCCCCC" w:sz="1"/>
+            </w:tcBorders>
+            <w:tcMar>
+              <w:top w:type="dxa" w:w="60"/>
+              <w:left w:type="dxa" w:w="100"/>
+              <w:bottom w:type="dxa" w:w="60"/>
+              <w:right w:type="dxa" w:w="100"/>
+            </w:tcMar>
+          </w:tcPr>
+          <w:p>
+            <w:pPr>
+              <w:spacing w:line="288"/>
+            </w:pPr>
+            <w:r>
+              <w:rPr>
+                <w:rFonts w:ascii="SimSun" w:cs="SimSun" w:eastAsia="SimSun" w:hAnsi="SimSun"/>
+                <w:color w:val="333333"/>
+                <w:sz w:val="20"/>
+                <w:szCs w:val="20"/>
+              </w:rPr>
+              <w:t xml:space="preserve">**新增 Flash 读取配置时, 必须同步检查目标模块是否有对应的公开写入接口**</w:t>
+            </w:r>
+          </w:p>
+        </w:tc>
+      </w:tr>
+      <w:tr>
+        <w:tc>
+          <w:tcPr>
+            <w:tcW w:type="dxa" w:w="2268"/>
+            <w:tcBorders>
+              <w:top w:val="single" w:color="CCCCCC" w:sz="1"/>
+              <w:left w:val="single" w:color="CCCCCC" w:sz="1"/>
+              <w:bottom w:val="single" w:color="CCCCCC" w:sz="1"/>
+              <w:right w:val="single" w:color="CCCCCC" w:sz="1"/>
+            </w:tcBorders>
+            <w:tcMar>
+              <w:top w:type="dxa" w:w="60"/>
+              <w:left w:type="dxa" w:w="100"/>
+              <w:bottom w:type="dxa" w:w="60"/>
+              <w:right w:type="dxa" w:w="100"/>
+            </w:tcMar>
+          </w:tcPr>
+          <w:p>
+            <w:pPr>
+              <w:spacing w:line="288"/>
+            </w:pPr>
+            <w:r>
+              <w:rPr>
+                <w:rFonts w:ascii="SimSun" w:cs="SimSun" w:eastAsia="SimSun" w:hAnsi="SimSun"/>
+                <w:color w:val="333333"/>
+                <w:sz w:val="20"/>
+                <w:szCs w:val="20"/>
+              </w:rPr>
+              <w:t xml:space="preserve">46</w:t>
+            </w:r>
+          </w:p>
+        </w:tc>
+        <w:tc>
+          <w:tcPr>
+            <w:tcW w:type="dxa" w:w="2268"/>
+            <w:tcBorders>
+              <w:top w:val="single" w:color="CCCCCC" w:sz="1"/>
+              <w:left w:val="single" w:color="CCCCCC" w:sz="1"/>
+              <w:bottom w:val="single" w:color="CCCCCC" w:sz="1"/>
+              <w:right w:val="single" w:color="CCCCCC" w:sz="1"/>
+            </w:tcBorders>
+            <w:tcMar>
+              <w:top w:type="dxa" w:w="60"/>
+              <w:left w:type="dxa" w:w="100"/>
+              <w:bottom w:type="dxa" w:w="60"/>
+              <w:right w:type="dxa" w:w="100"/>
+            </w:tcMar>
+          </w:tcPr>
+          <w:p>
+            <w:pPr>
+              <w:spacing w:line="288"/>
+            </w:pPr>
+            <w:r>
+              <w:rPr>
+                <w:rFonts w:ascii="SimSun" w:cs="SimSun" w:eastAsia="SimSun" w:hAnsi="SimSun"/>
+                <w:color w:val="333333"/>
+                <w:sz w:val="20"/>
+                <w:szCs w:val="20"/>
+              </w:rPr>
+              <w:t xml:space="preserve">Tft_Driver_Init 将 SPI1 从 1Line_Tx 改为 2Lines_FullDuplex 后 TFT 全屏填充可能异常: SPI_CR1_BIDIMODE/BIDIOE 默认 0 即可</w:t>
+            </w:r>
+          </w:p>
+        </w:tc>
+        <w:tc>
+          <w:tcPr>
+            <w:tcW w:type="dxa" w:w="2268"/>
+            <w:tcBorders>
+              <w:top w:val="single" w:color="CCCCCC" w:sz="1"/>
+              <w:left w:val="single" w:color="CCCCCC" w:sz="1"/>
+              <w:bottom w:val="single" w:color="CCCCCC" w:sz="1"/>
+              <w:right w:val="single" w:color="CCCCCC" w:sz="1"/>
+            </w:tcBorders>
+            <w:tcMar>
+              <w:top w:type="dxa" w:w="60"/>
+              <w:left w:type="dxa" w:w="100"/>
+              <w:bottom w:type="dxa" w:w="60"/>
+              <w:right w:type="dxa" w:w="100"/>
+            </w:tcMar>
+          </w:tcPr>
+          <w:p>
+            <w:pPr>
+              <w:spacing w:line="288"/>
+            </w:pPr>
+            <w:r>
+              <w:rPr>
+                <w:rFonts w:ascii="SimSun" w:cs="SimSun" w:eastAsia="SimSun" w:hAnsi="SimSun"/>
+                <w:color w:val="333333"/>
+                <w:sz w:val="20"/>
+                <w:szCs w:val="20"/>
+              </w:rPr>
+              <w:t xml:space="preserve">全双工模式下 MOSI 在 Master 接收时仍由 MCU 驱动, TFT 不回发数据</w:t>
+            </w:r>
+          </w:p>
+        </w:tc>
+        <w:tc>
+          <w:tcPr>
+            <w:tcW w:type="dxa" w:w="2268"/>
+            <w:tcBorders>
+              <w:top w:val="single" w:color="CCCCCC" w:sz="1"/>
+              <w:left w:val="single" w:color="CCCCCC" w:sz="1"/>
+              <w:bottom w:val="single" w:color="CCCCCC" w:sz="1"/>
+              <w:right w:val="single" w:color="CCCCCC" w:sz="1"/>
+            </w:tcBorders>
+            <w:tcMar>
+              <w:top w:type="dxa" w:w="60"/>
+              <w:left w:type="dxa" w:w="100"/>
+              <w:bottom w:type="dxa" w:w="60"/>
+              <w:right w:type="dxa" w:w="100"/>
+            </w:tcMar>
+          </w:tcPr>
+          <w:p>
+            <w:pPr>
+              <w:spacing w:line="288"/>
+            </w:pPr>
+            <w:r>
+              <w:rPr>
+                <w:rFonts w:ascii="SimSun" w:cs="SimSun" w:eastAsia="SimSun" w:hAnsi="SimSun"/>
+                <w:color w:val="333333"/>
+                <w:sz w:val="20"/>
+                <w:szCs w:val="20"/>
+              </w:rPr>
+              <w:t xml:space="preserve">**SPI 模式变更后必须验证: TFT DMA 发帧→正常, Flash 读→正常, 时序毛刺→无**</w:t>
             </w:r>
           </w:p>
         </w:tc>

--- a/Claude_Files/docs/embedded-architect-system-prompt.docx
+++ b/Claude_Files/docs/embedded-architect-system-prompt.docx
@@ -3919,7 +3919,7 @@
                 <w:sz w:val="20"/>
                 <w:szCs w:val="20"/>
               </w:rPr>
-              <w:t xml:space="preserve">V4.3.0</w:t>
+              <w:t xml:space="preserve">V4.3.2</w:t>
             </w:r>
           </w:p>
         </w:tc>
@@ -3950,7 +3950,7 @@
                 <w:sz w:val="20"/>
                 <w:szCs w:val="20"/>
               </w:rPr>
-              <w:t xml:space="preserve">SPI1 分时复用(TFT+W25Q128, PA6动态切DC/MISO, 双CS门控) + W25Q128 16MB 四分区+三级校验 + L1-L4四大硬件防线 + 黑匣子14B紧凑日志+跨页保护+故障锁存 + CRC32 final XOR修复 + 过流快照L4自相矛盾修复 + 启动画面时序修正</w:t>
+              <w:t xml:space="preserve">W25Q128 全字库修复: 初始化铁序 (TFT→W25Q→SysTick→Font→SPLASH) + Tft_Driver_Font_Init 拆分 + SPLASH 纯代码8帧渐亮 + 二分搜索 CS 翻转 + CRC32 算法修正 (Python zlib→STM32 refin=false) + bit_reverse_byte 删除 (字模不再镜像)</w:t>
             </w:r>
           </w:p>
         </w:tc>
@@ -12119,6 +12119,1881 @@
                 <w:szCs w:val="20"/>
               </w:rPr>
               <w:t xml:space="preserve">**SPI 模式变更后必须验证: TFT DMA 发帧→正常, Flash 读→正常, 时序毛刺→无**</w:t>
+            </w:r>
+          </w:p>
+        </w:tc>
+      </w:tr>
+    </w:tbl>
+    <w:p/>
+    <w:p/>
+    <w:p>
+      <w:pPr>
+        <w:pStyle w:val="Heading3"/>
+        <w:spacing w:after="80" w:before="160"/>
+      </w:pPr>
+      <w:r>
+        <w:rPr>
+          <w:rFonts w:ascii="Microsoft YaHei" w:cs="Microsoft YaHei" w:eastAsia="Microsoft YaHei" w:hAnsi="Microsoft YaHei"/>
+          <w:b/>
+          <w:bCs/>
+          <w:color w:val="2B579A"/>
+          <w:sz w:val="28"/>
+          <w:szCs w:val="28"/>
+        </w:rPr>
+        <w:t xml:space="preserve">4.9 2026-06-29: V4.3.2 W25Q128 全字库修复教训</w:t>
+      </w:r>
+    </w:p>
+    <w:p/>
+    <w:p/>
+    <w:tbl>
+      <w:tblPr>
+        <w:tblW w:type="dxa" w:w="9072"/>
+        <w:tblBorders>
+          <w:top w:val="single" w:color="auto" w:sz="4"/>
+          <w:left w:val="single" w:color="auto" w:sz="4"/>
+          <w:bottom w:val="single" w:color="auto" w:sz="4"/>
+          <w:right w:val="single" w:color="auto" w:sz="4"/>
+          <w:insideH w:val="single" w:color="auto" w:sz="4"/>
+          <w:insideV w:val="single" w:color="auto" w:sz="4"/>
+        </w:tblBorders>
+      </w:tblPr>
+      <w:tblGrid>
+        <w:gridCol w:w="2268"/>
+        <w:gridCol w:w="2268"/>
+        <w:gridCol w:w="2268"/>
+        <w:gridCol w:w="2268"/>
+      </w:tblGrid>
+      <w:tr>
+        <w:tc>
+          <w:tcPr>
+            <w:tcW w:type="dxa" w:w="2268"/>
+            <w:tcBorders>
+              <w:top w:val="single" w:color="CCCCCC" w:sz="1"/>
+              <w:left w:val="single" w:color="CCCCCC" w:sz="1"/>
+              <w:bottom w:val="single" w:color="CCCCCC" w:sz="1"/>
+              <w:right w:val="single" w:color="CCCCCC" w:sz="1"/>
+            </w:tcBorders>
+            <w:shd w:fill="D5E8F0" w:val="clear"/>
+            <w:tcMar>
+              <w:top w:type="dxa" w:w="60"/>
+              <w:left w:type="dxa" w:w="100"/>
+              <w:bottom w:type="dxa" w:w="60"/>
+              <w:right w:type="dxa" w:w="100"/>
+            </w:tcMar>
+          </w:tcPr>
+          <w:p>
+            <w:r>
+              <w:rPr>
+                <w:rFonts w:ascii="SimSun" w:cs="SimSun" w:eastAsia="SimSun" w:hAnsi="SimSun"/>
+                <w:b/>
+                <w:bCs/>
+                <w:color w:val="333333"/>
+                <w:sz w:val="20"/>
+                <w:szCs w:val="20"/>
+              </w:rPr>
+              <w:t xml:space="preserve">#</w:t>
+            </w:r>
+          </w:p>
+        </w:tc>
+        <w:tc>
+          <w:tcPr>
+            <w:tcW w:type="dxa" w:w="2268"/>
+            <w:tcBorders>
+              <w:top w:val="single" w:color="CCCCCC" w:sz="1"/>
+              <w:left w:val="single" w:color="CCCCCC" w:sz="1"/>
+              <w:bottom w:val="single" w:color="CCCCCC" w:sz="1"/>
+              <w:right w:val="single" w:color="CCCCCC" w:sz="1"/>
+            </w:tcBorders>
+            <w:shd w:fill="D5E8F0" w:val="clear"/>
+            <w:tcMar>
+              <w:top w:type="dxa" w:w="60"/>
+              <w:left w:type="dxa" w:w="100"/>
+              <w:bottom w:type="dxa" w:w="60"/>
+              <w:right w:type="dxa" w:w="100"/>
+            </w:tcMar>
+          </w:tcPr>
+          <w:p>
+            <w:r>
+              <w:rPr>
+                <w:rFonts w:ascii="SimSun" w:cs="SimSun" w:eastAsia="SimSun" w:hAnsi="SimSun"/>
+                <w:b/>
+                <w:bCs/>
+                <w:color w:val="333333"/>
+                <w:sz w:val="20"/>
+                <w:szCs w:val="20"/>
+              </w:rPr>
+              <w:t xml:space="preserve">问题</w:t>
+            </w:r>
+          </w:p>
+        </w:tc>
+        <w:tc>
+          <w:tcPr>
+            <w:tcW w:type="dxa" w:w="2268"/>
+            <w:tcBorders>
+              <w:top w:val="single" w:color="CCCCCC" w:sz="1"/>
+              <w:left w:val="single" w:color="CCCCCC" w:sz="1"/>
+              <w:bottom w:val="single" w:color="CCCCCC" w:sz="1"/>
+              <w:right w:val="single" w:color="CCCCCC" w:sz="1"/>
+            </w:tcBorders>
+            <w:shd w:fill="D5E8F0" w:val="clear"/>
+            <w:tcMar>
+              <w:top w:type="dxa" w:w="60"/>
+              <w:left w:type="dxa" w:w="100"/>
+              <w:bottom w:type="dxa" w:w="60"/>
+              <w:right w:type="dxa" w:w="100"/>
+            </w:tcMar>
+          </w:tcPr>
+          <w:p>
+            <w:r>
+              <w:rPr>
+                <w:rFonts w:ascii="SimSun" w:cs="SimSun" w:eastAsia="SimSun" w:hAnsi="SimSun"/>
+                <w:b/>
+                <w:bCs/>
+                <w:color w:val="333333"/>
+                <w:sz w:val="20"/>
+                <w:szCs w:val="20"/>
+              </w:rPr>
+              <w:t xml:space="preserve">根因</w:t>
+            </w:r>
+          </w:p>
+        </w:tc>
+        <w:tc>
+          <w:tcPr>
+            <w:tcW w:type="dxa" w:w="2268"/>
+            <w:tcBorders>
+              <w:top w:val="single" w:color="CCCCCC" w:sz="1"/>
+              <w:left w:val="single" w:color="CCCCCC" w:sz="1"/>
+              <w:bottom w:val="single" w:color="CCCCCC" w:sz="1"/>
+              <w:right w:val="single" w:color="CCCCCC" w:sz="1"/>
+            </w:tcBorders>
+            <w:shd w:fill="D5E8F0" w:val="clear"/>
+            <w:tcMar>
+              <w:top w:type="dxa" w:w="60"/>
+              <w:left w:type="dxa" w:w="100"/>
+              <w:bottom w:type="dxa" w:w="60"/>
+              <w:right w:type="dxa" w:w="100"/>
+            </w:tcMar>
+          </w:tcPr>
+          <w:p>
+            <w:r>
+              <w:rPr>
+                <w:rFonts w:ascii="SimSun" w:cs="SimSun" w:eastAsia="SimSun" w:hAnsi="SimSun"/>
+                <w:b/>
+                <w:bCs/>
+                <w:color w:val="333333"/>
+                <w:sz w:val="20"/>
+                <w:szCs w:val="20"/>
+              </w:rPr>
+              <w:t xml:space="preserve">预防规则</w:t>
+            </w:r>
+          </w:p>
+        </w:tc>
+      </w:tr>
+      <w:tr>
+        <w:tc>
+          <w:tcPr>
+            <w:tcW w:type="dxa" w:w="2268"/>
+            <w:tcBorders>
+              <w:top w:val="single" w:color="CCCCCC" w:sz="1"/>
+              <w:left w:val="single" w:color="CCCCCC" w:sz="1"/>
+              <w:bottom w:val="single" w:color="CCCCCC" w:sz="1"/>
+              <w:right w:val="single" w:color="CCCCCC" w:sz="1"/>
+            </w:tcBorders>
+            <w:tcMar>
+              <w:top w:type="dxa" w:w="60"/>
+              <w:left w:type="dxa" w:w="100"/>
+              <w:bottom w:type="dxa" w:w="60"/>
+              <w:right w:type="dxa" w:w="100"/>
+            </w:tcMar>
+          </w:tcPr>
+          <w:p>
+            <w:pPr>
+              <w:spacing w:line="288"/>
+            </w:pPr>
+            <w:r>
+              <w:rPr>
+                <w:rFonts w:ascii="SimSun" w:cs="SimSun" w:eastAsia="SimSun" w:hAnsi="SimSun"/>
+                <w:color w:val="333333"/>
+                <w:sz w:val="20"/>
+                <w:szCs w:val="20"/>
+              </w:rPr>
+              <w:t xml:space="preserve">47</w:t>
+            </w:r>
+          </w:p>
+        </w:tc>
+        <w:tc>
+          <w:tcPr>
+            <w:tcW w:type="dxa" w:w="2268"/>
+            <w:tcBorders>
+              <w:top w:val="single" w:color="CCCCCC" w:sz="1"/>
+              <w:left w:val="single" w:color="CCCCCC" w:sz="1"/>
+              <w:bottom w:val="single" w:color="CCCCCC" w:sz="1"/>
+              <w:right w:val="single" w:color="CCCCCC" w:sz="1"/>
+            </w:tcBorders>
+            <w:tcMar>
+              <w:top w:type="dxa" w:w="60"/>
+              <w:left w:type="dxa" w:w="100"/>
+              <w:bottom w:type="dxa" w:w="60"/>
+              <w:right w:type="dxa" w:w="100"/>
+            </w:tcMar>
+          </w:tcPr>
+          <w:p>
+            <w:pPr>
+              <w:spacing w:line="288"/>
+            </w:pPr>
+            <w:r>
+              <w:rPr>
+                <w:rFonts w:ascii="SimSun" w:cs="SimSun" w:eastAsia="SimSun" w:hAnsi="SimSun"/>
+                <w:color w:val="333333"/>
+                <w:sz w:val="20"/>
+                <w:szCs w:val="20"/>
+              </w:rPr>
+              <w:t xml:space="preserve">Flash 字库永远无法启用, 显示 "Flash:FAIL ROM 76"</w:t>
+            </w:r>
+          </w:p>
+        </w:tc>
+        <w:tc>
+          <w:tcPr>
+            <w:tcW w:type="dxa" w:w="2268"/>
+            <w:tcBorders>
+              <w:top w:val="single" w:color="CCCCCC" w:sz="1"/>
+              <w:left w:val="single" w:color="CCCCCC" w:sz="1"/>
+              <w:bottom w:val="single" w:color="CCCCCC" w:sz="1"/>
+              <w:right w:val="single" w:color="CCCCCC" w:sz="1"/>
+            </w:tcBorders>
+            <w:tcMar>
+              <w:top w:type="dxa" w:w="60"/>
+              <w:left w:type="dxa" w:w="100"/>
+              <w:bottom w:type="dxa" w:w="60"/>
+              <w:right w:type="dxa" w:w="100"/>
+            </w:tcMar>
+          </w:tcPr>
+          <w:p>
+            <w:pPr>
+              <w:spacing w:line="288"/>
+            </w:pPr>
+            <w:r>
+              <w:rPr>
+                <w:rFonts w:ascii="SimSun" w:cs="SimSun" w:eastAsia="SimSun" w:hAnsi="SimSun"/>
+                <w:color w:val="333333"/>
+                <w:sz w:val="20"/>
+                <w:szCs w:val="20"/>
+              </w:rPr>
+              <w:t xml:space="preserve">main.c 初始化顺序: `Sys_Hardware_Init()`→`Tft_Driver_Init()` 内部调用 `W25Q_Driver_Read()` 读字库头, 但此时 `W25Q_Driver_Init()` 尚未执行, `s_chip_ok=0`, Read 直接 return</w:t>
+            </w:r>
+          </w:p>
+        </w:tc>
+        <w:tc>
+          <w:tcPr>
+            <w:tcW w:type="dxa" w:w="2268"/>
+            <w:tcBorders>
+              <w:top w:val="single" w:color="CCCCCC" w:sz="1"/>
+              <w:left w:val="single" w:color="CCCCCC" w:sz="1"/>
+              <w:bottom w:val="single" w:color="CCCCCC" w:sz="1"/>
+              <w:right w:val="single" w:color="CCCCCC" w:sz="1"/>
+            </w:tcBorders>
+            <w:tcMar>
+              <w:top w:type="dxa" w:w="60"/>
+              <w:left w:type="dxa" w:w="100"/>
+              <w:bottom w:type="dxa" w:w="60"/>
+              <w:right w:type="dxa" w:w="100"/>
+            </w:tcMar>
+          </w:tcPr>
+          <w:p>
+            <w:pPr>
+              <w:spacing w:line="288"/>
+            </w:pPr>
+            <w:r>
+              <w:rPr>
+                <w:rFonts w:ascii="SimSun" w:cs="SimSun" w:eastAsia="SimSun" w:hAnsi="SimSun"/>
+                <w:color w:val="333333"/>
+                <w:sz w:val="20"/>
+                <w:szCs w:val="20"/>
+              </w:rPr>
+              <w:t xml:space="preserve">**新增 init 模块后必须画时序依赖图: 谁需要谁先初始化, 违反则静默失败**</w:t>
+            </w:r>
+          </w:p>
+        </w:tc>
+      </w:tr>
+      <w:tr>
+        <w:tc>
+          <w:tcPr>
+            <w:tcW w:type="dxa" w:w="2268"/>
+            <w:tcBorders>
+              <w:top w:val="single" w:color="CCCCCC" w:sz="1"/>
+              <w:left w:val="single" w:color="CCCCCC" w:sz="1"/>
+              <w:bottom w:val="single" w:color="CCCCCC" w:sz="1"/>
+              <w:right w:val="single" w:color="CCCCCC" w:sz="1"/>
+            </w:tcBorders>
+            <w:tcMar>
+              <w:top w:type="dxa" w:w="60"/>
+              <w:left w:type="dxa" w:w="100"/>
+              <w:bottom w:type="dxa" w:w="60"/>
+              <w:right w:type="dxa" w:w="100"/>
+            </w:tcMar>
+          </w:tcPr>
+          <w:p>
+            <w:pPr>
+              <w:spacing w:line="288"/>
+            </w:pPr>
+            <w:r>
+              <w:rPr>
+                <w:rFonts w:ascii="SimSun" w:cs="SimSun" w:eastAsia="SimSun" w:hAnsi="SimSun"/>
+                <w:color w:val="333333"/>
+                <w:sz w:val="20"/>
+                <w:szCs w:val="20"/>
+              </w:rPr>
+              <w:t xml:space="preserve">48</w:t>
+            </w:r>
+          </w:p>
+        </w:tc>
+        <w:tc>
+          <w:tcPr>
+            <w:tcW w:type="dxa" w:w="2268"/>
+            <w:tcBorders>
+              <w:top w:val="single" w:color="CCCCCC" w:sz="1"/>
+              <w:left w:val="single" w:color="CCCCCC" w:sz="1"/>
+              <w:bottom w:val="single" w:color="CCCCCC" w:sz="1"/>
+              <w:right w:val="single" w:color="CCCCCC" w:sz="1"/>
+            </w:tcBorders>
+            <w:tcMar>
+              <w:top w:type="dxa" w:w="60"/>
+              <w:left w:type="dxa" w:w="100"/>
+              <w:bottom w:type="dxa" w:w="60"/>
+              <w:right w:type="dxa" w:w="100"/>
+            </w:tcMar>
+          </w:tcPr>
+          <w:p>
+            <w:pPr>
+              <w:spacing w:line="288"/>
+            </w:pPr>
+            <w:r>
+              <w:rPr>
+                <w:rFonts w:ascii="SimSun" w:cs="SimSun" w:eastAsia="SimSun" w:hAnsi="SimSun"/>
+                <w:color w:val="333333"/>
+                <w:sz w:val="20"/>
+                <w:szCs w:val="20"/>
+              </w:rPr>
+              <w:t xml:space="preserve">汉字屏幕镜像/反色 (bit_reverse)</w:t>
+            </w:r>
+          </w:p>
+        </w:tc>
+        <w:tc>
+          <w:tcPr>
+            <w:tcW w:type="dxa" w:w="2268"/>
+            <w:tcBorders>
+              <w:top w:val="single" w:color="CCCCCC" w:sz="1"/>
+              <w:left w:val="single" w:color="CCCCCC" w:sz="1"/>
+              <w:bottom w:val="single" w:color="CCCCCC" w:sz="1"/>
+              <w:right w:val="single" w:color="CCCCCC" w:sz="1"/>
+            </w:tcBorders>
+            <w:tcMar>
+              <w:top w:type="dxa" w:w="60"/>
+              <w:left w:type="dxa" w:w="100"/>
+              <w:bottom w:type="dxa" w:w="60"/>
+              <w:right w:type="dxa" w:w="100"/>
+            </w:tcMar>
+          </w:tcPr>
+          <w:p>
+            <w:pPr>
+              <w:spacing w:line="288"/>
+            </w:pPr>
+            <w:r>
+              <w:rPr>
+                <w:rFonts w:ascii="SimSun" w:cs="SimSun" w:eastAsia="SimSun" w:hAnsi="SimSun"/>
+                <w:color w:val="333333"/>
+                <w:sz w:val="20"/>
+                <w:szCs w:val="20"/>
+              </w:rPr>
+              <w:t xml:space="preserve">`generate_font.py` 的 `bit_reverse_byte()` 把每字节位序翻转了, 但 `Decode_CN_Row` 和 ROM 字模均期望原始 LSB-first</w:t>
+            </w:r>
+          </w:p>
+        </w:tc>
+        <w:tc>
+          <w:tcPr>
+            <w:tcW w:type="dxa" w:w="2268"/>
+            <w:tcBorders>
+              <w:top w:val="single" w:color="CCCCCC" w:sz="1"/>
+              <w:left w:val="single" w:color="CCCCCC" w:sz="1"/>
+              <w:bottom w:val="single" w:color="CCCCCC" w:sz="1"/>
+              <w:right w:val="single" w:color="CCCCCC" w:sz="1"/>
+            </w:tcBorders>
+            <w:tcMar>
+              <w:top w:type="dxa" w:w="60"/>
+              <w:left w:type="dxa" w:w="100"/>
+              <w:bottom w:type="dxa" w:w="60"/>
+              <w:right w:type="dxa" w:w="100"/>
+            </w:tcMar>
+          </w:tcPr>
+          <w:p>
+            <w:pPr>
+              <w:spacing w:line="288"/>
+            </w:pPr>
+            <w:r>
+              <w:rPr>
+                <w:rFonts w:ascii="SimSun" w:cs="SimSun" w:eastAsia="SimSun" w:hAnsi="SimSun"/>
+                <w:color w:val="333333"/>
+                <w:sz w:val="20"/>
+                <w:szCs w:val="20"/>
+              </w:rPr>
+              <w:t xml:space="preserve">**Python 生成的数据格式必须与 C 解码器逐位对应, 生成后立即在真实硬件上验证 1 个字**</w:t>
+            </w:r>
+          </w:p>
+        </w:tc>
+      </w:tr>
+      <w:tr>
+        <w:tc>
+          <w:tcPr>
+            <w:tcW w:type="dxa" w:w="2268"/>
+            <w:tcBorders>
+              <w:top w:val="single" w:color="CCCCCC" w:sz="1"/>
+              <w:left w:val="single" w:color="CCCCCC" w:sz="1"/>
+              <w:bottom w:val="single" w:color="CCCCCC" w:sz="1"/>
+              <w:right w:val="single" w:color="CCCCCC" w:sz="1"/>
+            </w:tcBorders>
+            <w:tcMar>
+              <w:top w:type="dxa" w:w="60"/>
+              <w:left w:type="dxa" w:w="100"/>
+              <w:bottom w:type="dxa" w:w="60"/>
+              <w:right w:type="dxa" w:w="100"/>
+            </w:tcMar>
+          </w:tcPr>
+          <w:p>
+            <w:pPr>
+              <w:spacing w:line="288"/>
+            </w:pPr>
+            <w:r>
+              <w:rPr>
+                <w:rFonts w:ascii="SimSun" w:cs="SimSun" w:eastAsia="SimSun" w:hAnsi="SimSun"/>
+                <w:color w:val="333333"/>
+                <w:sz w:val="20"/>
+                <w:szCs w:val="20"/>
+              </w:rPr>
+              <w:t xml:space="preserve">49</w:t>
+            </w:r>
+          </w:p>
+        </w:tc>
+        <w:tc>
+          <w:tcPr>
+            <w:tcW w:type="dxa" w:w="2268"/>
+            <w:tcBorders>
+              <w:top w:val="single" w:color="CCCCCC" w:sz="1"/>
+              <w:left w:val="single" w:color="CCCCCC" w:sz="1"/>
+              <w:bottom w:val="single" w:color="CCCCCC" w:sz="1"/>
+              <w:right w:val="single" w:color="CCCCCC" w:sz="1"/>
+            </w:tcBorders>
+            <w:tcMar>
+              <w:top w:type="dxa" w:w="60"/>
+              <w:left w:type="dxa" w:w="100"/>
+              <w:bottom w:type="dxa" w:w="60"/>
+              <w:right w:type="dxa" w:w="100"/>
+            </w:tcMar>
+          </w:tcPr>
+          <w:p>
+            <w:pPr>
+              <w:spacing w:line="288"/>
+            </w:pPr>
+            <w:r>
+              <w:rPr>
+                <w:rFonts w:ascii="SimSun" w:cs="SimSun" w:eastAsia="SimSun" w:hAnsi="SimSun"/>
+                <w:color w:val="333333"/>
+                <w:sz w:val="20"/>
+                <w:szCs w:val="20"/>
+              </w:rPr>
+              <w:t xml:space="preserve">OCR32 校验失败 (Python≠STM32)</w:t>
+            </w:r>
+          </w:p>
+        </w:tc>
+        <w:tc>
+          <w:tcPr>
+            <w:tcW w:type="dxa" w:w="2268"/>
+            <w:tcBorders>
+              <w:top w:val="single" w:color="CCCCCC" w:sz="1"/>
+              <w:left w:val="single" w:color="CCCCCC" w:sz="1"/>
+              <w:bottom w:val="single" w:color="CCCCCC" w:sz="1"/>
+              <w:right w:val="single" w:color="CCCCCC" w:sz="1"/>
+            </w:tcBorders>
+            <w:tcMar>
+              <w:top w:type="dxa" w:w="60"/>
+              <w:left w:type="dxa" w:w="100"/>
+              <w:bottom w:type="dxa" w:w="60"/>
+              <w:right w:type="dxa" w:w="100"/>
+            </w:tcMar>
+          </w:tcPr>
+          <w:p>
+            <w:pPr>
+              <w:spacing w:line="288"/>
+            </w:pPr>
+            <w:r>
+              <w:rPr>
+                <w:rFonts w:ascii="SimSun" w:cs="SimSun" w:eastAsia="SimSun" w:hAnsi="SimSun"/>
+                <w:color w:val="333333"/>
+                <w:sz w:val="20"/>
+                <w:szCs w:val="20"/>
+              </w:rPr>
+              <w:t xml:space="preserve">Python `zlib.crc32` 使用 reflected 算法 (refin=true/refout=true), STM32 `CRC32_Compute` 使用 normal 算法 (refin=false/refout=false), 同一输入产生不同 CRC</w:t>
+            </w:r>
+          </w:p>
+        </w:tc>
+        <w:tc>
+          <w:tcPr>
+            <w:tcW w:type="dxa" w:w="2268"/>
+            <w:tcBorders>
+              <w:top w:val="single" w:color="CCCCCC" w:sz="1"/>
+              <w:left w:val="single" w:color="CCCCCC" w:sz="1"/>
+              <w:bottom w:val="single" w:color="CCCCCC" w:sz="1"/>
+              <w:right w:val="single" w:color="CCCCCC" w:sz="1"/>
+            </w:tcBorders>
+            <w:tcMar>
+              <w:top w:type="dxa" w:w="60"/>
+              <w:left w:type="dxa" w:w="100"/>
+              <w:bottom w:type="dxa" w:w="60"/>
+              <w:right w:type="dxa" w:w="100"/>
+            </w:tcMar>
+          </w:tcPr>
+          <w:p>
+            <w:pPr>
+              <w:spacing w:line="288"/>
+            </w:pPr>
+            <w:r>
+              <w:rPr>
+                <w:rFonts w:ascii="SimSun" w:cs="SimSun" w:eastAsia="SimSun" w:hAnsi="SimSun"/>
+                <w:color w:val="333333"/>
+                <w:sz w:val="20"/>
+                <w:szCs w:val="20"/>
+              </w:rPr>
+              <w:t xml:space="preserve">**跨语言 CRC 必须用同一参考实现验证: 固件代码拷到 Python 对比**</w:t>
+            </w:r>
+          </w:p>
+        </w:tc>
+      </w:tr>
+      <w:tr>
+        <w:tc>
+          <w:tcPr>
+            <w:tcW w:type="dxa" w:w="2268"/>
+            <w:tcBorders>
+              <w:top w:val="single" w:color="CCCCCC" w:sz="1"/>
+              <w:left w:val="single" w:color="CCCCCC" w:sz="1"/>
+              <w:bottom w:val="single" w:color="CCCCCC" w:sz="1"/>
+              <w:right w:val="single" w:color="CCCCCC" w:sz="1"/>
+            </w:tcBorders>
+            <w:tcMar>
+              <w:top w:type="dxa" w:w="60"/>
+              <w:left w:type="dxa" w:w="100"/>
+              <w:bottom w:type="dxa" w:w="60"/>
+              <w:right w:type="dxa" w:w="100"/>
+            </w:tcMar>
+          </w:tcPr>
+          <w:p>
+            <w:pPr>
+              <w:spacing w:line="288"/>
+            </w:pPr>
+            <w:r>
+              <w:rPr>
+                <w:rFonts w:ascii="SimSun" w:cs="SimSun" w:eastAsia="SimSun" w:hAnsi="SimSun"/>
+                <w:color w:val="333333"/>
+                <w:sz w:val="20"/>
+                <w:szCs w:val="20"/>
+              </w:rPr>
+              <w:t xml:space="preserve">50</w:t>
+            </w:r>
+          </w:p>
+        </w:tc>
+        <w:tc>
+          <w:tcPr>
+            <w:tcW w:type="dxa" w:w="2268"/>
+            <w:tcBorders>
+              <w:top w:val="single" w:color="CCCCCC" w:sz="1"/>
+              <w:left w:val="single" w:color="CCCCCC" w:sz="1"/>
+              <w:bottom w:val="single" w:color="CCCCCC" w:sz="1"/>
+              <w:right w:val="single" w:color="CCCCCC" w:sz="1"/>
+            </w:tcBorders>
+            <w:tcMar>
+              <w:top w:type="dxa" w:w="60"/>
+              <w:left w:type="dxa" w:w="100"/>
+              <w:bottom w:type="dxa" w:w="60"/>
+              <w:right w:type="dxa" w:w="100"/>
+            </w:tcMar>
+          </w:tcPr>
+          <w:p>
+            <w:pPr>
+              <w:spacing w:line="288"/>
+            </w:pPr>
+            <w:r>
+              <w:rPr>
+                <w:rFonts w:ascii="SimSun" w:cs="SimSun" w:eastAsia="SimSun" w:hAnsi="SimSun"/>
+                <w:color w:val="333333"/>
+                <w:sz w:val="20"/>
+                <w:szCs w:val="20"/>
+              </w:rPr>
+              <w:t xml:space="preserve">二分搜索每次读取错误数据 (Flash 拒收第二个 CMD_READ)</w:t>
+            </w:r>
+          </w:p>
+        </w:tc>
+        <w:tc>
+          <w:tcPr>
+            <w:tcW w:type="dxa" w:w="2268"/>
+            <w:tcBorders>
+              <w:top w:val="single" w:color="CCCCCC" w:sz="1"/>
+              <w:left w:val="single" w:color="CCCCCC" w:sz="1"/>
+              <w:bottom w:val="single" w:color="CCCCCC" w:sz="1"/>
+              <w:right w:val="single" w:color="CCCCCC" w:sz="1"/>
+            </w:tcBorders>
+            <w:tcMar>
+              <w:top w:type="dxa" w:w="60"/>
+              <w:left w:type="dxa" w:w="100"/>
+              <w:bottom w:type="dxa" w:w="60"/>
+              <w:right w:type="dxa" w:w="100"/>
+            </w:tcMar>
+          </w:tcPr>
+          <w:p>
+            <w:pPr>
+              <w:spacing w:line="288"/>
+            </w:pPr>
+            <w:r>
+              <w:rPr>
+                <w:rFonts w:ascii="SimSun" w:cs="SimSun" w:eastAsia="SimSun" w:hAnsi="SimSun"/>
+                <w:color w:val="333333"/>
+                <w:sz w:val="20"/>
+                <w:szCs w:val="20"/>
+              </w:rPr>
+              <w:t xml:space="preserve">W25Q128 Read Data (03h) 要求 CS↑ 终止, 原实现整个 while 循环 CS 保持 LOW, Flash 始终处于数据持续输出模式</w:t>
+            </w:r>
+          </w:p>
+        </w:tc>
+        <w:tc>
+          <w:tcPr>
+            <w:tcW w:type="dxa" w:w="2268"/>
+            <w:tcBorders>
+              <w:top w:val="single" w:color="CCCCCC" w:sz="1"/>
+              <w:left w:val="single" w:color="CCCCCC" w:sz="1"/>
+              <w:bottom w:val="single" w:color="CCCCCC" w:sz="1"/>
+              <w:right w:val="single" w:color="CCCCCC" w:sz="1"/>
+            </w:tcBorders>
+            <w:tcMar>
+              <w:top w:type="dxa" w:w="60"/>
+              <w:left w:type="dxa" w:w="100"/>
+              <w:bottom w:type="dxa" w:w="60"/>
+              <w:right w:type="dxa" w:w="100"/>
+            </w:tcMar>
+          </w:tcPr>
+          <w:p>
+            <w:pPr>
+              <w:spacing w:line="288"/>
+            </w:pPr>
+            <w:r>
+              <w:rPr>
+                <w:rFonts w:ascii="SimSun" w:cs="SimSun" w:eastAsia="SimSun" w:hAnsi="SimSun"/>
+                <w:color w:val="333333"/>
+                <w:sz w:val="20"/>
+                <w:szCs w:val="20"/>
+              </w:rPr>
+              <w:t xml:space="preserve">**SPI Flash 的每个事务必须以 CS↑ 结束, 长事务中的多次 READ 也需要 CS 脉冲**</w:t>
+            </w:r>
+          </w:p>
+        </w:tc>
+      </w:tr>
+      <w:tr>
+        <w:tc>
+          <w:tcPr>
+            <w:tcW w:type="dxa" w:w="2268"/>
+            <w:tcBorders>
+              <w:top w:val="single" w:color="CCCCCC" w:sz="1"/>
+              <w:left w:val="single" w:color="CCCCCC" w:sz="1"/>
+              <w:bottom w:val="single" w:color="CCCCCC" w:sz="1"/>
+              <w:right w:val="single" w:color="CCCCCC" w:sz="1"/>
+            </w:tcBorders>
+            <w:tcMar>
+              <w:top w:type="dxa" w:w="60"/>
+              <w:left w:type="dxa" w:w="100"/>
+              <w:bottom w:type="dxa" w:w="60"/>
+              <w:right w:type="dxa" w:w="100"/>
+            </w:tcMar>
+          </w:tcPr>
+          <w:p>
+            <w:pPr>
+              <w:spacing w:line="288"/>
+            </w:pPr>
+            <w:r>
+              <w:rPr>
+                <w:rFonts w:ascii="SimSun" w:cs="SimSun" w:eastAsia="SimSun" w:hAnsi="SimSun"/>
+                <w:color w:val="333333"/>
+                <w:sz w:val="20"/>
+                <w:szCs w:val="20"/>
+              </w:rPr>
+              <w:t xml:space="preserve">51</w:t>
+            </w:r>
+          </w:p>
+        </w:tc>
+        <w:tc>
+          <w:tcPr>
+            <w:tcW w:type="dxa" w:w="2268"/>
+            <w:tcBorders>
+              <w:top w:val="single" w:color="CCCCCC" w:sz="1"/>
+              <w:left w:val="single" w:color="CCCCCC" w:sz="1"/>
+              <w:bottom w:val="single" w:color="CCCCCC" w:sz="1"/>
+              <w:right w:val="single" w:color="CCCCCC" w:sz="1"/>
+            </w:tcBorders>
+            <w:tcMar>
+              <w:top w:type="dxa" w:w="60"/>
+              <w:left w:type="dxa" w:w="100"/>
+              <w:bottom w:type="dxa" w:w="60"/>
+              <w:right w:type="dxa" w:w="100"/>
+            </w:tcMar>
+          </w:tcPr>
+          <w:p>
+            <w:pPr>
+              <w:spacing w:line="288"/>
+            </w:pPr>
+            <w:r>
+              <w:rPr>
+                <w:rFonts w:ascii="SimSun" w:cs="SimSun" w:eastAsia="SimSun" w:hAnsi="SimSun"/>
+                <w:color w:val="333333"/>
+                <w:sz w:val="20"/>
+                <w:szCs w:val="20"/>
+              </w:rPr>
+              <w:t xml:space="preserve">开机动画卡死 (SPLASH 死等)</w:t>
+            </w:r>
+          </w:p>
+        </w:tc>
+        <w:tc>
+          <w:tcPr>
+            <w:tcW w:type="dxa" w:w="2268"/>
+            <w:tcBorders>
+              <w:top w:val="single" w:color="CCCCCC" w:sz="1"/>
+              <w:left w:val="single" w:color="CCCCCC" w:sz="1"/>
+              <w:bottom w:val="single" w:color="CCCCCC" w:sz="1"/>
+              <w:right w:val="single" w:color="CCCCCC" w:sz="1"/>
+            </w:tcBorders>
+            <w:tcMar>
+              <w:top w:type="dxa" w:w="60"/>
+              <w:left w:type="dxa" w:w="100"/>
+              <w:bottom w:type="dxa" w:w="60"/>
+              <w:right w:type="dxa" w:w="100"/>
+            </w:tcMar>
+          </w:tcPr>
+          <w:p>
+            <w:pPr>
+              <w:spacing w:line="288"/>
+            </w:pPr>
+            <w:r>
+              <w:rPr>
+                <w:rFonts w:ascii="SimSun" w:cs="SimSun" w:eastAsia="SimSun" w:hAnsi="SimSun"/>
+                <w:color w:val="333333"/>
+                <w:sz w:val="20"/>
+                <w:szCs w:val="20"/>
+              </w:rPr>
+              <w:t xml:space="preserve">`Tft_Driver_Show_Splash()` 内部 `Sys_Timer_Delay_Ms()` 依赖 SysTick, 但 `Sys_Timer_Init()` 在 `Sys_Post_Init()` 内部, 比 SPLASH 晚执行</w:t>
+            </w:r>
+          </w:p>
+        </w:tc>
+        <w:tc>
+          <w:tcPr>
+            <w:tcW w:type="dxa" w:w="2268"/>
+            <w:tcBorders>
+              <w:top w:val="single" w:color="CCCCCC" w:sz="1"/>
+              <w:left w:val="single" w:color="CCCCCC" w:sz="1"/>
+              <w:bottom w:val="single" w:color="CCCCCC" w:sz="1"/>
+              <w:right w:val="single" w:color="CCCCCC" w:sz="1"/>
+            </w:tcBorders>
+            <w:tcMar>
+              <w:top w:type="dxa" w:w="60"/>
+              <w:left w:type="dxa" w:w="100"/>
+              <w:bottom w:type="dxa" w:w="60"/>
+              <w:right w:type="dxa" w:w="100"/>
+            </w:tcMar>
+          </w:tcPr>
+          <w:p>
+            <w:pPr>
+              <w:spacing w:line="288"/>
+            </w:pPr>
+            <w:r>
+              <w:rPr>
+                <w:rFonts w:ascii="SimSun" w:cs="SimSun" w:eastAsia="SimSun" w:hAnsi="SimSun"/>
+                <w:color w:val="333333"/>
+                <w:sz w:val="20"/>
+                <w:szCs w:val="20"/>
+              </w:rPr>
+              <w:t xml:space="preserve">**阻塞延时函数必须在调用前确认时基已初始化, 否则立即死循环**</w:t>
+            </w:r>
+          </w:p>
+        </w:tc>
+      </w:tr>
+      <w:tr>
+        <w:tc>
+          <w:tcPr>
+            <w:tcW w:type="dxa" w:w="2268"/>
+            <w:tcBorders>
+              <w:top w:val="single" w:color="CCCCCC" w:sz="1"/>
+              <w:left w:val="single" w:color="CCCCCC" w:sz="1"/>
+              <w:bottom w:val="single" w:color="CCCCCC" w:sz="1"/>
+              <w:right w:val="single" w:color="CCCCCC" w:sz="1"/>
+            </w:tcBorders>
+            <w:tcMar>
+              <w:top w:type="dxa" w:w="60"/>
+              <w:left w:type="dxa" w:w="100"/>
+              <w:bottom w:type="dxa" w:w="60"/>
+              <w:right w:type="dxa" w:w="100"/>
+            </w:tcMar>
+          </w:tcPr>
+          <w:p>
+            <w:pPr>
+              <w:spacing w:line="288"/>
+            </w:pPr>
+            <w:r>
+              <w:rPr>
+                <w:rFonts w:ascii="SimSun" w:cs="SimSun" w:eastAsia="SimSun" w:hAnsi="SimSun"/>
+                <w:color w:val="333333"/>
+                <w:sz w:val="20"/>
+                <w:szCs w:val="20"/>
+              </w:rPr>
+              <w:t xml:space="preserve">52</w:t>
+            </w:r>
+          </w:p>
+        </w:tc>
+        <w:tc>
+          <w:tcPr>
+            <w:tcW w:type="dxa" w:w="2268"/>
+            <w:tcBorders>
+              <w:top w:val="single" w:color="CCCCCC" w:sz="1"/>
+              <w:left w:val="single" w:color="CCCCCC" w:sz="1"/>
+              <w:bottom w:val="single" w:color="CCCCCC" w:sz="1"/>
+              <w:right w:val="single" w:color="CCCCCC" w:sz="1"/>
+            </w:tcBorders>
+            <w:tcMar>
+              <w:top w:type="dxa" w:w="60"/>
+              <w:left w:type="dxa" w:w="100"/>
+              <w:bottom w:type="dxa" w:w="60"/>
+              <w:right w:type="dxa" w:w="100"/>
+            </w:tcMar>
+          </w:tcPr>
+          <w:p>
+            <w:pPr>
+              <w:spacing w:line="288"/>
+            </w:pPr>
+            <w:r>
+              <w:rPr>
+                <w:rFonts w:ascii="SimSun" w:cs="SimSun" w:eastAsia="SimSun" w:hAnsi="SimSun"/>
+                <w:color w:val="333333"/>
+                <w:sz w:val="20"/>
+                <w:szCs w:val="20"/>
+              </w:rPr>
+              <w:t xml:space="preserve">SPLASH 5 帧太快消失</w:t>
+            </w:r>
+          </w:p>
+        </w:tc>
+        <w:tc>
+          <w:tcPr>
+            <w:tcW w:type="dxa" w:w="2268"/>
+            <w:tcBorders>
+              <w:top w:val="single" w:color="CCCCCC" w:sz="1"/>
+              <w:left w:val="single" w:color="CCCCCC" w:sz="1"/>
+              <w:bottom w:val="single" w:color="CCCCCC" w:sz="1"/>
+              <w:right w:val="single" w:color="CCCCCC" w:sz="1"/>
+            </w:tcBorders>
+            <w:tcMar>
+              <w:top w:type="dxa" w:w="60"/>
+              <w:left w:type="dxa" w:w="100"/>
+              <w:bottom w:type="dxa" w:w="60"/>
+              <w:right w:type="dxa" w:w="100"/>
+            </w:tcMar>
+          </w:tcPr>
+          <w:p>
+            <w:pPr>
+              <w:spacing w:line="288"/>
+            </w:pPr>
+            <w:r>
+              <w:rPr>
+                <w:rFonts w:ascii="SimSun" w:cs="SimSun" w:eastAsia="SimSun" w:hAnsi="SimSun"/>
+                <w:color w:val="333333"/>
+                <w:sz w:val="20"/>
+                <w:szCs w:val="20"/>
+              </w:rPr>
+              <w:t xml:space="preserve">原 200KB splash.bin 位图方案不现实 (STM32 仅 64KB Flash), 5×80ms 太短</w:t>
+            </w:r>
+          </w:p>
+        </w:tc>
+        <w:tc>
+          <w:tcPr>
+            <w:tcW w:type="dxa" w:w="2268"/>
+            <w:tcBorders>
+              <w:top w:val="single" w:color="CCCCCC" w:sz="1"/>
+              <w:left w:val="single" w:color="CCCCCC" w:sz="1"/>
+              <w:bottom w:val="single" w:color="CCCCCC" w:sz="1"/>
+              <w:right w:val="single" w:color="CCCCCC" w:sz="1"/>
+            </w:tcBorders>
+            <w:tcMar>
+              <w:top w:type="dxa" w:w="60"/>
+              <w:left w:type="dxa" w:w="100"/>
+              <w:bottom w:type="dxa" w:w="60"/>
+              <w:right w:type="dxa" w:w="100"/>
+            </w:tcMar>
+          </w:tcPr>
+          <w:p>
+            <w:pPr>
+              <w:spacing w:line="288"/>
+            </w:pPr>
+            <w:r>
+              <w:rPr>
+                <w:rFonts w:ascii="SimSun" w:cs="SimSun" w:eastAsia="SimSun" w:hAnsi="SimSun"/>
+                <w:color w:val="333333"/>
+                <w:sz w:val="20"/>
+                <w:szCs w:val="20"/>
+              </w:rPr>
+              <w:t xml:space="preserve">**资源预算在设计阶段算清: 动画资源大小 vs MCU Flash 容量**</w:t>
+            </w:r>
+          </w:p>
+        </w:tc>
+      </w:tr>
+      <w:tr>
+        <w:tc>
+          <w:tcPr>
+            <w:tcW w:type="dxa" w:w="2268"/>
+            <w:tcBorders>
+              <w:top w:val="single" w:color="CCCCCC" w:sz="1"/>
+              <w:left w:val="single" w:color="CCCCCC" w:sz="1"/>
+              <w:bottom w:val="single" w:color="CCCCCC" w:sz="1"/>
+              <w:right w:val="single" w:color="CCCCCC" w:sz="1"/>
+            </w:tcBorders>
+            <w:tcMar>
+              <w:top w:type="dxa" w:w="60"/>
+              <w:left w:type="dxa" w:w="100"/>
+              <w:bottom w:type="dxa" w:w="60"/>
+              <w:right w:type="dxa" w:w="100"/>
+            </w:tcMar>
+          </w:tcPr>
+          <w:p>
+            <w:pPr>
+              <w:spacing w:line="288"/>
+            </w:pPr>
+            <w:r>
+              <w:rPr>
+                <w:rFonts w:ascii="SimSun" w:cs="SimSun" w:eastAsia="SimSun" w:hAnsi="SimSun"/>
+                <w:color w:val="333333"/>
+                <w:sz w:val="20"/>
+                <w:szCs w:val="20"/>
+              </w:rPr>
+              <w:t xml:space="preserve">53</w:t>
+            </w:r>
+          </w:p>
+        </w:tc>
+        <w:tc>
+          <w:tcPr>
+            <w:tcW w:type="dxa" w:w="2268"/>
+            <w:tcBorders>
+              <w:top w:val="single" w:color="CCCCCC" w:sz="1"/>
+              <w:left w:val="single" w:color="CCCCCC" w:sz="1"/>
+              <w:bottom w:val="single" w:color="CCCCCC" w:sz="1"/>
+              <w:right w:val="single" w:color="CCCCCC" w:sz="1"/>
+            </w:tcBorders>
+            <w:tcMar>
+              <w:top w:type="dxa" w:w="60"/>
+              <w:left w:type="dxa" w:w="100"/>
+              <w:bottom w:type="dxa" w:w="60"/>
+              <w:right w:type="dxa" w:w="100"/>
+            </w:tcMar>
+          </w:tcPr>
+          <w:p>
+            <w:pPr>
+              <w:spacing w:line="288"/>
+            </w:pPr>
+            <w:r>
+              <w:rPr>
+                <w:rFonts w:ascii="SimSun" w:cs="SimSun" w:eastAsia="SimSun" w:hAnsi="SimSun"/>
+                <w:color w:val="333333"/>
+                <w:sz w:val="20"/>
+                <w:szCs w:val="20"/>
+              </w:rPr>
+              <w:t xml:space="preserve">`Tft_Driver_Font_Init()` 隐式声明警告</w:t>
+            </w:r>
+          </w:p>
+        </w:tc>
+        <w:tc>
+          <w:tcPr>
+            <w:tcW w:type="dxa" w:w="2268"/>
+            <w:tcBorders>
+              <w:top w:val="single" w:color="CCCCCC" w:sz="1"/>
+              <w:left w:val="single" w:color="CCCCCC" w:sz="1"/>
+              <w:bottom w:val="single" w:color="CCCCCC" w:sz="1"/>
+              <w:right w:val="single" w:color="CCCCCC" w:sz="1"/>
+            </w:tcBorders>
+            <w:tcMar>
+              <w:top w:type="dxa" w:w="60"/>
+              <w:left w:type="dxa" w:w="100"/>
+              <w:bottom w:type="dxa" w:w="60"/>
+              <w:right w:type="dxa" w:w="100"/>
+            </w:tcMar>
+          </w:tcPr>
+          <w:p>
+            <w:pPr>
+              <w:spacing w:line="288"/>
+            </w:pPr>
+            <w:r>
+              <w:rPr>
+                <w:rFonts w:ascii="SimSun" w:cs="SimSun" w:eastAsia="SimSun" w:hAnsi="SimSun"/>
+                <w:color w:val="333333"/>
+                <w:sz w:val="20"/>
+                <w:szCs w:val="20"/>
+              </w:rPr>
+              <w:t xml:space="preserve">main.c 未 `#include "Tft_Driver.h"`</w:t>
+            </w:r>
+          </w:p>
+        </w:tc>
+        <w:tc>
+          <w:tcPr>
+            <w:tcW w:type="dxa" w:w="2268"/>
+            <w:tcBorders>
+              <w:top w:val="single" w:color="CCCCCC" w:sz="1"/>
+              <w:left w:val="single" w:color="CCCCCC" w:sz="1"/>
+              <w:bottom w:val="single" w:color="CCCCCC" w:sz="1"/>
+              <w:right w:val="single" w:color="CCCCCC" w:sz="1"/>
+            </w:tcBorders>
+            <w:tcMar>
+              <w:top w:type="dxa" w:w="60"/>
+              <w:left w:type="dxa" w:w="100"/>
+              <w:bottom w:type="dxa" w:w="60"/>
+              <w:right w:type="dxa" w:w="100"/>
+            </w:tcMar>
+          </w:tcPr>
+          <w:p>
+            <w:pPr>
+              <w:spacing w:line="288"/>
+            </w:pPr>
+            <w:r>
+              <w:rPr>
+                <w:rFonts w:ascii="SimSun" w:cs="SimSun" w:eastAsia="SimSun" w:hAnsi="SimSun"/>
+                <w:color w:val="333333"/>
+                <w:sz w:val="20"/>
+                <w:szCs w:val="20"/>
+              </w:rPr>
+              <w:t xml:space="preserve">**新增公开函数后 grep 所有调用点确保包含对应头文件**</w:t>
+            </w:r>
+          </w:p>
+        </w:tc>
+      </w:tr>
+    </w:tbl>
+    <w:p/>
+    <w:p/>
+    <w:p>
+      <w:pPr>
+        <w:pStyle w:val="Heading3"/>
+        <w:spacing w:after="80" w:before="160"/>
+      </w:pPr>
+      <w:r>
+        <w:rPr>
+          <w:rFonts w:ascii="Microsoft YaHei" w:cs="Microsoft YaHei" w:eastAsia="Microsoft YaHei" w:hAnsi="Microsoft YaHei"/>
+          <w:b/>
+          <w:bCs/>
+          <w:color w:val="2B579A"/>
+          <w:sz w:val="28"/>
+          <w:szCs w:val="28"/>
+        </w:rPr>
+        <w:t xml:space="preserve">4.10 2026-06-30: V4.3.2 接线图 + SPLASH 动画改进教训</w:t>
+      </w:r>
+    </w:p>
+    <w:p/>
+    <w:p/>
+    <w:tbl>
+      <w:tblPr>
+        <w:tblW w:type="dxa" w:w="9072"/>
+        <w:tblBorders>
+          <w:top w:val="single" w:color="auto" w:sz="4"/>
+          <w:left w:val="single" w:color="auto" w:sz="4"/>
+          <w:bottom w:val="single" w:color="auto" w:sz="4"/>
+          <w:right w:val="single" w:color="auto" w:sz="4"/>
+          <w:insideH w:val="single" w:color="auto" w:sz="4"/>
+          <w:insideV w:val="single" w:color="auto" w:sz="4"/>
+        </w:tblBorders>
+      </w:tblPr>
+      <w:tblGrid>
+        <w:gridCol w:w="2268"/>
+        <w:gridCol w:w="2268"/>
+        <w:gridCol w:w="2268"/>
+        <w:gridCol w:w="2268"/>
+      </w:tblGrid>
+      <w:tr>
+        <w:tc>
+          <w:tcPr>
+            <w:tcW w:type="dxa" w:w="2268"/>
+            <w:tcBorders>
+              <w:top w:val="single" w:color="CCCCCC" w:sz="1"/>
+              <w:left w:val="single" w:color="CCCCCC" w:sz="1"/>
+              <w:bottom w:val="single" w:color="CCCCCC" w:sz="1"/>
+              <w:right w:val="single" w:color="CCCCCC" w:sz="1"/>
+            </w:tcBorders>
+            <w:shd w:fill="D5E8F0" w:val="clear"/>
+            <w:tcMar>
+              <w:top w:type="dxa" w:w="60"/>
+              <w:left w:type="dxa" w:w="100"/>
+              <w:bottom w:type="dxa" w:w="60"/>
+              <w:right w:type="dxa" w:w="100"/>
+            </w:tcMar>
+          </w:tcPr>
+          <w:p>
+            <w:r>
+              <w:rPr>
+                <w:rFonts w:ascii="SimSun" w:cs="SimSun" w:eastAsia="SimSun" w:hAnsi="SimSun"/>
+                <w:b/>
+                <w:bCs/>
+                <w:color w:val="333333"/>
+                <w:sz w:val="20"/>
+                <w:szCs w:val="20"/>
+              </w:rPr>
+              <w:t xml:space="preserve">#</w:t>
+            </w:r>
+          </w:p>
+        </w:tc>
+        <w:tc>
+          <w:tcPr>
+            <w:tcW w:type="dxa" w:w="2268"/>
+            <w:tcBorders>
+              <w:top w:val="single" w:color="CCCCCC" w:sz="1"/>
+              <w:left w:val="single" w:color="CCCCCC" w:sz="1"/>
+              <w:bottom w:val="single" w:color="CCCCCC" w:sz="1"/>
+              <w:right w:val="single" w:color="CCCCCC" w:sz="1"/>
+            </w:tcBorders>
+            <w:shd w:fill="D5E8F0" w:val="clear"/>
+            <w:tcMar>
+              <w:top w:type="dxa" w:w="60"/>
+              <w:left w:type="dxa" w:w="100"/>
+              <w:bottom w:type="dxa" w:w="60"/>
+              <w:right w:type="dxa" w:w="100"/>
+            </w:tcMar>
+          </w:tcPr>
+          <w:p>
+            <w:r>
+              <w:rPr>
+                <w:rFonts w:ascii="SimSun" w:cs="SimSun" w:eastAsia="SimSun" w:hAnsi="SimSun"/>
+                <w:b/>
+                <w:bCs/>
+                <w:color w:val="333333"/>
+                <w:sz w:val="20"/>
+                <w:szCs w:val="20"/>
+              </w:rPr>
+              <w:t xml:space="preserve">问题</w:t>
+            </w:r>
+          </w:p>
+        </w:tc>
+        <w:tc>
+          <w:tcPr>
+            <w:tcW w:type="dxa" w:w="2268"/>
+            <w:tcBorders>
+              <w:top w:val="single" w:color="CCCCCC" w:sz="1"/>
+              <w:left w:val="single" w:color="CCCCCC" w:sz="1"/>
+              <w:bottom w:val="single" w:color="CCCCCC" w:sz="1"/>
+              <w:right w:val="single" w:color="CCCCCC" w:sz="1"/>
+            </w:tcBorders>
+            <w:shd w:fill="D5E8F0" w:val="clear"/>
+            <w:tcMar>
+              <w:top w:type="dxa" w:w="60"/>
+              <w:left w:type="dxa" w:w="100"/>
+              <w:bottom w:type="dxa" w:w="60"/>
+              <w:right w:type="dxa" w:w="100"/>
+            </w:tcMar>
+          </w:tcPr>
+          <w:p>
+            <w:r>
+              <w:rPr>
+                <w:rFonts w:ascii="SimSun" w:cs="SimSun" w:eastAsia="SimSun" w:hAnsi="SimSun"/>
+                <w:b/>
+                <w:bCs/>
+                <w:color w:val="333333"/>
+                <w:sz w:val="20"/>
+                <w:szCs w:val="20"/>
+              </w:rPr>
+              <w:t xml:space="preserve">根因</w:t>
+            </w:r>
+          </w:p>
+        </w:tc>
+        <w:tc>
+          <w:tcPr>
+            <w:tcW w:type="dxa" w:w="2268"/>
+            <w:tcBorders>
+              <w:top w:val="single" w:color="CCCCCC" w:sz="1"/>
+              <w:left w:val="single" w:color="CCCCCC" w:sz="1"/>
+              <w:bottom w:val="single" w:color="CCCCCC" w:sz="1"/>
+              <w:right w:val="single" w:color="CCCCCC" w:sz="1"/>
+            </w:tcBorders>
+            <w:shd w:fill="D5E8F0" w:val="clear"/>
+            <w:tcMar>
+              <w:top w:type="dxa" w:w="60"/>
+              <w:left w:type="dxa" w:w="100"/>
+              <w:bottom w:type="dxa" w:w="60"/>
+              <w:right w:type="dxa" w:w="100"/>
+            </w:tcMar>
+          </w:tcPr>
+          <w:p>
+            <w:r>
+              <w:rPr>
+                <w:rFonts w:ascii="SimSun" w:cs="SimSun" w:eastAsia="SimSun" w:hAnsi="SimSun"/>
+                <w:b/>
+                <w:bCs/>
+                <w:color w:val="333333"/>
+                <w:sz w:val="20"/>
+                <w:szCs w:val="20"/>
+              </w:rPr>
+              <w:t xml:space="preserve">预防规则</w:t>
+            </w:r>
+          </w:p>
+        </w:tc>
+      </w:tr>
+      <w:tr>
+        <w:tc>
+          <w:tcPr>
+            <w:tcW w:type="dxa" w:w="2268"/>
+            <w:tcBorders>
+              <w:top w:val="single" w:color="CCCCCC" w:sz="1"/>
+              <w:left w:val="single" w:color="CCCCCC" w:sz="1"/>
+              <w:bottom w:val="single" w:color="CCCCCC" w:sz="1"/>
+              <w:right w:val="single" w:color="CCCCCC" w:sz="1"/>
+            </w:tcBorders>
+            <w:tcMar>
+              <w:top w:type="dxa" w:w="60"/>
+              <w:left w:type="dxa" w:w="100"/>
+              <w:bottom w:type="dxa" w:w="60"/>
+              <w:right w:type="dxa" w:w="100"/>
+            </w:tcMar>
+          </w:tcPr>
+          <w:p>
+            <w:pPr>
+              <w:spacing w:line="288"/>
+            </w:pPr>
+            <w:r>
+              <w:rPr>
+                <w:rFonts w:ascii="SimSun" w:cs="SimSun" w:eastAsia="SimSun" w:hAnsi="SimSun"/>
+                <w:color w:val="333333"/>
+                <w:sz w:val="20"/>
+                <w:szCs w:val="20"/>
+              </w:rPr>
+              <w:t xml:space="preserve">54</w:t>
+            </w:r>
+          </w:p>
+        </w:tc>
+        <w:tc>
+          <w:tcPr>
+            <w:tcW w:type="dxa" w:w="2268"/>
+            <w:tcBorders>
+              <w:top w:val="single" w:color="CCCCCC" w:sz="1"/>
+              <w:left w:val="single" w:color="CCCCCC" w:sz="1"/>
+              <w:bottom w:val="single" w:color="CCCCCC" w:sz="1"/>
+              <w:right w:val="single" w:color="CCCCCC" w:sz="1"/>
+            </w:tcBorders>
+            <w:tcMar>
+              <w:top w:type="dxa" w:w="60"/>
+              <w:left w:type="dxa" w:w="100"/>
+              <w:bottom w:type="dxa" w:w="60"/>
+              <w:right w:type="dxa" w:w="100"/>
+            </w:tcMar>
+          </w:tcPr>
+          <w:p>
+            <w:pPr>
+              <w:spacing w:line="288"/>
+            </w:pPr>
+            <w:r>
+              <w:rPr>
+                <w:rFonts w:ascii="SimSun" w:cs="SimSun" w:eastAsia="SimSun" w:hAnsi="SimSun"/>
+                <w:color w:val="333333"/>
+                <w:sz w:val="20"/>
+                <w:szCs w:val="20"/>
+              </w:rPr>
+              <w:t xml:space="preserve">全部 .c 文件编译报 `#7 unrecognized token` + `#77-D no storage class` — 行数 n*30+</w:t>
+            </w:r>
+          </w:p>
+        </w:tc>
+        <w:tc>
+          <w:tcPr>
+            <w:tcW w:type="dxa" w:w="2268"/>
+            <w:tcBorders>
+              <w:top w:val="single" w:color="CCCCCC" w:sz="1"/>
+              <w:left w:val="single" w:color="CCCCCC" w:sz="1"/>
+              <w:bottom w:val="single" w:color="CCCCCC" w:sz="1"/>
+              <w:right w:val="single" w:color="CCCCCC" w:sz="1"/>
+            </w:tcBorders>
+            <w:tcMar>
+              <w:top w:type="dxa" w:w="60"/>
+              <w:left w:type="dxa" w:w="100"/>
+              <w:bottom w:type="dxa" w:w="60"/>
+              <w:right w:type="dxa" w:w="100"/>
+            </w:tcMar>
+          </w:tcPr>
+          <w:p>
+            <w:pPr>
+              <w:spacing w:line="288"/>
+            </w:pPr>
+            <w:r>
+              <w:rPr>
+                <w:rFonts w:ascii="SimSun" w:cs="SimSun" w:eastAsia="SimSun" w:hAnsi="SimSun"/>
+                <w:color w:val="333333"/>
+                <w:sz w:val="20"/>
+                <w:szCs w:val="20"/>
+              </w:rPr>
+              <w:t xml:space="preserve">16 个 .c 文件头部接线图使用 Unicode box-drawing 字符 (`┌└├│` 等), ARMCC V5 C89 只支持 ASCII</w:t>
+            </w:r>
+          </w:p>
+        </w:tc>
+        <w:tc>
+          <w:tcPr>
+            <w:tcW w:type="dxa" w:w="2268"/>
+            <w:tcBorders>
+              <w:top w:val="single" w:color="CCCCCC" w:sz="1"/>
+              <w:left w:val="single" w:color="CCCCCC" w:sz="1"/>
+              <w:bottom w:val="single" w:color="CCCCCC" w:sz="1"/>
+              <w:right w:val="single" w:color="CCCCCC" w:sz="1"/>
+            </w:tcBorders>
+            <w:tcMar>
+              <w:top w:type="dxa" w:w="60"/>
+              <w:left w:type="dxa" w:w="100"/>
+              <w:bottom w:type="dxa" w:w="60"/>
+              <w:right w:type="dxa" w:w="100"/>
+            </w:tcMar>
+          </w:tcPr>
+          <w:p>
+            <w:pPr>
+              <w:spacing w:line="288"/>
+            </w:pPr>
+            <w:r>
+              <w:rPr>
+                <w:rFonts w:ascii="SimSun" w:cs="SimSun" w:eastAsia="SimSun" w:hAnsi="SimSun"/>
+                <w:color w:val="333333"/>
+                <w:sz w:val="20"/>
+                <w:szCs w:val="20"/>
+              </w:rPr>
+              <w:t xml:space="preserve">**ARMCC 项目中所有 .c/.h 注释只能用 ASCII 画框 (`+``-``</w:t>
+            </w:r>
+          </w:p>
+        </w:tc>
+        <w:tc>
+          <w:tcPr>
+            <w:tcW w:type="dxa" w:w="2268"/>
+            <w:tcBorders>
+              <w:top w:val="single" w:color="CCCCCC" w:sz="1"/>
+              <w:left w:val="single" w:color="CCCCCC" w:sz="1"/>
+              <w:bottom w:val="single" w:color="CCCCCC" w:sz="1"/>
+              <w:right w:val="single" w:color="CCCCCC" w:sz="1"/>
+            </w:tcBorders>
+            <w:tcMar>
+              <w:top w:type="dxa" w:w="60"/>
+              <w:left w:type="dxa" w:w="100"/>
+              <w:bottom w:type="dxa" w:w="60"/>
+              <w:right w:type="dxa" w:w="100"/>
+            </w:tcMar>
+          </w:tcPr>
+          <w:p>
+            <w:pPr>
+              <w:spacing w:line="288"/>
+            </w:pPr>
+            <w:r>
+              <w:rPr>
+                <w:rFonts w:ascii="SimSun" w:cs="SimSun" w:eastAsia="SimSun" w:hAnsi="SimSun"/>
+                <w:color w:val="333333"/>
+                <w:sz w:val="20"/>
+                <w:szCs w:val="20"/>
+              </w:rPr>
+              <w:t xml:space="preserve">`), 禁止 Unicode box-drawing; 见 rules/common/armcc-c89-comment-rules.md**</w:t>
+            </w:r>
+          </w:p>
+        </w:tc>
+      </w:tr>
+      <w:tr>
+        <w:tc>
+          <w:tcPr>
+            <w:tcW w:type="dxa" w:w="2268"/>
+            <w:tcBorders>
+              <w:top w:val="single" w:color="CCCCCC" w:sz="1"/>
+              <w:left w:val="single" w:color="CCCCCC" w:sz="1"/>
+              <w:bottom w:val="single" w:color="CCCCCC" w:sz="1"/>
+              <w:right w:val="single" w:color="CCCCCC" w:sz="1"/>
+            </w:tcBorders>
+            <w:tcMar>
+              <w:top w:type="dxa" w:w="60"/>
+              <w:left w:type="dxa" w:w="100"/>
+              <w:bottom w:type="dxa" w:w="60"/>
+              <w:right w:type="dxa" w:w="100"/>
+            </w:tcMar>
+          </w:tcPr>
+          <w:p>
+            <w:pPr>
+              <w:spacing w:line="288"/>
+            </w:pPr>
+            <w:r>
+              <w:rPr>
+                <w:rFonts w:ascii="SimSun" w:cs="SimSun" w:eastAsia="SimSun" w:hAnsi="SimSun"/>
+                <w:color w:val="333333"/>
+                <w:sz w:val="20"/>
+                <w:szCs w:val="20"/>
+              </w:rPr>
+              <w:t xml:space="preserve">55</w:t>
+            </w:r>
+          </w:p>
+        </w:tc>
+        <w:tc>
+          <w:tcPr>
+            <w:tcW w:type="dxa" w:w="2268"/>
+            <w:tcBorders>
+              <w:top w:val="single" w:color="CCCCCC" w:sz="1"/>
+              <w:left w:val="single" w:color="CCCCCC" w:sz="1"/>
+              <w:bottom w:val="single" w:color="CCCCCC" w:sz="1"/>
+              <w:right w:val="single" w:color="CCCCCC" w:sz="1"/>
+            </w:tcBorders>
+            <w:tcMar>
+              <w:top w:type="dxa" w:w="60"/>
+              <w:left w:type="dxa" w:w="100"/>
+              <w:bottom w:type="dxa" w:w="60"/>
+              <w:right w:type="dxa" w:w="100"/>
+            </w:tcMar>
+          </w:tcPr>
+          <w:p>
+            <w:pPr>
+              <w:spacing w:line="288"/>
+            </w:pPr>
+            <w:r>
+              <w:rPr>
+                <w:rFonts w:ascii="SimSun" w:cs="SimSun" w:eastAsia="SimSun" w:hAnsi="SimSun"/>
+                <w:color w:val="333333"/>
+                <w:sz w:val="20"/>
+                <w:szCs w:val="20"/>
+              </w:rPr>
+              <w:t xml:space="preserve">Sys_Timer.c 注释内嵌套 `/* */` 导致编译错误</w:t>
+            </w:r>
+          </w:p>
+        </w:tc>
+        <w:tc>
+          <w:tcPr>
+            <w:tcW w:type="dxa" w:w="2268"/>
+            <w:tcBorders>
+              <w:top w:val="single" w:color="CCCCCC" w:sz="1"/>
+              <w:left w:val="single" w:color="CCCCCC" w:sz="1"/>
+              <w:bottom w:val="single" w:color="CCCCCC" w:sz="1"/>
+              <w:right w:val="single" w:color="CCCCCC" w:sz="1"/>
+            </w:tcBorders>
+            <w:tcMar>
+              <w:top w:type="dxa" w:w="60"/>
+              <w:left w:type="dxa" w:w="100"/>
+              <w:bottom w:type="dxa" w:w="60"/>
+              <w:right w:type="dxa" w:w="100"/>
+            </w:tcMar>
+          </w:tcPr>
+          <w:p>
+            <w:pPr>
+              <w:spacing w:line="288"/>
+            </w:pPr>
+            <w:r>
+              <w:rPr>
+                <w:rFonts w:ascii="SimSun" w:cs="SimSun" w:eastAsia="SimSun" w:hAnsi="SimSun"/>
+                <w:color w:val="333333"/>
+                <w:sz w:val="20"/>
+                <w:szCs w:val="20"/>
+              </w:rPr>
+              <w:t xml:space="preserve">接线图中的 `/* 业务逻辑 */` 被 ARMCC 解释为嵌套注释</w:t>
+            </w:r>
+          </w:p>
+        </w:tc>
+        <w:tc>
+          <w:tcPr>
+            <w:tcW w:type="dxa" w:w="2268"/>
+            <w:tcBorders>
+              <w:top w:val="single" w:color="CCCCCC" w:sz="1"/>
+              <w:left w:val="single" w:color="CCCCCC" w:sz="1"/>
+              <w:bottom w:val="single" w:color="CCCCCC" w:sz="1"/>
+              <w:right w:val="single" w:color="CCCCCC" w:sz="1"/>
+            </w:tcBorders>
+            <w:tcMar>
+              <w:top w:type="dxa" w:w="60"/>
+              <w:left w:type="dxa" w:w="100"/>
+              <w:bottom w:type="dxa" w:w="60"/>
+              <w:right w:type="dxa" w:w="100"/>
+            </w:tcMar>
+          </w:tcPr>
+          <w:p>
+            <w:pPr>
+              <w:spacing w:line="288"/>
+            </w:pPr>
+            <w:r>
+              <w:rPr>
+                <w:rFonts w:ascii="SimSun" w:cs="SimSun" w:eastAsia="SimSun" w:hAnsi="SimSun"/>
+                <w:color w:val="333333"/>
+                <w:sz w:val="20"/>
+                <w:szCs w:val="20"/>
+              </w:rPr>
+              <w:t xml:space="preserve">**注释中避免写 C 代码示例, 或用 `//` 替代 `/* */`**</w:t>
+            </w:r>
+          </w:p>
+        </w:tc>
+      </w:tr>
+      <w:tr>
+        <w:tc>
+          <w:tcPr>
+            <w:tcW w:type="dxa" w:w="2268"/>
+            <w:tcBorders>
+              <w:top w:val="single" w:color="CCCCCC" w:sz="1"/>
+              <w:left w:val="single" w:color="CCCCCC" w:sz="1"/>
+              <w:bottom w:val="single" w:color="CCCCCC" w:sz="1"/>
+              <w:right w:val="single" w:color="CCCCCC" w:sz="1"/>
+            </w:tcBorders>
+            <w:tcMar>
+              <w:top w:type="dxa" w:w="60"/>
+              <w:left w:type="dxa" w:w="100"/>
+              <w:bottom w:type="dxa" w:w="60"/>
+              <w:right w:type="dxa" w:w="100"/>
+            </w:tcMar>
+          </w:tcPr>
+          <w:p>
+            <w:pPr>
+              <w:spacing w:line="288"/>
+            </w:pPr>
+            <w:r>
+              <w:rPr>
+                <w:rFonts w:ascii="SimSun" w:cs="SimSun" w:eastAsia="SimSun" w:hAnsi="SimSun"/>
+                <w:color w:val="333333"/>
+                <w:sz w:val="20"/>
+                <w:szCs w:val="20"/>
+              </w:rPr>
+              <w:t xml:space="preserve">56</w:t>
+            </w:r>
+          </w:p>
+        </w:tc>
+        <w:tc>
+          <w:tcPr>
+            <w:tcW w:type="dxa" w:w="2268"/>
+            <w:tcBorders>
+              <w:top w:val="single" w:color="CCCCCC" w:sz="1"/>
+              <w:left w:val="single" w:color="CCCCCC" w:sz="1"/>
+              <w:bottom w:val="single" w:color="CCCCCC" w:sz="1"/>
+              <w:right w:val="single" w:color="CCCCCC" w:sz="1"/>
+            </w:tcBorders>
+            <w:tcMar>
+              <w:top w:type="dxa" w:w="60"/>
+              <w:left w:type="dxa" w:w="100"/>
+              <w:bottom w:type="dxa" w:w="60"/>
+              <w:right w:type="dxa" w:w="100"/>
+            </w:tcMar>
+          </w:tcPr>
+          <w:p>
+            <w:pPr>
+              <w:spacing w:line="288"/>
+            </w:pPr>
+            <w:r>
+              <w:rPr>
+                <w:rFonts w:ascii="SimSun" w:cs="SimSun" w:eastAsia="SimSun" w:hAnsi="SimSun"/>
+                <w:color w:val="333333"/>
+                <w:sz w:val="20"/>
+                <w:szCs w:val="20"/>
+              </w:rPr>
+              <w:t xml:space="preserve">SPLASH 开机动画样式单一</w:t>
+            </w:r>
+          </w:p>
+        </w:tc>
+        <w:tc>
+          <w:tcPr>
+            <w:tcW w:type="dxa" w:w="2268"/>
+            <w:tcBorders>
+              <w:top w:val="single" w:color="CCCCCC" w:sz="1"/>
+              <w:left w:val="single" w:color="CCCCCC" w:sz="1"/>
+              <w:bottom w:val="single" w:color="CCCCCC" w:sz="1"/>
+              <w:right w:val="single" w:color="CCCCCC" w:sz="1"/>
+            </w:tcBorders>
+            <w:tcMar>
+              <w:top w:type="dxa" w:w="60"/>
+              <w:left w:type="dxa" w:w="100"/>
+              <w:bottom w:type="dxa" w:w="60"/>
+              <w:right w:type="dxa" w:w="100"/>
+            </w:tcMar>
+          </w:tcPr>
+          <w:p>
+            <w:pPr>
+              <w:spacing w:line="288"/>
+            </w:pPr>
+            <w:r>
+              <w:rPr>
+                <w:rFonts w:ascii="SimSun" w:cs="SimSun" w:eastAsia="SimSun" w:hAnsi="SimSun"/>
+                <w:color w:val="333333"/>
+                <w:sz w:val="20"/>
+                <w:szCs w:val="20"/>
+              </w:rPr>
+              <w:t xml:space="preserve">旧版纯 8 帧背光渐亮, 4 行文字同色渐变, 无图形元素、无闪烁动画、无进度条</w:t>
+            </w:r>
+          </w:p>
+        </w:tc>
+        <w:tc>
+          <w:tcPr>
+            <w:tcW w:type="dxa" w:w="2268"/>
+            <w:tcBorders>
+              <w:top w:val="single" w:color="CCCCCC" w:sz="1"/>
+              <w:left w:val="single" w:color="CCCCCC" w:sz="1"/>
+              <w:bottom w:val="single" w:color="CCCCCC" w:sz="1"/>
+              <w:right w:val="single" w:color="CCCCCC" w:sz="1"/>
+            </w:tcBorders>
+            <w:tcMar>
+              <w:top w:type="dxa" w:w="60"/>
+              <w:left w:type="dxa" w:w="100"/>
+              <w:bottom w:type="dxa" w:w="60"/>
+              <w:right w:type="dxa" w:w="100"/>
+            </w:tcMar>
+          </w:tcPr>
+          <w:p>
+            <w:pPr>
+              <w:spacing w:line="288"/>
+            </w:pPr>
+            <w:r>
+              <w:rPr>
+                <w:rFonts w:ascii="SimSun" w:cs="SimSun" w:eastAsia="SimSun" w:hAnsi="SimSun"/>
+                <w:color w:val="333333"/>
+                <w:sz w:val="20"/>
+                <w:szCs w:val="20"/>
+              </w:rPr>
+              <w:t xml:space="preserve">**SPLASH 设计参考手机开机: 标题脉冲闪烁 + 图标装饰 + 副标题交替渐亮 + 进度条填充**</w:t>
+            </w:r>
+          </w:p>
+        </w:tc>
+      </w:tr>
+      <w:tr>
+        <w:tc>
+          <w:tcPr>
+            <w:tcW w:type="dxa" w:w="2268"/>
+            <w:tcBorders>
+              <w:top w:val="single" w:color="CCCCCC" w:sz="1"/>
+              <w:left w:val="single" w:color="CCCCCC" w:sz="1"/>
+              <w:bottom w:val="single" w:color="CCCCCC" w:sz="1"/>
+              <w:right w:val="single" w:color="CCCCCC" w:sz="1"/>
+            </w:tcBorders>
+            <w:tcMar>
+              <w:top w:type="dxa" w:w="60"/>
+              <w:left w:type="dxa" w:w="100"/>
+              <w:bottom w:type="dxa" w:w="60"/>
+              <w:right w:type="dxa" w:w="100"/>
+            </w:tcMar>
+          </w:tcPr>
+          <w:p>
+            <w:pPr>
+              <w:spacing w:line="288"/>
+            </w:pPr>
+            <w:r>
+              <w:rPr>
+                <w:rFonts w:ascii="SimSun" w:cs="SimSun" w:eastAsia="SimSun" w:hAnsi="SimSun"/>
+                <w:color w:val="333333"/>
+                <w:sz w:val="20"/>
+                <w:szCs w:val="20"/>
+              </w:rPr>
+              <w:t xml:space="preserve">57</w:t>
+            </w:r>
+          </w:p>
+        </w:tc>
+        <w:tc>
+          <w:tcPr>
+            <w:tcW w:type="dxa" w:w="2268"/>
+            <w:tcBorders>
+              <w:top w:val="single" w:color="CCCCCC" w:sz="1"/>
+              <w:left w:val="single" w:color="CCCCCC" w:sz="1"/>
+              <w:bottom w:val="single" w:color="CCCCCC" w:sz="1"/>
+              <w:right w:val="single" w:color="CCCCCC" w:sz="1"/>
+            </w:tcBorders>
+            <w:tcMar>
+              <w:top w:type="dxa" w:w="60"/>
+              <w:left w:type="dxa" w:w="100"/>
+              <w:bottom w:type="dxa" w:w="60"/>
+              <w:right w:type="dxa" w:w="100"/>
+            </w:tcMar>
+          </w:tcPr>
+          <w:p>
+            <w:pPr>
+              <w:spacing w:line="288"/>
+            </w:pPr>
+            <w:r>
+              <w:rPr>
+                <w:rFonts w:ascii="SimSun" w:cs="SimSun" w:eastAsia="SimSun" w:hAnsi="SimSun"/>
+                <w:color w:val="333333"/>
+                <w:sz w:val="20"/>
+                <w:szCs w:val="20"/>
+              </w:rPr>
+              <w:t xml:space="preserve">接线图方框宽度不一致</w:t>
+            </w:r>
+          </w:p>
+        </w:tc>
+        <w:tc>
+          <w:tcPr>
+            <w:tcW w:type="dxa" w:w="2268"/>
+            <w:tcBorders>
+              <w:top w:val="single" w:color="CCCCCC" w:sz="1"/>
+              <w:left w:val="single" w:color="CCCCCC" w:sz="1"/>
+              <w:bottom w:val="single" w:color="CCCCCC" w:sz="1"/>
+              <w:right w:val="single" w:color="CCCCCC" w:sz="1"/>
+            </w:tcBorders>
+            <w:tcMar>
+              <w:top w:type="dxa" w:w="60"/>
+              <w:left w:type="dxa" w:w="100"/>
+              <w:bottom w:type="dxa" w:w="60"/>
+              <w:right w:type="dxa" w:w="100"/>
+            </w:tcMar>
+          </w:tcPr>
+          <w:p>
+            <w:pPr>
+              <w:spacing w:line="288"/>
+            </w:pPr>
+            <w:r>
+              <w:rPr>
+                <w:rFonts w:ascii="SimSun" w:cs="SimSun" w:eastAsia="SimSun" w:hAnsi="SimSun"/>
+                <w:color w:val="333333"/>
+                <w:sz w:val="20"/>
+                <w:szCs w:val="20"/>
+              </w:rPr>
+              <w:t xml:space="preserve">手动编辑 16 个文件时按内容截断, 没有统一约束</w:t>
+            </w:r>
+          </w:p>
+        </w:tc>
+        <w:tc>
+          <w:tcPr>
+            <w:tcW w:type="dxa" w:w="2268"/>
+            <w:tcBorders>
+              <w:top w:val="single" w:color="CCCCCC" w:sz="1"/>
+              <w:left w:val="single" w:color="CCCCCC" w:sz="1"/>
+              <w:bottom w:val="single" w:color="CCCCCC" w:sz="1"/>
+              <w:right w:val="single" w:color="CCCCCC" w:sz="1"/>
+            </w:tcBorders>
+            <w:tcMar>
+              <w:top w:type="dxa" w:w="60"/>
+              <w:left w:type="dxa" w:w="100"/>
+              <w:bottom w:type="dxa" w:w="60"/>
+              <w:right w:type="dxa" w:w="100"/>
+            </w:tcMar>
+          </w:tcPr>
+          <w:p>
+            <w:pPr>
+              <w:spacing w:line="288"/>
+            </w:pPr>
+            <w:r>
+              <w:rPr>
+                <w:rFonts w:ascii="SimSun" w:cs="SimSun" w:eastAsia="SimSun" w:hAnsi="SimSun"/>
+                <w:color w:val="333333"/>
+                <w:sz w:val="20"/>
+                <w:szCs w:val="20"/>
+              </w:rPr>
+              <w:t xml:space="preserve">**接线图用脚本统一方框宽度, 按顶边框 `+---+` 确定全局宽度**</w:t>
+            </w:r>
+          </w:p>
+        </w:tc>
+      </w:tr>
+      <w:tr>
+        <w:tc>
+          <w:tcPr>
+            <w:tcW w:type="dxa" w:w="2268"/>
+            <w:tcBorders>
+              <w:top w:val="single" w:color="CCCCCC" w:sz="1"/>
+              <w:left w:val="single" w:color="CCCCCC" w:sz="1"/>
+              <w:bottom w:val="single" w:color="CCCCCC" w:sz="1"/>
+              <w:right w:val="single" w:color="CCCCCC" w:sz="1"/>
+            </w:tcBorders>
+            <w:tcMar>
+              <w:top w:type="dxa" w:w="60"/>
+              <w:left w:type="dxa" w:w="100"/>
+              <w:bottom w:type="dxa" w:w="60"/>
+              <w:right w:type="dxa" w:w="100"/>
+            </w:tcMar>
+          </w:tcPr>
+          <w:p>
+            <w:pPr>
+              <w:spacing w:line="288"/>
+            </w:pPr>
+            <w:r>
+              <w:rPr>
+                <w:rFonts w:ascii="SimSun" w:cs="SimSun" w:eastAsia="SimSun" w:hAnsi="SimSun"/>
+                <w:color w:val="333333"/>
+                <w:sz w:val="20"/>
+                <w:szCs w:val="20"/>
+              </w:rPr>
+              <w:t xml:space="preserve">58</w:t>
+            </w:r>
+          </w:p>
+        </w:tc>
+        <w:tc>
+          <w:tcPr>
+            <w:tcW w:type="dxa" w:w="2268"/>
+            <w:tcBorders>
+              <w:top w:val="single" w:color="CCCCCC" w:sz="1"/>
+              <w:left w:val="single" w:color="CCCCCC" w:sz="1"/>
+              <w:bottom w:val="single" w:color="CCCCCC" w:sz="1"/>
+              <w:right w:val="single" w:color="CCCCCC" w:sz="1"/>
+            </w:tcBorders>
+            <w:tcMar>
+              <w:top w:type="dxa" w:w="60"/>
+              <w:left w:type="dxa" w:w="100"/>
+              <w:bottom w:type="dxa" w:w="60"/>
+              <w:right w:type="dxa" w:w="100"/>
+            </w:tcMar>
+          </w:tcPr>
+          <w:p>
+            <w:pPr>
+              <w:spacing w:line="288"/>
+            </w:pPr>
+            <w:r>
+              <w:rPr>
+                <w:rFonts w:ascii="SimSun" w:cs="SimSun" w:eastAsia="SimSun" w:hAnsi="SimSun"/>
+                <w:color w:val="333333"/>
+                <w:sz w:val="20"/>
+                <w:szCs w:val="20"/>
+              </w:rPr>
+              <w:t xml:space="preserve">.h 文件头部放置详细接线图 (W25Q_Driver.h 含 8 Pin 逐脚描述)</w:t>
+            </w:r>
+          </w:p>
+        </w:tc>
+        <w:tc>
+          <w:tcPr>
+            <w:tcW w:type="dxa" w:w="2268"/>
+            <w:tcBorders>
+              <w:top w:val="single" w:color="CCCCCC" w:sz="1"/>
+              <w:left w:val="single" w:color="CCCCCC" w:sz="1"/>
+              <w:bottom w:val="single" w:color="CCCCCC" w:sz="1"/>
+              <w:right w:val="single" w:color="CCCCCC" w:sz="1"/>
+            </w:tcBorders>
+            <w:tcMar>
+              <w:top w:type="dxa" w:w="60"/>
+              <w:left w:type="dxa" w:w="100"/>
+              <w:bottom w:type="dxa" w:w="60"/>
+              <w:right w:type="dxa" w:w="100"/>
+            </w:tcMar>
+          </w:tcPr>
+          <w:p>
+            <w:pPr>
+              <w:spacing w:line="288"/>
+            </w:pPr>
+            <w:r>
+              <w:rPr>
+                <w:rFonts w:ascii="SimSun" w:cs="SimSun" w:eastAsia="SimSun" w:hAnsi="SimSun"/>
+                <w:color w:val="333333"/>
+                <w:sz w:val="20"/>
+                <w:szCs w:val="20"/>
+              </w:rPr>
+              <w:t xml:space="preserve">接线信息写在 .h 导致头文件臃肿, 且重复于 .c</w:t>
+            </w:r>
+          </w:p>
+        </w:tc>
+        <w:tc>
+          <w:tcPr>
+            <w:tcW w:type="dxa" w:w="2268"/>
+            <w:tcBorders>
+              <w:top w:val="single" w:color="CCCCCC" w:sz="1"/>
+              <w:left w:val="single" w:color="CCCCCC" w:sz="1"/>
+              <w:bottom w:val="single" w:color="CCCCCC" w:sz="1"/>
+              <w:right w:val="single" w:color="CCCCCC" w:sz="1"/>
+            </w:tcBorders>
+            <w:tcMar>
+              <w:top w:type="dxa" w:w="60"/>
+              <w:left w:type="dxa" w:w="100"/>
+              <w:bottom w:type="dxa" w:w="60"/>
+              <w:right w:type="dxa" w:w="100"/>
+            </w:tcMar>
+          </w:tcPr>
+          <w:p>
+            <w:pPr>
+              <w:spacing w:line="288"/>
+            </w:pPr>
+            <w:r>
+              <w:rPr>
+                <w:rFonts w:ascii="SimSun" w:cs="SimSun" w:eastAsia="SimSun" w:hAnsi="SimSun"/>
+                <w:color w:val="333333"/>
+                <w:sz w:val="20"/>
+                <w:szCs w:val="20"/>
+              </w:rPr>
+              <w:t xml:space="preserve">**接线图只放在 .c 文件头部, .h 用一行 "接线详见 xxx.c" 引用, 保持头文件简短**</w:t>
             </w:r>
           </w:p>
         </w:tc>

--- a/Claude_Files/docs/embedded-architect-system-prompt.docx
+++ b/Claude_Files/docs/embedded-architect-system-prompt.docx
@@ -3919,6 +3919,70 @@
                 <w:sz w:val="20"/>
                 <w:szCs w:val="20"/>
               </w:rPr>
+              <w:t xml:space="preserve">V4.5.0</w:t>
+            </w:r>
+          </w:p>
+        </w:tc>
+        <w:tc>
+          <w:tcPr>
+            <w:tcW w:type="dxa" w:w="4536"/>
+            <w:tcBorders>
+              <w:top w:val="single" w:color="CCCCCC" w:sz="1"/>
+              <w:left w:val="single" w:color="CCCCCC" w:sz="1"/>
+              <w:bottom w:val="single" w:color="CCCCCC" w:sz="1"/>
+              <w:right w:val="single" w:color="CCCCCC" w:sz="1"/>
+            </w:tcBorders>
+            <w:tcMar>
+              <w:top w:type="dxa" w:w="60"/>
+              <w:left w:type="dxa" w:w="100"/>
+              <w:bottom w:type="dxa" w:w="60"/>
+              <w:right w:type="dxa" w:w="100"/>
+            </w:tcMar>
+          </w:tcPr>
+          <w:p>
+            <w:pPr>
+              <w:spacing w:line="288"/>
+            </w:pPr>
+            <w:r>
+              <w:rPr>
+                <w:rFonts w:ascii="SimSun" w:cs="SimSun" w:eastAsia="SimSun" w:hAnsi="SimSun"/>
+                <w:color w:val="333333"/>
+                <w:sz w:val="20"/>
+                <w:szCs w:val="20"/>
+              </w:rPr>
+              <w:t xml:space="preserve">设置系统重构: 8页设置 + PIC预览模型 + 字间距0-6px + 亮度二级菜单(手动/呼吸灯) + 颜色6预设全屏重绘 + Tft_Driver 纯像素间隙渲染 + Center/Right 自适应间距 + Draw_Header 内置图标 + Key_Driver ID命名去歧义 + ARMCC V5 hex-escape兼容 + App_Storage 196B校验 + 死代码清理(font_size/BL_Dynamic/Key_GetEvent)</w:t>
+            </w:r>
+          </w:p>
+        </w:tc>
+      </w:tr>
+      <w:tr>
+        <w:tc>
+          <w:tcPr>
+            <w:tcW w:type="dxa" w:w="4536"/>
+            <w:tcBorders>
+              <w:top w:val="single" w:color="CCCCCC" w:sz="1"/>
+              <w:left w:val="single" w:color="CCCCCC" w:sz="1"/>
+              <w:bottom w:val="single" w:color="CCCCCC" w:sz="1"/>
+              <w:right w:val="single" w:color="CCCCCC" w:sz="1"/>
+            </w:tcBorders>
+            <w:tcMar>
+              <w:top w:type="dxa" w:w="60"/>
+              <w:left w:type="dxa" w:w="100"/>
+              <w:bottom w:type="dxa" w:w="60"/>
+              <w:right w:type="dxa" w:w="100"/>
+            </w:tcMar>
+          </w:tcPr>
+          <w:p>
+            <w:pPr>
+              <w:spacing w:line="288"/>
+            </w:pPr>
+            <w:r>
+              <w:rPr>
+                <w:rFonts w:ascii="SimSun" w:cs="SimSun" w:eastAsia="SimSun" w:hAnsi="SimSun"/>
+                <w:color w:val="333333"/>
+                <w:sz w:val="20"/>
+                <w:szCs w:val="20"/>
+              </w:rPr>
               <w:t xml:space="preserve">V4.3.2</w:t>
             </w:r>
           </w:p>
@@ -13994,6 +14058,802 @@
                 <w:szCs w:val="20"/>
               </w:rPr>
               <w:t xml:space="preserve">**接线图只放在 .c 文件头部, .h 用一行 "接线详见 xxx.c" 引用, 保持头文件简短**</w:t>
+            </w:r>
+          </w:p>
+        </w:tc>
+      </w:tr>
+    </w:tbl>
+    <w:p/>
+    <w:p/>
+    <w:p>
+      <w:pPr>
+        <w:pStyle w:val="Heading3"/>
+        <w:spacing w:after="80" w:before="160"/>
+      </w:pPr>
+      <w:r>
+        <w:rPr>
+          <w:rFonts w:ascii="Microsoft YaHei" w:cs="Microsoft YaHei" w:eastAsia="Microsoft YaHei" w:hAnsi="Microsoft YaHei"/>
+          <w:b/>
+          <w:bCs/>
+          <w:color w:val="2B579A"/>
+          <w:sz w:val="28"/>
+          <w:szCs w:val="28"/>
+        </w:rPr>
+        <w:t xml:space="preserve">4.11 2026-07-02: V4.5.0 设置系统重构教训</w:t>
+      </w:r>
+    </w:p>
+    <w:p/>
+    <w:p/>
+    <w:tbl>
+      <w:tblPr>
+        <w:tblW w:type="dxa" w:w="9072"/>
+        <w:tblBorders>
+          <w:top w:val="single" w:color="auto" w:sz="4"/>
+          <w:left w:val="single" w:color="auto" w:sz="4"/>
+          <w:bottom w:val="single" w:color="auto" w:sz="4"/>
+          <w:right w:val="single" w:color="auto" w:sz="4"/>
+          <w:insideH w:val="single" w:color="auto" w:sz="4"/>
+          <w:insideV w:val="single" w:color="auto" w:sz="4"/>
+        </w:tblBorders>
+      </w:tblPr>
+      <w:tblGrid>
+        <w:gridCol w:w="2268"/>
+        <w:gridCol w:w="2268"/>
+        <w:gridCol w:w="2268"/>
+        <w:gridCol w:w="2268"/>
+      </w:tblGrid>
+      <w:tr>
+        <w:tc>
+          <w:tcPr>
+            <w:tcW w:type="dxa" w:w="2268"/>
+            <w:tcBorders>
+              <w:top w:val="single" w:color="CCCCCC" w:sz="1"/>
+              <w:left w:val="single" w:color="CCCCCC" w:sz="1"/>
+              <w:bottom w:val="single" w:color="CCCCCC" w:sz="1"/>
+              <w:right w:val="single" w:color="CCCCCC" w:sz="1"/>
+            </w:tcBorders>
+            <w:shd w:fill="D5E8F0" w:val="clear"/>
+            <w:tcMar>
+              <w:top w:type="dxa" w:w="60"/>
+              <w:left w:type="dxa" w:w="100"/>
+              <w:bottom w:type="dxa" w:w="60"/>
+              <w:right w:type="dxa" w:w="100"/>
+            </w:tcMar>
+          </w:tcPr>
+          <w:p>
+            <w:r>
+              <w:rPr>
+                <w:rFonts w:ascii="SimSun" w:cs="SimSun" w:eastAsia="SimSun" w:hAnsi="SimSun"/>
+                <w:b/>
+                <w:bCs/>
+                <w:color w:val="333333"/>
+                <w:sz w:val="20"/>
+                <w:szCs w:val="20"/>
+              </w:rPr>
+              <w:t xml:space="preserve">#</w:t>
+            </w:r>
+          </w:p>
+        </w:tc>
+        <w:tc>
+          <w:tcPr>
+            <w:tcW w:type="dxa" w:w="2268"/>
+            <w:tcBorders>
+              <w:top w:val="single" w:color="CCCCCC" w:sz="1"/>
+              <w:left w:val="single" w:color="CCCCCC" w:sz="1"/>
+              <w:bottom w:val="single" w:color="CCCCCC" w:sz="1"/>
+              <w:right w:val="single" w:color="CCCCCC" w:sz="1"/>
+            </w:tcBorders>
+            <w:shd w:fill="D5E8F0" w:val="clear"/>
+            <w:tcMar>
+              <w:top w:type="dxa" w:w="60"/>
+              <w:left w:type="dxa" w:w="100"/>
+              <w:bottom w:type="dxa" w:w="60"/>
+              <w:right w:type="dxa" w:w="100"/>
+            </w:tcMar>
+          </w:tcPr>
+          <w:p>
+            <w:r>
+              <w:rPr>
+                <w:rFonts w:ascii="SimSun" w:cs="SimSun" w:eastAsia="SimSun" w:hAnsi="SimSun"/>
+                <w:b/>
+                <w:bCs/>
+                <w:color w:val="333333"/>
+                <w:sz w:val="20"/>
+                <w:szCs w:val="20"/>
+              </w:rPr>
+              <w:t xml:space="preserve">问题</w:t>
+            </w:r>
+          </w:p>
+        </w:tc>
+        <w:tc>
+          <w:tcPr>
+            <w:tcW w:type="dxa" w:w="2268"/>
+            <w:tcBorders>
+              <w:top w:val="single" w:color="CCCCCC" w:sz="1"/>
+              <w:left w:val="single" w:color="CCCCCC" w:sz="1"/>
+              <w:bottom w:val="single" w:color="CCCCCC" w:sz="1"/>
+              <w:right w:val="single" w:color="CCCCCC" w:sz="1"/>
+            </w:tcBorders>
+            <w:shd w:fill="D5E8F0" w:val="clear"/>
+            <w:tcMar>
+              <w:top w:type="dxa" w:w="60"/>
+              <w:left w:type="dxa" w:w="100"/>
+              <w:bottom w:type="dxa" w:w="60"/>
+              <w:right w:type="dxa" w:w="100"/>
+            </w:tcMar>
+          </w:tcPr>
+          <w:p>
+            <w:r>
+              <w:rPr>
+                <w:rFonts w:ascii="SimSun" w:cs="SimSun" w:eastAsia="SimSun" w:hAnsi="SimSun"/>
+                <w:b/>
+                <w:bCs/>
+                <w:color w:val="333333"/>
+                <w:sz w:val="20"/>
+                <w:szCs w:val="20"/>
+              </w:rPr>
+              <w:t xml:space="preserve">根因</w:t>
+            </w:r>
+          </w:p>
+        </w:tc>
+        <w:tc>
+          <w:tcPr>
+            <w:tcW w:type="dxa" w:w="2268"/>
+            <w:tcBorders>
+              <w:top w:val="single" w:color="CCCCCC" w:sz="1"/>
+              <w:left w:val="single" w:color="CCCCCC" w:sz="1"/>
+              <w:bottom w:val="single" w:color="CCCCCC" w:sz="1"/>
+              <w:right w:val="single" w:color="CCCCCC" w:sz="1"/>
+            </w:tcBorders>
+            <w:shd w:fill="D5E8F0" w:val="clear"/>
+            <w:tcMar>
+              <w:top w:type="dxa" w:w="60"/>
+              <w:left w:type="dxa" w:w="100"/>
+              <w:bottom w:type="dxa" w:w="60"/>
+              <w:right w:type="dxa" w:w="100"/>
+            </w:tcMar>
+          </w:tcPr>
+          <w:p>
+            <w:r>
+              <w:rPr>
+                <w:rFonts w:ascii="SimSun" w:cs="SimSun" w:eastAsia="SimSun" w:hAnsi="SimSun"/>
+                <w:b/>
+                <w:bCs/>
+                <w:color w:val="333333"/>
+                <w:sz w:val="20"/>
+                <w:szCs w:val="20"/>
+              </w:rPr>
+              <w:t xml:space="preserve">预防规则</w:t>
+            </w:r>
+          </w:p>
+        </w:tc>
+      </w:tr>
+      <w:tr>
+        <w:tc>
+          <w:tcPr>
+            <w:tcW w:type="dxa" w:w="2268"/>
+            <w:tcBorders>
+              <w:top w:val="single" w:color="CCCCCC" w:sz="1"/>
+              <w:left w:val="single" w:color="CCCCCC" w:sz="1"/>
+              <w:bottom w:val="single" w:color="CCCCCC" w:sz="1"/>
+              <w:right w:val="single" w:color="CCCCCC" w:sz="1"/>
+            </w:tcBorders>
+            <w:tcMar>
+              <w:top w:type="dxa" w:w="60"/>
+              <w:left w:type="dxa" w:w="100"/>
+              <w:bottom w:type="dxa" w:w="60"/>
+              <w:right w:type="dxa" w:w="100"/>
+            </w:tcMar>
+          </w:tcPr>
+          <w:p>
+            <w:pPr>
+              <w:spacing w:line="288"/>
+            </w:pPr>
+            <w:r>
+              <w:rPr>
+                <w:rFonts w:ascii="SimSun" w:cs="SimSun" w:eastAsia="SimSun" w:hAnsi="SimSun"/>
+                <w:color w:val="333333"/>
+                <w:sz w:val="20"/>
+                <w:szCs w:val="20"/>
+              </w:rPr>
+              <w:t xml:space="preserve">59</w:t>
+            </w:r>
+          </w:p>
+        </w:tc>
+        <w:tc>
+          <w:tcPr>
+            <w:tcW w:type="dxa" w:w="2268"/>
+            <w:tcBorders>
+              <w:top w:val="single" w:color="CCCCCC" w:sz="1"/>
+              <w:left w:val="single" w:color="CCCCCC" w:sz="1"/>
+              <w:bottom w:val="single" w:color="CCCCCC" w:sz="1"/>
+              <w:right w:val="single" w:color="CCCCCC" w:sz="1"/>
+            </w:tcBorders>
+            <w:tcMar>
+              <w:top w:type="dxa" w:w="60"/>
+              <w:left w:type="dxa" w:w="100"/>
+              <w:bottom w:type="dxa" w:w="60"/>
+              <w:right w:type="dxa" w:w="100"/>
+            </w:tcMar>
+          </w:tcPr>
+          <w:p>
+            <w:pPr>
+              <w:spacing w:line="288"/>
+            </w:pPr>
+            <w:r>
+              <w:rPr>
+                <w:rFonts w:ascii="SimSun" w:cs="SimSun" w:eastAsia="SimSun" w:hAnsi="SimSun"/>
+                <w:color w:val="333333"/>
+                <w:sz w:val="20"/>
+                <w:szCs w:val="20"/>
+              </w:rPr>
+              <w:t xml:space="preserve">字间距0/2/4/6px 视觉效果不可见</w:t>
+            </w:r>
+          </w:p>
+        </w:tc>
+        <w:tc>
+          <w:tcPr>
+            <w:tcW w:type="dxa" w:w="2268"/>
+            <w:tcBorders>
+              <w:top w:val="single" w:color="CCCCCC" w:sz="1"/>
+              <w:left w:val="single" w:color="CCCCCC" w:sz="1"/>
+              <w:bottom w:val="single" w:color="CCCCCC" w:sz="1"/>
+              <w:right w:val="single" w:color="CCCCCC" w:sz="1"/>
+            </w:tcBorders>
+            <w:tcMar>
+              <w:top w:type="dxa" w:w="60"/>
+              <w:left w:type="dxa" w:w="100"/>
+              <w:bottom w:type="dxa" w:w="60"/>
+              <w:right w:type="dxa" w:w="100"/>
+            </w:tcMar>
+          </w:tcPr>
+          <w:p>
+            <w:pPr>
+              <w:spacing w:line="288"/>
+            </w:pPr>
+            <w:r>
+              <w:rPr>
+                <w:rFonts w:ascii="SimSun" w:cs="SimSun" w:eastAsia="SimSun" w:hAnsi="SimSun"/>
+                <w:color w:val="333333"/>
+                <w:sz w:val="20"/>
+                <w:szCs w:val="20"/>
+              </w:rPr>
+              <w:t xml:space="preserve">TFT_Driver_Show_CN_String 间距间隙用 Fill_Rect(bg) 填充，但列步进用整数列单位 (spacing/8)，2/4px 换算为 0 个额外列</w:t>
+            </w:r>
+          </w:p>
+        </w:tc>
+        <w:tc>
+          <w:tcPr>
+            <w:tcW w:type="dxa" w:w="2268"/>
+            <w:tcBorders>
+              <w:top w:val="single" w:color="CCCCCC" w:sz="1"/>
+              <w:left w:val="single" w:color="CCCCCC" w:sz="1"/>
+              <w:bottom w:val="single" w:color="CCCCCC" w:sz="1"/>
+              <w:right w:val="single" w:color="CCCCCC" w:sz="1"/>
+            </w:tcBorders>
+            <w:tcMar>
+              <w:top w:type="dxa" w:w="60"/>
+              <w:left w:type="dxa" w:w="100"/>
+              <w:bottom w:type="dxa" w:w="60"/>
+              <w:right w:type="dxa" w:w="100"/>
+            </w:tcMar>
+          </w:tcPr>
+          <w:p>
+            <w:pPr>
+              <w:spacing w:line="288"/>
+            </w:pPr>
+            <w:r>
+              <w:rPr>
+                <w:rFonts w:ascii="SimSun" w:cs="SimSun" w:eastAsia="SimSun" w:hAnsi="SimSun"/>
+                <w:color w:val="333333"/>
+                <w:sz w:val="20"/>
+                <w:szCs w:val="20"/>
+              </w:rPr>
+              <w:t xml:space="preserve">**纯像素级渲染函数必须跟踪像素位置，不能混用列步进和像素偏移；统一用 cur_x += char_w + spacing 的像素累加模式**</w:t>
+            </w:r>
+          </w:p>
+        </w:tc>
+      </w:tr>
+      <w:tr>
+        <w:tc>
+          <w:tcPr>
+            <w:tcW w:type="dxa" w:w="2268"/>
+            <w:tcBorders>
+              <w:top w:val="single" w:color="CCCCCC" w:sz="1"/>
+              <w:left w:val="single" w:color="CCCCCC" w:sz="1"/>
+              <w:bottom w:val="single" w:color="CCCCCC" w:sz="1"/>
+              <w:right w:val="single" w:color="CCCCCC" w:sz="1"/>
+            </w:tcBorders>
+            <w:tcMar>
+              <w:top w:type="dxa" w:w="60"/>
+              <w:left w:type="dxa" w:w="100"/>
+              <w:bottom w:type="dxa" w:w="60"/>
+              <w:right w:type="dxa" w:w="100"/>
+            </w:tcMar>
+          </w:tcPr>
+          <w:p>
+            <w:pPr>
+              <w:spacing w:line="288"/>
+            </w:pPr>
+            <w:r>
+              <w:rPr>
+                <w:rFonts w:ascii="SimSun" w:cs="SimSun" w:eastAsia="SimSun" w:hAnsi="SimSun"/>
+                <w:color w:val="333333"/>
+                <w:sz w:val="20"/>
+                <w:szCs w:val="20"/>
+              </w:rPr>
+              <w:t xml:space="preserve">60</w:t>
+            </w:r>
+          </w:p>
+        </w:tc>
+        <w:tc>
+          <w:tcPr>
+            <w:tcW w:type="dxa" w:w="2268"/>
+            <w:tcBorders>
+              <w:top w:val="single" w:color="CCCCCC" w:sz="1"/>
+              <w:left w:val="single" w:color="CCCCCC" w:sz="1"/>
+              <w:bottom w:val="single" w:color="CCCCCC" w:sz="1"/>
+              <w:right w:val="single" w:color="CCCCCC" w:sz="1"/>
+            </w:tcBorders>
+            <w:tcMar>
+              <w:top w:type="dxa" w:w="60"/>
+              <w:left w:type="dxa" w:w="100"/>
+              <w:bottom w:type="dxa" w:w="60"/>
+              <w:right w:type="dxa" w:w="100"/>
+            </w:tcMar>
+          </w:tcPr>
+          <w:p>
+            <w:pPr>
+              <w:spacing w:line="288"/>
+            </w:pPr>
+            <w:r>
+              <w:rPr>
+                <w:rFonts w:ascii="SimSun" w:cs="SimSun" w:eastAsia="SimSun" w:hAnsi="SimSun"/>
+                <w:color w:val="333333"/>
+                <w:sz w:val="20"/>
+                <w:szCs w:val="20"/>
+              </w:rPr>
+              <w:t xml:space="preserve">亮度调节全屏闪烁</w:t>
+            </w:r>
+          </w:p>
+        </w:tc>
+        <w:tc>
+          <w:tcPr>
+            <w:tcW w:type="dxa" w:w="2268"/>
+            <w:tcBorders>
+              <w:top w:val="single" w:color="CCCCCC" w:sz="1"/>
+              <w:left w:val="single" w:color="CCCCCC" w:sz="1"/>
+              <w:bottom w:val="single" w:color="CCCCCC" w:sz="1"/>
+              <w:right w:val="single" w:color="CCCCCC" w:sz="1"/>
+            </w:tcBorders>
+            <w:tcMar>
+              <w:top w:type="dxa" w:w="60"/>
+              <w:left w:type="dxa" w:w="100"/>
+              <w:bottom w:type="dxa" w:w="60"/>
+              <w:right w:type="dxa" w:w="100"/>
+            </w:tcMar>
+          </w:tcPr>
+          <w:p>
+            <w:pPr>
+              <w:spacing w:line="288"/>
+            </w:pPr>
+            <w:r>
+              <w:rPr>
+                <w:rFonts w:ascii="SimSun" w:cs="SimSun" w:eastAsia="SimSun" w:hAnsi="SimSun"/>
+                <w:color w:val="333333"/>
+                <w:sz w:val="20"/>
+                <w:szCs w:val="20"/>
+              </w:rPr>
+              <w:t xml:space="preserve">Handle_BL_Manual_Keys F+/F- 设 s_page_drawn=0 导致 Phase 7 做 Tft_Driver_Clear 全屏清</w:t>
+            </w:r>
+          </w:p>
+        </w:tc>
+        <w:tc>
+          <w:tcPr>
+            <w:tcW w:type="dxa" w:w="2268"/>
+            <w:tcBorders>
+              <w:top w:val="single" w:color="CCCCCC" w:sz="1"/>
+              <w:left w:val="single" w:color="CCCCCC" w:sz="1"/>
+              <w:bottom w:val="single" w:color="CCCCCC" w:sz="1"/>
+              <w:right w:val="single" w:color="CCCCCC" w:sz="1"/>
+            </w:tcBorders>
+            <w:tcMar>
+              <w:top w:type="dxa" w:w="60"/>
+              <w:left w:type="dxa" w:w="100"/>
+              <w:bottom w:type="dxa" w:w="60"/>
+              <w:right w:type="dxa" w:w="100"/>
+            </w:tcMar>
+          </w:tcPr>
+          <w:p>
+            <w:pPr>
+              <w:spacing w:line="288"/>
+            </w:pPr>
+            <w:r>
+              <w:rPr>
+                <w:rFonts w:ascii="SimSun" w:cs="SimSun" w:eastAsia="SimSun" w:hAnsi="SimSun"/>
+                <w:color w:val="333333"/>
+                <w:sz w:val="20"/>
+                <w:szCs w:val="20"/>
+              </w:rPr>
+              <w:t xml:space="preserve">**增量刷新场景不要在 key handler 里设 s_page_drawn=0，直接在 handler 内部画增量区域**</w:t>
+            </w:r>
+          </w:p>
+        </w:tc>
+      </w:tr>
+      <w:tr>
+        <w:tc>
+          <w:tcPr>
+            <w:tcW w:type="dxa" w:w="2268"/>
+            <w:tcBorders>
+              <w:top w:val="single" w:color="CCCCCC" w:sz="1"/>
+              <w:left w:val="single" w:color="CCCCCC" w:sz="1"/>
+              <w:bottom w:val="single" w:color="CCCCCC" w:sz="1"/>
+              <w:right w:val="single" w:color="CCCCCC" w:sz="1"/>
+            </w:tcBorders>
+            <w:tcMar>
+              <w:top w:type="dxa" w:w="60"/>
+              <w:left w:type="dxa" w:w="100"/>
+              <w:bottom w:type="dxa" w:w="60"/>
+              <w:right w:type="dxa" w:w="100"/>
+            </w:tcMar>
+          </w:tcPr>
+          <w:p>
+            <w:pPr>
+              <w:spacing w:line="288"/>
+            </w:pPr>
+            <w:r>
+              <w:rPr>
+                <w:rFonts w:ascii="SimSun" w:cs="SimSun" w:eastAsia="SimSun" w:hAnsi="SimSun"/>
+                <w:color w:val="333333"/>
+                <w:sz w:val="20"/>
+                <w:szCs w:val="20"/>
+              </w:rPr>
+              <w:t xml:space="preserve">61</w:t>
+            </w:r>
+          </w:p>
+        </w:tc>
+        <w:tc>
+          <w:tcPr>
+            <w:tcW w:type="dxa" w:w="2268"/>
+            <w:tcBorders>
+              <w:top w:val="single" w:color="CCCCCC" w:sz="1"/>
+              <w:left w:val="single" w:color="CCCCCC" w:sz="1"/>
+              <w:bottom w:val="single" w:color="CCCCCC" w:sz="1"/>
+              <w:right w:val="single" w:color="CCCCCC" w:sz="1"/>
+            </w:tcBorders>
+            <w:tcMar>
+              <w:top w:type="dxa" w:w="60"/>
+              <w:left w:type="dxa" w:w="100"/>
+              <w:bottom w:type="dxa" w:w="60"/>
+              <w:right w:type="dxa" w:w="100"/>
+            </w:tcMar>
+          </w:tcPr>
+          <w:p>
+            <w:pPr>
+              <w:spacing w:line="288"/>
+            </w:pPr>
+            <w:r>
+              <w:rPr>
+                <w:rFonts w:ascii="SimSun" w:cs="SimSun" w:eastAsia="SimSun" w:hAnsi="SimSun"/>
+                <w:color w:val="333333"/>
+                <w:sz w:val="20"/>
+                <w:szCs w:val="20"/>
+              </w:rPr>
+              <w:t xml:space="preserve">颜色方案背景不全屏</w:t>
+            </w:r>
+          </w:p>
+        </w:tc>
+        <w:tc>
+          <w:tcPr>
+            <w:tcW w:type="dxa" w:w="2268"/>
+            <w:tcBorders>
+              <w:top w:val="single" w:color="CCCCCC" w:sz="1"/>
+              <w:left w:val="single" w:color="CCCCCC" w:sz="1"/>
+              <w:bottom w:val="single" w:color="CCCCCC" w:sz="1"/>
+              <w:right w:val="single" w:color="CCCCCC" w:sz="1"/>
+            </w:tcBorders>
+            <w:tcMar>
+              <w:top w:type="dxa" w:w="60"/>
+              <w:left w:type="dxa" w:w="100"/>
+              <w:bottom w:type="dxa" w:w="60"/>
+              <w:right w:type="dxa" w:w="100"/>
+            </w:tcMar>
+          </w:tcPr>
+          <w:p>
+            <w:pPr>
+              <w:spacing w:line="288"/>
+            </w:pPr>
+            <w:r>
+              <w:rPr>
+                <w:rFonts w:ascii="SimSun" w:cs="SimSun" w:eastAsia="SimSun" w:hAnsi="SimSun"/>
+                <w:color w:val="333333"/>
+                <w:sz w:val="20"/>
+                <w:szCs w:val="20"/>
+              </w:rPr>
+              <w:t xml:space="preserve">Draw_Color_Full 只画页面内容(行2-7)，不填满整个屏幕背景</w:t>
+            </w:r>
+          </w:p>
+        </w:tc>
+        <w:tc>
+          <w:tcPr>
+            <w:tcW w:type="dxa" w:w="2268"/>
+            <w:tcBorders>
+              <w:top w:val="single" w:color="CCCCCC" w:sz="1"/>
+              <w:left w:val="single" w:color="CCCCCC" w:sz="1"/>
+              <w:bottom w:val="single" w:color="CCCCCC" w:sz="1"/>
+              <w:right w:val="single" w:color="CCCCCC" w:sz="1"/>
+            </w:tcBorders>
+            <w:tcMar>
+              <w:top w:type="dxa" w:w="60"/>
+              <w:left w:type="dxa" w:w="100"/>
+              <w:bottom w:type="dxa" w:w="60"/>
+              <w:right w:type="dxa" w:w="100"/>
+            </w:tcMar>
+          </w:tcPr>
+          <w:p>
+            <w:pPr>
+              <w:spacing w:line="288"/>
+            </w:pPr>
+            <w:r>
+              <w:rPr>
+                <w:rFonts w:ascii="SimSun" w:cs="SimSun" w:eastAsia="SimSun" w:hAnsi="SimSun"/>
+                <w:color w:val="333333"/>
+                <w:sz w:val="20"/>
+                <w:szCs w:val="20"/>
+              </w:rPr>
+              <w:t xml:space="preserve">**颜色切换必须 Clear(Uc_Bg()) 全屏 + 下一页循环 Phase 7 全量重绘**</w:t>
+            </w:r>
+          </w:p>
+        </w:tc>
+      </w:tr>
+      <w:tr>
+        <w:tc>
+          <w:tcPr>
+            <w:tcW w:type="dxa" w:w="2268"/>
+            <w:tcBorders>
+              <w:top w:val="single" w:color="CCCCCC" w:sz="1"/>
+              <w:left w:val="single" w:color="CCCCCC" w:sz="1"/>
+              <w:bottom w:val="single" w:color="CCCCCC" w:sz="1"/>
+              <w:right w:val="single" w:color="CCCCCC" w:sz="1"/>
+            </w:tcBorders>
+            <w:tcMar>
+              <w:top w:type="dxa" w:w="60"/>
+              <w:left w:type="dxa" w:w="100"/>
+              <w:bottom w:type="dxa" w:w="60"/>
+              <w:right w:type="dxa" w:w="100"/>
+            </w:tcMar>
+          </w:tcPr>
+          <w:p>
+            <w:pPr>
+              <w:spacing w:line="288"/>
+            </w:pPr>
+            <w:r>
+              <w:rPr>
+                <w:rFonts w:ascii="SimSun" w:cs="SimSun" w:eastAsia="SimSun" w:hAnsi="SimSun"/>
+                <w:color w:val="333333"/>
+                <w:sz w:val="20"/>
+                <w:szCs w:val="20"/>
+              </w:rPr>
+              <w:t xml:space="preserve">62</w:t>
+            </w:r>
+          </w:p>
+        </w:tc>
+        <w:tc>
+          <w:tcPr>
+            <w:tcW w:type="dxa" w:w="2268"/>
+            <w:tcBorders>
+              <w:top w:val="single" w:color="CCCCCC" w:sz="1"/>
+              <w:left w:val="single" w:color="CCCCCC" w:sz="1"/>
+              <w:bottom w:val="single" w:color="CCCCCC" w:sz="1"/>
+              <w:right w:val="single" w:color="CCCCCC" w:sz="1"/>
+            </w:tcBorders>
+            <w:tcMar>
+              <w:top w:type="dxa" w:w="60"/>
+              <w:left w:type="dxa" w:w="100"/>
+              <w:bottom w:type="dxa" w:w="60"/>
+              <w:right w:type="dxa" w:w="100"/>
+            </w:tcMar>
+          </w:tcPr>
+          <w:p>
+            <w:pPr>
+              <w:spacing w:line="288"/>
+            </w:pPr>
+            <w:r>
+              <w:rPr>
+                <w:rFonts w:ascii="SimSun" w:cs="SimSun" w:eastAsia="SimSun" w:hAnsi="SimSun"/>
+                <w:color w:val="333333"/>
+                <w:sz w:val="20"/>
+                <w:szCs w:val="20"/>
+              </w:rPr>
+              <w:t xml:space="preserve">ARMCC #870-D 警告: 中文 "无小中大" 损坏</w:t>
+            </w:r>
+          </w:p>
+        </w:tc>
+        <w:tc>
+          <w:tcPr>
+            <w:tcW w:type="dxa" w:w="2268"/>
+            <w:tcBorders>
+              <w:top w:val="single" w:color="CCCCCC" w:sz="1"/>
+              <w:left w:val="single" w:color="CCCCCC" w:sz="1"/>
+              <w:bottom w:val="single" w:color="CCCCCC" w:sz="1"/>
+              <w:right w:val="single" w:color="CCCCCC" w:sz="1"/>
+            </w:tcBorders>
+            <w:tcMar>
+              <w:top w:type="dxa" w:w="60"/>
+              <w:left w:type="dxa" w:w="100"/>
+              <w:bottom w:type="dxa" w:w="60"/>
+              <w:right w:type="dxa" w:w="100"/>
+            </w:tcMar>
+          </w:tcPr>
+          <w:p>
+            <w:pPr>
+              <w:spacing w:line="288"/>
+            </w:pPr>
+            <w:r>
+              <w:rPr>
+                <w:rFonts w:ascii="SimSun" w:cs="SimSun" w:eastAsia="SimSun" w:hAnsi="SimSun"/>
+                <w:color w:val="333333"/>
+                <w:sz w:val="20"/>
+                <w:szCs w:val="20"/>
+              </w:rPr>
+              <w:t xml:space="preserve">中文字符在文件编辑中被编码为无效多字节序列</w:t>
+            </w:r>
+          </w:p>
+        </w:tc>
+        <w:tc>
+          <w:tcPr>
+            <w:tcW w:type="dxa" w:w="2268"/>
+            <w:tcBorders>
+              <w:top w:val="single" w:color="CCCCCC" w:sz="1"/>
+              <w:left w:val="single" w:color="CCCCCC" w:sz="1"/>
+              <w:bottom w:val="single" w:color="CCCCCC" w:sz="1"/>
+              <w:right w:val="single" w:color="CCCCCC" w:sz="1"/>
+            </w:tcBorders>
+            <w:tcMar>
+              <w:top w:type="dxa" w:w="60"/>
+              <w:left w:type="dxa" w:w="100"/>
+              <w:bottom w:type="dxa" w:w="60"/>
+              <w:right w:type="dxa" w:w="100"/>
+            </w:tcMar>
+          </w:tcPr>
+          <w:p>
+            <w:pPr>
+              <w:spacing w:line="288"/>
+            </w:pPr>
+            <w:r>
+              <w:rPr>
+                <w:rFonts w:ascii="SimSun" w:cs="SimSun" w:eastAsia="SimSun" w:hAnsi="SimSun"/>
+                <w:color w:val="333333"/>
+                <w:sz w:val="20"/>
+                <w:szCs w:val="20"/>
+              </w:rPr>
+              <w:t xml:space="preserve">**ARMCC V5 所有 inline 中文必须用 UTF-8 hex escape 序列，禁止直接写中文字符**</w:t>
+            </w:r>
+          </w:p>
+        </w:tc>
+      </w:tr>
+      <w:tr>
+        <w:tc>
+          <w:tcPr>
+            <w:tcW w:type="dxa" w:w="2268"/>
+            <w:tcBorders>
+              <w:top w:val="single" w:color="CCCCCC" w:sz="1"/>
+              <w:left w:val="single" w:color="CCCCCC" w:sz="1"/>
+              <w:bottom w:val="single" w:color="CCCCCC" w:sz="1"/>
+              <w:right w:val="single" w:color="CCCCCC" w:sz="1"/>
+            </w:tcBorders>
+            <w:tcMar>
+              <w:top w:type="dxa" w:w="60"/>
+              <w:left w:type="dxa" w:w="100"/>
+              <w:bottom w:type="dxa" w:w="60"/>
+              <w:right w:type="dxa" w:w="100"/>
+            </w:tcMar>
+          </w:tcPr>
+          <w:p>
+            <w:pPr>
+              <w:spacing w:line="288"/>
+            </w:pPr>
+            <w:r>
+              <w:rPr>
+                <w:rFonts w:ascii="SimSun" w:cs="SimSun" w:eastAsia="SimSun" w:hAnsi="SimSun"/>
+                <w:color w:val="333333"/>
+                <w:sz w:val="20"/>
+                <w:szCs w:val="20"/>
+              </w:rPr>
+              <w:t xml:space="preserve">63</w:t>
+            </w:r>
+          </w:p>
+        </w:tc>
+        <w:tc>
+          <w:tcPr>
+            <w:tcW w:type="dxa" w:w="2268"/>
+            <w:tcBorders>
+              <w:top w:val="single" w:color="CCCCCC" w:sz="1"/>
+              <w:left w:val="single" w:color="CCCCCC" w:sz="1"/>
+              <w:bottom w:val="single" w:color="CCCCCC" w:sz="1"/>
+              <w:right w:val="single" w:color="CCCCCC" w:sz="1"/>
+            </w:tcBorders>
+            <w:tcMar>
+              <w:top w:type="dxa" w:w="60"/>
+              <w:left w:type="dxa" w:w="100"/>
+              <w:bottom w:type="dxa" w:w="60"/>
+              <w:right w:type="dxa" w:w="100"/>
+            </w:tcMar>
+          </w:tcPr>
+          <w:p>
+            <w:pPr>
+              <w:spacing w:line="288"/>
+            </w:pPr>
+            <w:r>
+              <w:rPr>
+                <w:rFonts w:ascii="SimSun" w:cs="SimSun" w:eastAsia="SimSun" w:hAnsi="SimSun"/>
+                <w:color w:val="333333"/>
+                <w:sz w:val="20"/>
+                <w:szCs w:val="20"/>
+              </w:rPr>
+              <w:t xml:space="preserve">KEY_DRIVER_ID_ON_OFF/PAGE 宏名与实际引脚相反</w:t>
+            </w:r>
+          </w:p>
+        </w:tc>
+        <w:tc>
+          <w:tcPr>
+            <w:tcW w:type="dxa" w:w="2268"/>
+            <w:tcBorders>
+              <w:top w:val="single" w:color="CCCCCC" w:sz="1"/>
+              <w:left w:val="single" w:color="CCCCCC" w:sz="1"/>
+              <w:bottom w:val="single" w:color="CCCCCC" w:sz="1"/>
+              <w:right w:val="single" w:color="CCCCCC" w:sz="1"/>
+            </w:tcBorders>
+            <w:tcMar>
+              <w:top w:type="dxa" w:w="60"/>
+              <w:left w:type="dxa" w:w="100"/>
+              <w:bottom w:type="dxa" w:w="60"/>
+              <w:right w:type="dxa" w:w="100"/>
+            </w:tcMar>
+          </w:tcPr>
+          <w:p>
+            <w:pPr>
+              <w:spacing w:line="288"/>
+            </w:pPr>
+            <w:r>
+              <w:rPr>
+                <w:rFonts w:ascii="SimSun" w:cs="SimSun" w:eastAsia="SimSun" w:hAnsi="SimSun"/>
+                <w:color w:val="333333"/>
+                <w:sz w:val="20"/>
+                <w:szCs w:val="20"/>
+              </w:rPr>
+              <w:t xml:space="preserve">宏定义时 ON_OFF=0 指向 PB5=PAGE，PAGE=3 指向 PB9=ON</w:t>
+            </w:r>
+          </w:p>
+        </w:tc>
+        <w:tc>
+          <w:tcPr>
+            <w:tcW w:type="dxa" w:w="2268"/>
+            <w:tcBorders>
+              <w:top w:val="single" w:color="CCCCCC" w:sz="1"/>
+              <w:left w:val="single" w:color="CCCCCC" w:sz="1"/>
+              <w:bottom w:val="single" w:color="CCCCCC" w:sz="1"/>
+              <w:right w:val="single" w:color="CCCCCC" w:sz="1"/>
+            </w:tcBorders>
+            <w:tcMar>
+              <w:top w:type="dxa" w:w="60"/>
+              <w:left w:type="dxa" w:w="100"/>
+              <w:bottom w:type="dxa" w:w="60"/>
+              <w:right w:type="dxa" w:w="100"/>
+            </w:tcMar>
+          </w:tcPr>
+          <w:p>
+            <w:pPr>
+              <w:spacing w:line="288"/>
+            </w:pPr>
+            <w:r>
+              <w:rPr>
+                <w:rFonts w:ascii="SimSun" w:cs="SimSun" w:eastAsia="SimSun" w:hAnsi="SimSun"/>
+                <w:color w:val="333333"/>
+                <w:sz w:val="20"/>
+                <w:szCs w:val="20"/>
+              </w:rPr>
+              <w:t xml:space="preserve">**驱动层宏命名必须与物理引脚标签一致，不能在命名层抽象物理映射**</w:t>
             </w:r>
           </w:p>
         </w:tc>

--- a/Claude_Files/docs/embedded-architect-system-prompt.docx
+++ b/Claude_Files/docs/embedded-architect-system-prompt.docx
@@ -3806,7 +3806,7 @@
           <w:sz w:val="32"/>
           <w:szCs w:val="32"/>
         </w:rPr>
-        <w:t xml:space="preserve">3. 审查历史速查 (V4.0.0→V4.2.2)</w:t>
+        <w:t xml:space="preserve">3. 审查历史速查 (V4.0.0→V4.5.1)</w:t>
       </w:r>
     </w:p>
     <w:p/>
@@ -3919,6 +3919,70 @@
                 <w:sz w:val="20"/>
                 <w:szCs w:val="20"/>
               </w:rPr>
+              <w:t xml:space="preserve">V4.5.1</w:t>
+            </w:r>
+          </w:p>
+        </w:tc>
+        <w:tc>
+          <w:tcPr>
+            <w:tcW w:type="dxa" w:w="4536"/>
+            <w:tcBorders>
+              <w:top w:val="single" w:color="CCCCCC" w:sz="1"/>
+              <w:left w:val="single" w:color="CCCCCC" w:sz="1"/>
+              <w:bottom w:val="single" w:color="CCCCCC" w:sz="1"/>
+              <w:right w:val="single" w:color="CCCCCC" w:sz="1"/>
+            </w:tcBorders>
+            <w:tcMar>
+              <w:top w:type="dxa" w:w="60"/>
+              <w:left w:type="dxa" w:w="100"/>
+              <w:bottom w:type="dxa" w:w="60"/>
+              <w:right w:type="dxa" w:w="100"/>
+            </w:tcMar>
+          </w:tcPr>
+          <w:p>
+            <w:pPr>
+              <w:spacing w:line="288"/>
+            </w:pPr>
+            <w:r>
+              <w:rPr>
+                <w:rFonts w:ascii="SimSun" w:cs="SimSun" w:eastAsia="SimSun" w:hAnsi="SimSun"/>
+                <w:color w:val="333333"/>
+                <w:sz w:val="20"/>
+                <w:szCs w:val="20"/>
+              </w:rPr>
+              <w:t xml:space="preserve">**全平台安全审查修复 (16项)**: C1:ESP8266 Token占位符化 + C2:配网密码 + H4:DMA/SPI超时 + H6:环形缓冲 + H1:黑匣子指针持久化 + H2:故障锁存跨页擦除 + H12:strtol + H7:WIFI_CONN死代码 + H11:公共MQTT门控 + H14:CLEAR二次确认 + H5:进度条防闪烁 + H9:乐观缓存回滚 + H10:SW BASE路径 + M2:USART2 RXNE优先 + M3:STATUS正向过滤</w:t>
+            </w:r>
+          </w:p>
+        </w:tc>
+      </w:tr>
+      <w:tr>
+        <w:tc>
+          <w:tcPr>
+            <w:tcW w:type="dxa" w:w="4536"/>
+            <w:tcBorders>
+              <w:top w:val="single" w:color="CCCCCC" w:sz="1"/>
+              <w:left w:val="single" w:color="CCCCCC" w:sz="1"/>
+              <w:bottom w:val="single" w:color="CCCCCC" w:sz="1"/>
+              <w:right w:val="single" w:color="CCCCCC" w:sz="1"/>
+            </w:tcBorders>
+            <w:tcMar>
+              <w:top w:type="dxa" w:w="60"/>
+              <w:left w:type="dxa" w:w="100"/>
+              <w:bottom w:type="dxa" w:w="60"/>
+              <w:right w:type="dxa" w:w="100"/>
+            </w:tcMar>
+          </w:tcPr>
+          <w:p>
+            <w:pPr>
+              <w:spacing w:line="288"/>
+            </w:pPr>
+            <w:r>
+              <w:rPr>
+                <w:rFonts w:ascii="SimSun" w:cs="SimSun" w:eastAsia="SimSun" w:hAnsi="SimSun"/>
+                <w:color w:val="333333"/>
+                <w:sz w:val="20"/>
+                <w:szCs w:val="20"/>
+              </w:rPr>
               <w:t xml:space="preserve">V4.5.0</w:t>
             </w:r>
           </w:p>
@@ -4572,7 +4636,7 @@
           <w:sz w:val="19"/>
           <w:szCs w:val="19"/>
         </w:rPr>
-        <w:t xml:space="preserve">当前版本: V4.2.4</w:t>
+        <w:t xml:space="preserve">当前版本: V4.5.1</w:t>
       </w:r>
     </w:p>
     <w:p>
@@ -13680,6 +13744,1180 @@
                 <w:szCs w:val="20"/>
               </w:rPr>
               <w:t xml:space="preserve">**注释中避免写 C 代码示例, 或用 `//` 替代 `/* */`**</w:t>
+            </w:r>
+          </w:p>
+        </w:tc>
+      </w:tr>
+    </w:tbl>
+    <w:p/>
+    <w:p/>
+    <w:p>
+      <w:pPr>
+        <w:pStyle w:val="Heading3"/>
+        <w:spacing w:after="80" w:before="160"/>
+      </w:pPr>
+      <w:r>
+        <w:rPr>
+          <w:rFonts w:ascii="Microsoft YaHei" w:cs="Microsoft YaHei" w:eastAsia="Microsoft YaHei" w:hAnsi="Microsoft YaHei"/>
+          <w:b/>
+          <w:bCs/>
+          <w:color w:val="2B579A"/>
+          <w:sz w:val="28"/>
+          <w:szCs w:val="28"/>
+        </w:rPr>
+        <w:t xml:space="preserve">4.11 2026-07-02: V4.5.1 全平台安全审查教训</w:t>
+      </w:r>
+    </w:p>
+    <w:p/>
+    <w:p/>
+    <w:tbl>
+      <w:tblPr>
+        <w:tblW w:type="dxa" w:w="9072"/>
+        <w:tblBorders>
+          <w:top w:val="single" w:color="auto" w:sz="4"/>
+          <w:left w:val="single" w:color="auto" w:sz="4"/>
+          <w:bottom w:val="single" w:color="auto" w:sz="4"/>
+          <w:right w:val="single" w:color="auto" w:sz="4"/>
+          <w:insideH w:val="single" w:color="auto" w:sz="4"/>
+          <w:insideV w:val="single" w:color="auto" w:sz="4"/>
+        </w:tblBorders>
+      </w:tblPr>
+      <w:tblGrid>
+        <w:gridCol w:w="2268"/>
+        <w:gridCol w:w="2268"/>
+        <w:gridCol w:w="2268"/>
+        <w:gridCol w:w="2268"/>
+      </w:tblGrid>
+      <w:tr>
+        <w:tc>
+          <w:tcPr>
+            <w:tcW w:type="dxa" w:w="2268"/>
+            <w:tcBorders>
+              <w:top w:val="single" w:color="CCCCCC" w:sz="1"/>
+              <w:left w:val="single" w:color="CCCCCC" w:sz="1"/>
+              <w:bottom w:val="single" w:color="CCCCCC" w:sz="1"/>
+              <w:right w:val="single" w:color="CCCCCC" w:sz="1"/>
+            </w:tcBorders>
+            <w:shd w:fill="D5E8F0" w:val="clear"/>
+            <w:tcMar>
+              <w:top w:type="dxa" w:w="60"/>
+              <w:left w:type="dxa" w:w="100"/>
+              <w:bottom w:type="dxa" w:w="60"/>
+              <w:right w:type="dxa" w:w="100"/>
+            </w:tcMar>
+          </w:tcPr>
+          <w:p>
+            <w:r>
+              <w:rPr>
+                <w:rFonts w:ascii="SimSun" w:cs="SimSun" w:eastAsia="SimSun" w:hAnsi="SimSun"/>
+                <w:b/>
+                <w:bCs/>
+                <w:color w:val="333333"/>
+                <w:sz w:val="20"/>
+                <w:szCs w:val="20"/>
+              </w:rPr>
+              <w:t xml:space="preserve">#</w:t>
+            </w:r>
+          </w:p>
+        </w:tc>
+        <w:tc>
+          <w:tcPr>
+            <w:tcW w:type="dxa" w:w="2268"/>
+            <w:tcBorders>
+              <w:top w:val="single" w:color="CCCCCC" w:sz="1"/>
+              <w:left w:val="single" w:color="CCCCCC" w:sz="1"/>
+              <w:bottom w:val="single" w:color="CCCCCC" w:sz="1"/>
+              <w:right w:val="single" w:color="CCCCCC" w:sz="1"/>
+            </w:tcBorders>
+            <w:shd w:fill="D5E8F0" w:val="clear"/>
+            <w:tcMar>
+              <w:top w:type="dxa" w:w="60"/>
+              <w:left w:type="dxa" w:w="100"/>
+              <w:bottom w:type="dxa" w:w="60"/>
+              <w:right w:type="dxa" w:w="100"/>
+            </w:tcMar>
+          </w:tcPr>
+          <w:p>
+            <w:r>
+              <w:rPr>
+                <w:rFonts w:ascii="SimSun" w:cs="SimSun" w:eastAsia="SimSun" w:hAnsi="SimSun"/>
+                <w:b/>
+                <w:bCs/>
+                <w:color w:val="333333"/>
+                <w:sz w:val="20"/>
+                <w:szCs w:val="20"/>
+              </w:rPr>
+              <w:t xml:space="preserve">问题</w:t>
+            </w:r>
+          </w:p>
+        </w:tc>
+        <w:tc>
+          <w:tcPr>
+            <w:tcW w:type="dxa" w:w="2268"/>
+            <w:tcBorders>
+              <w:top w:val="single" w:color="CCCCCC" w:sz="1"/>
+              <w:left w:val="single" w:color="CCCCCC" w:sz="1"/>
+              <w:bottom w:val="single" w:color="CCCCCC" w:sz="1"/>
+              <w:right w:val="single" w:color="CCCCCC" w:sz="1"/>
+            </w:tcBorders>
+            <w:shd w:fill="D5E8F0" w:val="clear"/>
+            <w:tcMar>
+              <w:top w:type="dxa" w:w="60"/>
+              <w:left w:type="dxa" w:w="100"/>
+              <w:bottom w:type="dxa" w:w="60"/>
+              <w:right w:type="dxa" w:w="100"/>
+            </w:tcMar>
+          </w:tcPr>
+          <w:p>
+            <w:r>
+              <w:rPr>
+                <w:rFonts w:ascii="SimSun" w:cs="SimSun" w:eastAsia="SimSun" w:hAnsi="SimSun"/>
+                <w:b/>
+                <w:bCs/>
+                <w:color w:val="333333"/>
+                <w:sz w:val="20"/>
+                <w:szCs w:val="20"/>
+              </w:rPr>
+              <w:t xml:space="preserve">根因</w:t>
+            </w:r>
+          </w:p>
+        </w:tc>
+        <w:tc>
+          <w:tcPr>
+            <w:tcW w:type="dxa" w:w="2268"/>
+            <w:tcBorders>
+              <w:top w:val="single" w:color="CCCCCC" w:sz="1"/>
+              <w:left w:val="single" w:color="CCCCCC" w:sz="1"/>
+              <w:bottom w:val="single" w:color="CCCCCC" w:sz="1"/>
+              <w:right w:val="single" w:color="CCCCCC" w:sz="1"/>
+            </w:tcBorders>
+            <w:shd w:fill="D5E8F0" w:val="clear"/>
+            <w:tcMar>
+              <w:top w:type="dxa" w:w="60"/>
+              <w:left w:type="dxa" w:w="100"/>
+              <w:bottom w:type="dxa" w:w="60"/>
+              <w:right w:type="dxa" w:w="100"/>
+            </w:tcMar>
+          </w:tcPr>
+          <w:p>
+            <w:r>
+              <w:rPr>
+                <w:rFonts w:ascii="SimSun" w:cs="SimSun" w:eastAsia="SimSun" w:hAnsi="SimSun"/>
+                <w:b/>
+                <w:bCs/>
+                <w:color w:val="333333"/>
+                <w:sz w:val="20"/>
+                <w:szCs w:val="20"/>
+              </w:rPr>
+              <w:t xml:space="preserve">预防规则</w:t>
+            </w:r>
+          </w:p>
+        </w:tc>
+      </w:tr>
+      <w:tr>
+        <w:tc>
+          <w:tcPr>
+            <w:tcW w:type="dxa" w:w="2268"/>
+            <w:tcBorders>
+              <w:top w:val="single" w:color="CCCCCC" w:sz="1"/>
+              <w:left w:val="single" w:color="CCCCCC" w:sz="1"/>
+              <w:bottom w:val="single" w:color="CCCCCC" w:sz="1"/>
+              <w:right w:val="single" w:color="CCCCCC" w:sz="1"/>
+            </w:tcBorders>
+            <w:tcMar>
+              <w:top w:type="dxa" w:w="60"/>
+              <w:left w:type="dxa" w:w="100"/>
+              <w:bottom w:type="dxa" w:w="60"/>
+              <w:right w:type="dxa" w:w="100"/>
+            </w:tcMar>
+          </w:tcPr>
+          <w:p>
+            <w:pPr>
+              <w:spacing w:line="288"/>
+            </w:pPr>
+            <w:r>
+              <w:rPr>
+                <w:rFonts w:ascii="SimSun" w:cs="SimSun" w:eastAsia="SimSun" w:hAnsi="SimSun"/>
+                <w:color w:val="333333"/>
+                <w:sz w:val="20"/>
+                <w:szCs w:val="20"/>
+              </w:rPr>
+              <w:t xml:space="preserve">56</w:t>
+            </w:r>
+          </w:p>
+        </w:tc>
+        <w:tc>
+          <w:tcPr>
+            <w:tcW w:type="dxa" w:w="2268"/>
+            <w:tcBorders>
+              <w:top w:val="single" w:color="CCCCCC" w:sz="1"/>
+              <w:left w:val="single" w:color="CCCCCC" w:sz="1"/>
+              <w:bottom w:val="single" w:color="CCCCCC" w:sz="1"/>
+              <w:right w:val="single" w:color="CCCCCC" w:sz="1"/>
+            </w:tcBorders>
+            <w:tcMar>
+              <w:top w:type="dxa" w:w="60"/>
+              <w:left w:type="dxa" w:w="100"/>
+              <w:bottom w:type="dxa" w:w="60"/>
+              <w:right w:type="dxa" w:w="100"/>
+            </w:tcMar>
+          </w:tcPr>
+          <w:p>
+            <w:pPr>
+              <w:spacing w:line="288"/>
+            </w:pPr>
+            <w:r>
+              <w:rPr>
+                <w:rFonts w:ascii="SimSun" w:cs="SimSun" w:eastAsia="SimSun" w:hAnsi="SimSun"/>
+                <w:color w:val="333333"/>
+                <w:sz w:val="20"/>
+                <w:szCs w:val="20"/>
+              </w:rPr>
+              <w:t xml:space="preserve">ESP8266 Token 硬编码在源码 + git 历史中, 任何人可获取设备控制权</w:t>
+            </w:r>
+          </w:p>
+        </w:tc>
+        <w:tc>
+          <w:tcPr>
+            <w:tcW w:type="dxa" w:w="2268"/>
+            <w:tcBorders>
+              <w:top w:val="single" w:color="CCCCCC" w:sz="1"/>
+              <w:left w:val="single" w:color="CCCCCC" w:sz="1"/>
+              <w:bottom w:val="single" w:color="CCCCCC" w:sz="1"/>
+              <w:right w:val="single" w:color="CCCCCC" w:sz="1"/>
+            </w:tcBorders>
+            <w:tcMar>
+              <w:top w:type="dxa" w:w="60"/>
+              <w:left w:type="dxa" w:w="100"/>
+              <w:bottom w:type="dxa" w:w="60"/>
+              <w:right w:type="dxa" w:w="100"/>
+            </w:tcMar>
+          </w:tcPr>
+          <w:p>
+            <w:pPr>
+              <w:spacing w:line="288"/>
+            </w:pPr>
+            <w:r>
+              <w:rPr>
+                <w:rFonts w:ascii="SimSun" w:cs="SimSun" w:eastAsia="SimSun" w:hAnsi="SimSun"/>
+                <w:color w:val="333333"/>
+                <w:sz w:val="20"/>
+                <w:szCs w:val="20"/>
+              </w:rPr>
+              <w:t xml:space="preserve">开发阶段为方便直接写死凭证, 习惯了"自己用"的心态</w:t>
+            </w:r>
+          </w:p>
+        </w:tc>
+        <w:tc>
+          <w:tcPr>
+            <w:tcW w:type="dxa" w:w="2268"/>
+            <w:tcBorders>
+              <w:top w:val="single" w:color="CCCCCC" w:sz="1"/>
+              <w:left w:val="single" w:color="CCCCCC" w:sz="1"/>
+              <w:bottom w:val="single" w:color="CCCCCC" w:sz="1"/>
+              <w:right w:val="single" w:color="CCCCCC" w:sz="1"/>
+            </w:tcBorders>
+            <w:tcMar>
+              <w:top w:type="dxa" w:w="60"/>
+              <w:left w:type="dxa" w:w="100"/>
+              <w:bottom w:type="dxa" w:w="60"/>
+              <w:right w:type="dxa" w:w="100"/>
+            </w:tcMar>
+          </w:tcPr>
+          <w:p>
+            <w:pPr>
+              <w:spacing w:line="288"/>
+            </w:pPr>
+            <w:r>
+              <w:rPr>
+                <w:rFonts w:ascii="SimSun" w:cs="SimSun" w:eastAsia="SimSun" w:hAnsi="SimSun"/>
+                <w:color w:val="333333"/>
+                <w:sz w:val="20"/>
+                <w:szCs w:val="20"/>
+              </w:rPr>
+              <w:t xml:space="preserve">**源码中永远不放真实凭证, 始终用占位符 + 配置注入; 已泄露的 Token 立即在平台轮换**</w:t>
+            </w:r>
+          </w:p>
+        </w:tc>
+      </w:tr>
+      <w:tr>
+        <w:tc>
+          <w:tcPr>
+            <w:tcW w:type="dxa" w:w="2268"/>
+            <w:tcBorders>
+              <w:top w:val="single" w:color="CCCCCC" w:sz="1"/>
+              <w:left w:val="single" w:color="CCCCCC" w:sz="1"/>
+              <w:bottom w:val="single" w:color="CCCCCC" w:sz="1"/>
+              <w:right w:val="single" w:color="CCCCCC" w:sz="1"/>
+            </w:tcBorders>
+            <w:tcMar>
+              <w:top w:type="dxa" w:w="60"/>
+              <w:left w:type="dxa" w:w="100"/>
+              <w:bottom w:type="dxa" w:w="60"/>
+              <w:right w:type="dxa" w:w="100"/>
+            </w:tcMar>
+          </w:tcPr>
+          <w:p>
+            <w:pPr>
+              <w:spacing w:line="288"/>
+            </w:pPr>
+            <w:r>
+              <w:rPr>
+                <w:rFonts w:ascii="SimSun" w:cs="SimSun" w:eastAsia="SimSun" w:hAnsi="SimSun"/>
+                <w:color w:val="333333"/>
+                <w:sz w:val="20"/>
+                <w:szCs w:val="20"/>
+              </w:rPr>
+              <w:t xml:space="preserve">57</w:t>
+            </w:r>
+          </w:p>
+        </w:tc>
+        <w:tc>
+          <w:tcPr>
+            <w:tcW w:type="dxa" w:w="2268"/>
+            <w:tcBorders>
+              <w:top w:val="single" w:color="CCCCCC" w:sz="1"/>
+              <w:left w:val="single" w:color="CCCCCC" w:sz="1"/>
+              <w:bottom w:val="single" w:color="CCCCCC" w:sz="1"/>
+              <w:right w:val="single" w:color="CCCCCC" w:sz="1"/>
+            </w:tcBorders>
+            <w:tcMar>
+              <w:top w:type="dxa" w:w="60"/>
+              <w:left w:type="dxa" w:w="100"/>
+              <w:bottom w:type="dxa" w:w="60"/>
+              <w:right w:type="dxa" w:w="100"/>
+            </w:tcMar>
+          </w:tcPr>
+          <w:p>
+            <w:pPr>
+              <w:spacing w:line="288"/>
+            </w:pPr>
+            <w:r>
+              <w:rPr>
+                <w:rFonts w:ascii="SimSun" w:cs="SimSun" w:eastAsia="SimSun" w:hAnsi="SimSun"/>
+                <w:color w:val="333333"/>
+                <w:sz w:val="20"/>
+                <w:szCs w:val="20"/>
+              </w:rPr>
+              <w:t xml:space="preserve">配网热点 `STM32_WPT_Config` 无密码, 30m 内任意设备可劫持 WiFi</w:t>
+            </w:r>
+          </w:p>
+        </w:tc>
+        <w:tc>
+          <w:tcPr>
+            <w:tcW w:type="dxa" w:w="2268"/>
+            <w:tcBorders>
+              <w:top w:val="single" w:color="CCCCCC" w:sz="1"/>
+              <w:left w:val="single" w:color="CCCCCC" w:sz="1"/>
+              <w:bottom w:val="single" w:color="CCCCCC" w:sz="1"/>
+              <w:right w:val="single" w:color="CCCCCC" w:sz="1"/>
+            </w:tcBorders>
+            <w:tcMar>
+              <w:top w:type="dxa" w:w="60"/>
+              <w:left w:type="dxa" w:w="100"/>
+              <w:bottom w:type="dxa" w:w="60"/>
+              <w:right w:type="dxa" w:w="100"/>
+            </w:tcMar>
+          </w:tcPr>
+          <w:p>
+            <w:pPr>
+              <w:spacing w:line="288"/>
+            </w:pPr>
+            <w:r>
+              <w:rPr>
+                <w:rFonts w:ascii="SimSun" w:cs="SimSun" w:eastAsia="SimSun" w:hAnsi="SimSun"/>
+                <w:color w:val="333333"/>
+                <w:sz w:val="20"/>
+                <w:szCs w:val="20"/>
+              </w:rPr>
+              <w:t xml:space="preserve">WiFiManager 默认 AP 无密码, 开发者未意识到攻击面</w:t>
+            </w:r>
+          </w:p>
+        </w:tc>
+        <w:tc>
+          <w:tcPr>
+            <w:tcW w:type="dxa" w:w="2268"/>
+            <w:tcBorders>
+              <w:top w:val="single" w:color="CCCCCC" w:sz="1"/>
+              <w:left w:val="single" w:color="CCCCCC" w:sz="1"/>
+              <w:bottom w:val="single" w:color="CCCCCC" w:sz="1"/>
+              <w:right w:val="single" w:color="CCCCCC" w:sz="1"/>
+            </w:tcBorders>
+            <w:tcMar>
+              <w:top w:type="dxa" w:w="60"/>
+              <w:left w:type="dxa" w:w="100"/>
+              <w:bottom w:type="dxa" w:w="60"/>
+              <w:right w:type="dxa" w:w="100"/>
+            </w:tcMar>
+          </w:tcPr>
+          <w:p>
+            <w:pPr>
+              <w:spacing w:line="288"/>
+            </w:pPr>
+            <w:r>
+              <w:rPr>
+                <w:rFonts w:ascii="SimSun" w:cs="SimSun" w:eastAsia="SimSun" w:hAnsi="SimSun"/>
+                <w:color w:val="333333"/>
+                <w:sz w:val="20"/>
+                <w:szCs w:val="20"/>
+              </w:rPr>
+              <w:t xml:space="preserve">**所有对外 AP 必须有密码, 最低 8 位; 生产环境 debug output 必须关闭**</w:t>
+            </w:r>
+          </w:p>
+        </w:tc>
+      </w:tr>
+      <w:tr>
+        <w:tc>
+          <w:tcPr>
+            <w:tcW w:type="dxa" w:w="2268"/>
+            <w:tcBorders>
+              <w:top w:val="single" w:color="CCCCCC" w:sz="1"/>
+              <w:left w:val="single" w:color="CCCCCC" w:sz="1"/>
+              <w:bottom w:val="single" w:color="CCCCCC" w:sz="1"/>
+              <w:right w:val="single" w:color="CCCCCC" w:sz="1"/>
+            </w:tcBorders>
+            <w:tcMar>
+              <w:top w:type="dxa" w:w="60"/>
+              <w:left w:type="dxa" w:w="100"/>
+              <w:bottom w:type="dxa" w:w="60"/>
+              <w:right w:type="dxa" w:w="100"/>
+            </w:tcMar>
+          </w:tcPr>
+          <w:p>
+            <w:pPr>
+              <w:spacing w:line="288"/>
+            </w:pPr>
+            <w:r>
+              <w:rPr>
+                <w:rFonts w:ascii="SimSun" w:cs="SimSun" w:eastAsia="SimSun" w:hAnsi="SimSun"/>
+                <w:color w:val="333333"/>
+                <w:sz w:val="20"/>
+                <w:szCs w:val="20"/>
+              </w:rPr>
+              <w:t xml:space="preserve">58</w:t>
+            </w:r>
+          </w:p>
+        </w:tc>
+        <w:tc>
+          <w:tcPr>
+            <w:tcW w:type="dxa" w:w="2268"/>
+            <w:tcBorders>
+              <w:top w:val="single" w:color="CCCCCC" w:sz="1"/>
+              <w:left w:val="single" w:color="CCCCCC" w:sz="1"/>
+              <w:bottom w:val="single" w:color="CCCCCC" w:sz="1"/>
+              <w:right w:val="single" w:color="CCCCCC" w:sz="1"/>
+            </w:tcBorders>
+            <w:tcMar>
+              <w:top w:type="dxa" w:w="60"/>
+              <w:left w:type="dxa" w:w="100"/>
+              <w:bottom w:type="dxa" w:w="60"/>
+              <w:right w:type="dxa" w:w="100"/>
+            </w:tcMar>
+          </w:tcPr>
+          <w:p>
+            <w:pPr>
+              <w:spacing w:line="288"/>
+            </w:pPr>
+            <w:r>
+              <w:rPr>
+                <w:rFonts w:ascii="SimSun" w:cs="SimSun" w:eastAsia="SimSun" w:hAnsi="SimSun"/>
+                <w:color w:val="333333"/>
+                <w:sz w:val="20"/>
+                <w:szCs w:val="20"/>
+              </w:rPr>
+              <w:t xml:space="preserve">TFT DMA/SPI 忙等循环无超时: 外设挂死 = 系统硬锁 = 看门狗无法复位</w:t>
+            </w:r>
+          </w:p>
+        </w:tc>
+        <w:tc>
+          <w:tcPr>
+            <w:tcW w:type="dxa" w:w="2268"/>
+            <w:tcBorders>
+              <w:top w:val="single" w:color="CCCCCC" w:sz="1"/>
+              <w:left w:val="single" w:color="CCCCCC" w:sz="1"/>
+              <w:bottom w:val="single" w:color="CCCCCC" w:sz="1"/>
+              <w:right w:val="single" w:color="CCCCCC" w:sz="1"/>
+            </w:tcBorders>
+            <w:tcMar>
+              <w:top w:type="dxa" w:w="60"/>
+              <w:left w:type="dxa" w:w="100"/>
+              <w:bottom w:type="dxa" w:w="60"/>
+              <w:right w:type="dxa" w:w="100"/>
+            </w:tcMar>
+          </w:tcPr>
+          <w:p>
+            <w:pPr>
+              <w:spacing w:line="288"/>
+            </w:pPr>
+            <w:r>
+              <w:rPr>
+                <w:rFonts w:ascii="SimSun" w:cs="SimSun" w:eastAsia="SimSun" w:hAnsi="SimSun"/>
+                <w:color w:val="333333"/>
+                <w:sz w:val="20"/>
+                <w:szCs w:val="20"/>
+              </w:rPr>
+              <w:t xml:space="preserve">嵌入式忙等的惯性写法: `while(!flag);` 不留出路</w:t>
+            </w:r>
+          </w:p>
+        </w:tc>
+        <w:tc>
+          <w:tcPr>
+            <w:tcW w:type="dxa" w:w="2268"/>
+            <w:tcBorders>
+              <w:top w:val="single" w:color="CCCCCC" w:sz="1"/>
+              <w:left w:val="single" w:color="CCCCCC" w:sz="1"/>
+              <w:bottom w:val="single" w:color="CCCCCC" w:sz="1"/>
+              <w:right w:val="single" w:color="CCCCCC" w:sz="1"/>
+            </w:tcBorders>
+            <w:tcMar>
+              <w:top w:type="dxa" w:w="60"/>
+              <w:left w:type="dxa" w:w="100"/>
+              <w:bottom w:type="dxa" w:w="60"/>
+              <w:right w:type="dxa" w:w="100"/>
+            </w:tcMar>
+          </w:tcPr>
+          <w:p>
+            <w:pPr>
+              <w:spacing w:line="288"/>
+            </w:pPr>
+            <w:r>
+              <w:rPr>
+                <w:rFonts w:ascii="SimSun" w:cs="SimSun" w:eastAsia="SimSun" w:hAnsi="SimSun"/>
+                <w:color w:val="333333"/>
+                <w:sz w:val="20"/>
+                <w:szCs w:val="20"/>
+              </w:rPr>
+              <w:t xml:space="preserve">**所有外设忙等循环必须加时间护底, 超时后强制释放总线/复位外设**</w:t>
+            </w:r>
+          </w:p>
+        </w:tc>
+      </w:tr>
+      <w:tr>
+        <w:tc>
+          <w:tcPr>
+            <w:tcW w:type="dxa" w:w="2268"/>
+            <w:tcBorders>
+              <w:top w:val="single" w:color="CCCCCC" w:sz="1"/>
+              <w:left w:val="single" w:color="CCCCCC" w:sz="1"/>
+              <w:bottom w:val="single" w:color="CCCCCC" w:sz="1"/>
+              <w:right w:val="single" w:color="CCCCCC" w:sz="1"/>
+            </w:tcBorders>
+            <w:tcMar>
+              <w:top w:type="dxa" w:w="60"/>
+              <w:left w:type="dxa" w:w="100"/>
+              <w:bottom w:type="dxa" w:w="60"/>
+              <w:right w:type="dxa" w:w="100"/>
+            </w:tcMar>
+          </w:tcPr>
+          <w:p>
+            <w:pPr>
+              <w:spacing w:line="288"/>
+            </w:pPr>
+            <w:r>
+              <w:rPr>
+                <w:rFonts w:ascii="SimSun" w:cs="SimSun" w:eastAsia="SimSun" w:hAnsi="SimSun"/>
+                <w:color w:val="333333"/>
+                <w:sz w:val="20"/>
+                <w:szCs w:val="20"/>
+              </w:rPr>
+              <w:t xml:space="preserve">59</w:t>
+            </w:r>
+          </w:p>
+        </w:tc>
+        <w:tc>
+          <w:tcPr>
+            <w:tcW w:type="dxa" w:w="2268"/>
+            <w:tcBorders>
+              <w:top w:val="single" w:color="CCCCCC" w:sz="1"/>
+              <w:left w:val="single" w:color="CCCCCC" w:sz="1"/>
+              <w:bottom w:val="single" w:color="CCCCCC" w:sz="1"/>
+              <w:right w:val="single" w:color="CCCCCC" w:sz="1"/>
+            </w:tcBorders>
+            <w:tcMar>
+              <w:top w:type="dxa" w:w="60"/>
+              <w:left w:type="dxa" w:w="100"/>
+              <w:bottom w:type="dxa" w:w="60"/>
+              <w:right w:type="dxa" w:w="100"/>
+            </w:tcMar>
+          </w:tcPr>
+          <w:p>
+            <w:pPr>
+              <w:spacing w:line="288"/>
+            </w:pPr>
+            <w:r>
+              <w:rPr>
+                <w:rFonts w:ascii="SimSun" w:cs="SimSun" w:eastAsia="SimSun" w:hAnsi="SimSun"/>
+                <w:color w:val="333333"/>
+                <w:sz w:val="20"/>
+                <w:szCs w:val="20"/>
+              </w:rPr>
+              <w:t xml:space="preserve">ESP8266 单缓冲静默丢帧: 连续 2 帧到达时第 2 帧无处可存</w:t>
+            </w:r>
+          </w:p>
+        </w:tc>
+        <w:tc>
+          <w:tcPr>
+            <w:tcW w:type="dxa" w:w="2268"/>
+            <w:tcBorders>
+              <w:top w:val="single" w:color="CCCCCC" w:sz="1"/>
+              <w:left w:val="single" w:color="CCCCCC" w:sz="1"/>
+              <w:bottom w:val="single" w:color="CCCCCC" w:sz="1"/>
+              <w:right w:val="single" w:color="CCCCCC" w:sz="1"/>
+            </w:tcBorders>
+            <w:tcMar>
+              <w:top w:type="dxa" w:w="60"/>
+              <w:left w:type="dxa" w:w="100"/>
+              <w:bottom w:type="dxa" w:w="60"/>
+              <w:right w:type="dxa" w:w="100"/>
+            </w:tcMar>
+          </w:tcPr>
+          <w:p>
+            <w:pPr>
+              <w:spacing w:line="288"/>
+            </w:pPr>
+            <w:r>
+              <w:rPr>
+                <w:rFonts w:ascii="SimSun" w:cs="SimSun" w:eastAsia="SimSun" w:hAnsi="SimSun"/>
+                <w:color w:val="333333"/>
+                <w:sz w:val="20"/>
+                <w:szCs w:val="20"/>
+              </w:rPr>
+              <w:t xml:space="preserve">设计时假设"帧间隔 &gt; 消费速度", 实际 ESP 初始化阶段可连续发多条 STATUS</w:t>
+            </w:r>
+          </w:p>
+        </w:tc>
+        <w:tc>
+          <w:tcPr>
+            <w:tcW w:type="dxa" w:w="2268"/>
+            <w:tcBorders>
+              <w:top w:val="single" w:color="CCCCCC" w:sz="1"/>
+              <w:left w:val="single" w:color="CCCCCC" w:sz="1"/>
+              <w:bottom w:val="single" w:color="CCCCCC" w:sz="1"/>
+              <w:right w:val="single" w:color="CCCCCC" w:sz="1"/>
+            </w:tcBorders>
+            <w:tcMar>
+              <w:top w:type="dxa" w:w="60"/>
+              <w:left w:type="dxa" w:w="100"/>
+              <w:bottom w:type="dxa" w:w="60"/>
+              <w:right w:type="dxa" w:w="100"/>
+            </w:tcMar>
+          </w:tcPr>
+          <w:p>
+            <w:pPr>
+              <w:spacing w:line="288"/>
+            </w:pPr>
+            <w:r>
+              <w:rPr>
+                <w:rFonts w:ascii="SimSun" w:cs="SimSun" w:eastAsia="SimSun" w:hAnsi="SimSun"/>
+                <w:color w:val="333333"/>
+                <w:sz w:val="20"/>
+                <w:szCs w:val="20"/>
+              </w:rPr>
+              <w:t xml:space="preserve">**异步通信接收端必须用环形缓冲, 槽数 ≥ 发送方连发帧数上限**</w:t>
+            </w:r>
+          </w:p>
+        </w:tc>
+      </w:tr>
+      <w:tr>
+        <w:tc>
+          <w:tcPr>
+            <w:tcW w:type="dxa" w:w="2268"/>
+            <w:tcBorders>
+              <w:top w:val="single" w:color="CCCCCC" w:sz="1"/>
+              <w:left w:val="single" w:color="CCCCCC" w:sz="1"/>
+              <w:bottom w:val="single" w:color="CCCCCC" w:sz="1"/>
+              <w:right w:val="single" w:color="CCCCCC" w:sz="1"/>
+            </w:tcBorders>
+            <w:tcMar>
+              <w:top w:type="dxa" w:w="60"/>
+              <w:left w:type="dxa" w:w="100"/>
+              <w:bottom w:type="dxa" w:w="60"/>
+              <w:right w:type="dxa" w:w="100"/>
+            </w:tcMar>
+          </w:tcPr>
+          <w:p>
+            <w:pPr>
+              <w:spacing w:line="288"/>
+            </w:pPr>
+            <w:r>
+              <w:rPr>
+                <w:rFonts w:ascii="SimSun" w:cs="SimSun" w:eastAsia="SimSun" w:hAnsi="SimSun"/>
+                <w:color w:val="333333"/>
+                <w:sz w:val="20"/>
+                <w:szCs w:val="20"/>
+              </w:rPr>
+              <w:t xml:space="preserve">60</w:t>
+            </w:r>
+          </w:p>
+        </w:tc>
+        <w:tc>
+          <w:tcPr>
+            <w:tcW w:type="dxa" w:w="2268"/>
+            <w:tcBorders>
+              <w:top w:val="single" w:color="CCCCCC" w:sz="1"/>
+              <w:left w:val="single" w:color="CCCCCC" w:sz="1"/>
+              <w:bottom w:val="single" w:color="CCCCCC" w:sz="1"/>
+              <w:right w:val="single" w:color="CCCCCC" w:sz="1"/>
+            </w:tcBorders>
+            <w:tcMar>
+              <w:top w:type="dxa" w:w="60"/>
+              <w:left w:type="dxa" w:w="100"/>
+              <w:bottom w:type="dxa" w:w="60"/>
+              <w:right w:type="dxa" w:w="100"/>
+            </w:tcMar>
+          </w:tcPr>
+          <w:p>
+            <w:pPr>
+              <w:spacing w:line="288"/>
+            </w:pPr>
+            <w:r>
+              <w:rPr>
+                <w:rFonts w:ascii="SimSun" w:cs="SimSun" w:eastAsia="SimSun" w:hAnsi="SimSun"/>
+                <w:color w:val="333333"/>
+                <w:sz w:val="20"/>
+                <w:szCs w:val="20"/>
+              </w:rPr>
+              <w:t xml:space="preserve">黑匣子日志每次重启从头开始: 写指针从未回写 Flash</w:t>
+            </w:r>
+          </w:p>
+        </w:tc>
+        <w:tc>
+          <w:tcPr>
+            <w:tcW w:type="dxa" w:w="2268"/>
+            <w:tcBorders>
+              <w:top w:val="single" w:color="CCCCCC" w:sz="1"/>
+              <w:left w:val="single" w:color="CCCCCC" w:sz="1"/>
+              <w:bottom w:val="single" w:color="CCCCCC" w:sz="1"/>
+              <w:right w:val="single" w:color="CCCCCC" w:sz="1"/>
+            </w:tcBorders>
+            <w:tcMar>
+              <w:top w:type="dxa" w:w="60"/>
+              <w:left w:type="dxa" w:w="100"/>
+              <w:bottom w:type="dxa" w:w="60"/>
+              <w:right w:type="dxa" w:w="100"/>
+            </w:tcMar>
+          </w:tcPr>
+          <w:p>
+            <w:pPr>
+              <w:spacing w:line="288"/>
+            </w:pPr>
+            <w:r>
+              <w:rPr>
+                <w:rFonts w:ascii="SimSun" w:cs="SimSun" w:eastAsia="SimSun" w:hAnsi="SimSun"/>
+                <w:color w:val="333333"/>
+                <w:sz w:val="20"/>
+                <w:szCs w:val="20"/>
+              </w:rPr>
+              <w:t xml:space="preserve">Flash 写消耗大 (扇区擦除 45ms), 开发者不愿高频写入; 但"完全不写"导致数据完全丢失</w:t>
+            </w:r>
+          </w:p>
+        </w:tc>
+        <w:tc>
+          <w:tcPr>
+            <w:tcW w:type="dxa" w:w="2268"/>
+            <w:tcBorders>
+              <w:top w:val="single" w:color="CCCCCC" w:sz="1"/>
+              <w:left w:val="single" w:color="CCCCCC" w:sz="1"/>
+              <w:bottom w:val="single" w:color="CCCCCC" w:sz="1"/>
+              <w:right w:val="single" w:color="CCCCCC" w:sz="1"/>
+            </w:tcBorders>
+            <w:tcMar>
+              <w:top w:type="dxa" w:w="60"/>
+              <w:left w:type="dxa" w:w="100"/>
+              <w:bottom w:type="dxa" w:w="60"/>
+              <w:right w:type="dxa" w:w="100"/>
+            </w:tcMar>
+          </w:tcPr>
+          <w:p>
+            <w:pPr>
+              <w:spacing w:line="288"/>
+            </w:pPr>
+            <w:r>
+              <w:rPr>
+                <w:rFonts w:ascii="SimSun" w:cs="SimSun" w:eastAsia="SimSun" w:hAnsi="SimSun"/>
+                <w:color w:val="333333"/>
+                <w:sz w:val="20"/>
+                <w:szCs w:val="20"/>
+              </w:rPr>
+              <w:t xml:space="preserve">**掉电保持数据必须在生命周期关键点回写: 至少每 N 条记录或状态转换时**</w:t>
+            </w:r>
+          </w:p>
+        </w:tc>
+      </w:tr>
+      <w:tr>
+        <w:tc>
+          <w:tcPr>
+            <w:tcW w:type="dxa" w:w="2268"/>
+            <w:tcBorders>
+              <w:top w:val="single" w:color="CCCCCC" w:sz="1"/>
+              <w:left w:val="single" w:color="CCCCCC" w:sz="1"/>
+              <w:bottom w:val="single" w:color="CCCCCC" w:sz="1"/>
+              <w:right w:val="single" w:color="CCCCCC" w:sz="1"/>
+            </w:tcBorders>
+            <w:tcMar>
+              <w:top w:type="dxa" w:w="60"/>
+              <w:left w:type="dxa" w:w="100"/>
+              <w:bottom w:type="dxa" w:w="60"/>
+              <w:right w:type="dxa" w:w="100"/>
+            </w:tcMar>
+          </w:tcPr>
+          <w:p>
+            <w:pPr>
+              <w:spacing w:line="288"/>
+            </w:pPr>
+            <w:r>
+              <w:rPr>
+                <w:rFonts w:ascii="SimSun" w:cs="SimSun" w:eastAsia="SimSun" w:hAnsi="SimSun"/>
+                <w:color w:val="333333"/>
+                <w:sz w:val="20"/>
+                <w:szCs w:val="20"/>
+              </w:rPr>
+              <w:t xml:space="preserve">61</w:t>
+            </w:r>
+          </w:p>
+        </w:tc>
+        <w:tc>
+          <w:tcPr>
+            <w:tcW w:type="dxa" w:w="2268"/>
+            <w:tcBorders>
+              <w:top w:val="single" w:color="CCCCCC" w:sz="1"/>
+              <w:left w:val="single" w:color="CCCCCC" w:sz="1"/>
+              <w:bottom w:val="single" w:color="CCCCCC" w:sz="1"/>
+              <w:right w:val="single" w:color="CCCCCC" w:sz="1"/>
+            </w:tcBorders>
+            <w:tcMar>
+              <w:top w:type="dxa" w:w="60"/>
+              <w:left w:type="dxa" w:w="100"/>
+              <w:bottom w:type="dxa" w:w="60"/>
+              <w:right w:type="dxa" w:w="100"/>
+            </w:tcMar>
+          </w:tcPr>
+          <w:p>
+            <w:pPr>
+              <w:spacing w:line="288"/>
+            </w:pPr>
+            <w:r>
+              <w:rPr>
+                <w:rFonts w:ascii="SimSun" w:cs="SimSun" w:eastAsia="SimSun" w:hAnsi="SimSun"/>
+                <w:color w:val="333333"/>
+                <w:sz w:val="20"/>
+                <w:szCs w:val="20"/>
+              </w:rPr>
+              <w:t xml:space="preserve">`atol()` 无溢出检测: 超大输入可绕过边界检查</w:t>
+            </w:r>
+          </w:p>
+        </w:tc>
+        <w:tc>
+          <w:tcPr>
+            <w:tcW w:type="dxa" w:w="2268"/>
+            <w:tcBorders>
+              <w:top w:val="single" w:color="CCCCCC" w:sz="1"/>
+              <w:left w:val="single" w:color="CCCCCC" w:sz="1"/>
+              <w:bottom w:val="single" w:color="CCCCCC" w:sz="1"/>
+              <w:right w:val="single" w:color="CCCCCC" w:sz="1"/>
+            </w:tcBorders>
+            <w:tcMar>
+              <w:top w:type="dxa" w:w="60"/>
+              <w:left w:type="dxa" w:w="100"/>
+              <w:bottom w:type="dxa" w:w="60"/>
+              <w:right w:type="dxa" w:w="100"/>
+            </w:tcMar>
+          </w:tcPr>
+          <w:p>
+            <w:pPr>
+              <w:spacing w:line="288"/>
+            </w:pPr>
+            <w:r>
+              <w:rPr>
+                <w:rFonts w:ascii="SimSun" w:cs="SimSun" w:eastAsia="SimSun" w:hAnsi="SimSun"/>
+                <w:color w:val="333333"/>
+                <w:sz w:val="20"/>
+                <w:szCs w:val="20"/>
+              </w:rPr>
+              <w:t xml:space="preserve">标准库函数假设"调用方已验证输入", 忽略了 C 标准定义的 undefined behavior</w:t>
+            </w:r>
+          </w:p>
+        </w:tc>
+        <w:tc>
+          <w:tcPr>
+            <w:tcW w:type="dxa" w:w="2268"/>
+            <w:tcBorders>
+              <w:top w:val="single" w:color="CCCCCC" w:sz="1"/>
+              <w:left w:val="single" w:color="CCCCCC" w:sz="1"/>
+              <w:bottom w:val="single" w:color="CCCCCC" w:sz="1"/>
+              <w:right w:val="single" w:color="CCCCCC" w:sz="1"/>
+            </w:tcBorders>
+            <w:tcMar>
+              <w:top w:type="dxa" w:w="60"/>
+              <w:left w:type="dxa" w:w="100"/>
+              <w:bottom w:type="dxa" w:w="60"/>
+              <w:right w:type="dxa" w:w="100"/>
+            </w:tcMar>
+          </w:tcPr>
+          <w:p>
+            <w:pPr>
+              <w:spacing w:line="288"/>
+            </w:pPr>
+            <w:r>
+              <w:rPr>
+                <w:rFonts w:ascii="SimSun" w:cs="SimSun" w:eastAsia="SimSun" w:hAnsi="SimSun"/>
+                <w:color w:val="333333"/>
+                <w:sz w:val="20"/>
+                <w:szCs w:val="20"/>
+              </w:rPr>
+              <w:t xml:space="preserve">**解析外部输入用 `strtol`/`strtoul` + endp 验证, 禁止 `atoi`/`atol`**</w:t>
+            </w:r>
+          </w:p>
+        </w:tc>
+      </w:tr>
+      <w:tr>
+        <w:tc>
+          <w:tcPr>
+            <w:tcW w:type="dxa" w:w="2268"/>
+            <w:tcBorders>
+              <w:top w:val="single" w:color="CCCCCC" w:sz="1"/>
+              <w:left w:val="single" w:color="CCCCCC" w:sz="1"/>
+              <w:bottom w:val="single" w:color="CCCCCC" w:sz="1"/>
+              <w:right w:val="single" w:color="CCCCCC" w:sz="1"/>
+            </w:tcBorders>
+            <w:tcMar>
+              <w:top w:type="dxa" w:w="60"/>
+              <w:left w:type="dxa" w:w="100"/>
+              <w:bottom w:type="dxa" w:w="60"/>
+              <w:right w:type="dxa" w:w="100"/>
+            </w:tcMar>
+          </w:tcPr>
+          <w:p>
+            <w:pPr>
+              <w:spacing w:line="288"/>
+            </w:pPr>
+            <w:r>
+              <w:rPr>
+                <w:rFonts w:ascii="SimSun" w:cs="SimSun" w:eastAsia="SimSun" w:hAnsi="SimSun"/>
+                <w:color w:val="333333"/>
+                <w:sz w:val="20"/>
+                <w:szCs w:val="20"/>
+              </w:rPr>
+              <w:t xml:space="preserve">62</w:t>
+            </w:r>
+          </w:p>
+        </w:tc>
+        <w:tc>
+          <w:tcPr>
+            <w:tcW w:type="dxa" w:w="2268"/>
+            <w:tcBorders>
+              <w:top w:val="single" w:color="CCCCCC" w:sz="1"/>
+              <w:left w:val="single" w:color="CCCCCC" w:sz="1"/>
+              <w:bottom w:val="single" w:color="CCCCCC" w:sz="1"/>
+              <w:right w:val="single" w:color="CCCCCC" w:sz="1"/>
+            </w:tcBorders>
+            <w:tcMar>
+              <w:top w:type="dxa" w:w="60"/>
+              <w:left w:type="dxa" w:w="100"/>
+              <w:bottom w:type="dxa" w:w="60"/>
+              <w:right w:type="dxa" w:w="100"/>
+            </w:tcMar>
+          </w:tcPr>
+          <w:p>
+            <w:pPr>
+              <w:spacing w:line="288"/>
+            </w:pPr>
+            <w:r>
+              <w:rPr>
+                <w:rFonts w:ascii="SimSun" w:cs="SimSun" w:eastAsia="SimSun" w:hAnsi="SimSun"/>
+                <w:color w:val="333333"/>
+                <w:sz w:val="20"/>
+                <w:szCs w:val="20"/>
+              </w:rPr>
+              <w:t xml:space="preserve">审查修改后编译出 2 个 warning (unused variable): `hint_text` + `block_start`</w:t>
+            </w:r>
+          </w:p>
+        </w:tc>
+        <w:tc>
+          <w:tcPr>
+            <w:tcW w:type="dxa" w:w="2268"/>
+            <w:tcBorders>
+              <w:top w:val="single" w:color="CCCCCC" w:sz="1"/>
+              <w:left w:val="single" w:color="CCCCCC" w:sz="1"/>
+              <w:bottom w:val="single" w:color="CCCCCC" w:sz="1"/>
+              <w:right w:val="single" w:color="CCCCCC" w:sz="1"/>
+            </w:tcBorders>
+            <w:tcMar>
+              <w:top w:type="dxa" w:w="60"/>
+              <w:left w:type="dxa" w:w="100"/>
+              <w:bottom w:type="dxa" w:w="60"/>
+              <w:right w:type="dxa" w:w="100"/>
+            </w:tcMar>
+          </w:tcPr>
+          <w:p>
+            <w:pPr>
+              <w:spacing w:line="288"/>
+            </w:pPr>
+            <w:r>
+              <w:rPr>
+                <w:rFonts w:ascii="SimSun" w:cs="SimSun" w:eastAsia="SimSun" w:hAnsi="SimSun"/>
+                <w:color w:val="333333"/>
+                <w:sz w:val="20"/>
+                <w:szCs w:val="20"/>
+              </w:rPr>
+              <w:t xml:space="preserve">重构删除代码路径后忘记删除对应的变量声明</w:t>
+            </w:r>
+          </w:p>
+        </w:tc>
+        <w:tc>
+          <w:tcPr>
+            <w:tcW w:type="dxa" w:w="2268"/>
+            <w:tcBorders>
+              <w:top w:val="single" w:color="CCCCCC" w:sz="1"/>
+              <w:left w:val="single" w:color="CCCCCC" w:sz="1"/>
+              <w:bottom w:val="single" w:color="CCCCCC" w:sz="1"/>
+              <w:right w:val="single" w:color="CCCCCC" w:sz="1"/>
+            </w:tcBorders>
+            <w:tcMar>
+              <w:top w:type="dxa" w:w="60"/>
+              <w:left w:type="dxa" w:w="100"/>
+              <w:bottom w:type="dxa" w:w="60"/>
+              <w:right w:type="dxa" w:w="100"/>
+            </w:tcMar>
+          </w:tcPr>
+          <w:p>
+            <w:pPr>
+              <w:spacing w:line="288"/>
+            </w:pPr>
+            <w:r>
+              <w:rPr>
+                <w:rFonts w:ascii="SimSun" w:cs="SimSun" w:eastAsia="SimSun" w:hAnsi="SimSun"/>
+                <w:color w:val="333333"/>
+                <w:sz w:val="20"/>
+                <w:szCs w:val="20"/>
+              </w:rPr>
+              <w:t xml:space="preserve">**每次重构后必须全量编译并检查 warning; ARMCC #177-D 是未使用变量最直接信号**</w:t>
+            </w:r>
+          </w:p>
+        </w:tc>
+      </w:tr>
+      <w:tr>
+        <w:tc>
+          <w:tcPr>
+            <w:tcW w:type="dxa" w:w="2268"/>
+            <w:tcBorders>
+              <w:top w:val="single" w:color="CCCCCC" w:sz="1"/>
+              <w:left w:val="single" w:color="CCCCCC" w:sz="1"/>
+              <w:bottom w:val="single" w:color="CCCCCC" w:sz="1"/>
+              <w:right w:val="single" w:color="CCCCCC" w:sz="1"/>
+            </w:tcBorders>
+            <w:tcMar>
+              <w:top w:type="dxa" w:w="60"/>
+              <w:left w:type="dxa" w:w="100"/>
+              <w:bottom w:type="dxa" w:w="60"/>
+              <w:right w:type="dxa" w:w="100"/>
+            </w:tcMar>
+          </w:tcPr>
+          <w:p>
+            <w:pPr>
+              <w:spacing w:line="288"/>
+            </w:pPr>
+            <w:r>
+              <w:rPr>
+                <w:rFonts w:ascii="SimSun" w:cs="SimSun" w:eastAsia="SimSun" w:hAnsi="SimSun"/>
+                <w:color w:val="333333"/>
+                <w:sz w:val="20"/>
+                <w:szCs w:val="20"/>
+              </w:rPr>
+              <w:t xml:space="preserve">63</w:t>
+            </w:r>
+          </w:p>
+        </w:tc>
+        <w:tc>
+          <w:tcPr>
+            <w:tcW w:type="dxa" w:w="2268"/>
+            <w:tcBorders>
+              <w:top w:val="single" w:color="CCCCCC" w:sz="1"/>
+              <w:left w:val="single" w:color="CCCCCC" w:sz="1"/>
+              <w:bottom w:val="single" w:color="CCCCCC" w:sz="1"/>
+              <w:right w:val="single" w:color="CCCCCC" w:sz="1"/>
+            </w:tcBorders>
+            <w:tcMar>
+              <w:top w:type="dxa" w:w="60"/>
+              <w:left w:type="dxa" w:w="100"/>
+              <w:bottom w:type="dxa" w:w="60"/>
+              <w:right w:type="dxa" w:w="100"/>
+            </w:tcMar>
+          </w:tcPr>
+          <w:p>
+            <w:pPr>
+              <w:spacing w:line="288"/>
+            </w:pPr>
+            <w:r>
+              <w:rPr>
+                <w:rFonts w:ascii="SimSun" w:cs="SimSun" w:eastAsia="SimSun" w:hAnsi="SimSun"/>
+                <w:color w:val="333333"/>
+                <w:sz w:val="20"/>
+                <w:szCs w:val="20"/>
+              </w:rPr>
+              <w:t xml:space="preserve">4 个并行审查代理发现的问题无重复, 覆盖互补</w:t>
+            </w:r>
+          </w:p>
+        </w:tc>
+        <w:tc>
+          <w:tcPr>
+            <w:tcW w:type="dxa" w:w="2268"/>
+            <w:tcBorders>
+              <w:top w:val="single" w:color="CCCCCC" w:sz="1"/>
+              <w:left w:val="single" w:color="CCCCCC" w:sz="1"/>
+              <w:bottom w:val="single" w:color="CCCCCC" w:sz="1"/>
+              <w:right w:val="single" w:color="CCCCCC" w:sz="1"/>
+            </w:tcBorders>
+            <w:tcMar>
+              <w:top w:type="dxa" w:w="60"/>
+              <w:left w:type="dxa" w:w="100"/>
+              <w:bottom w:type="dxa" w:w="60"/>
+              <w:right w:type="dxa" w:w="100"/>
+            </w:tcMar>
+          </w:tcPr>
+          <w:p>
+            <w:pPr>
+              <w:spacing w:line="288"/>
+            </w:pPr>
+            <w:r>
+              <w:rPr>
+                <w:rFonts w:ascii="SimSun" w:cs="SimSun" w:eastAsia="SimSun" w:hAnsi="SimSun"/>
+                <w:color w:val="333333"/>
+                <w:sz w:val="20"/>
+                <w:szCs w:val="20"/>
+              </w:rPr>
+              <w:t xml:space="preserve">代理分工按平台 (STM32应用/STM32硬件/ESP+Web/安全) 天然隔离</w:t>
+            </w:r>
+          </w:p>
+        </w:tc>
+        <w:tc>
+          <w:tcPr>
+            <w:tcW w:type="dxa" w:w="2268"/>
+            <w:tcBorders>
+              <w:top w:val="single" w:color="CCCCCC" w:sz="1"/>
+              <w:left w:val="single" w:color="CCCCCC" w:sz="1"/>
+              <w:bottom w:val="single" w:color="CCCCCC" w:sz="1"/>
+              <w:right w:val="single" w:color="CCCCCC" w:sz="1"/>
+            </w:tcBorders>
+            <w:tcMar>
+              <w:top w:type="dxa" w:w="60"/>
+              <w:left w:type="dxa" w:w="100"/>
+              <w:bottom w:type="dxa" w:w="60"/>
+              <w:right w:type="dxa" w:w="100"/>
+            </w:tcMar>
+          </w:tcPr>
+          <w:p>
+            <w:pPr>
+              <w:spacing w:line="288"/>
+            </w:pPr>
+            <w:r>
+              <w:rPr>
+                <w:rFonts w:ascii="SimSun" w:cs="SimSun" w:eastAsia="SimSun" w:hAnsi="SimSun"/>
+                <w:color w:val="333333"/>
+                <w:sz w:val="20"/>
+                <w:szCs w:val="20"/>
+              </w:rPr>
+              <w:t xml:space="preserve">**大规模审查用 4+ 代理并行, 按物理边界分工 (MCU/前端/安全), 每个代理只看自己的领域**</w:t>
             </w:r>
           </w:p>
         </w:tc>

--- a/Claude_Files/docs/embedded-architect-system-prompt.docx
+++ b/Claude_Files/docs/embedded-architect-system-prompt.docx
@@ -34,21 +34,6 @@
           <w:szCs w:val="36"/>
         </w:rPr>
         <w:t xml:space="preserve">技术与联调文档</w:t>
-      </w:r>
-    </w:p>
-    <w:p>
-      <w:pPr>
-        <w:spacing w:before="1200"/>
-        <w:jc w:val="center"/>
-      </w:pPr>
-      <w:r>
-        <w:rPr>
-          <w:rFonts w:ascii="SimSun" w:cs="SimSun" w:eastAsia="SimSun" w:hAnsi="SimSun"/>
-          <w:color w:val="888888"/>
-          <w:sz w:val="22"/>
-          <w:szCs w:val="22"/>
-        </w:rPr>
-        <w:t xml:space="preserve">2026 年 5 月</w:t>
       </w:r>
     </w:p>
     <w:p>
@@ -247,7 +232,7 @@
           <w:sz w:val="22"/>
           <w:szCs w:val="22"/>
         </w:rPr>
-        <w:t xml:space="preserve">: ST7735 TFT 彩屏 (SPI+DMA, 160×128), 中英文字库 (76汉字), 圆弧能量条</w:t>
+        <w:t xml:space="preserve">: ST7735 TFT 彩屏 (SPI+DMA, 160×128), W25Q128全字库+ROM 4字回退, 圆弧能量条</w:t>
       </w:r>
     </w:p>
     <w:p>
@@ -595,7 +580,7 @@
           <w:sz w:val="19"/>
           <w:szCs w:val="19"/>
         </w:rPr>
-        <w:t xml:space="preserve">// Sys_Timer.h — 公开接口</w:t>
+        <w:t xml:space="preserve">/* Sys_Timer.h — 公开接口 */</w:t>
       </w:r>
     </w:p>
     <w:p>
@@ -627,7 +612,7 @@
           <w:sz w:val="19"/>
           <w:szCs w:val="19"/>
         </w:rPr>
-        <w:t xml:space="preserve">void     Sys_Timer_IncTick(void);</w:t>
+        <w:t xml:space="preserve">void     Sys_Timer_Inc_Tick(void);</w:t>
       </w:r>
     </w:p>
     <w:p>
@@ -659,7 +644,7 @@
           <w:sz w:val="19"/>
           <w:szCs w:val="19"/>
         </w:rPr>
-        <w:t xml:space="preserve">void     Sys_Timer_Delay_Ms(uint32_t ms);  // 仅初始化阶段使用</w:t>
+        <w:t xml:space="preserve">void     Sys_Timer_Delay_Ms(uint32_t ms);  /* 仅初始化阶段使用 */</w:t>
       </w:r>
     </w:p>
     <w:p/>
@@ -2147,7 +2132,7 @@
           <w:sz w:val="19"/>
           <w:szCs w:val="19"/>
         </w:rPr>
-        <w:t xml:space="preserve">    // ORE 溢出必须最先处理 — 防止数据洪峰时中断锁死</w:t>
+        <w:t xml:space="preserve">    if (USART_GetITStatus(USART2, USART_IT_RXNE) != RESET) {</w:t>
       </w:r>
     </w:p>
     <w:p>
@@ -2163,7 +2148,7 @@
           <w:sz w:val="19"/>
           <w:szCs w:val="19"/>
         </w:rPr>
-        <w:t xml:space="preserve">    if (USART_GetFlagStatus(USART2, USART_FLAG_ORE) != RESET)</w:t>
+        <w:t xml:space="preserve">        uint8_t ch = USART_ReceiveData(USART2);</w:t>
       </w:r>
     </w:p>
     <w:p>
@@ -2179,7 +2164,7 @@
           <w:sz w:val="19"/>
           <w:szCs w:val="19"/>
         </w:rPr>
-        <w:t xml:space="preserve">        USART_ReceiveData(USART2);  // 读 DR 清除 ORE</w:t>
+        <w:t xml:space="preserve">        Esp8266_Driver_Rx_Char(ch);</w:t>
       </w:r>
     </w:p>
     <w:p>
@@ -2195,7 +2180,7 @@
           <w:sz w:val="19"/>
           <w:szCs w:val="19"/>
         </w:rPr>
-        <w:t xml:space="preserve"/>
+        <w:t xml:space="preserve">        USART_ClearITPendingBit(USART2, USART_IT_RXNE);</w:t>
       </w:r>
     </w:p>
     <w:p>
@@ -2211,7 +2196,7 @@
           <w:sz w:val="19"/>
           <w:szCs w:val="19"/>
         </w:rPr>
-        <w:t xml:space="preserve">    if (USART_GetITStatus(USART2, USART_IT_RXNE) != RESET) {</w:t>
+        <w:t xml:space="preserve">    }</w:t>
       </w:r>
     </w:p>
     <w:p>
@@ -2227,7 +2212,7 @@
           <w:sz w:val="19"/>
           <w:szCs w:val="19"/>
         </w:rPr>
-        <w:t xml:space="preserve">        uint8_t ch = USART_ReceiveData(USART2);</w:t>
+        <w:t xml:space="preserve">    if (USART_GetFlagStatus(USART2, USART_FLAG_ORE) != RESET)</w:t>
       </w:r>
     </w:p>
     <w:p>
@@ -2243,7 +2228,7 @@
           <w:sz w:val="19"/>
           <w:szCs w:val="19"/>
         </w:rPr>
-        <w:t xml:space="preserve">        Esp8266_Driver_Rx_Char(ch);</w:t>
+        <w:t xml:space="preserve">        USART_ReceiveData(USART2);  /* RXNE后读DR清除ORE */</w:t>
       </w:r>
     </w:p>
     <w:p>
@@ -2259,7 +2244,7 @@
           <w:sz w:val="19"/>
           <w:szCs w:val="19"/>
         </w:rPr>
-        <w:t xml:space="preserve">        USART_ClearITPendingBit(USART2, USART_IT_RXNE);</w:t>
+        <w:t xml:space="preserve">    if (USART_GetITStatus(USART2, USART_IT_TXE) != RESET)</w:t>
       </w:r>
     </w:p>
     <w:p>
@@ -2275,7 +2260,7 @@
           <w:sz w:val="19"/>
           <w:szCs w:val="19"/>
         </w:rPr>
-        <w:t xml:space="preserve">    }</w:t>
+        <w:t xml:space="preserve">        Esp8266_Driver_Tx_Ready_ISR();</w:t>
       </w:r>
     </w:p>
     <w:p>
@@ -2391,7 +2376,7 @@
           <w:sz w:val="19"/>
           <w:szCs w:val="19"/>
         </w:rPr>
-        <w:t xml:space="preserve">// 安全解析 local_buf — ISR 无法干扰</w:t>
+        <w:t xml:space="preserve">/* 安全解析 local_buf — ISR 无法干扰 */</w:t>
       </w:r>
     </w:p>
     <w:p/>
@@ -2541,7 +2526,7 @@
           <w:sz w:val="19"/>
           <w:szCs w:val="19"/>
         </w:rPr>
-        <w:t xml:space="preserve">    Sys_Clamp_ESP(); Sys_Hardware_Init(); Sys_Startup_Screen(); Sys_Post_Init();</w:t>
+        <w:t xml:space="preserve">    Sys_Clamp_ESP(); Sys_Timer_Init(); Sys_Hardware_Init();</w:t>
       </w:r>
     </w:p>
     <w:p>
@@ -2557,7 +2542,7 @@
           <w:sz w:val="19"/>
           <w:szCs w:val="19"/>
         </w:rPr>
-        <w:t xml:space="preserve">    g_sys_state = SYS_STATE_IDLE;</w:t>
+        <w:t xml:space="preserve">    W25Q_Driver_Init(); Tft_Driver_Font_Init(); App_Storage_Init();</w:t>
       </w:r>
     </w:p>
     <w:p>
@@ -2573,7 +2558,7 @@
           <w:sz w:val="19"/>
           <w:szCs w:val="19"/>
         </w:rPr>
-        <w:t xml:space="preserve">    while (1) {</w:t>
+        <w:t xml:space="preserve">    Sys_Startup_Screen(); Sys_Post_Init();</w:t>
       </w:r>
     </w:p>
     <w:p>
@@ -2589,7 +2574,7 @@
           <w:sz w:val="19"/>
           <w:szCs w:val="19"/>
         </w:rPr>
-        <w:t xml:space="preserve">        Key_Driver_Task(); Adc_Driver_Filter_Task(); App_Network_Task(); Sys_Safety_Task();</w:t>
+        <w:t xml:space="preserve">    while (1) {</w:t>
       </w:r>
     </w:p>
     <w:p>
@@ -2605,7 +2590,7 @@
           <w:sz w:val="19"/>
           <w:szCs w:val="19"/>
         </w:rPr>
-        <w:t xml:space="preserve">        switch (g_sys_state) {</w:t>
+        <w:t xml:space="preserve">        switch (Sys_Core_Get_State()) {</w:t>
       </w:r>
     </w:p>
     <w:p>
@@ -2685,7 +2670,7 @@
           <w:sz w:val="19"/>
           <w:szCs w:val="19"/>
         </w:rPr>
-        <w:t xml:space="preserve">        }</w:t>
+        <w:t xml:space="preserve">            default: Sys_Core_Trigger_Fault(SYS_FAULT_CONTROL_INVARIANT); break;</w:t>
       </w:r>
     </w:p>
     <w:p>
@@ -2701,7 +2686,7 @@
           <w:sz w:val="19"/>
           <w:szCs w:val="19"/>
         </w:rPr>
-        <w:t xml:space="preserve">        IWDG_ReloadCounter(); __WFI();</w:t>
+        <w:t xml:space="preserve">        }</w:t>
       </w:r>
     </w:p>
     <w:p>
@@ -2734,6 +2719,21 @@
           <w:szCs w:val="19"/>
         </w:rPr>
         <w:t xml:space="preserve">}</w:t>
+      </w:r>
+    </w:p>
+    <w:p/>
+    <w:p>
+      <w:pPr>
+        <w:spacing w:line="360"/>
+      </w:pPr>
+      <w:r>
+        <w:rPr>
+          <w:rFonts w:ascii="SimSun" w:cs="SimSun" w:eastAsia="SimSun" w:hAnsi="SimSun"/>
+          <w:color w:val="333333"/>
+          <w:sz w:val="22"/>
+          <w:szCs w:val="22"/>
+        </w:rPr>
+        <w:t xml:space="preserve">`Sys_Core_Run_Common()`统一执行控制不变量、ADC、安全、按键/UI、网络、Blackbox、后台存储、LED/蜂鸣器、IWDG和WFI。禁止在四个状态函数中复制公共任务清单。</w:t>
       </w:r>
     </w:p>
     <w:p/>
@@ -2845,7 +2845,7 @@
           <w:sz w:val="22"/>
           <w:szCs w:val="22"/>
         </w:rPr>
-        <w:t xml:space="preserve">频率硬下限</w:t>
+        <w:t xml:space="preserve">软件频率边界</w:t>
       </w:r>
       <w:r>
         <w:rPr>
@@ -2854,7 +2854,7 @@
           <w:sz w:val="22"/>
           <w:szCs w:val="22"/>
         </w:rPr>
-        <w:t xml:space="preserve">: 95kHz 容性区红线, 禁止低于此值</w:t>
+        <w:t xml:space="preserve">: TIM1硬限20–200kHz；低频档20.0–99.9kHz步进100Hz，高频档100–200kHz步进1kHz</w:t>
       </w:r>
     </w:p>
     <w:p>
@@ -2879,7 +2879,7 @@
           <w:sz w:val="22"/>
           <w:szCs w:val="22"/>
         </w:rPr>
-        <w:t xml:space="preserve">上电安全态</w:t>
+        <w:t xml:space="preserve">功率级边界</w:t>
       </w:r>
       <w:r>
         <w:rPr>
@@ -2888,7 +2888,7 @@
           <w:sz w:val="22"/>
           <w:szCs w:val="22"/>
         </w:rPr>
-        <w:t xml:space="preserve">: `TIM_Cmd(DISABLE)` + `MOE(DISABLE)`, 零输出</w:t>
+        <w:t xml:space="preserve">: 软件可达不代表实机安全；必须根据谐振、限流和温升测试确定可用范围</w:t>
       </w:r>
     </w:p>
     <w:p>
@@ -2902,7 +2902,7 @@
           <w:sz w:val="22"/>
           <w:szCs w:val="22"/>
         </w:rPr>
-        <w:t xml:space="preserve">- App_Net/UI </w:t>
+        <w:t xml:space="preserve">- </w:t>
       </w:r>
       <w:r>
         <w:rPr>
@@ -2913,6 +2913,40 @@
           <w:sz w:val="22"/>
           <w:szCs w:val="22"/>
         </w:rPr>
+        <w:t xml:space="preserve">上电安全态</w:t>
+      </w:r>
+      <w:r>
+        <w:rPr>
+          <w:rFonts w:ascii="SimSun" w:cs="SimSun" w:eastAsia="SimSun" w:hAnsi="SimSun"/>
+          <w:color w:val="333333"/>
+          <w:sz w:val="22"/>
+          <w:szCs w:val="22"/>
+        </w:rPr>
+        <w:t xml:space="preserve">: `TIM_Cmd(DISABLE)` + `MOE(DISABLE)`, 零输出</w:t>
+      </w:r>
+    </w:p>
+    <w:p>
+      <w:pPr>
+        <w:spacing w:line="360"/>
+      </w:pPr>
+      <w:r>
+        <w:rPr>
+          <w:rFonts w:ascii="SimSun" w:cs="SimSun" w:eastAsia="SimSun" w:hAnsi="SimSun"/>
+          <w:color w:val="333333"/>
+          <w:sz w:val="22"/>
+          <w:szCs w:val="22"/>
+        </w:rPr>
+        <w:t xml:space="preserve">- App_Net/UI </w:t>
+      </w:r>
+      <w:r>
+        <w:rPr>
+          <w:rFonts w:ascii="SimSun" w:cs="SimSun" w:eastAsia="SimSun" w:hAnsi="SimSun"/>
+          <w:b/>
+          <w:bCs/>
+          <w:color w:val="333333"/>
+          <w:sz w:val="22"/>
+          <w:szCs w:val="22"/>
+        </w:rPr>
         <w:t xml:space="preserve">禁止</w:t>
       </w:r>
       <w:r>
@@ -2966,7 +3000,7 @@
           <w:sz w:val="22"/>
           <w:szCs w:val="22"/>
         </w:rPr>
-        <w:t xml:space="preserve">EMA 滤波</w:t>
+        <w:t xml:space="preserve">ADC采样</w:t>
       </w:r>
       <w:r>
         <w:rPr>
@@ -2975,7 +3009,7 @@
           <w:sz w:val="22"/>
           <w:szCs w:val="22"/>
         </w:rPr>
-        <w:t xml:space="preserve">: α=0.25 (τ≈800ms), 每圈主循环更新 V/I</w:t>
+        <w:t xml:space="preserve">: TIM3 TRGO 500Hz + DMA双通道；64点显示窗口，8点安全窗口</w:t>
       </w:r>
     </w:p>
     <w:p>
@@ -3000,7 +3034,7 @@
           <w:sz w:val="22"/>
           <w:szCs w:val="22"/>
         </w:rPr>
-        <w:t xml:space="preserve">PB10 电源</w:t>
+        <w:t xml:space="preserve">PB10电源</w:t>
       </w:r>
       <w:r>
         <w:rPr>
@@ -3009,7 +3043,7 @@
           <w:sz w:val="22"/>
           <w:szCs w:val="22"/>
         </w:rPr>
-        <w:t xml:space="preserve">: 电压 &gt;12V → 拉高使能, ≤12V → 拉低关断</w:t>
+        <w:t xml:space="preserve">: 仅KEY0手动切换；关闭必须先停TIM1/MOE，再拉低PB10</w:t>
       </w:r>
     </w:p>
     <w:p>
@@ -3034,7 +3068,7 @@
           <w:sz w:val="22"/>
           <w:szCs w:val="22"/>
         </w:rPr>
-        <w:t xml:space="preserve">过流检测</w:t>
+        <w:t xml:space="preserve">启动门控</w:t>
       </w:r>
       <w:r>
         <w:rPr>
@@ -3043,7 +3077,7 @@
           <w:sz w:val="22"/>
           <w:szCs w:val="22"/>
         </w:rPr>
-        <w:t xml:space="preserve">: `s_safety_ema_i &gt; 5.0A` → `Inverter_Control_Soft_Start_Fault()` + `Buzzer BEEP` + `g_sys_state = SYS_FAULT`</w:t>
+        <w:t xml:space="preserve">: IDLE + PB10已开 + ADC校准READY + 数据新鲜 + 无FAULT锁存</w:t>
       </w:r>
     </w:p>
     <w:p>
@@ -3068,7 +3102,7 @@
           <w:sz w:val="22"/>
           <w:szCs w:val="22"/>
         </w:rPr>
-        <w:t xml:space="preserve">FAULT 防重触发</w:t>
+        <w:t xml:space="preserve">过流检测</w:t>
       </w:r>
       <w:r>
         <w:rPr>
@@ -3077,7 +3111,41 @@
           <w:sz w:val="22"/>
           <w:szCs w:val="22"/>
         </w:rPr>
-        <w:t xml:space="preserve">: `Sys_Safety_Reset_EMA()` 清零 EMA + 重新初始化</w:t>
+        <w:t xml:space="preserve">: SWEEP/RUNNING连续3个新样本 &gt;5.0A后锁存FAULT</w:t>
+      </w:r>
+    </w:p>
+    <w:p>
+      <w:pPr>
+        <w:spacing w:line="360"/>
+      </w:pPr>
+      <w:r>
+        <w:rPr>
+          <w:rFonts w:ascii="SimSun" w:cs="SimSun" w:eastAsia="SimSun" w:hAnsi="SimSun"/>
+          <w:color w:val="333333"/>
+          <w:sz w:val="22"/>
+          <w:szCs w:val="22"/>
+        </w:rPr>
+        <w:t xml:space="preserve">- </w:t>
+      </w:r>
+      <w:r>
+        <w:rPr>
+          <w:rFonts w:ascii="SimSun" w:cs="SimSun" w:eastAsia="SimSun" w:hAnsi="SimSun"/>
+          <w:b/>
+          <w:bCs/>
+          <w:color w:val="333333"/>
+          <w:sz w:val="22"/>
+          <w:szCs w:val="22"/>
+        </w:rPr>
+        <w:t xml:space="preserve">FAULT闭锁</w:t>
+      </w:r>
+      <w:r>
+        <w:rPr>
+          <w:rFonts w:ascii="SimSun" w:cs="SimSun" w:eastAsia="SimSun" w:hAnsi="SimSun"/>
+          <w:color w:val="333333"/>
+          <w:sz w:val="22"/>
+          <w:szCs w:val="22"/>
+        </w:rPr>
+        <w:t xml:space="preserve">: 首故障原因与快照冻结一次，PWM/12V全关，KEY0不可绕过</w:t>
       </w:r>
     </w:p>
     <w:p>
@@ -3253,7 +3321,7 @@
                 <w:sz w:val="20"/>
                 <w:szCs w:val="20"/>
               </w:rPr>
-              <w:t xml:space="preserve">Mode 3, 18MHz, DMA1_Channel3, 只写不读</w:t>
+              <w:t xml:space="preserve">Mode 3, 18MHz, DMA1_Channel3；Spi1_Shared统一所有权/PA6方向/双CS/超时恢复</w:t>
             </w:r>
           </w:p>
         </w:tc>
@@ -3445,7 +3513,7 @@
                 <w:sz w:val="20"/>
                 <w:szCs w:val="20"/>
               </w:rPr>
-              <w:t xml:space="preserve">8×16 ASCII (95) + 16×16 中文 (76) + 5×10 微数字 (12)</w:t>
+              <w:t xml:space="preserve">W25Q128全字库20897字；ROM回退ASCII 95字 + 必要中文4字 + 图标</w:t>
             </w:r>
           </w:p>
         </w:tc>
@@ -3542,7 +3610,7 @@
                 <w:sz w:val="20"/>
                 <w:szCs w:val="20"/>
               </w:rPr>
-              <w:t xml:space="preserve">CN_INDEX/CN_FONT</w:t>
+              <w:t xml:space="preserve">CRC</w:t>
             </w:r>
           </w:p>
         </w:tc>
@@ -3573,7 +3641,7 @@
                 <w:sz w:val="20"/>
                 <w:szCs w:val="20"/>
               </w:rPr>
-              <w:t xml:space="preserve">严格 76 字对齐, 末尾: 综(74)+合(75)</w:t>
+              <w:t xml:space="preserve">统一调用Checksum_CRC32，禁止各模块复制算法</w:t>
             </w:r>
           </w:p>
         </w:tc>
@@ -3595,7 +3663,7 @@
           <w:sz w:val="28"/>
           <w:szCs w:val="28"/>
         </w:rPr>
-        <w:t xml:space="preserve">2.10 工程目录约定 (V4.2.1)</w:t>
+        <w:t xml:space="preserve">2.10 工程目录约定 (V5.1.2)</w:t>
       </w:r>
     </w:p>
     <w:p/>
@@ -3612,7 +3680,7 @@
           <w:sz w:val="19"/>
           <w:szCs w:val="19"/>
         </w:rPr>
-        <w:t xml:space="preserve">WPT_PWM_V4.0_ONENET_TFT/</w:t>
+        <w:t xml:space="preserve">WPT_PWM_V5.0/</w:t>
       </w:r>
     </w:p>
     <w:p>
@@ -3806,7 +3874,7 @@
           <w:sz w:val="32"/>
           <w:szCs w:val="32"/>
         </w:rPr>
-        <w:t xml:space="preserve">3. 审查历史速查 (V4.0.0→V4.5.1)</w:t>
+        <w:t xml:space="preserve">3. 审查历史速查 (V4.0.0→V5.1.2)</w:t>
       </w:r>
     </w:p>
     <w:p/>
@@ -3919,6 +3987,262 @@
                 <w:sz w:val="20"/>
                 <w:szCs w:val="20"/>
               </w:rPr>
+              <w:t xml:space="preserve">V5.1.2</w:t>
+            </w:r>
+          </w:p>
+        </w:tc>
+        <w:tc>
+          <w:tcPr>
+            <w:tcW w:type="dxa" w:w="4536"/>
+            <w:tcBorders>
+              <w:top w:val="single" w:color="CCCCCC" w:sz="1"/>
+              <w:left w:val="single" w:color="CCCCCC" w:sz="1"/>
+              <w:bottom w:val="single" w:color="CCCCCC" w:sz="1"/>
+              <w:right w:val="single" w:color="CCCCCC" w:sz="1"/>
+            </w:tcBorders>
+            <w:tcMar>
+              <w:top w:type="dxa" w:w="60"/>
+              <w:left w:type="dxa" w:w="100"/>
+              <w:bottom w:type="dxa" w:w="60"/>
+              <w:right w:type="dxa" w:w="100"/>
+            </w:tcMar>
+          </w:tcPr>
+          <w:p>
+            <w:pPr>
+              <w:spacing w:line="288"/>
+            </w:pPr>
+            <w:r>
+              <w:rPr>
+                <w:rFonts w:ascii="SimSun" w:cs="SimSun" w:eastAsia="SimSun" w:hAnsi="SimSun"/>
+                <w:color w:val="333333"/>
+                <w:sz w:val="20"/>
+                <w:szCs w:val="20"/>
+              </w:rPr>
+              <w:t xml:space="preserve">**全链路优化**: ESP8266双档频率量化/指令精确匹配/串口溢出保护；小程序与网页模型迁移、轮询恢复、跨日历史；桥接鉴权和CORS收紧；CH341A新备份、完整2MB校验和分区写入</w:t>
+            </w:r>
+          </w:p>
+        </w:tc>
+      </w:tr>
+      <w:tr>
+        <w:tc>
+          <w:tcPr>
+            <w:tcW w:type="dxa" w:w="4536"/>
+            <w:tcBorders>
+              <w:top w:val="single" w:color="CCCCCC" w:sz="1"/>
+              <w:left w:val="single" w:color="CCCCCC" w:sz="1"/>
+              <w:bottom w:val="single" w:color="CCCCCC" w:sz="1"/>
+              <w:right w:val="single" w:color="CCCCCC" w:sz="1"/>
+            </w:tcBorders>
+            <w:tcMar>
+              <w:top w:type="dxa" w:w="60"/>
+              <w:left w:type="dxa" w:w="100"/>
+              <w:bottom w:type="dxa" w:w="60"/>
+              <w:right w:type="dxa" w:w="100"/>
+            </w:tcMar>
+          </w:tcPr>
+          <w:p>
+            <w:pPr>
+              <w:spacing w:line="288"/>
+            </w:pPr>
+            <w:r>
+              <w:rPr>
+                <w:rFonts w:ascii="SimSun" w:cs="SimSun" w:eastAsia="SimSun" w:hAnsi="SimSun"/>
+                <w:color w:val="333333"/>
+                <w:sz w:val="20"/>
+                <w:szCs w:val="20"/>
+              </w:rPr>
+              <w:t xml:space="preserve">V5.0.2</w:t>
+            </w:r>
+          </w:p>
+        </w:tc>
+        <w:tc>
+          <w:tcPr>
+            <w:tcW w:type="dxa" w:w="4536"/>
+            <w:tcBorders>
+              <w:top w:val="single" w:color="CCCCCC" w:sz="1"/>
+              <w:left w:val="single" w:color="CCCCCC" w:sz="1"/>
+              <w:bottom w:val="single" w:color="CCCCCC" w:sz="1"/>
+              <w:right w:val="single" w:color="CCCCCC" w:sz="1"/>
+            </w:tcBorders>
+            <w:tcMar>
+              <w:top w:type="dxa" w:w="60"/>
+              <w:left w:type="dxa" w:w="100"/>
+              <w:bottom w:type="dxa" w:w="60"/>
+              <w:right w:type="dxa" w:w="100"/>
+            </w:tcMar>
+          </w:tcPr>
+          <w:p>
+            <w:pPr>
+              <w:spacing w:line="288"/>
+            </w:pPr>
+            <w:r>
+              <w:rPr>
+                <w:rFonts w:ascii="SimSun" w:cs="SimSun" w:eastAsia="SimSun" w:hAnsi="SimSun"/>
+                <w:color w:val="333333"/>
+                <w:sz w:val="20"/>
+                <w:szCs w:val="20"/>
+              </w:rPr>
+              <w:t xml:space="preserve">**STM32全面优化**: TIM1原子更新、PB10/PWM/FAULT硬互锁、500Hz ADC双窗口、SPI1共享仲裁、W25边界/超时、后台校验保存、Blackbox V2双元数据/循环恢复/故障前后5秒、5键能力拆分、14页UI、USART2中断发送、S=0/1/2/3、统一调度、看门狗与C89清理</w:t>
+            </w:r>
+          </w:p>
+        </w:tc>
+      </w:tr>
+      <w:tr>
+        <w:tc>
+          <w:tcPr>
+            <w:tcW w:type="dxa" w:w="4536"/>
+            <w:tcBorders>
+              <w:top w:val="single" w:color="CCCCCC" w:sz="1"/>
+              <w:left w:val="single" w:color="CCCCCC" w:sz="1"/>
+              <w:bottom w:val="single" w:color="CCCCCC" w:sz="1"/>
+              <w:right w:val="single" w:color="CCCCCC" w:sz="1"/>
+            </w:tcBorders>
+            <w:tcMar>
+              <w:top w:type="dxa" w:w="60"/>
+              <w:left w:type="dxa" w:w="100"/>
+              <w:bottom w:type="dxa" w:w="60"/>
+              <w:right w:type="dxa" w:w="100"/>
+            </w:tcMar>
+          </w:tcPr>
+          <w:p>
+            <w:pPr>
+              <w:spacing w:line="288"/>
+            </w:pPr>
+            <w:r>
+              <w:rPr>
+                <w:rFonts w:ascii="SimSun" w:cs="SimSun" w:eastAsia="SimSun" w:hAnsi="SimSun"/>
+                <w:color w:val="333333"/>
+                <w:sz w:val="20"/>
+                <w:szCs w:val="20"/>
+              </w:rPr>
+              <w:t xml:space="preserve">V5.0.1</w:t>
+            </w:r>
+          </w:p>
+        </w:tc>
+        <w:tc>
+          <w:tcPr>
+            <w:tcW w:type="dxa" w:w="4536"/>
+            <w:tcBorders>
+              <w:top w:val="single" w:color="CCCCCC" w:sz="1"/>
+              <w:left w:val="single" w:color="CCCCCC" w:sz="1"/>
+              <w:bottom w:val="single" w:color="CCCCCC" w:sz="1"/>
+              <w:right w:val="single" w:color="CCCCCC" w:sz="1"/>
+            </w:tcBorders>
+            <w:tcMar>
+              <w:top w:type="dxa" w:w="60"/>
+              <w:left w:type="dxa" w:w="100"/>
+              <w:bottom w:type="dxa" w:w="60"/>
+              <w:right w:type="dxa" w:w="100"/>
+            </w:tcMar>
+          </w:tcPr>
+          <w:p>
+            <w:pPr>
+              <w:spacing w:line="288"/>
+            </w:pPr>
+            <w:r>
+              <w:rPr>
+                <w:rFonts w:ascii="SimSun" w:cs="SimSun" w:eastAsia="SimSun" w:hAnsi="SimSun"/>
+                <w:color w:val="333333"/>
+                <w:sz w:val="20"/>
+                <w:szCs w:val="20"/>
+              </w:rPr>
+              <w:t xml:space="preserve">GPIO全量重映射 + 5键/4灯系统 + PB12 Flash CS钳位 + UI上键回绕修复</w:t>
+            </w:r>
+          </w:p>
+        </w:tc>
+      </w:tr>
+      <w:tr>
+        <w:tc>
+          <w:tcPr>
+            <w:tcW w:type="dxa" w:w="4536"/>
+            <w:tcBorders>
+              <w:top w:val="single" w:color="CCCCCC" w:sz="1"/>
+              <w:left w:val="single" w:color="CCCCCC" w:sz="1"/>
+              <w:bottom w:val="single" w:color="CCCCCC" w:sz="1"/>
+              <w:right w:val="single" w:color="CCCCCC" w:sz="1"/>
+            </w:tcBorders>
+            <w:tcMar>
+              <w:top w:type="dxa" w:w="60"/>
+              <w:left w:type="dxa" w:w="100"/>
+              <w:bottom w:type="dxa" w:w="60"/>
+              <w:right w:type="dxa" w:w="100"/>
+            </w:tcMar>
+          </w:tcPr>
+          <w:p>
+            <w:pPr>
+              <w:spacing w:line="288"/>
+            </w:pPr>
+            <w:r>
+              <w:rPr>
+                <w:rFonts w:ascii="SimSun" w:cs="SimSun" w:eastAsia="SimSun" w:hAnsi="SimSun"/>
+                <w:color w:val="333333"/>
+                <w:sz w:val="20"/>
+                <w:szCs w:val="20"/>
+              </w:rPr>
+              <w:t xml:space="preserve">V4.5.2</w:t>
+            </w:r>
+          </w:p>
+        </w:tc>
+        <w:tc>
+          <w:tcPr>
+            <w:tcW w:type="dxa" w:w="4536"/>
+            <w:tcBorders>
+              <w:top w:val="single" w:color="CCCCCC" w:sz="1"/>
+              <w:left w:val="single" w:color="CCCCCC" w:sz="1"/>
+              <w:bottom w:val="single" w:color="CCCCCC" w:sz="1"/>
+              <w:right w:val="single" w:color="CCCCCC" w:sz="1"/>
+            </w:tcBorders>
+            <w:tcMar>
+              <w:top w:type="dxa" w:w="60"/>
+              <w:left w:type="dxa" w:w="100"/>
+              <w:bottom w:type="dxa" w:w="60"/>
+              <w:right w:type="dxa" w:w="100"/>
+            </w:tcMar>
+          </w:tcPr>
+          <w:p>
+            <w:pPr>
+              <w:spacing w:line="288"/>
+            </w:pPr>
+            <w:r>
+              <w:rPr>
+                <w:rFonts w:ascii="SimSun" w:cs="SimSun" w:eastAsia="SimSun" w:hAnsi="SimSun"/>
+                <w:color w:val="333333"/>
+                <w:sz w:val="20"/>
+                <w:szCs w:val="20"/>
+              </w:rPr>
+              <w:t xml:space="preserve">**SPI+DMA+EMA修复 (13项)**: DMA超时反转(花屏根因), DMA TC3残留, SPI恢复18MHz(去dummy), Flash批量读(16→1次), CN/Icon ROM优先, EN默认, EMA全状态更新(V/I=0修复), CS脉冲简化, NVIC临界区, Write_Enable防护, s_language初值, Pick_CN_EN遗漏</w:t>
+            </w:r>
+          </w:p>
+        </w:tc>
+      </w:tr>
+      <w:tr>
+        <w:tc>
+          <w:tcPr>
+            <w:tcW w:type="dxa" w:w="4536"/>
+            <w:tcBorders>
+              <w:top w:val="single" w:color="CCCCCC" w:sz="1"/>
+              <w:left w:val="single" w:color="CCCCCC" w:sz="1"/>
+              <w:bottom w:val="single" w:color="CCCCCC" w:sz="1"/>
+              <w:right w:val="single" w:color="CCCCCC" w:sz="1"/>
+            </w:tcBorders>
+            <w:tcMar>
+              <w:top w:type="dxa" w:w="60"/>
+              <w:left w:type="dxa" w:w="100"/>
+              <w:bottom w:type="dxa" w:w="60"/>
+              <w:right w:type="dxa" w:w="100"/>
+            </w:tcMar>
+          </w:tcPr>
+          <w:p>
+            <w:pPr>
+              <w:spacing w:line="288"/>
+            </w:pPr>
+            <w:r>
+              <w:rPr>
+                <w:rFonts w:ascii="SimSun" w:cs="SimSun" w:eastAsia="SimSun" w:hAnsi="SimSun"/>
+                <w:color w:val="333333"/>
+                <w:sz w:val="20"/>
+                <w:szCs w:val="20"/>
+              </w:rPr>
               <w:t xml:space="preserve">V4.5.1</w:t>
             </w:r>
           </w:p>
@@ -4556,7 +4880,7 @@
           <w:sz w:val="19"/>
           <w:szCs w:val="19"/>
         </w:rPr>
-        <w:t xml:space="preserve">  x — 固定为 4 (对应目录名 WPT_PWM_V4.0_ONENET_TFT, 4.0TFT 分支)</w:t>
+        <w:t xml:space="preserve">  x — 固定为 5 (对应目录名 WPT_PWM_V5.0, 5.0 分支)</w:t>
       </w:r>
     </w:p>
     <w:p>
@@ -4572,7 +4896,7 @@
           <w:sz w:val="19"/>
           <w:szCs w:val="19"/>
         </w:rPr>
-        <w:t xml:space="preserve">      仅当整个仓库从 TFT 架构升级到下一代显示方案时才变为 5</w:t>
+        <w:t xml:space="preserve">  y — 中版本: 新增页面/大功能/全平台重写 时 +1</w:t>
       </w:r>
     </w:p>
     <w:p>
@@ -4588,7 +4912,7 @@
           <w:sz w:val="19"/>
           <w:szCs w:val="19"/>
         </w:rPr>
-        <w:t xml:space="preserve">  y — 中版本: 新增页面/大功能/全平台重写 时 +1</w:t>
+        <w:t xml:space="preserve">  z — 小版本: Bug修复/字库修正/底部栏调整/文档更新 时 +1</w:t>
       </w:r>
     </w:p>
     <w:p>
@@ -4604,7 +4928,7 @@
           <w:sz w:val="19"/>
           <w:szCs w:val="19"/>
         </w:rPr>
-        <w:t xml:space="preserve">  z — 小版本: Bug修复/字库修正/底部栏调整/文档更新 时 +1</w:t>
+        <w:t xml:space="preserve"/>
       </w:r>
     </w:p>
     <w:p>
@@ -4620,7 +4944,7 @@
           <w:sz w:val="19"/>
           <w:szCs w:val="19"/>
         </w:rPr>
-        <w:t xml:space="preserve"/>
+        <w:t xml:space="preserve">当前版本: V5.1.2</w:t>
       </w:r>
     </w:p>
     <w:p>
@@ -4636,7 +4960,7 @@
           <w:sz w:val="19"/>
           <w:szCs w:val="19"/>
         </w:rPr>
-        <w:t xml:space="preserve">当前版本: V4.5.1</w:t>
+        <w:t xml:space="preserve">  V5 = GPIO全量重映射 + 5键/4灯新版PCB架构</w:t>
       </w:r>
     </w:p>
     <w:p>
@@ -4652,7 +4976,7 @@
           <w:sz w:val="19"/>
           <w:szCs w:val="19"/>
         </w:rPr>
-        <w:t xml:space="preserve">  V4 = 固定大版本 (TFT 彩屏架构)</w:t>
+        <w:t xml:space="preserve">  .1 = 当前中版本</w:t>
       </w:r>
     </w:p>
     <w:p>
@@ -4668,7 +4992,7 @@
           <w:sz w:val="19"/>
           <w:szCs w:val="19"/>
         </w:rPr>
-        <w:t xml:space="preserve">  .2 = 两次中版本升级</w:t>
+        <w:t xml:space="preserve">  .2 = 当前小版本号</w:t>
       </w:r>
     </w:p>
     <w:p>
@@ -4684,7 +5008,7 @@
           <w:sz w:val="19"/>
           <w:szCs w:val="19"/>
         </w:rPr>
-        <w:t xml:space="preserve">  .2 = 当前小版本号</w:t>
+        <w:t xml:space="preserve"/>
       </w:r>
     </w:p>
     <w:p>
@@ -4700,7 +5024,7 @@
           <w:sz w:val="19"/>
           <w:szCs w:val="19"/>
         </w:rPr>
-        <w:t xml:space="preserve"/>
+        <w:t xml:space="preserve">涉及版本号的位置 (全项目必须统一):</w:t>
       </w:r>
     </w:p>
     <w:p>
@@ -4716,7 +5040,7 @@
           <w:sz w:val="19"/>
           <w:szCs w:val="19"/>
         </w:rPr>
-        <w:t xml:space="preserve">涉及版本号的位置 (全项目必须统一):</w:t>
+        <w:t xml:space="preserve">  【STM32文件头注释】每个.c头部必须有中文@brief并同步为V5.1.2；.h必须从include guard开始，禁止文件头注释</w:t>
       </w:r>
     </w:p>
     <w:p>
@@ -4732,7 +5056,7 @@
           <w:sz w:val="19"/>
           <w:szCs w:val="19"/>
         </w:rPr>
-        <w:t xml:space="preserve">  【文件头注释】每个 .c/.h/.ino/.py 的 @brief/@note/@version 行 → V4.2.2</w:t>
+        <w:t xml:space="preserve">  【文档控制信息】开发指南/技能文件当前版本 → V5.1.2</w:t>
       </w:r>
     </w:p>
     <w:p>
@@ -4748,7 +5072,7 @@
           <w:sz w:val="19"/>
           <w:szCs w:val="19"/>
         </w:rPr>
-        <w:t xml:space="preserve">  【文档控制信息】开发指南 文档版本+固件版本 → V4.2.2</w:t>
+        <w:t xml:space="preserve">  【CLAUDE.md】版本号+审查历史+当前架构说明 → V5.1.2</w:t>
       </w:r>
     </w:p>
     <w:p>
@@ -4764,7 +5088,7 @@
           <w:sz w:val="19"/>
           <w:szCs w:val="19"/>
         </w:rPr>
-        <w:t xml:space="preserve">  【技能文件 frontmatter】name/description 中的版本引用 → V4.2.2</w:t>
+        <w:t xml:space="preserve">  【README.md】badge + 版本历史表 + 5.0分支表 → V5.1.2</w:t>
       </w:r>
     </w:p>
     <w:p>
@@ -4780,7 +5104,7 @@
           <w:sz w:val="19"/>
           <w:szCs w:val="19"/>
         </w:rPr>
-        <w:t xml:space="preserve">  【CLAUDE.md】版本号+审查历史+文件结构行数注释 → V4.2.2</w:t>
+        <w:t xml:space="preserve">  【CH341A指南】PB12接线、CRC与共享SPI说明 → V5.1.2</w:t>
       </w:r>
     </w:p>
     <w:p>
@@ -4796,55 +5120,7 @@
           <w:sz w:val="19"/>
           <w:szCs w:val="19"/>
         </w:rPr>
-        <w:t xml:space="preserve">  【README.md】badge + 版本历史表 + 分支表 → V4.2.2</w:t>
-      </w:r>
-    </w:p>
-    <w:p>
-      <w:pPr>
-        <w:shd w:fill="F5F5F5" w:val="clear"/>
-        <w:spacing w:line="240"/>
-        <w:ind w:left="360"/>
-      </w:pPr>
-      <w:r>
-        <w:rPr>
-          <w:rFonts w:ascii="Consolas" w:cs="Consolas" w:eastAsia="Consolas" w:hAnsi="Consolas"/>
-          <w:color w:val="2D2D2D"/>
-          <w:sz w:val="19"/>
-          <w:szCs w:val="19"/>
-        </w:rPr>
-        <w:t xml:space="preserve">  【操作手册/部署文档】版本字段 → V4.2.2</w:t>
-      </w:r>
-    </w:p>
-    <w:p>
-      <w:pPr>
-        <w:shd w:fill="F5F5F5" w:val="clear"/>
-        <w:spacing w:line="240"/>
-        <w:ind w:left="360"/>
-      </w:pPr>
-      <w:r>
-        <w:rPr>
-          <w:rFonts w:ascii="Consolas" w:cs="Consolas" w:eastAsia="Consolas" w:hAnsi="Consolas"/>
-          <w:color w:val="2D2D2D"/>
-          <w:sz w:val="19"/>
-          <w:szCs w:val="19"/>
-        </w:rPr>
-        <w:t xml:space="preserve">  【小程序注释】wxss/wxml/js 头部 → V4.2.2</w:t>
-      </w:r>
-    </w:p>
-    <w:p>
-      <w:pPr>
-        <w:shd w:fill="F5F5F5" w:val="clear"/>
-        <w:spacing w:line="240"/>
-        <w:ind w:left="360"/>
-      </w:pPr>
-      <w:r>
-        <w:rPr>
-          <w:rFonts w:ascii="Consolas" w:cs="Consolas" w:eastAsia="Consolas" w:hAnsi="Consolas"/>
-          <w:color w:val="2D2D2D"/>
-          <w:sz w:val="19"/>
-          <w:szCs w:val="19"/>
-        </w:rPr>
-        <w:t xml:space="preserve">  【其他文档】ONENETapp/README, Railway_Deploy/README, plans/, specs/ → V4.2.2</w:t>
+        <w:t xml:space="preserve">  【历史版本】修改日志中的旧版本号原样保留</w:t>
       </w:r>
     </w:p>
     <w:p>
@@ -15295,7 +15571,7 @@
                 <w:sz w:val="20"/>
                 <w:szCs w:val="20"/>
               </w:rPr>
-              <w:t xml:space="preserve">**接线图只放在 .c 文件头部, .h 用一行 "接线详见 xxx.c" 引用, 保持头文件简短**</w:t>
+              <w:t xml:space="preserve">**接线图只放在 .c 文件头部；.h从include guard直接开始，不放任何文件头注释**</w:t>
             </w:r>
           </w:p>
         </w:tc>
@@ -16113,6 +16389,1598 @@
           <w:sz w:val="28"/>
           <w:szCs w:val="28"/>
         </w:rPr>
+        <w:t xml:space="preserve">4.12 2026-07-19: V5.0.2 STM32全面优化教训</w:t>
+      </w:r>
+    </w:p>
+    <w:p/>
+    <w:p/>
+    <w:tbl>
+      <w:tblPr>
+        <w:tblW w:type="dxa" w:w="9072"/>
+        <w:tblBorders>
+          <w:top w:val="single" w:color="auto" w:sz="4"/>
+          <w:left w:val="single" w:color="auto" w:sz="4"/>
+          <w:bottom w:val="single" w:color="auto" w:sz="4"/>
+          <w:right w:val="single" w:color="auto" w:sz="4"/>
+          <w:insideH w:val="single" w:color="auto" w:sz="4"/>
+          <w:insideV w:val="single" w:color="auto" w:sz="4"/>
+        </w:tblBorders>
+      </w:tblPr>
+      <w:tblGrid>
+        <w:gridCol w:w="2268"/>
+        <w:gridCol w:w="2268"/>
+        <w:gridCol w:w="2268"/>
+        <w:gridCol w:w="2268"/>
+      </w:tblGrid>
+      <w:tr>
+        <w:tc>
+          <w:tcPr>
+            <w:tcW w:type="dxa" w:w="2268"/>
+            <w:tcBorders>
+              <w:top w:val="single" w:color="CCCCCC" w:sz="1"/>
+              <w:left w:val="single" w:color="CCCCCC" w:sz="1"/>
+              <w:bottom w:val="single" w:color="CCCCCC" w:sz="1"/>
+              <w:right w:val="single" w:color="CCCCCC" w:sz="1"/>
+            </w:tcBorders>
+            <w:shd w:fill="D5E8F0" w:val="clear"/>
+            <w:tcMar>
+              <w:top w:type="dxa" w:w="60"/>
+              <w:left w:type="dxa" w:w="100"/>
+              <w:bottom w:type="dxa" w:w="60"/>
+              <w:right w:type="dxa" w:w="100"/>
+            </w:tcMar>
+          </w:tcPr>
+          <w:p>
+            <w:r>
+              <w:rPr>
+                <w:rFonts w:ascii="SimSun" w:cs="SimSun" w:eastAsia="SimSun" w:hAnsi="SimSun"/>
+                <w:b/>
+                <w:bCs/>
+                <w:color w:val="333333"/>
+                <w:sz w:val="20"/>
+                <w:szCs w:val="20"/>
+              </w:rPr>
+              <w:t xml:space="preserve">#</w:t>
+            </w:r>
+          </w:p>
+        </w:tc>
+        <w:tc>
+          <w:tcPr>
+            <w:tcW w:type="dxa" w:w="2268"/>
+            <w:tcBorders>
+              <w:top w:val="single" w:color="CCCCCC" w:sz="1"/>
+              <w:left w:val="single" w:color="CCCCCC" w:sz="1"/>
+              <w:bottom w:val="single" w:color="CCCCCC" w:sz="1"/>
+              <w:right w:val="single" w:color="CCCCCC" w:sz="1"/>
+            </w:tcBorders>
+            <w:shd w:fill="D5E8F0" w:val="clear"/>
+            <w:tcMar>
+              <w:top w:type="dxa" w:w="60"/>
+              <w:left w:type="dxa" w:w="100"/>
+              <w:bottom w:type="dxa" w:w="60"/>
+              <w:right w:type="dxa" w:w="100"/>
+            </w:tcMar>
+          </w:tcPr>
+          <w:p>
+            <w:r>
+              <w:rPr>
+                <w:rFonts w:ascii="SimSun" w:cs="SimSun" w:eastAsia="SimSun" w:hAnsi="SimSun"/>
+                <w:b/>
+                <w:bCs/>
+                <w:color w:val="333333"/>
+                <w:sz w:val="20"/>
+                <w:szCs w:val="20"/>
+              </w:rPr>
+              <w:t xml:space="preserve">问题</w:t>
+            </w:r>
+          </w:p>
+        </w:tc>
+        <w:tc>
+          <w:tcPr>
+            <w:tcW w:type="dxa" w:w="2268"/>
+            <w:tcBorders>
+              <w:top w:val="single" w:color="CCCCCC" w:sz="1"/>
+              <w:left w:val="single" w:color="CCCCCC" w:sz="1"/>
+              <w:bottom w:val="single" w:color="CCCCCC" w:sz="1"/>
+              <w:right w:val="single" w:color="CCCCCC" w:sz="1"/>
+            </w:tcBorders>
+            <w:shd w:fill="D5E8F0" w:val="clear"/>
+            <w:tcMar>
+              <w:top w:type="dxa" w:w="60"/>
+              <w:left w:type="dxa" w:w="100"/>
+              <w:bottom w:type="dxa" w:w="60"/>
+              <w:right w:type="dxa" w:w="100"/>
+            </w:tcMar>
+          </w:tcPr>
+          <w:p>
+            <w:r>
+              <w:rPr>
+                <w:rFonts w:ascii="SimSun" w:cs="SimSun" w:eastAsia="SimSun" w:hAnsi="SimSun"/>
+                <w:b/>
+                <w:bCs/>
+                <w:color w:val="333333"/>
+                <w:sz w:val="20"/>
+                <w:szCs w:val="20"/>
+              </w:rPr>
+              <w:t xml:space="preserve">根因</w:t>
+            </w:r>
+          </w:p>
+        </w:tc>
+        <w:tc>
+          <w:tcPr>
+            <w:tcW w:type="dxa" w:w="2268"/>
+            <w:tcBorders>
+              <w:top w:val="single" w:color="CCCCCC" w:sz="1"/>
+              <w:left w:val="single" w:color="CCCCCC" w:sz="1"/>
+              <w:bottom w:val="single" w:color="CCCCCC" w:sz="1"/>
+              <w:right w:val="single" w:color="CCCCCC" w:sz="1"/>
+            </w:tcBorders>
+            <w:shd w:fill="D5E8F0" w:val="clear"/>
+            <w:tcMar>
+              <w:top w:type="dxa" w:w="60"/>
+              <w:left w:type="dxa" w:w="100"/>
+              <w:bottom w:type="dxa" w:w="60"/>
+              <w:right w:type="dxa" w:w="100"/>
+            </w:tcMar>
+          </w:tcPr>
+          <w:p>
+            <w:r>
+              <w:rPr>
+                <w:rFonts w:ascii="SimSun" w:cs="SimSun" w:eastAsia="SimSun" w:hAnsi="SimSun"/>
+                <w:b/>
+                <w:bCs/>
+                <w:color w:val="333333"/>
+                <w:sz w:val="20"/>
+                <w:szCs w:val="20"/>
+              </w:rPr>
+              <w:t xml:space="preserve">预防规则</w:t>
+            </w:r>
+          </w:p>
+        </w:tc>
+      </w:tr>
+      <w:tr>
+        <w:tc>
+          <w:tcPr>
+            <w:tcW w:type="dxa" w:w="2268"/>
+            <w:tcBorders>
+              <w:top w:val="single" w:color="CCCCCC" w:sz="1"/>
+              <w:left w:val="single" w:color="CCCCCC" w:sz="1"/>
+              <w:bottom w:val="single" w:color="CCCCCC" w:sz="1"/>
+              <w:right w:val="single" w:color="CCCCCC" w:sz="1"/>
+            </w:tcBorders>
+            <w:tcMar>
+              <w:top w:type="dxa" w:w="60"/>
+              <w:left w:type="dxa" w:w="100"/>
+              <w:bottom w:type="dxa" w:w="60"/>
+              <w:right w:type="dxa" w:w="100"/>
+            </w:tcMar>
+          </w:tcPr>
+          <w:p>
+            <w:pPr>
+              <w:spacing w:line="288"/>
+            </w:pPr>
+            <w:r>
+              <w:rPr>
+                <w:rFonts w:ascii="SimSun" w:cs="SimSun" w:eastAsia="SimSun" w:hAnsi="SimSun"/>
+                <w:color w:val="333333"/>
+                <w:sz w:val="20"/>
+                <w:szCs w:val="20"/>
+              </w:rPr>
+              <w:t xml:space="preserve">64</w:t>
+            </w:r>
+          </w:p>
+        </w:tc>
+        <w:tc>
+          <w:tcPr>
+            <w:tcW w:type="dxa" w:w="2268"/>
+            <w:tcBorders>
+              <w:top w:val="single" w:color="CCCCCC" w:sz="1"/>
+              <w:left w:val="single" w:color="CCCCCC" w:sz="1"/>
+              <w:bottom w:val="single" w:color="CCCCCC" w:sz="1"/>
+              <w:right w:val="single" w:color="CCCCCC" w:sz="1"/>
+            </w:tcBorders>
+            <w:tcMar>
+              <w:top w:type="dxa" w:w="60"/>
+              <w:left w:type="dxa" w:w="100"/>
+              <w:bottom w:type="dxa" w:w="60"/>
+              <w:right w:type="dxa" w:w="100"/>
+            </w:tcMar>
+          </w:tcPr>
+          <w:p>
+            <w:pPr>
+              <w:spacing w:line="288"/>
+            </w:pPr>
+            <w:r>
+              <w:rPr>
+                <w:rFonts w:ascii="SimSun" w:cs="SimSun" w:eastAsia="SimSun" w:hAnsi="SimSun"/>
+                <w:color w:val="333333"/>
+                <w:sz w:val="20"/>
+                <w:szCs w:val="20"/>
+              </w:rPr>
+              <w:t xml:space="preserve">KEY0关12V与PWM停止分散在UI/网络/驱动多条路径，容易出现PB10已关但MOE仍开的非法状态</w:t>
+            </w:r>
+          </w:p>
+        </w:tc>
+        <w:tc>
+          <w:tcPr>
+            <w:tcW w:type="dxa" w:w="2268"/>
+            <w:tcBorders>
+              <w:top w:val="single" w:color="CCCCCC" w:sz="1"/>
+              <w:left w:val="single" w:color="CCCCCC" w:sz="1"/>
+              <w:bottom w:val="single" w:color="CCCCCC" w:sz="1"/>
+              <w:right w:val="single" w:color="CCCCCC" w:sz="1"/>
+            </w:tcBorders>
+            <w:tcMar>
+              <w:top w:type="dxa" w:w="60"/>
+              <w:left w:type="dxa" w:w="100"/>
+              <w:bottom w:type="dxa" w:w="60"/>
+              <w:right w:type="dxa" w:w="100"/>
+            </w:tcMar>
+          </w:tcPr>
+          <w:p>
+            <w:pPr>
+              <w:spacing w:line="288"/>
+            </w:pPr>
+            <w:r>
+              <w:rPr>
+                <w:rFonts w:ascii="SimSun" w:cs="SimSun" w:eastAsia="SimSun" w:hAnsi="SimSun"/>
+                <w:color w:val="333333"/>
+                <w:sz w:val="20"/>
+                <w:szCs w:val="20"/>
+              </w:rPr>
+              <w:t xml:space="preserve">启停逻辑没有单一所有者，各调用方直接操作底层</w:t>
+            </w:r>
+          </w:p>
+        </w:tc>
+        <w:tc>
+          <w:tcPr>
+            <w:tcW w:type="dxa" w:w="2268"/>
+            <w:tcBorders>
+              <w:top w:val="single" w:color="CCCCCC" w:sz="1"/>
+              <w:left w:val="single" w:color="CCCCCC" w:sz="1"/>
+              <w:bottom w:val="single" w:color="CCCCCC" w:sz="1"/>
+              <w:right w:val="single" w:color="CCCCCC" w:sz="1"/>
+            </w:tcBorders>
+            <w:tcMar>
+              <w:top w:type="dxa" w:w="60"/>
+              <w:left w:type="dxa" w:w="100"/>
+              <w:bottom w:type="dxa" w:w="60"/>
+              <w:right w:type="dxa" w:w="100"/>
+            </w:tcMar>
+          </w:tcPr>
+          <w:p>
+            <w:pPr>
+              <w:spacing w:line="288"/>
+            </w:pPr>
+            <w:r>
+              <w:rPr>
+                <w:rFonts w:ascii="SimSun" w:cs="SimSun" w:eastAsia="SimSun" w:hAnsi="SimSun"/>
+                <w:color w:val="333333"/>
+                <w:sz w:val="20"/>
+                <w:szCs w:val="20"/>
+              </w:rPr>
+              <w:t xml:space="preserve">**功率状态只能通过Sys_Core统一请求API改变；每圈先检查PB10/PWM/状态不变量，失配立即FAULT**</w:t>
+            </w:r>
+          </w:p>
+        </w:tc>
+      </w:tr>
+      <w:tr>
+        <w:tc>
+          <w:tcPr>
+            <w:tcW w:type="dxa" w:w="2268"/>
+            <w:tcBorders>
+              <w:top w:val="single" w:color="CCCCCC" w:sz="1"/>
+              <w:left w:val="single" w:color="CCCCCC" w:sz="1"/>
+              <w:bottom w:val="single" w:color="CCCCCC" w:sz="1"/>
+              <w:right w:val="single" w:color="CCCCCC" w:sz="1"/>
+            </w:tcBorders>
+            <w:tcMar>
+              <w:top w:type="dxa" w:w="60"/>
+              <w:left w:type="dxa" w:w="100"/>
+              <w:bottom w:type="dxa" w:w="60"/>
+              <w:right w:type="dxa" w:w="100"/>
+            </w:tcMar>
+          </w:tcPr>
+          <w:p>
+            <w:pPr>
+              <w:spacing w:line="288"/>
+            </w:pPr>
+            <w:r>
+              <w:rPr>
+                <w:rFonts w:ascii="SimSun" w:cs="SimSun" w:eastAsia="SimSun" w:hAnsi="SimSun"/>
+                <w:color w:val="333333"/>
+                <w:sz w:val="20"/>
+                <w:szCs w:val="20"/>
+              </w:rPr>
+              <w:t xml:space="preserve">65</w:t>
+            </w:r>
+          </w:p>
+        </w:tc>
+        <w:tc>
+          <w:tcPr>
+            <w:tcW w:type="dxa" w:w="2268"/>
+            <w:tcBorders>
+              <w:top w:val="single" w:color="CCCCCC" w:sz="1"/>
+              <w:left w:val="single" w:color="CCCCCC" w:sz="1"/>
+              <w:bottom w:val="single" w:color="CCCCCC" w:sz="1"/>
+              <w:right w:val="single" w:color="CCCCCC" w:sz="1"/>
+            </w:tcBorders>
+            <w:tcMar>
+              <w:top w:type="dxa" w:w="60"/>
+              <w:left w:type="dxa" w:w="100"/>
+              <w:bottom w:type="dxa" w:w="60"/>
+              <w:right w:type="dxa" w:w="100"/>
+            </w:tcMar>
+          </w:tcPr>
+          <w:p>
+            <w:pPr>
+              <w:spacing w:line="288"/>
+            </w:pPr>
+            <w:r>
+              <w:rPr>
+                <w:rFonts w:ascii="SimSun" w:cs="SimSun" w:eastAsia="SimSun" w:hAnsi="SimSun"/>
+                <w:color w:val="333333"/>
+                <w:sz w:val="20"/>
+                <w:szCs w:val="20"/>
+              </w:rPr>
+              <w:t xml:space="preserve">软件节拍启动ADC会随主循环负载抖动，慢显示滤波又掩盖过流尖峰</w:t>
+            </w:r>
+          </w:p>
+        </w:tc>
+        <w:tc>
+          <w:tcPr>
+            <w:tcW w:type="dxa" w:w="2268"/>
+            <w:tcBorders>
+              <w:top w:val="single" w:color="CCCCCC" w:sz="1"/>
+              <w:left w:val="single" w:color="CCCCCC" w:sz="1"/>
+              <w:bottom w:val="single" w:color="CCCCCC" w:sz="1"/>
+              <w:right w:val="single" w:color="CCCCCC" w:sz="1"/>
+            </w:tcBorders>
+            <w:tcMar>
+              <w:top w:type="dxa" w:w="60"/>
+              <w:left w:type="dxa" w:w="100"/>
+              <w:bottom w:type="dxa" w:w="60"/>
+              <w:right w:type="dxa" w:w="100"/>
+            </w:tcMar>
+          </w:tcPr>
+          <w:p>
+            <w:pPr>
+              <w:spacing w:line="288"/>
+            </w:pPr>
+            <w:r>
+              <w:rPr>
+                <w:rFonts w:ascii="SimSun" w:cs="SimSun" w:eastAsia="SimSun" w:hAnsi="SimSun"/>
+                <w:color w:val="333333"/>
+                <w:sz w:val="20"/>
+                <w:szCs w:val="20"/>
+              </w:rPr>
+              <w:t xml:space="preserve">采样触发、显示滤波和安全滤波没有分层</w:t>
+            </w:r>
+          </w:p>
+        </w:tc>
+        <w:tc>
+          <w:tcPr>
+            <w:tcW w:type="dxa" w:w="2268"/>
+            <w:tcBorders>
+              <w:top w:val="single" w:color="CCCCCC" w:sz="1"/>
+              <w:left w:val="single" w:color="CCCCCC" w:sz="1"/>
+              <w:bottom w:val="single" w:color="CCCCCC" w:sz="1"/>
+              <w:right w:val="single" w:color="CCCCCC" w:sz="1"/>
+            </w:tcBorders>
+            <w:tcMar>
+              <w:top w:type="dxa" w:w="60"/>
+              <w:left w:type="dxa" w:w="100"/>
+              <w:bottom w:type="dxa" w:w="60"/>
+              <w:right w:type="dxa" w:w="100"/>
+            </w:tcMar>
+          </w:tcPr>
+          <w:p>
+            <w:pPr>
+              <w:spacing w:line="288"/>
+            </w:pPr>
+            <w:r>
+              <w:rPr>
+                <w:rFonts w:ascii="SimSun" w:cs="SimSun" w:eastAsia="SimSun" w:hAnsi="SimSun"/>
+                <w:color w:val="333333"/>
+                <w:sz w:val="20"/>
+                <w:szCs w:val="20"/>
+              </w:rPr>
+              <w:t xml:space="preserve">**ADC用定时器TRGO硬触发；显示和安全采用不同窗口；安全只按新采样序号计连续超限次数**</w:t>
+            </w:r>
+          </w:p>
+        </w:tc>
+      </w:tr>
+      <w:tr>
+        <w:tc>
+          <w:tcPr>
+            <w:tcW w:type="dxa" w:w="2268"/>
+            <w:tcBorders>
+              <w:top w:val="single" w:color="CCCCCC" w:sz="1"/>
+              <w:left w:val="single" w:color="CCCCCC" w:sz="1"/>
+              <w:bottom w:val="single" w:color="CCCCCC" w:sz="1"/>
+              <w:right w:val="single" w:color="CCCCCC" w:sz="1"/>
+            </w:tcBorders>
+            <w:tcMar>
+              <w:top w:type="dxa" w:w="60"/>
+              <w:left w:type="dxa" w:w="100"/>
+              <w:bottom w:type="dxa" w:w="60"/>
+              <w:right w:type="dxa" w:w="100"/>
+            </w:tcMar>
+          </w:tcPr>
+          <w:p>
+            <w:pPr>
+              <w:spacing w:line="288"/>
+            </w:pPr>
+            <w:r>
+              <w:rPr>
+                <w:rFonts w:ascii="SimSun" w:cs="SimSun" w:eastAsia="SimSun" w:hAnsi="SimSun"/>
+                <w:color w:val="333333"/>
+                <w:sz w:val="20"/>
+                <w:szCs w:val="20"/>
+              </w:rPr>
+              <w:t xml:space="preserve">66</w:t>
+            </w:r>
+          </w:p>
+        </w:tc>
+        <w:tc>
+          <w:tcPr>
+            <w:tcW w:type="dxa" w:w="2268"/>
+            <w:tcBorders>
+              <w:top w:val="single" w:color="CCCCCC" w:sz="1"/>
+              <w:left w:val="single" w:color="CCCCCC" w:sz="1"/>
+              <w:bottom w:val="single" w:color="CCCCCC" w:sz="1"/>
+              <w:right w:val="single" w:color="CCCCCC" w:sz="1"/>
+            </w:tcBorders>
+            <w:tcMar>
+              <w:top w:type="dxa" w:w="60"/>
+              <w:left w:type="dxa" w:w="100"/>
+              <w:bottom w:type="dxa" w:w="60"/>
+              <w:right w:type="dxa" w:w="100"/>
+            </w:tcMar>
+          </w:tcPr>
+          <w:p>
+            <w:pPr>
+              <w:spacing w:line="288"/>
+            </w:pPr>
+            <w:r>
+              <w:rPr>
+                <w:rFonts w:ascii="SimSun" w:cs="SimSun" w:eastAsia="SimSun" w:hAnsi="SimSun"/>
+                <w:color w:val="333333"/>
+                <w:sz w:val="20"/>
+                <w:szCs w:val="20"/>
+              </w:rPr>
+              <w:t xml:space="preserve">TFT与W25Q128各自改SPI模式和CS，异常路径可能遗留错误方向或片选</w:t>
+            </w:r>
+          </w:p>
+        </w:tc>
+        <w:tc>
+          <w:tcPr>
+            <w:tcW w:type="dxa" w:w="2268"/>
+            <w:tcBorders>
+              <w:top w:val="single" w:color="CCCCCC" w:sz="1"/>
+              <w:left w:val="single" w:color="CCCCCC" w:sz="1"/>
+              <w:bottom w:val="single" w:color="CCCCCC" w:sz="1"/>
+              <w:right w:val="single" w:color="CCCCCC" w:sz="1"/>
+            </w:tcBorders>
+            <w:tcMar>
+              <w:top w:type="dxa" w:w="60"/>
+              <w:left w:type="dxa" w:w="100"/>
+              <w:bottom w:type="dxa" w:w="60"/>
+              <w:right w:type="dxa" w:w="100"/>
+            </w:tcMar>
+          </w:tcPr>
+          <w:p>
+            <w:pPr>
+              <w:spacing w:line="288"/>
+            </w:pPr>
+            <w:r>
+              <w:rPr>
+                <w:rFonts w:ascii="SimSun" w:cs="SimSun" w:eastAsia="SimSun" w:hAnsi="SimSun"/>
+                <w:color w:val="333333"/>
+                <w:sz w:val="20"/>
+                <w:szCs w:val="20"/>
+              </w:rPr>
+              <w:t xml:space="preserve">共享总线没有所有权与统一退出清理</w:t>
+            </w:r>
+          </w:p>
+        </w:tc>
+        <w:tc>
+          <w:tcPr>
+            <w:tcW w:type="dxa" w:w="2268"/>
+            <w:tcBorders>
+              <w:top w:val="single" w:color="CCCCCC" w:sz="1"/>
+              <w:left w:val="single" w:color="CCCCCC" w:sz="1"/>
+              <w:bottom w:val="single" w:color="CCCCCC" w:sz="1"/>
+              <w:right w:val="single" w:color="CCCCCC" w:sz="1"/>
+            </w:tcBorders>
+            <w:tcMar>
+              <w:top w:type="dxa" w:w="60"/>
+              <w:left w:type="dxa" w:w="100"/>
+              <w:bottom w:type="dxa" w:w="60"/>
+              <w:right w:type="dxa" w:w="100"/>
+            </w:tcMar>
+          </w:tcPr>
+          <w:p>
+            <w:pPr>
+              <w:spacing w:line="288"/>
+            </w:pPr>
+            <w:r>
+              <w:rPr>
+                <w:rFonts w:ascii="SimSun" w:cs="SimSun" w:eastAsia="SimSun" w:hAnsi="SimSun"/>
+                <w:color w:val="333333"/>
+                <w:sz w:val="20"/>
+                <w:szCs w:val="20"/>
+              </w:rPr>
+              <w:t xml:space="preserve">**共享SPI必须有独立仲裁模块；每个事务Acquire/Release成对，超时统一释放双CS并恢复安全模式**</w:t>
+            </w:r>
+          </w:p>
+        </w:tc>
+      </w:tr>
+      <w:tr>
+        <w:tc>
+          <w:tcPr>
+            <w:tcW w:type="dxa" w:w="2268"/>
+            <w:tcBorders>
+              <w:top w:val="single" w:color="CCCCCC" w:sz="1"/>
+              <w:left w:val="single" w:color="CCCCCC" w:sz="1"/>
+              <w:bottom w:val="single" w:color="CCCCCC" w:sz="1"/>
+              <w:right w:val="single" w:color="CCCCCC" w:sz="1"/>
+            </w:tcBorders>
+            <w:tcMar>
+              <w:top w:type="dxa" w:w="60"/>
+              <w:left w:type="dxa" w:w="100"/>
+              <w:bottom w:type="dxa" w:w="60"/>
+              <w:right w:type="dxa" w:w="100"/>
+            </w:tcMar>
+          </w:tcPr>
+          <w:p>
+            <w:pPr>
+              <w:spacing w:line="288"/>
+            </w:pPr>
+            <w:r>
+              <w:rPr>
+                <w:rFonts w:ascii="SimSun" w:cs="SimSun" w:eastAsia="SimSun" w:hAnsi="SimSun"/>
+                <w:color w:val="333333"/>
+                <w:sz w:val="20"/>
+                <w:szCs w:val="20"/>
+              </w:rPr>
+              <w:t xml:space="preserve">67</w:t>
+            </w:r>
+          </w:p>
+        </w:tc>
+        <w:tc>
+          <w:tcPr>
+            <w:tcW w:type="dxa" w:w="2268"/>
+            <w:tcBorders>
+              <w:top w:val="single" w:color="CCCCCC" w:sz="1"/>
+              <w:left w:val="single" w:color="CCCCCC" w:sz="1"/>
+              <w:bottom w:val="single" w:color="CCCCCC" w:sz="1"/>
+              <w:right w:val="single" w:color="CCCCCC" w:sz="1"/>
+            </w:tcBorders>
+            <w:tcMar>
+              <w:top w:type="dxa" w:w="60"/>
+              <w:left w:type="dxa" w:w="100"/>
+              <w:bottom w:type="dxa" w:w="60"/>
+              <w:right w:type="dxa" w:w="100"/>
+            </w:tcMar>
+          </w:tcPr>
+          <w:p>
+            <w:pPr>
+              <w:spacing w:line="288"/>
+            </w:pPr>
+            <w:r>
+              <w:rPr>
+                <w:rFonts w:ascii="SimSun" w:cs="SimSun" w:eastAsia="SimSun" w:hAnsi="SimSun"/>
+                <w:color w:val="333333"/>
+                <w:sz w:val="20"/>
+                <w:szCs w:val="20"/>
+              </w:rPr>
+              <w:t xml:space="preserve">参数保存和故障日志在业务调用栈直接擦Flash，运行时可能阻塞功率控制</w:t>
+            </w:r>
+          </w:p>
+        </w:tc>
+        <w:tc>
+          <w:tcPr>
+            <w:tcW w:type="dxa" w:w="2268"/>
+            <w:tcBorders>
+              <w:top w:val="single" w:color="CCCCCC" w:sz="1"/>
+              <w:left w:val="single" w:color="CCCCCC" w:sz="1"/>
+              <w:bottom w:val="single" w:color="CCCCCC" w:sz="1"/>
+              <w:right w:val="single" w:color="CCCCCC" w:sz="1"/>
+            </w:tcBorders>
+            <w:tcMar>
+              <w:top w:type="dxa" w:w="60"/>
+              <w:left w:type="dxa" w:w="100"/>
+              <w:bottom w:type="dxa" w:w="60"/>
+              <w:right w:type="dxa" w:w="100"/>
+            </w:tcMar>
+          </w:tcPr>
+          <w:p>
+            <w:pPr>
+              <w:spacing w:line="288"/>
+            </w:pPr>
+            <w:r>
+              <w:rPr>
+                <w:rFonts w:ascii="SimSun" w:cs="SimSun" w:eastAsia="SimSun" w:hAnsi="SimSun"/>
+                <w:color w:val="333333"/>
+                <w:sz w:val="20"/>
+                <w:szCs w:val="20"/>
+              </w:rPr>
+              <w:t xml:space="preserve">持久化请求和物理写入耦合</w:t>
+            </w:r>
+          </w:p>
+        </w:tc>
+        <w:tc>
+          <w:tcPr>
+            <w:tcW w:type="dxa" w:w="2268"/>
+            <w:tcBorders>
+              <w:top w:val="single" w:color="CCCCCC" w:sz="1"/>
+              <w:left w:val="single" w:color="CCCCCC" w:sz="1"/>
+              <w:bottom w:val="single" w:color="CCCCCC" w:sz="1"/>
+              <w:right w:val="single" w:color="CCCCCC" w:sz="1"/>
+            </w:tcBorders>
+            <w:tcMar>
+              <w:top w:type="dxa" w:w="60"/>
+              <w:left w:type="dxa" w:w="100"/>
+              <w:bottom w:type="dxa" w:w="60"/>
+              <w:right w:type="dxa" w:w="100"/>
+            </w:tcMar>
+          </w:tcPr>
+          <w:p>
+            <w:pPr>
+              <w:spacing w:line="288"/>
+            </w:pPr>
+            <w:r>
+              <w:rPr>
+                <w:rFonts w:ascii="SimSun" w:cs="SimSun" w:eastAsia="SimSun" w:hAnsi="SimSun"/>
+                <w:color w:val="333333"/>
+                <w:sz w:val="20"/>
+                <w:szCs w:val="20"/>
+              </w:rPr>
+              <w:t xml:space="preserve">**调用方只提交RAM请求；仅IDLE或确认PWM/PB10均关闭后执行擦写、回读和CRC校验**</w:t>
+            </w:r>
+          </w:p>
+        </w:tc>
+      </w:tr>
+      <w:tr>
+        <w:tc>
+          <w:tcPr>
+            <w:tcW w:type="dxa" w:w="2268"/>
+            <w:tcBorders>
+              <w:top w:val="single" w:color="CCCCCC" w:sz="1"/>
+              <w:left w:val="single" w:color="CCCCCC" w:sz="1"/>
+              <w:bottom w:val="single" w:color="CCCCCC" w:sz="1"/>
+              <w:right w:val="single" w:color="CCCCCC" w:sz="1"/>
+            </w:tcBorders>
+            <w:tcMar>
+              <w:top w:type="dxa" w:w="60"/>
+              <w:left w:type="dxa" w:w="100"/>
+              <w:bottom w:type="dxa" w:w="60"/>
+              <w:right w:type="dxa" w:w="100"/>
+            </w:tcMar>
+          </w:tcPr>
+          <w:p>
+            <w:pPr>
+              <w:spacing w:line="288"/>
+            </w:pPr>
+            <w:r>
+              <w:rPr>
+                <w:rFonts w:ascii="SimSun" w:cs="SimSun" w:eastAsia="SimSun" w:hAnsi="SimSun"/>
+                <w:color w:val="333333"/>
+                <w:sz w:val="20"/>
+                <w:szCs w:val="20"/>
+              </w:rPr>
+              <w:t xml:space="preserve">68</w:t>
+            </w:r>
+          </w:p>
+        </w:tc>
+        <w:tc>
+          <w:tcPr>
+            <w:tcW w:type="dxa" w:w="2268"/>
+            <w:tcBorders>
+              <w:top w:val="single" w:color="CCCCCC" w:sz="1"/>
+              <w:left w:val="single" w:color="CCCCCC" w:sz="1"/>
+              <w:bottom w:val="single" w:color="CCCCCC" w:sz="1"/>
+              <w:right w:val="single" w:color="CCCCCC" w:sz="1"/>
+            </w:tcBorders>
+            <w:tcMar>
+              <w:top w:type="dxa" w:w="60"/>
+              <w:left w:type="dxa" w:w="100"/>
+              <w:bottom w:type="dxa" w:w="60"/>
+              <w:right w:type="dxa" w:w="100"/>
+            </w:tcMar>
+          </w:tcPr>
+          <w:p>
+            <w:pPr>
+              <w:spacing w:line="288"/>
+            </w:pPr>
+            <w:r>
+              <w:rPr>
+                <w:rFonts w:ascii="SimSun" w:cs="SimSun" w:eastAsia="SimSun" w:hAnsi="SimSun"/>
+                <w:color w:val="333333"/>
+                <w:sz w:val="20"/>
+                <w:szCs w:val="20"/>
+              </w:rPr>
+              <w:t xml:space="preserve">单写指针无法可靠应对掉电和循环覆盖，故障现场也缺少触发前数据</w:t>
+            </w:r>
+          </w:p>
+        </w:tc>
+        <w:tc>
+          <w:tcPr>
+            <w:tcW w:type="dxa" w:w="2268"/>
+            <w:tcBorders>
+              <w:top w:val="single" w:color="CCCCCC" w:sz="1"/>
+              <w:left w:val="single" w:color="CCCCCC" w:sz="1"/>
+              <w:bottom w:val="single" w:color="CCCCCC" w:sz="1"/>
+              <w:right w:val="single" w:color="CCCCCC" w:sz="1"/>
+            </w:tcBorders>
+            <w:tcMar>
+              <w:top w:type="dxa" w:w="60"/>
+              <w:left w:type="dxa" w:w="100"/>
+              <w:bottom w:type="dxa" w:w="60"/>
+              <w:right w:type="dxa" w:w="100"/>
+            </w:tcMar>
+          </w:tcPr>
+          <w:p>
+            <w:pPr>
+              <w:spacing w:line="288"/>
+            </w:pPr>
+            <w:r>
+              <w:rPr>
+                <w:rFonts w:ascii="SimSun" w:cs="SimSun" w:eastAsia="SimSun" w:hAnsi="SimSun"/>
+                <w:color w:val="333333"/>
+                <w:sz w:val="20"/>
+                <w:szCs w:val="20"/>
+              </w:rPr>
+              <w:t xml:space="preserve">元数据、日志和故障锁存没有事务边界</w:t>
+            </w:r>
+          </w:p>
+        </w:tc>
+        <w:tc>
+          <w:tcPr>
+            <w:tcW w:type="dxa" w:w="2268"/>
+            <w:tcBorders>
+              <w:top w:val="single" w:color="CCCCCC" w:sz="1"/>
+              <w:left w:val="single" w:color="CCCCCC" w:sz="1"/>
+              <w:bottom w:val="single" w:color="CCCCCC" w:sz="1"/>
+              <w:right w:val="single" w:color="CCCCCC" w:sz="1"/>
+            </w:tcBorders>
+            <w:tcMar>
+              <w:top w:type="dxa" w:w="60"/>
+              <w:left w:type="dxa" w:w="100"/>
+              <w:bottom w:type="dxa" w:w="60"/>
+              <w:right w:type="dxa" w:w="100"/>
+            </w:tcMar>
+          </w:tcPr>
+          <w:p>
+            <w:pPr>
+              <w:spacing w:line="288"/>
+            </w:pPr>
+            <w:r>
+              <w:rPr>
+                <w:rFonts w:ascii="SimSun" w:cs="SimSun" w:eastAsia="SimSun" w:hAnsi="SimSun"/>
+                <w:color w:val="333333"/>
+                <w:sz w:val="20"/>
+                <w:szCs w:val="20"/>
+              </w:rPr>
+              <w:t xml:space="preserve">**采用双扇区generation元数据、启动前向恢复、CRC8条目和独立故障快照槽；先RAM冻结前后窗口再落盘**</w:t>
+            </w:r>
+          </w:p>
+        </w:tc>
+      </w:tr>
+      <w:tr>
+        <w:tc>
+          <w:tcPr>
+            <w:tcW w:type="dxa" w:w="2268"/>
+            <w:tcBorders>
+              <w:top w:val="single" w:color="CCCCCC" w:sz="1"/>
+              <w:left w:val="single" w:color="CCCCCC" w:sz="1"/>
+              <w:bottom w:val="single" w:color="CCCCCC" w:sz="1"/>
+              <w:right w:val="single" w:color="CCCCCC" w:sz="1"/>
+            </w:tcBorders>
+            <w:tcMar>
+              <w:top w:type="dxa" w:w="60"/>
+              <w:left w:type="dxa" w:w="100"/>
+              <w:bottom w:type="dxa" w:w="60"/>
+              <w:right w:type="dxa" w:w="100"/>
+            </w:tcMar>
+          </w:tcPr>
+          <w:p>
+            <w:pPr>
+              <w:spacing w:line="288"/>
+            </w:pPr>
+            <w:r>
+              <w:rPr>
+                <w:rFonts w:ascii="SimSun" w:cs="SimSun" w:eastAsia="SimSun" w:hAnsi="SimSun"/>
+                <w:color w:val="333333"/>
+                <w:sz w:val="20"/>
+                <w:szCs w:val="20"/>
+              </w:rPr>
+              <w:t xml:space="preserve">69</w:t>
+            </w:r>
+          </w:p>
+        </w:tc>
+        <w:tc>
+          <w:tcPr>
+            <w:tcW w:type="dxa" w:w="2268"/>
+            <w:tcBorders>
+              <w:top w:val="single" w:color="CCCCCC" w:sz="1"/>
+              <w:left w:val="single" w:color="CCCCCC" w:sz="1"/>
+              <w:bottom w:val="single" w:color="CCCCCC" w:sz="1"/>
+              <w:right w:val="single" w:color="CCCCCC" w:sz="1"/>
+            </w:tcBorders>
+            <w:tcMar>
+              <w:top w:type="dxa" w:w="60"/>
+              <w:left w:type="dxa" w:w="100"/>
+              <w:bottom w:type="dxa" w:w="60"/>
+              <w:right w:type="dxa" w:w="100"/>
+            </w:tcMar>
+          </w:tcPr>
+          <w:p>
+            <w:pPr>
+              <w:spacing w:line="288"/>
+            </w:pPr>
+            <w:r>
+              <w:rPr>
+                <w:rFonts w:ascii="SimSun" w:cs="SimSun" w:eastAsia="SimSun" w:hAnsi="SimSun"/>
+                <w:color w:val="333333"/>
+                <w:sz w:val="20"/>
+                <w:szCs w:val="20"/>
+              </w:rPr>
+              <w:t xml:space="preserve">旧文档仍描述4键、6灯、15页、PA12 Flash CS和PB10电压自动控制</w:t>
+            </w:r>
+          </w:p>
+        </w:tc>
+        <w:tc>
+          <w:tcPr>
+            <w:tcW w:type="dxa" w:w="2268"/>
+            <w:tcBorders>
+              <w:top w:val="single" w:color="CCCCCC" w:sz="1"/>
+              <w:left w:val="single" w:color="CCCCCC" w:sz="1"/>
+              <w:bottom w:val="single" w:color="CCCCCC" w:sz="1"/>
+              <w:right w:val="single" w:color="CCCCCC" w:sz="1"/>
+            </w:tcBorders>
+            <w:tcMar>
+              <w:top w:type="dxa" w:w="60"/>
+              <w:left w:type="dxa" w:w="100"/>
+              <w:bottom w:type="dxa" w:w="60"/>
+              <w:right w:type="dxa" w:w="100"/>
+            </w:tcMar>
+          </w:tcPr>
+          <w:p>
+            <w:pPr>
+              <w:spacing w:line="288"/>
+            </w:pPr>
+            <w:r>
+              <w:rPr>
+                <w:rFonts w:ascii="SimSun" w:cs="SimSun" w:eastAsia="SimSun" w:hAnsi="SimSun"/>
+                <w:color w:val="333333"/>
+                <w:sz w:val="20"/>
+                <w:szCs w:val="20"/>
+              </w:rPr>
+              <w:t xml:space="preserve">GPIO重映射后只改代码，文档缺少以公开接口为基准的回归检查</w:t>
+            </w:r>
+          </w:p>
+        </w:tc>
+        <w:tc>
+          <w:tcPr>
+            <w:tcW w:type="dxa" w:w="2268"/>
+            <w:tcBorders>
+              <w:top w:val="single" w:color="CCCCCC" w:sz="1"/>
+              <w:left w:val="single" w:color="CCCCCC" w:sz="1"/>
+              <w:bottom w:val="single" w:color="CCCCCC" w:sz="1"/>
+              <w:right w:val="single" w:color="CCCCCC" w:sz="1"/>
+            </w:tcBorders>
+            <w:tcMar>
+              <w:top w:type="dxa" w:w="60"/>
+              <w:left w:type="dxa" w:w="100"/>
+              <w:bottom w:type="dxa" w:w="60"/>
+              <w:right w:type="dxa" w:w="100"/>
+            </w:tcMar>
+          </w:tcPr>
+          <w:p>
+            <w:pPr>
+              <w:spacing w:line="288"/>
+            </w:pPr>
+            <w:r>
+              <w:rPr>
+                <w:rFonts w:ascii="SimSun" w:cs="SimSun" w:eastAsia="SimSun" w:hAnsi="SimSun"/>
+                <w:color w:val="333333"/>
+                <w:sz w:val="20"/>
+                <w:szCs w:val="20"/>
+              </w:rPr>
+              <w:t xml:space="preserve">**版本发布前脚本检查文件头和SPLASH，并逐项核对引脚、页面枚举、按键能力、遥测状态、Flash分区与看门狗**</w:t>
+            </w:r>
+          </w:p>
+        </w:tc>
+      </w:tr>
+    </w:tbl>
+    <w:p/>
+    <w:p/>
+    <w:p>
+      <w:pPr>
+        <w:pStyle w:val="Heading3"/>
+        <w:spacing w:after="80" w:before="160"/>
+      </w:pPr>
+      <w:r>
+        <w:rPr>
+          <w:rFonts w:ascii="Microsoft YaHei" w:cs="Microsoft YaHei" w:eastAsia="Microsoft YaHei" w:hAnsi="Microsoft YaHei"/>
+          <w:b/>
+          <w:bCs/>
+          <w:color w:val="2B579A"/>
+          <w:sz w:val="28"/>
+          <w:szCs w:val="28"/>
+        </w:rPr>
+        <w:t xml:space="preserve">4.13 2026-07-26: V5.1.2 全链路优化教训</w:t>
+      </w:r>
+    </w:p>
+    <w:p/>
+    <w:p/>
+    <w:tbl>
+      <w:tblPr>
+        <w:tblW w:type="dxa" w:w="9072"/>
+        <w:tblBorders>
+          <w:top w:val="single" w:color="auto" w:sz="4"/>
+          <w:left w:val="single" w:color="auto" w:sz="4"/>
+          <w:bottom w:val="single" w:color="auto" w:sz="4"/>
+          <w:right w:val="single" w:color="auto" w:sz="4"/>
+          <w:insideH w:val="single" w:color="auto" w:sz="4"/>
+          <w:insideV w:val="single" w:color="auto" w:sz="4"/>
+        </w:tblBorders>
+      </w:tblPr>
+      <w:tblGrid>
+        <w:gridCol w:w="2268"/>
+        <w:gridCol w:w="2268"/>
+        <w:gridCol w:w="2268"/>
+        <w:gridCol w:w="2268"/>
+      </w:tblGrid>
+      <w:tr>
+        <w:tc>
+          <w:tcPr>
+            <w:tcW w:type="dxa" w:w="2268"/>
+            <w:tcBorders>
+              <w:top w:val="single" w:color="CCCCCC" w:sz="1"/>
+              <w:left w:val="single" w:color="CCCCCC" w:sz="1"/>
+              <w:bottom w:val="single" w:color="CCCCCC" w:sz="1"/>
+              <w:right w:val="single" w:color="CCCCCC" w:sz="1"/>
+            </w:tcBorders>
+            <w:shd w:fill="D5E8F0" w:val="clear"/>
+            <w:tcMar>
+              <w:top w:type="dxa" w:w="60"/>
+              <w:left w:type="dxa" w:w="100"/>
+              <w:bottom w:type="dxa" w:w="60"/>
+              <w:right w:type="dxa" w:w="100"/>
+            </w:tcMar>
+          </w:tcPr>
+          <w:p>
+            <w:r>
+              <w:rPr>
+                <w:rFonts w:ascii="SimSun" w:cs="SimSun" w:eastAsia="SimSun" w:hAnsi="SimSun"/>
+                <w:b/>
+                <w:bCs/>
+                <w:color w:val="333333"/>
+                <w:sz w:val="20"/>
+                <w:szCs w:val="20"/>
+              </w:rPr>
+              <w:t xml:space="preserve">#</w:t>
+            </w:r>
+          </w:p>
+        </w:tc>
+        <w:tc>
+          <w:tcPr>
+            <w:tcW w:type="dxa" w:w="2268"/>
+            <w:tcBorders>
+              <w:top w:val="single" w:color="CCCCCC" w:sz="1"/>
+              <w:left w:val="single" w:color="CCCCCC" w:sz="1"/>
+              <w:bottom w:val="single" w:color="CCCCCC" w:sz="1"/>
+              <w:right w:val="single" w:color="CCCCCC" w:sz="1"/>
+            </w:tcBorders>
+            <w:shd w:fill="D5E8F0" w:val="clear"/>
+            <w:tcMar>
+              <w:top w:type="dxa" w:w="60"/>
+              <w:left w:type="dxa" w:w="100"/>
+              <w:bottom w:type="dxa" w:w="60"/>
+              <w:right w:type="dxa" w:w="100"/>
+            </w:tcMar>
+          </w:tcPr>
+          <w:p>
+            <w:r>
+              <w:rPr>
+                <w:rFonts w:ascii="SimSun" w:cs="SimSun" w:eastAsia="SimSun" w:hAnsi="SimSun"/>
+                <w:b/>
+                <w:bCs/>
+                <w:color w:val="333333"/>
+                <w:sz w:val="20"/>
+                <w:szCs w:val="20"/>
+              </w:rPr>
+              <w:t xml:space="preserve">问题</w:t>
+            </w:r>
+          </w:p>
+        </w:tc>
+        <w:tc>
+          <w:tcPr>
+            <w:tcW w:type="dxa" w:w="2268"/>
+            <w:tcBorders>
+              <w:top w:val="single" w:color="CCCCCC" w:sz="1"/>
+              <w:left w:val="single" w:color="CCCCCC" w:sz="1"/>
+              <w:bottom w:val="single" w:color="CCCCCC" w:sz="1"/>
+              <w:right w:val="single" w:color="CCCCCC" w:sz="1"/>
+            </w:tcBorders>
+            <w:shd w:fill="D5E8F0" w:val="clear"/>
+            <w:tcMar>
+              <w:top w:type="dxa" w:w="60"/>
+              <w:left w:type="dxa" w:w="100"/>
+              <w:bottom w:type="dxa" w:w="60"/>
+              <w:right w:type="dxa" w:w="100"/>
+            </w:tcMar>
+          </w:tcPr>
+          <w:p>
+            <w:r>
+              <w:rPr>
+                <w:rFonts w:ascii="SimSun" w:cs="SimSun" w:eastAsia="SimSun" w:hAnsi="SimSun"/>
+                <w:b/>
+                <w:bCs/>
+                <w:color w:val="333333"/>
+                <w:sz w:val="20"/>
+                <w:szCs w:val="20"/>
+              </w:rPr>
+              <w:t xml:space="preserve">根因</w:t>
+            </w:r>
+          </w:p>
+        </w:tc>
+        <w:tc>
+          <w:tcPr>
+            <w:tcW w:type="dxa" w:w="2268"/>
+            <w:tcBorders>
+              <w:top w:val="single" w:color="CCCCCC" w:sz="1"/>
+              <w:left w:val="single" w:color="CCCCCC" w:sz="1"/>
+              <w:bottom w:val="single" w:color="CCCCCC" w:sz="1"/>
+              <w:right w:val="single" w:color="CCCCCC" w:sz="1"/>
+            </w:tcBorders>
+            <w:shd w:fill="D5E8F0" w:val="clear"/>
+            <w:tcMar>
+              <w:top w:type="dxa" w:w="60"/>
+              <w:left w:type="dxa" w:w="100"/>
+              <w:bottom w:type="dxa" w:w="60"/>
+              <w:right w:type="dxa" w:w="100"/>
+            </w:tcMar>
+          </w:tcPr>
+          <w:p>
+            <w:r>
+              <w:rPr>
+                <w:rFonts w:ascii="SimSun" w:cs="SimSun" w:eastAsia="SimSun" w:hAnsi="SimSun"/>
+                <w:b/>
+                <w:bCs/>
+                <w:color w:val="333333"/>
+                <w:sz w:val="20"/>
+                <w:szCs w:val="20"/>
+              </w:rPr>
+              <w:t xml:space="preserve">预防规则</w:t>
+            </w:r>
+          </w:p>
+        </w:tc>
+      </w:tr>
+      <w:tr>
+        <w:tc>
+          <w:tcPr>
+            <w:tcW w:type="dxa" w:w="2268"/>
+            <w:tcBorders>
+              <w:top w:val="single" w:color="CCCCCC" w:sz="1"/>
+              <w:left w:val="single" w:color="CCCCCC" w:sz="1"/>
+              <w:bottom w:val="single" w:color="CCCCCC" w:sz="1"/>
+              <w:right w:val="single" w:color="CCCCCC" w:sz="1"/>
+            </w:tcBorders>
+            <w:tcMar>
+              <w:top w:type="dxa" w:w="60"/>
+              <w:left w:type="dxa" w:w="100"/>
+              <w:bottom w:type="dxa" w:w="60"/>
+              <w:right w:type="dxa" w:w="100"/>
+            </w:tcMar>
+          </w:tcPr>
+          <w:p>
+            <w:pPr>
+              <w:spacing w:line="288"/>
+            </w:pPr>
+            <w:r>
+              <w:rPr>
+                <w:rFonts w:ascii="SimSun" w:cs="SimSun" w:eastAsia="SimSun" w:hAnsi="SimSun"/>
+                <w:color w:val="333333"/>
+                <w:sz w:val="20"/>
+                <w:szCs w:val="20"/>
+              </w:rPr>
+              <w:t xml:space="preserve">70</w:t>
+            </w:r>
+          </w:p>
+        </w:tc>
+        <w:tc>
+          <w:tcPr>
+            <w:tcW w:type="dxa" w:w="2268"/>
+            <w:tcBorders>
+              <w:top w:val="single" w:color="CCCCCC" w:sz="1"/>
+              <w:left w:val="single" w:color="CCCCCC" w:sz="1"/>
+              <w:bottom w:val="single" w:color="CCCCCC" w:sz="1"/>
+              <w:right w:val="single" w:color="CCCCCC" w:sz="1"/>
+            </w:tcBorders>
+            <w:tcMar>
+              <w:top w:type="dxa" w:w="60"/>
+              <w:left w:type="dxa" w:w="100"/>
+              <w:bottom w:type="dxa" w:w="60"/>
+              <w:right w:type="dxa" w:w="100"/>
+            </w:tcMar>
+          </w:tcPr>
+          <w:p>
+            <w:pPr>
+              <w:spacing w:line="288"/>
+            </w:pPr>
+            <w:r>
+              <w:rPr>
+                <w:rFonts w:ascii="SimSun" w:cs="SimSun" w:eastAsia="SimSun" w:hAnsi="SimSun"/>
+                <w:color w:val="333333"/>
+                <w:sz w:val="20"/>
+                <w:szCs w:val="20"/>
+              </w:rPr>
+              <w:t xml:space="preserve">STM32已扩展到20–200kHz，ESP8266、网页和小程序仍保留95–150kHz</w:t>
+            </w:r>
+          </w:p>
+        </w:tc>
+        <w:tc>
+          <w:tcPr>
+            <w:tcW w:type="dxa" w:w="2268"/>
+            <w:tcBorders>
+              <w:top w:val="single" w:color="CCCCCC" w:sz="1"/>
+              <w:left w:val="single" w:color="CCCCCC" w:sz="1"/>
+              <w:bottom w:val="single" w:color="CCCCCC" w:sz="1"/>
+              <w:right w:val="single" w:color="CCCCCC" w:sz="1"/>
+            </w:tcBorders>
+            <w:tcMar>
+              <w:top w:type="dxa" w:w="60"/>
+              <w:left w:type="dxa" w:w="100"/>
+              <w:bottom w:type="dxa" w:w="60"/>
+              <w:right w:type="dxa" w:w="100"/>
+            </w:tcMar>
+          </w:tcPr>
+          <w:p>
+            <w:pPr>
+              <w:spacing w:line="288"/>
+            </w:pPr>
+            <w:r>
+              <w:rPr>
+                <w:rFonts w:ascii="SimSun" w:cs="SimSun" w:eastAsia="SimSun" w:hAnsi="SimSun"/>
+                <w:color w:val="333333"/>
+                <w:sz w:val="20"/>
+                <w:szCs w:val="20"/>
+              </w:rPr>
+              <w:t xml:space="preserve">只验证了MCU本地界面，未建立频率协议的全链路合同测试</w:t>
+            </w:r>
+          </w:p>
+        </w:tc>
+        <w:tc>
+          <w:tcPr>
+            <w:tcW w:type="dxa" w:w="2268"/>
+            <w:tcBorders>
+              <w:top w:val="single" w:color="CCCCCC" w:sz="1"/>
+              <w:left w:val="single" w:color="CCCCCC" w:sz="1"/>
+              <w:bottom w:val="single" w:color="CCCCCC" w:sz="1"/>
+              <w:right w:val="single" w:color="CCCCCC" w:sz="1"/>
+            </w:tcBorders>
+            <w:tcMar>
+              <w:top w:type="dxa" w:w="60"/>
+              <w:left w:type="dxa" w:w="100"/>
+              <w:bottom w:type="dxa" w:w="60"/>
+              <w:right w:type="dxa" w:w="100"/>
+            </w:tcMar>
+          </w:tcPr>
+          <w:p>
+            <w:pPr>
+              <w:spacing w:line="288"/>
+            </w:pPr>
+            <w:r>
+              <w:rPr>
+                <w:rFonts w:ascii="SimSun" w:cs="SimSun" w:eastAsia="SimSun" w:hAnsi="SimSun"/>
+                <w:color w:val="333333"/>
+                <w:sz w:val="20"/>
+                <w:szCs w:val="20"/>
+              </w:rPr>
+              <w:t xml:space="preserve">**任何物模范围或量化规则变更都必须同时验证STM32、ESP、Web、小程序和文档**</w:t>
+            </w:r>
+          </w:p>
+        </w:tc>
+      </w:tr>
+      <w:tr>
+        <w:tc>
+          <w:tcPr>
+            <w:tcW w:type="dxa" w:w="2268"/>
+            <w:tcBorders>
+              <w:top w:val="single" w:color="CCCCCC" w:sz="1"/>
+              <w:left w:val="single" w:color="CCCCCC" w:sz="1"/>
+              <w:bottom w:val="single" w:color="CCCCCC" w:sz="1"/>
+              <w:right w:val="single" w:color="CCCCCC" w:sz="1"/>
+            </w:tcBorders>
+            <w:tcMar>
+              <w:top w:type="dxa" w:w="60"/>
+              <w:left w:type="dxa" w:w="100"/>
+              <w:bottom w:type="dxa" w:w="60"/>
+              <w:right w:type="dxa" w:w="100"/>
+            </w:tcMar>
+          </w:tcPr>
+          <w:p>
+            <w:pPr>
+              <w:spacing w:line="288"/>
+            </w:pPr>
+            <w:r>
+              <w:rPr>
+                <w:rFonts w:ascii="SimSun" w:cs="SimSun" w:eastAsia="SimSun" w:hAnsi="SimSun"/>
+                <w:color w:val="333333"/>
+                <w:sz w:val="20"/>
+                <w:szCs w:val="20"/>
+              </w:rPr>
+              <w:t xml:space="preserve">71</w:t>
+            </w:r>
+          </w:p>
+        </w:tc>
+        <w:tc>
+          <w:tcPr>
+            <w:tcW w:type="dxa" w:w="2268"/>
+            <w:tcBorders>
+              <w:top w:val="single" w:color="CCCCCC" w:sz="1"/>
+              <w:left w:val="single" w:color="CCCCCC" w:sz="1"/>
+              <w:bottom w:val="single" w:color="CCCCCC" w:sz="1"/>
+              <w:right w:val="single" w:color="CCCCCC" w:sz="1"/>
+            </w:tcBorders>
+            <w:tcMar>
+              <w:top w:type="dxa" w:w="60"/>
+              <w:left w:type="dxa" w:w="100"/>
+              <w:bottom w:type="dxa" w:w="60"/>
+              <w:right w:type="dxa" w:w="100"/>
+            </w:tcMar>
+          </w:tcPr>
+          <w:p>
+            <w:pPr>
+              <w:spacing w:line="288"/>
+            </w:pPr>
+            <w:r>
+              <w:rPr>
+                <w:rFonts w:ascii="SimSun" w:cs="SimSun" w:eastAsia="SimSun" w:hAnsi="SimSun"/>
+                <w:color w:val="333333"/>
+                <w:sz w:val="20"/>
+                <w:szCs w:val="20"/>
+              </w:rPr>
+              <w:t xml:space="preserve">小程序/Web把包含函数的数据模型JSON序列化，重启后频率换算丢失</w:t>
+            </w:r>
+          </w:p>
+        </w:tc>
+        <w:tc>
+          <w:tcPr>
+            <w:tcW w:type="dxa" w:w="2268"/>
+            <w:tcBorders>
+              <w:top w:val="single" w:color="CCCCCC" w:sz="1"/>
+              <w:left w:val="single" w:color="CCCCCC" w:sz="1"/>
+              <w:bottom w:val="single" w:color="CCCCCC" w:sz="1"/>
+              <w:right w:val="single" w:color="CCCCCC" w:sz="1"/>
+            </w:tcBorders>
+            <w:tcMar>
+              <w:top w:type="dxa" w:w="60"/>
+              <w:left w:type="dxa" w:w="100"/>
+              <w:bottom w:type="dxa" w:w="60"/>
+              <w:right w:type="dxa" w:w="100"/>
+            </w:tcMar>
+          </w:tcPr>
+          <w:p>
+            <w:pPr>
+              <w:spacing w:line="288"/>
+            </w:pPr>
+            <w:r>
+              <w:rPr>
+                <w:rFonts w:ascii="SimSun" w:cs="SimSun" w:eastAsia="SimSun" w:hAnsi="SimSun"/>
+                <w:color w:val="333333"/>
+                <w:sz w:val="20"/>
+                <w:szCs w:val="20"/>
+              </w:rPr>
+              <w:t xml:space="preserve">把运行时行为和持久化纯数据混在同一对象中</w:t>
+            </w:r>
+          </w:p>
+        </w:tc>
+        <w:tc>
+          <w:tcPr>
+            <w:tcW w:type="dxa" w:w="2268"/>
+            <w:tcBorders>
+              <w:top w:val="single" w:color="CCCCCC" w:sz="1"/>
+              <w:left w:val="single" w:color="CCCCCC" w:sz="1"/>
+              <w:bottom w:val="single" w:color="CCCCCC" w:sz="1"/>
+              <w:right w:val="single" w:color="CCCCCC" w:sz="1"/>
+            </w:tcBorders>
+            <w:tcMar>
+              <w:top w:type="dxa" w:w="60"/>
+              <w:left w:type="dxa" w:w="100"/>
+              <w:bottom w:type="dxa" w:w="60"/>
+              <w:right w:type="dxa" w:w="100"/>
+            </w:tcMar>
+          </w:tcPr>
+          <w:p>
+            <w:pPr>
+              <w:spacing w:line="288"/>
+            </w:pPr>
+            <w:r>
+              <w:rPr>
+                <w:rFonts w:ascii="SimSun" w:cs="SimSun" w:eastAsia="SimSun" w:hAnsi="SimSun"/>
+                <w:color w:val="333333"/>
+                <w:sz w:val="20"/>
+                <w:szCs w:val="20"/>
+              </w:rPr>
+              <w:t xml:space="preserve">**持久化层只存纯数据，读取时统一迁移并重新注入换算函数**</w:t>
+            </w:r>
+          </w:p>
+        </w:tc>
+      </w:tr>
+      <w:tr>
+        <w:tc>
+          <w:tcPr>
+            <w:tcW w:type="dxa" w:w="2268"/>
+            <w:tcBorders>
+              <w:top w:val="single" w:color="CCCCCC" w:sz="1"/>
+              <w:left w:val="single" w:color="CCCCCC" w:sz="1"/>
+              <w:bottom w:val="single" w:color="CCCCCC" w:sz="1"/>
+              <w:right w:val="single" w:color="CCCCCC" w:sz="1"/>
+            </w:tcBorders>
+            <w:tcMar>
+              <w:top w:type="dxa" w:w="60"/>
+              <w:left w:type="dxa" w:w="100"/>
+              <w:bottom w:type="dxa" w:w="60"/>
+              <w:right w:type="dxa" w:w="100"/>
+            </w:tcMar>
+          </w:tcPr>
+          <w:p>
+            <w:pPr>
+              <w:spacing w:line="288"/>
+            </w:pPr>
+            <w:r>
+              <w:rPr>
+                <w:rFonts w:ascii="SimSun" w:cs="SimSun" w:eastAsia="SimSun" w:hAnsi="SimSun"/>
+                <w:color w:val="333333"/>
+                <w:sz w:val="20"/>
+                <w:szCs w:val="20"/>
+              </w:rPr>
+              <w:t xml:space="preserve">72</w:t>
+            </w:r>
+          </w:p>
+        </w:tc>
+        <w:tc>
+          <w:tcPr>
+            <w:tcW w:type="dxa" w:w="2268"/>
+            <w:tcBorders>
+              <w:top w:val="single" w:color="CCCCCC" w:sz="1"/>
+              <w:left w:val="single" w:color="CCCCCC" w:sz="1"/>
+              <w:bottom w:val="single" w:color="CCCCCC" w:sz="1"/>
+              <w:right w:val="single" w:color="CCCCCC" w:sz="1"/>
+            </w:tcBorders>
+            <w:tcMar>
+              <w:top w:type="dxa" w:w="60"/>
+              <w:left w:type="dxa" w:w="100"/>
+              <w:bottom w:type="dxa" w:w="60"/>
+              <w:right w:type="dxa" w:w="100"/>
+            </w:tcMar>
+          </w:tcPr>
+          <w:p>
+            <w:pPr>
+              <w:spacing w:line="288"/>
+            </w:pPr>
+            <w:r>
+              <w:rPr>
+                <w:rFonts w:ascii="SimSun" w:cs="SimSun" w:eastAsia="SimSun" w:hAnsi="SimSun"/>
+                <w:color w:val="333333"/>
+                <w:sz w:val="20"/>
+                <w:szCs w:val="20"/>
+              </w:rPr>
+              <w:t xml:space="preserve">桥接接口无鉴权、开放任意CORS，且MQTT离线时仍报成功</w:t>
+            </w:r>
+          </w:p>
+        </w:tc>
+        <w:tc>
+          <w:tcPr>
+            <w:tcW w:type="dxa" w:w="2268"/>
+            <w:tcBorders>
+              <w:top w:val="single" w:color="CCCCCC" w:sz="1"/>
+              <w:left w:val="single" w:color="CCCCCC" w:sz="1"/>
+              <w:bottom w:val="single" w:color="CCCCCC" w:sz="1"/>
+              <w:right w:val="single" w:color="CCCCCC" w:sz="1"/>
+            </w:tcBorders>
+            <w:tcMar>
+              <w:top w:type="dxa" w:w="60"/>
+              <w:left w:type="dxa" w:w="100"/>
+              <w:bottom w:type="dxa" w:w="60"/>
+              <w:right w:type="dxa" w:w="100"/>
+            </w:tcMar>
+          </w:tcPr>
+          <w:p>
+            <w:pPr>
+              <w:spacing w:line="288"/>
+            </w:pPr>
+            <w:r>
+              <w:rPr>
+                <w:rFonts w:ascii="SimSun" w:cs="SimSun" w:eastAsia="SimSun" w:hAnsi="SimSun"/>
+                <w:color w:val="333333"/>
+                <w:sz w:val="20"/>
+                <w:szCs w:val="20"/>
+              </w:rPr>
+              <w:t xml:space="preserve">调试服务器被直接当成了可部署服务</w:t>
+            </w:r>
+          </w:p>
+        </w:tc>
+        <w:tc>
+          <w:tcPr>
+            <w:tcW w:type="dxa" w:w="2268"/>
+            <w:tcBorders>
+              <w:top w:val="single" w:color="CCCCCC" w:sz="1"/>
+              <w:left w:val="single" w:color="CCCCCC" w:sz="1"/>
+              <w:bottom w:val="single" w:color="CCCCCC" w:sz="1"/>
+              <w:right w:val="single" w:color="CCCCCC" w:sz="1"/>
+            </w:tcBorders>
+            <w:tcMar>
+              <w:top w:type="dxa" w:w="60"/>
+              <w:left w:type="dxa" w:w="100"/>
+              <w:bottom w:type="dxa" w:w="60"/>
+              <w:right w:type="dxa" w:w="100"/>
+            </w:tcMar>
+          </w:tcPr>
+          <w:p>
+            <w:pPr>
+              <w:spacing w:line="288"/>
+            </w:pPr>
+            <w:r>
+              <w:rPr>
+                <w:rFonts w:ascii="SimSun" w:cs="SimSun" w:eastAsia="SimSun" w:hAnsi="SimSun"/>
+                <w:color w:val="333333"/>
+                <w:sz w:val="20"/>
+                <w:szCs w:val="20"/>
+              </w:rPr>
+              <w:t xml:space="preserve">**任何可写HTTP接口必须默认关闭、鉴权、严格验参，并根据下游真实状态返回结果**</w:t>
+            </w:r>
+          </w:p>
+        </w:tc>
+      </w:tr>
+      <w:tr>
+        <w:tc>
+          <w:tcPr>
+            <w:tcW w:type="dxa" w:w="2268"/>
+            <w:tcBorders>
+              <w:top w:val="single" w:color="CCCCCC" w:sz="1"/>
+              <w:left w:val="single" w:color="CCCCCC" w:sz="1"/>
+              <w:bottom w:val="single" w:color="CCCCCC" w:sz="1"/>
+              <w:right w:val="single" w:color="CCCCCC" w:sz="1"/>
+            </w:tcBorders>
+            <w:tcMar>
+              <w:top w:type="dxa" w:w="60"/>
+              <w:left w:type="dxa" w:w="100"/>
+              <w:bottom w:type="dxa" w:w="60"/>
+              <w:right w:type="dxa" w:w="100"/>
+            </w:tcMar>
+          </w:tcPr>
+          <w:p>
+            <w:pPr>
+              <w:spacing w:line="288"/>
+            </w:pPr>
+            <w:r>
+              <w:rPr>
+                <w:rFonts w:ascii="SimSun" w:cs="SimSun" w:eastAsia="SimSun" w:hAnsi="SimSun"/>
+                <w:color w:val="333333"/>
+                <w:sz w:val="20"/>
+                <w:szCs w:val="20"/>
+              </w:rPr>
+              <w:t xml:space="preserve">73</w:t>
+            </w:r>
+          </w:p>
+        </w:tc>
+        <w:tc>
+          <w:tcPr>
+            <w:tcW w:type="dxa" w:w="2268"/>
+            <w:tcBorders>
+              <w:top w:val="single" w:color="CCCCCC" w:sz="1"/>
+              <w:left w:val="single" w:color="CCCCCC" w:sz="1"/>
+              <w:bottom w:val="single" w:color="CCCCCC" w:sz="1"/>
+              <w:right w:val="single" w:color="CCCCCC" w:sz="1"/>
+            </w:tcBorders>
+            <w:tcMar>
+              <w:top w:type="dxa" w:w="60"/>
+              <w:left w:type="dxa" w:w="100"/>
+              <w:bottom w:type="dxa" w:w="60"/>
+              <w:right w:type="dxa" w:w="100"/>
+            </w:tcMar>
+          </w:tcPr>
+          <w:p>
+            <w:pPr>
+              <w:spacing w:line="288"/>
+            </w:pPr>
+            <w:r>
+              <w:rPr>
+                <w:rFonts w:ascii="SimSun" w:cs="SimSun" w:eastAsia="SimSun" w:hAnsi="SimSun"/>
+                <w:color w:val="333333"/>
+                <w:sz w:val="20"/>
+                <w:szCs w:val="20"/>
+              </w:rPr>
+              <w:t xml:space="preserve">字库烧录可复用旧备份，短读回也可能通过校验</w:t>
+            </w:r>
+          </w:p>
+        </w:tc>
+        <w:tc>
+          <w:tcPr>
+            <w:tcW w:type="dxa" w:w="2268"/>
+            <w:tcBorders>
+              <w:top w:val="single" w:color="CCCCCC" w:sz="1"/>
+              <w:left w:val="single" w:color="CCCCCC" w:sz="1"/>
+              <w:bottom w:val="single" w:color="CCCCCC" w:sz="1"/>
+              <w:right w:val="single" w:color="CCCCCC" w:sz="1"/>
+            </w:tcBorders>
+            <w:tcMar>
+              <w:top w:type="dxa" w:w="60"/>
+              <w:left w:type="dxa" w:w="100"/>
+              <w:bottom w:type="dxa" w:w="60"/>
+              <w:right w:type="dxa" w:w="100"/>
+            </w:tcMar>
+          </w:tcPr>
+          <w:p>
+            <w:pPr>
+              <w:spacing w:line="288"/>
+            </w:pPr>
+            <w:r>
+              <w:rPr>
+                <w:rFonts w:ascii="SimSun" w:cs="SimSun" w:eastAsia="SimSun" w:hAnsi="SimSun"/>
+                <w:color w:val="333333"/>
+                <w:sz w:val="20"/>
+                <w:szCs w:val="20"/>
+              </w:rPr>
+              <w:t xml:space="preserve">为节省时间引入了不可验证的快速路径</w:t>
+            </w:r>
+          </w:p>
+        </w:tc>
+        <w:tc>
+          <w:tcPr>
+            <w:tcW w:type="dxa" w:w="2268"/>
+            <w:tcBorders>
+              <w:top w:val="single" w:color="CCCCCC" w:sz="1"/>
+              <w:left w:val="single" w:color="CCCCCC" w:sz="1"/>
+              <w:bottom w:val="single" w:color="CCCCCC" w:sz="1"/>
+              <w:right w:val="single" w:color="CCCCCC" w:sz="1"/>
+            </w:tcBorders>
+            <w:tcMar>
+              <w:top w:type="dxa" w:w="60"/>
+              <w:left w:type="dxa" w:w="100"/>
+              <w:bottom w:type="dxa" w:w="60"/>
+              <w:right w:type="dxa" w:w="100"/>
+            </w:tcMar>
+          </w:tcPr>
+          <w:p>
+            <w:pPr>
+              <w:spacing w:line="288"/>
+            </w:pPr>
+            <w:r>
+              <w:rPr>
+                <w:rFonts w:ascii="SimSun" w:cs="SimSun" w:eastAsia="SimSun" w:hAnsi="SimSun"/>
+                <w:color w:val="333333"/>
+                <w:sz w:val="20"/>
+                <w:szCs w:val="20"/>
+              </w:rPr>
+              <w:t xml:space="preserve">**破坏性写入前每次都建新备份；读回长度必须精确，校验覆盖完整分区**</w:t>
+            </w:r>
+          </w:p>
+        </w:tc>
+      </w:tr>
+    </w:tbl>
+    <w:p/>
+    <w:p/>
+    <w:p>
+      <w:pPr>
+        <w:pStyle w:val="Heading3"/>
+        <w:spacing w:after="80" w:before="160"/>
+      </w:pPr>
+      <w:r>
+        <w:rPr>
+          <w:rFonts w:ascii="Microsoft YaHei" w:cs="Microsoft YaHei" w:eastAsia="Microsoft YaHei" w:hAnsi="Microsoft YaHei"/>
+          <w:b/>
+          <w:bCs/>
+          <w:color w:val="2B579A"/>
+          <w:sz w:val="28"/>
+          <w:szCs w:val="28"/>
+        </w:rPr>
         <w:t xml:space="preserve">4.5 "更新全部内容"执行检查清单</w:t>
       </w:r>
     </w:p>
@@ -16277,7 +18145,7 @@
           <w:sz w:val="19"/>
           <w:szCs w:val="19"/>
         </w:rPr>
-        <w:t xml:space="preserve">[ ] 8. git add -A &amp;&amp; git commit -m "docs: Vxx — ..."</w:t>
+        <w:t xml:space="preserve">[ ] 8. 精确暂存本轮文件并提交，保留用户已有工作区改动</w:t>
       </w:r>
     </w:p>
     <w:p>
@@ -16293,7 +18161,7 @@
           <w:sz w:val="19"/>
           <w:szCs w:val="19"/>
         </w:rPr>
-        <w:t xml:space="preserve">[ ] 9. git push origin 4.0TFT</w:t>
+        <w:t xml:space="preserve">[ ] 9. 用户明确要求后再 git push origin 5.0</w:t>
       </w:r>
     </w:p>
     <w:p>
